--- a/Ekologik_konservalar_BMI.docx
+++ b/Ekologik_konservalar_BMI.docx
@@ -803,6 +803,161 @@
           <w:sz w:val="28"/>
         </w:rPr>
         <w:t>Yuqoridagilardan kelib chiqib, mahalliy resurslardan foydalanib kunlik 9 tonna ekologik toza konservalangan mahsulotlar ishlab chiqarish liniyasini tashkil etish texnik jihatdan asoslangan, iqtisodiy jihatdan samarali, ijtimoiy jihatdan muhim va ekologik jihatdan maqbul loyiha hisoblanadi. Shu sababli ushbu mavzu dolzarb va ilmiy-amaliy ahamiyatga ega.</w:t>
+      </w:r>
+    </w:p>
+    <w:p>
+      <w:pPr>
+        <w:spacing w:line="360" w:lineRule="auto" w:before="120" w:after="40"/>
+        <w:ind w:firstLine="709"/>
+        <w:jc w:val="left"/>
+      </w:pPr>
+      <w:r>
+        <w:rPr>
+          <w:rFonts w:ascii="Times New Roman" w:hAnsi="Times New Roman" w:eastAsia="Times New Roman"/>
+          <w:b/>
+          <w:i/>
+          <w:sz w:val="28"/>
+        </w:rPr>
+        <w:t>Ekologik toza dehqonchilik va organik mahsulot tushunchasi</w:t>
+      </w:r>
+    </w:p>
+    <w:p>
+      <w:pPr>
+        <w:spacing w:line="360" w:lineRule="auto" w:before="0" w:after="0"/>
+        <w:ind w:firstLine="709"/>
+        <w:jc w:val="both"/>
+      </w:pPr>
+      <w:r>
+        <w:rPr>
+          <w:rFonts w:ascii="Times New Roman" w:hAnsi="Times New Roman" w:eastAsia="Times New Roman"/>
+          <w:b w:val="0"/>
+          <w:sz w:val="28"/>
+        </w:rPr>
+        <w:t>Ekologik toza konservalangan mahsulot ishlab chiqarish ekologik toza (organik) xom ashyodan boshlanadi. Ekologik toza dehqonchilik — bu sintetik mineral o‘g‘itlar, pestitsidlar, gerbitsidlar va o‘sishni rag‘batlantiruvchi kimyoviy moddalardan minimal foydalanadigan yoki umuman foydalanmaydigan, tabiiy usullarga (organik o‘g‘itlar, almashlab ekish, biologik himoya) tayanadigan dehqonchilik tizimidir. Bunday usulda yetishtirilgan mahsulotlar tarkibida zararli kimyoviy qoldiqlar minimal bo‘ladi va ular inson salomatligi hamda atrof-muhit uchun xavfsiz hisoblanadi. Mahalliy fermer xo‘jaliklari bilan ekologik talablar asosida shartnoma tuzish va xom ashyo manbasini nazorat qilish ekologik toza mahsulot ishlab chiqarishning birinchi va eng muhim sharti hisoblanadi.</w:t>
+      </w:r>
+    </w:p>
+    <w:p>
+      <w:pPr>
+        <w:spacing w:line="360" w:lineRule="auto" w:before="120" w:after="40"/>
+        <w:ind w:firstLine="709"/>
+        <w:jc w:val="left"/>
+      </w:pPr>
+      <w:r>
+        <w:rPr>
+          <w:rFonts w:ascii="Times New Roman" w:hAnsi="Times New Roman" w:eastAsia="Times New Roman"/>
+          <w:b/>
+          <w:i/>
+          <w:sz w:val="28"/>
+        </w:rPr>
+        <w:t>Tabiiy konservalashning tarixiy va ilmiy asoslari</w:t>
+      </w:r>
+    </w:p>
+    <w:p>
+      <w:pPr>
+        <w:spacing w:line="360" w:lineRule="auto" w:before="0" w:after="0"/>
+        <w:ind w:firstLine="709"/>
+        <w:jc w:val="both"/>
+      </w:pPr>
+      <w:r>
+        <w:rPr>
+          <w:rFonts w:ascii="Times New Roman" w:hAnsi="Times New Roman" w:eastAsia="Times New Roman"/>
+          <w:b w:val="0"/>
+          <w:sz w:val="28"/>
+        </w:rPr>
+        <w:t>Oziq-ovqatni sun’iy kimyoviy konservantlarsiz, tabiiy usulda saqlash insoniyatning qadimiy an’anasidir. Issiqlik bilan konservalash usuli (Apper usuli) XIX asr boshida kashf etilgan bo‘lib, u aynan tabiiy konservalashga — ya’ni mahsulotni qizdirib, germetik berkitib saqlashga asoslanadi. Lui Paster mikroorganizmlarning roli va ularni issiqlik bilan zararsizlantirish mumkinligini ilmiy isbotlagach, tabiiy konservalashning ilmiy asoslari shakllandi. Zamonaviy ekologik toza ishlab chiqarish ham aynan shu tabiiy prinsipga — issiqlik, kislotalilik va germetiklikka tayanadi, sun’iy konservantlardan voz kechadi. Bu yondashuv mahsulotni tabiiy va xavfsiz qiladi.</w:t>
+      </w:r>
+    </w:p>
+    <w:p>
+      <w:pPr>
+        <w:spacing w:line="360" w:lineRule="auto" w:before="120" w:after="40"/>
+        <w:ind w:firstLine="709"/>
+        <w:jc w:val="left"/>
+      </w:pPr>
+      <w:r>
+        <w:rPr>
+          <w:rFonts w:ascii="Times New Roman" w:hAnsi="Times New Roman" w:eastAsia="Times New Roman"/>
+          <w:b/>
+          <w:i/>
+          <w:sz w:val="28"/>
+        </w:rPr>
+        <w:t>Ekologik va “toza yorliq” mahsulotlar bozori</w:t>
+      </w:r>
+    </w:p>
+    <w:p>
+      <w:pPr>
+        <w:spacing w:line="360" w:lineRule="auto" w:before="0" w:after="0"/>
+        <w:ind w:firstLine="709"/>
+        <w:jc w:val="both"/>
+      </w:pPr>
+      <w:r>
+        <w:rPr>
+          <w:rFonts w:ascii="Times New Roman" w:hAnsi="Times New Roman" w:eastAsia="Times New Roman"/>
+          <w:b w:val="0"/>
+          <w:sz w:val="28"/>
+        </w:rPr>
+        <w:t>So‘nggi o‘n yilliklarda dunyoda ekologik toza, organik va “toza yorliq” (clean label) mahsulotlar bozori jadal o‘smoqda. “Toza yorliq” tamoyili — mahsulot tarkibida iste’molchiga tushunarli, tabiiy ingredientlar bo‘lishi va sun’iy qo‘shimchalar (E-kodli konservantlar, bo‘yoqlar, aromatizatorlar)ning bo‘lmasligini anglatadi. Iste’molchilar sog‘liq va atrof-muhit haqida tobora ko‘proq qayg‘urgani sababli bunday mahsulotlar uchun yuqori narx to‘lashga tayyor. Bu mahalliy, ekologik toza xom ashyodan tabiiy mahsulot ishlab chiqaruvchi korxonalar uchun katta bozor imkoniyati yaratadi. O‘zbekistonning toza tabiiy sharoitida yetishtirilgan mevalar va sabzavotlar bunday mahsulotlar uchun a’lo xom ashyo bo‘lib, ichki va eksport bozorlarida raqobatbardosh.</w:t>
+      </w:r>
+    </w:p>
+    <w:p>
+      <w:pPr>
+        <w:spacing w:line="360" w:lineRule="auto" w:before="120" w:after="40"/>
+        <w:ind w:firstLine="709"/>
+        <w:jc w:val="left"/>
+      </w:pPr>
+      <w:r>
+        <w:rPr>
+          <w:rFonts w:ascii="Times New Roman" w:hAnsi="Times New Roman" w:eastAsia="Times New Roman"/>
+          <w:b/>
+          <w:i/>
+          <w:sz w:val="28"/>
+        </w:rPr>
+        <w:t>Konserva mahsulotlarining mikrobiologik buzilishi</w:t>
+      </w:r>
+    </w:p>
+    <w:p>
+      <w:pPr>
+        <w:spacing w:line="360" w:lineRule="auto" w:before="0" w:after="0"/>
+        <w:ind w:firstLine="709"/>
+        <w:jc w:val="both"/>
+      </w:pPr>
+      <w:r>
+        <w:rPr>
+          <w:rFonts w:ascii="Times New Roman" w:hAnsi="Times New Roman" w:eastAsia="Times New Roman"/>
+          <w:b w:val="0"/>
+          <w:sz w:val="28"/>
+        </w:rPr>
+        <w:t>Sun’iy konservantsiz ishlab chiqarishda mikrobiologik xavfsizlikni faqat tabiiy omillar (issiqlik, kislotalilik, germetiklik) ta’minlagani uchun mikroorganizmlar va ular keltirib chiqaradigan buzilishlarni bilish ayniqsa muhim. Asosiy buzilish turlari: botulizm (Clostridium botulinum — past kislotali, anaerob muhitda zaharli toksin hosil qiladi; kislotalash bilan oldi olinadi); yassi-nordon buzilish (termofil bakteriyalar mahsulotni nordonlashtiradi); bombaj (gaz hosil qiluvchi mikroorganizmlar idishni shishiradi); mog‘or va achitqilar (germetiklik buzilganda). Bu buzilishlarning oldi xom ashyo gigiyenasi, to‘g‘ri kislotalilik (pH &lt; 4,5), yetarli sterilizatsiya va ishonchli germetiklik bilan olinadi.</w:t>
+      </w:r>
+    </w:p>
+    <w:p>
+      <w:pPr>
+        <w:spacing w:line="360" w:lineRule="auto" w:before="120" w:after="40"/>
+        <w:ind w:firstLine="709"/>
+        <w:jc w:val="left"/>
+      </w:pPr>
+      <w:r>
+        <w:rPr>
+          <w:rFonts w:ascii="Times New Roman" w:hAnsi="Times New Roman" w:eastAsia="Times New Roman"/>
+          <w:b/>
+          <w:i/>
+          <w:sz w:val="28"/>
+        </w:rPr>
+        <w:t>Ekologik sertifikatlash tizimlari</w:t>
+      </w:r>
+    </w:p>
+    <w:p>
+      <w:pPr>
+        <w:spacing w:line="360" w:lineRule="auto" w:before="0" w:after="0"/>
+        <w:ind w:firstLine="709"/>
+        <w:jc w:val="both"/>
+      </w:pPr>
+      <w:r>
+        <w:rPr>
+          <w:rFonts w:ascii="Times New Roman" w:hAnsi="Times New Roman" w:eastAsia="Times New Roman"/>
+          <w:b w:val="0"/>
+          <w:sz w:val="28"/>
+        </w:rPr>
+        <w:t>Mahsulotning ekologik tozaligini rasman tasdiqlash uchun sertifikatlashtirish tizimlari mavjud. Bularga organik mahsulot sertifikatlari (xalqaro va milliy), oziq-ovqat xavfsizligi tizimlari (HACCP, ISO 22000), sifat menejmenti tizimlari (ISO 9001) va ekologik menejment tizimlari (ISO 14001) kiradi. Sertifikat mahsulotning belgilangan ekologik va sifat talablariga muvofiqligini tasdiqlaydi, iste’molchi ishonchini oshiradi va eksport imkoniyatlarini kengaytiradi. Korxona o‘z faoliyatining boshidanoq sertifikatlash talablarini hisobga olgan holda ishlab chiqarishni tashkil etishi maqsadga muvofiq.</w:t>
       </w:r>
     </w:p>
     <w:p>
@@ -1536,6 +1691,861 @@
           <w:sz w:val="28"/>
         </w:rPr>
         <w:t>Xom ashyoning sifati va ekologik tozaligi tayyor mahsulotning barcha ko‘rsatkichlariga, jumladan xavfsizlik ko‘rsatkichlariga bevosita ta’sir qiladi. Ekologik toza, yangi va sifatli xom ashyo ishlatilganda mahsulot yuqori sifatli, xavfsiz va tabiiy bo‘ladi. Sun’iy konservantlar ishlatilmagani uchun xom ashyo tozaligi va texnologik rejimga (ayniqsa sterilizatsiya va germetiklikka) qat’iy rioya qilish alohida ahamiyat kasb etadi.</w:t>
+      </w:r>
+    </w:p>
+    <w:p>
+      <w:pPr>
+        <w:spacing w:line="360" w:lineRule="auto" w:before="120" w:after="40"/>
+        <w:ind w:firstLine="709"/>
+        <w:jc w:val="left"/>
+      </w:pPr>
+      <w:r>
+        <w:rPr>
+          <w:rFonts w:ascii="Times New Roman" w:hAnsi="Times New Roman" w:eastAsia="Times New Roman"/>
+          <w:b/>
+          <w:i/>
+          <w:sz w:val="28"/>
+        </w:rPr>
+        <w:t>Asosiy mahalliy xom ashyolarning batafsil tavsifi</w:t>
+      </w:r>
+    </w:p>
+    <w:p>
+      <w:pPr>
+        <w:spacing w:line="360" w:lineRule="auto" w:before="0" w:after="0"/>
+        <w:ind w:firstLine="709"/>
+        <w:jc w:val="both"/>
+      </w:pPr>
+      <w:r>
+        <w:rPr>
+          <w:rFonts w:ascii="Times New Roman" w:hAnsi="Times New Roman" w:eastAsia="Times New Roman"/>
+          <w:b w:val="0"/>
+          <w:sz w:val="28"/>
+        </w:rPr>
+        <w:t>Korxona mahalliy resurslarga tayanib, mavsumiy xom ashyoga moslashgan holda ishlaydi. Quyida asosiy xom ashyolar va ularning ekologik-texnologik xususiyatlari batafsil ko‘rib chiqiladi.</w:t>
+      </w:r>
+    </w:p>
+    <w:p>
+      <w:pPr>
+        <w:spacing w:line="360" w:lineRule="auto" w:before="0" w:after="0"/>
+        <w:ind w:firstLine="709"/>
+        <w:jc w:val="both"/>
+      </w:pPr>
+      <w:r>
+        <w:rPr>
+          <w:rFonts w:ascii="Times New Roman" w:hAnsi="Times New Roman" w:eastAsia="Times New Roman"/>
+          <w:b w:val="0"/>
+          <w:sz w:val="28"/>
+        </w:rPr>
+        <w:t>Pomidor. Tabiiy konservalar (tabiiy pomidor, pomidor sharbati va pyuresi, sabzavotli aralashmalar)ning asosiy xom ashyosi. Pomidor tabiatan kislotali (pH 4,0–4,5) bo‘lgani uchun tabiiy konservalashga juda mos va sun’iy konservant talab qilmaydi. Tarkibida likopin (kuchli antioksidant), C vitamini, kaliy mavjud. Ekologik toza pomidor uchun pestitsidsiz yoki minimal pestitsidli, yetilgan, eti zich navlar tanlanadi.</w:t>
+      </w:r>
+    </w:p>
+    <w:p>
+      <w:pPr>
+        <w:spacing w:line="360" w:lineRule="auto" w:before="0" w:after="0"/>
+        <w:ind w:firstLine="709"/>
+        <w:jc w:val="both"/>
+      </w:pPr>
+      <w:r>
+        <w:rPr>
+          <w:rFonts w:ascii="Times New Roman" w:hAnsi="Times New Roman" w:eastAsia="Times New Roman"/>
+          <w:b w:val="0"/>
+          <w:sz w:val="28"/>
+        </w:rPr>
+        <w:t>Bodring. Tabiiy va tuzlangan sabzavot konservalari uchun. Yangi, eti zich, urug‘i shakllanmagan bodringlar ishlatiladi. Bodring qarsillaydigan tekstura beradi.</w:t>
+      </w:r>
+    </w:p>
+    <w:p>
+      <w:pPr>
+        <w:spacing w:line="360" w:lineRule="auto" w:before="0" w:after="0"/>
+        <w:ind w:firstLine="709"/>
+        <w:jc w:val="both"/>
+      </w:pPr>
+      <w:r>
+        <w:rPr>
+          <w:rFonts w:ascii="Times New Roman" w:hAnsi="Times New Roman" w:eastAsia="Times New Roman"/>
+          <w:b w:val="0"/>
+          <w:sz w:val="28"/>
+        </w:rPr>
+        <w:t>Bulg‘or qalampiri. Yorqin rang, C vitamini va aromat beradi. Tabiiy konservalar va aralashmalarda ishlatiladi. Go‘shtli devorli, yetilgan qalampir tanlanadi.</w:t>
+      </w:r>
+    </w:p>
+    <w:p>
+      <w:pPr>
+        <w:spacing w:line="360" w:lineRule="auto" w:before="0" w:after="0"/>
+        <w:ind w:firstLine="709"/>
+        <w:jc w:val="both"/>
+      </w:pPr>
+      <w:r>
+        <w:rPr>
+          <w:rFonts w:ascii="Times New Roman" w:hAnsi="Times New Roman" w:eastAsia="Times New Roman"/>
+          <w:b w:val="0"/>
+          <w:sz w:val="28"/>
+        </w:rPr>
+        <w:t>Sabzi va piyoz. Aralash sabzavot konservalari uchun. Sabzi karotin (A provitamini) va shirinlik, piyoz esa aromat va tabiiy antimikrob ta’sir beradi. Ular uzoq saqlanadigani uchun mavsumdan tashqari davrda ham ishlatiladi.</w:t>
+      </w:r>
+    </w:p>
+    <w:p>
+      <w:pPr>
+        <w:spacing w:line="360" w:lineRule="auto" w:before="0" w:after="0"/>
+        <w:ind w:firstLine="709"/>
+        <w:jc w:val="both"/>
+      </w:pPr>
+      <w:r>
+        <w:rPr>
+          <w:rFonts w:ascii="Times New Roman" w:hAnsi="Times New Roman" w:eastAsia="Times New Roman"/>
+          <w:b w:val="0"/>
+          <w:sz w:val="28"/>
+        </w:rPr>
+        <w:t>Mevalar (olma, o‘rik, shaftoli, uzum). Tabiiy meva konservalari va kompotlari uchun. Tabiatan kislotali bo‘lgani uchun tabiiy konservalashga mos. Ekologik toza, yetilgan, eti zich mevalar tanlanadi.</w:t>
+      </w:r>
+    </w:p>
+    <w:p>
+      <w:pPr>
+        <w:spacing w:line="360" w:lineRule="auto" w:before="120" w:after="40"/>
+        <w:ind w:firstLine="709"/>
+        <w:jc w:val="left"/>
+      </w:pPr>
+      <w:r>
+        <w:rPr>
+          <w:rFonts w:ascii="Times New Roman" w:hAnsi="Times New Roman" w:eastAsia="Times New Roman"/>
+          <w:b/>
+          <w:i/>
+          <w:sz w:val="28"/>
+        </w:rPr>
+        <w:t>Xom ashyoning kimyoviy tarkibi va ekologik ko‘rsatkichlari</w:t>
+      </w:r>
+    </w:p>
+    <w:p>
+      <w:pPr>
+        <w:spacing w:line="360" w:lineRule="auto" w:before="0" w:after="0"/>
+        <w:ind w:firstLine="709"/>
+        <w:jc w:val="both"/>
+      </w:pPr>
+      <w:r>
+        <w:rPr>
+          <w:rFonts w:ascii="Times New Roman" w:hAnsi="Times New Roman" w:eastAsia="Times New Roman"/>
+          <w:b w:val="0"/>
+          <w:sz w:val="28"/>
+        </w:rPr>
+        <w:t>Asosiy xom ashyolarning o‘rtacha tarkibi va ekologik nazorat ko‘rsatkichlari quyidagi jadvalda keltirilgan:</w:t>
+      </w:r>
+    </w:p>
+    <w:tbl>
+      <w:tblPr>
+        <w:tblStyle w:val="TableGrid"/>
+        <w:tblW w:type="auto" w:w="0"/>
+        <w:jc w:val="center"/>
+        <w:tblLook w:firstColumn="1" w:firstRow="1" w:lastColumn="0" w:lastRow="0" w:noHBand="0" w:noVBand="1" w:val="04A0"/>
+      </w:tblPr>
+      <w:tblGrid>
+        <w:gridCol w:w="1938"/>
+        <w:gridCol w:w="1938"/>
+        <w:gridCol w:w="1938"/>
+        <w:gridCol w:w="1938"/>
+        <w:gridCol w:w="1938"/>
+      </w:tblGrid>
+      <w:tr>
+        <w:tc>
+          <w:tcPr>
+            <w:tcW w:type="dxa" w:w="1938"/>
+          </w:tcPr>
+          <w:p>
+            <w:pPr>
+              <w:spacing w:line="240" w:lineRule="auto" w:after="0" w:before="0"/>
+              <w:jc w:val="center"/>
+            </w:pPr>
+            <w:r>
+              <w:rPr>
+                <w:rFonts w:ascii="Times New Roman" w:hAnsi="Times New Roman" w:eastAsia="Times New Roman"/>
+                <w:b/>
+                <w:sz w:val="24"/>
+              </w:rPr>
+              <w:t>Xom ashyo</w:t>
+            </w:r>
+          </w:p>
+        </w:tc>
+        <w:tc>
+          <w:tcPr>
+            <w:tcW w:type="dxa" w:w="1938"/>
+          </w:tcPr>
+          <w:p>
+            <w:pPr>
+              <w:spacing w:line="240" w:lineRule="auto" w:after="0" w:before="0"/>
+              <w:jc w:val="center"/>
+            </w:pPr>
+            <w:r>
+              <w:rPr>
+                <w:rFonts w:ascii="Times New Roman" w:hAnsi="Times New Roman" w:eastAsia="Times New Roman"/>
+                <w:b/>
+                <w:sz w:val="24"/>
+              </w:rPr>
+              <w:t>Suv, %</w:t>
+            </w:r>
+          </w:p>
+        </w:tc>
+        <w:tc>
+          <w:tcPr>
+            <w:tcW w:type="dxa" w:w="1938"/>
+          </w:tcPr>
+          <w:p>
+            <w:pPr>
+              <w:spacing w:line="240" w:lineRule="auto" w:after="0" w:before="0"/>
+              <w:jc w:val="center"/>
+            </w:pPr>
+            <w:r>
+              <w:rPr>
+                <w:rFonts w:ascii="Times New Roman" w:hAnsi="Times New Roman" w:eastAsia="Times New Roman"/>
+                <w:b/>
+                <w:sz w:val="24"/>
+              </w:rPr>
+              <w:t>Qandlar, %</w:t>
+            </w:r>
+          </w:p>
+        </w:tc>
+        <w:tc>
+          <w:tcPr>
+            <w:tcW w:type="dxa" w:w="1938"/>
+          </w:tcPr>
+          <w:p>
+            <w:pPr>
+              <w:spacing w:line="240" w:lineRule="auto" w:after="0" w:before="0"/>
+              <w:jc w:val="center"/>
+            </w:pPr>
+            <w:r>
+              <w:rPr>
+                <w:rFonts w:ascii="Times New Roman" w:hAnsi="Times New Roman" w:eastAsia="Times New Roman"/>
+                <w:b/>
+                <w:sz w:val="24"/>
+              </w:rPr>
+              <w:t>Kislotalik (pH)</w:t>
+            </w:r>
+          </w:p>
+        </w:tc>
+        <w:tc>
+          <w:tcPr>
+            <w:tcW w:type="dxa" w:w="1938"/>
+          </w:tcPr>
+          <w:p>
+            <w:pPr>
+              <w:spacing w:line="240" w:lineRule="auto" w:after="0" w:before="0"/>
+              <w:jc w:val="center"/>
+            </w:pPr>
+            <w:r>
+              <w:rPr>
+                <w:rFonts w:ascii="Times New Roman" w:hAnsi="Times New Roman" w:eastAsia="Times New Roman"/>
+                <w:b/>
+                <w:sz w:val="24"/>
+              </w:rPr>
+              <w:t>Ekologik nazorat</w:t>
+            </w:r>
+          </w:p>
+        </w:tc>
+      </w:tr>
+      <w:tr>
+        <w:tc>
+          <w:tcPr>
+            <w:tcW w:type="dxa" w:w="1938"/>
+          </w:tcPr>
+          <w:p>
+            <w:pPr>
+              <w:spacing w:line="240" w:lineRule="auto" w:after="0" w:before="0"/>
+              <w:jc w:val="left"/>
+            </w:pPr>
+            <w:r>
+              <w:rPr>
+                <w:rFonts w:ascii="Times New Roman" w:hAnsi="Times New Roman" w:eastAsia="Times New Roman"/>
+                <w:b w:val="0"/>
+                <w:sz w:val="24"/>
+              </w:rPr>
+              <w:t>Pomidor</w:t>
+            </w:r>
+          </w:p>
+        </w:tc>
+        <w:tc>
+          <w:tcPr>
+            <w:tcW w:type="dxa" w:w="1938"/>
+          </w:tcPr>
+          <w:p>
+            <w:pPr>
+              <w:spacing w:line="240" w:lineRule="auto" w:after="0" w:before="0"/>
+              <w:jc w:val="left"/>
+            </w:pPr>
+            <w:r>
+              <w:rPr>
+                <w:rFonts w:ascii="Times New Roman" w:hAnsi="Times New Roman" w:eastAsia="Times New Roman"/>
+                <w:b w:val="0"/>
+                <w:sz w:val="24"/>
+              </w:rPr>
+              <w:t>93–95</w:t>
+            </w:r>
+          </w:p>
+        </w:tc>
+        <w:tc>
+          <w:tcPr>
+            <w:tcW w:type="dxa" w:w="1938"/>
+          </w:tcPr>
+          <w:p>
+            <w:pPr>
+              <w:spacing w:line="240" w:lineRule="auto" w:after="0" w:before="0"/>
+              <w:jc w:val="left"/>
+            </w:pPr>
+            <w:r>
+              <w:rPr>
+                <w:rFonts w:ascii="Times New Roman" w:hAnsi="Times New Roman" w:eastAsia="Times New Roman"/>
+                <w:b w:val="0"/>
+                <w:sz w:val="24"/>
+              </w:rPr>
+              <w:t>2,5–4,0</w:t>
+            </w:r>
+          </w:p>
+        </w:tc>
+        <w:tc>
+          <w:tcPr>
+            <w:tcW w:type="dxa" w:w="1938"/>
+          </w:tcPr>
+          <w:p>
+            <w:pPr>
+              <w:spacing w:line="240" w:lineRule="auto" w:after="0" w:before="0"/>
+              <w:jc w:val="left"/>
+            </w:pPr>
+            <w:r>
+              <w:rPr>
+                <w:rFonts w:ascii="Times New Roman" w:hAnsi="Times New Roman" w:eastAsia="Times New Roman"/>
+                <w:b w:val="0"/>
+                <w:sz w:val="24"/>
+              </w:rPr>
+              <w:t>4,0–4,5</w:t>
+            </w:r>
+          </w:p>
+        </w:tc>
+        <w:tc>
+          <w:tcPr>
+            <w:tcW w:type="dxa" w:w="1938"/>
+          </w:tcPr>
+          <w:p>
+            <w:pPr>
+              <w:spacing w:line="240" w:lineRule="auto" w:after="0" w:before="0"/>
+              <w:jc w:val="left"/>
+            </w:pPr>
+            <w:r>
+              <w:rPr>
+                <w:rFonts w:ascii="Times New Roman" w:hAnsi="Times New Roman" w:eastAsia="Times New Roman"/>
+                <w:b w:val="0"/>
+                <w:sz w:val="24"/>
+              </w:rPr>
+              <w:t>Pestitsid, nitrat</w:t>
+            </w:r>
+          </w:p>
+        </w:tc>
+      </w:tr>
+      <w:tr>
+        <w:tc>
+          <w:tcPr>
+            <w:tcW w:type="dxa" w:w="1938"/>
+          </w:tcPr>
+          <w:p>
+            <w:pPr>
+              <w:spacing w:line="240" w:lineRule="auto" w:after="0" w:before="0"/>
+              <w:jc w:val="left"/>
+            </w:pPr>
+            <w:r>
+              <w:rPr>
+                <w:rFonts w:ascii="Times New Roman" w:hAnsi="Times New Roman" w:eastAsia="Times New Roman"/>
+                <w:b w:val="0"/>
+                <w:sz w:val="24"/>
+              </w:rPr>
+              <w:t>Bodring</w:t>
+            </w:r>
+          </w:p>
+        </w:tc>
+        <w:tc>
+          <w:tcPr>
+            <w:tcW w:type="dxa" w:w="1938"/>
+          </w:tcPr>
+          <w:p>
+            <w:pPr>
+              <w:spacing w:line="240" w:lineRule="auto" w:after="0" w:before="0"/>
+              <w:jc w:val="left"/>
+            </w:pPr>
+            <w:r>
+              <w:rPr>
+                <w:rFonts w:ascii="Times New Roman" w:hAnsi="Times New Roman" w:eastAsia="Times New Roman"/>
+                <w:b w:val="0"/>
+                <w:sz w:val="24"/>
+              </w:rPr>
+              <w:t>95–96</w:t>
+            </w:r>
+          </w:p>
+        </w:tc>
+        <w:tc>
+          <w:tcPr>
+            <w:tcW w:type="dxa" w:w="1938"/>
+          </w:tcPr>
+          <w:p>
+            <w:pPr>
+              <w:spacing w:line="240" w:lineRule="auto" w:after="0" w:before="0"/>
+              <w:jc w:val="left"/>
+            </w:pPr>
+            <w:r>
+              <w:rPr>
+                <w:rFonts w:ascii="Times New Roman" w:hAnsi="Times New Roman" w:eastAsia="Times New Roman"/>
+                <w:b w:val="0"/>
+                <w:sz w:val="24"/>
+              </w:rPr>
+              <w:t>1,5–2,5</w:t>
+            </w:r>
+          </w:p>
+        </w:tc>
+        <w:tc>
+          <w:tcPr>
+            <w:tcW w:type="dxa" w:w="1938"/>
+          </w:tcPr>
+          <w:p>
+            <w:pPr>
+              <w:spacing w:line="240" w:lineRule="auto" w:after="0" w:before="0"/>
+              <w:jc w:val="left"/>
+            </w:pPr>
+            <w:r>
+              <w:rPr>
+                <w:rFonts w:ascii="Times New Roman" w:hAnsi="Times New Roman" w:eastAsia="Times New Roman"/>
+                <w:b w:val="0"/>
+                <w:sz w:val="24"/>
+              </w:rPr>
+              <w:t>5,0–5,5</w:t>
+            </w:r>
+          </w:p>
+        </w:tc>
+        <w:tc>
+          <w:tcPr>
+            <w:tcW w:type="dxa" w:w="1938"/>
+          </w:tcPr>
+          <w:p>
+            <w:pPr>
+              <w:spacing w:line="240" w:lineRule="auto" w:after="0" w:before="0"/>
+              <w:jc w:val="left"/>
+            </w:pPr>
+            <w:r>
+              <w:rPr>
+                <w:rFonts w:ascii="Times New Roman" w:hAnsi="Times New Roman" w:eastAsia="Times New Roman"/>
+                <w:b w:val="0"/>
+                <w:sz w:val="24"/>
+              </w:rPr>
+              <w:t>Pestitsid, nitrat</w:t>
+            </w:r>
+          </w:p>
+        </w:tc>
+      </w:tr>
+      <w:tr>
+        <w:tc>
+          <w:tcPr>
+            <w:tcW w:type="dxa" w:w="1938"/>
+          </w:tcPr>
+          <w:p>
+            <w:pPr>
+              <w:spacing w:line="240" w:lineRule="auto" w:after="0" w:before="0"/>
+              <w:jc w:val="left"/>
+            </w:pPr>
+            <w:r>
+              <w:rPr>
+                <w:rFonts w:ascii="Times New Roman" w:hAnsi="Times New Roman" w:eastAsia="Times New Roman"/>
+                <w:b w:val="0"/>
+                <w:sz w:val="24"/>
+              </w:rPr>
+              <w:t>Qalampir</w:t>
+            </w:r>
+          </w:p>
+        </w:tc>
+        <w:tc>
+          <w:tcPr>
+            <w:tcW w:type="dxa" w:w="1938"/>
+          </w:tcPr>
+          <w:p>
+            <w:pPr>
+              <w:spacing w:line="240" w:lineRule="auto" w:after="0" w:before="0"/>
+              <w:jc w:val="left"/>
+            </w:pPr>
+            <w:r>
+              <w:rPr>
+                <w:rFonts w:ascii="Times New Roman" w:hAnsi="Times New Roman" w:eastAsia="Times New Roman"/>
+                <w:b w:val="0"/>
+                <w:sz w:val="24"/>
+              </w:rPr>
+              <w:t>90–92</w:t>
+            </w:r>
+          </w:p>
+        </w:tc>
+        <w:tc>
+          <w:tcPr>
+            <w:tcW w:type="dxa" w:w="1938"/>
+          </w:tcPr>
+          <w:p>
+            <w:pPr>
+              <w:spacing w:line="240" w:lineRule="auto" w:after="0" w:before="0"/>
+              <w:jc w:val="left"/>
+            </w:pPr>
+            <w:r>
+              <w:rPr>
+                <w:rFonts w:ascii="Times New Roman" w:hAnsi="Times New Roman" w:eastAsia="Times New Roman"/>
+                <w:b w:val="0"/>
+                <w:sz w:val="24"/>
+              </w:rPr>
+              <w:t>4,0–5,5</w:t>
+            </w:r>
+          </w:p>
+        </w:tc>
+        <w:tc>
+          <w:tcPr>
+            <w:tcW w:type="dxa" w:w="1938"/>
+          </w:tcPr>
+          <w:p>
+            <w:pPr>
+              <w:spacing w:line="240" w:lineRule="auto" w:after="0" w:before="0"/>
+              <w:jc w:val="left"/>
+            </w:pPr>
+            <w:r>
+              <w:rPr>
+                <w:rFonts w:ascii="Times New Roman" w:hAnsi="Times New Roman" w:eastAsia="Times New Roman"/>
+                <w:b w:val="0"/>
+                <w:sz w:val="24"/>
+              </w:rPr>
+              <w:t>4,8–5,2</w:t>
+            </w:r>
+          </w:p>
+        </w:tc>
+        <w:tc>
+          <w:tcPr>
+            <w:tcW w:type="dxa" w:w="1938"/>
+          </w:tcPr>
+          <w:p>
+            <w:pPr>
+              <w:spacing w:line="240" w:lineRule="auto" w:after="0" w:before="0"/>
+              <w:jc w:val="left"/>
+            </w:pPr>
+            <w:r>
+              <w:rPr>
+                <w:rFonts w:ascii="Times New Roman" w:hAnsi="Times New Roman" w:eastAsia="Times New Roman"/>
+                <w:b w:val="0"/>
+                <w:sz w:val="24"/>
+              </w:rPr>
+              <w:t>Pestitsid</w:t>
+            </w:r>
+          </w:p>
+        </w:tc>
+      </w:tr>
+      <w:tr>
+        <w:tc>
+          <w:tcPr>
+            <w:tcW w:type="dxa" w:w="1938"/>
+          </w:tcPr>
+          <w:p>
+            <w:pPr>
+              <w:spacing w:line="240" w:lineRule="auto" w:after="0" w:before="0"/>
+              <w:jc w:val="left"/>
+            </w:pPr>
+            <w:r>
+              <w:rPr>
+                <w:rFonts w:ascii="Times New Roman" w:hAnsi="Times New Roman" w:eastAsia="Times New Roman"/>
+                <w:b w:val="0"/>
+                <w:sz w:val="24"/>
+              </w:rPr>
+              <w:t>Olma</w:t>
+            </w:r>
+          </w:p>
+        </w:tc>
+        <w:tc>
+          <w:tcPr>
+            <w:tcW w:type="dxa" w:w="1938"/>
+          </w:tcPr>
+          <w:p>
+            <w:pPr>
+              <w:spacing w:line="240" w:lineRule="auto" w:after="0" w:before="0"/>
+              <w:jc w:val="left"/>
+            </w:pPr>
+            <w:r>
+              <w:rPr>
+                <w:rFonts w:ascii="Times New Roman" w:hAnsi="Times New Roman" w:eastAsia="Times New Roman"/>
+                <w:b w:val="0"/>
+                <w:sz w:val="24"/>
+              </w:rPr>
+              <w:t>84–88</w:t>
+            </w:r>
+          </w:p>
+        </w:tc>
+        <w:tc>
+          <w:tcPr>
+            <w:tcW w:type="dxa" w:w="1938"/>
+          </w:tcPr>
+          <w:p>
+            <w:pPr>
+              <w:spacing w:line="240" w:lineRule="auto" w:after="0" w:before="0"/>
+              <w:jc w:val="left"/>
+            </w:pPr>
+            <w:r>
+              <w:rPr>
+                <w:rFonts w:ascii="Times New Roman" w:hAnsi="Times New Roman" w:eastAsia="Times New Roman"/>
+                <w:b w:val="0"/>
+                <w:sz w:val="24"/>
+              </w:rPr>
+              <w:t>9–12</w:t>
+            </w:r>
+          </w:p>
+        </w:tc>
+        <w:tc>
+          <w:tcPr>
+            <w:tcW w:type="dxa" w:w="1938"/>
+          </w:tcPr>
+          <w:p>
+            <w:pPr>
+              <w:spacing w:line="240" w:lineRule="auto" w:after="0" w:before="0"/>
+              <w:jc w:val="left"/>
+            </w:pPr>
+            <w:r>
+              <w:rPr>
+                <w:rFonts w:ascii="Times New Roman" w:hAnsi="Times New Roman" w:eastAsia="Times New Roman"/>
+                <w:b w:val="0"/>
+                <w:sz w:val="24"/>
+              </w:rPr>
+              <w:t>3,3–3,9</w:t>
+            </w:r>
+          </w:p>
+        </w:tc>
+        <w:tc>
+          <w:tcPr>
+            <w:tcW w:type="dxa" w:w="1938"/>
+          </w:tcPr>
+          <w:p>
+            <w:pPr>
+              <w:spacing w:line="240" w:lineRule="auto" w:after="0" w:before="0"/>
+              <w:jc w:val="left"/>
+            </w:pPr>
+            <w:r>
+              <w:rPr>
+                <w:rFonts w:ascii="Times New Roman" w:hAnsi="Times New Roman" w:eastAsia="Times New Roman"/>
+                <w:b w:val="0"/>
+                <w:sz w:val="24"/>
+              </w:rPr>
+              <w:t>Pestitsid, patulin</w:t>
+            </w:r>
+          </w:p>
+        </w:tc>
+      </w:tr>
+      <w:tr>
+        <w:tc>
+          <w:tcPr>
+            <w:tcW w:type="dxa" w:w="1938"/>
+          </w:tcPr>
+          <w:p>
+            <w:pPr>
+              <w:spacing w:line="240" w:lineRule="auto" w:after="0" w:before="0"/>
+              <w:jc w:val="left"/>
+            </w:pPr>
+            <w:r>
+              <w:rPr>
+                <w:rFonts w:ascii="Times New Roman" w:hAnsi="Times New Roman" w:eastAsia="Times New Roman"/>
+                <w:b w:val="0"/>
+                <w:sz w:val="24"/>
+              </w:rPr>
+              <w:t>O‘rik</w:t>
+            </w:r>
+          </w:p>
+        </w:tc>
+        <w:tc>
+          <w:tcPr>
+            <w:tcW w:type="dxa" w:w="1938"/>
+          </w:tcPr>
+          <w:p>
+            <w:pPr>
+              <w:spacing w:line="240" w:lineRule="auto" w:after="0" w:before="0"/>
+              <w:jc w:val="left"/>
+            </w:pPr>
+            <w:r>
+              <w:rPr>
+                <w:rFonts w:ascii="Times New Roman" w:hAnsi="Times New Roman" w:eastAsia="Times New Roman"/>
+                <w:b w:val="0"/>
+                <w:sz w:val="24"/>
+              </w:rPr>
+              <w:t>84–86</w:t>
+            </w:r>
+          </w:p>
+        </w:tc>
+        <w:tc>
+          <w:tcPr>
+            <w:tcW w:type="dxa" w:w="1938"/>
+          </w:tcPr>
+          <w:p>
+            <w:pPr>
+              <w:spacing w:line="240" w:lineRule="auto" w:after="0" w:before="0"/>
+              <w:jc w:val="left"/>
+            </w:pPr>
+            <w:r>
+              <w:rPr>
+                <w:rFonts w:ascii="Times New Roman" w:hAnsi="Times New Roman" w:eastAsia="Times New Roman"/>
+                <w:b w:val="0"/>
+                <w:sz w:val="24"/>
+              </w:rPr>
+              <w:t>8–11</w:t>
+            </w:r>
+          </w:p>
+        </w:tc>
+        <w:tc>
+          <w:tcPr>
+            <w:tcW w:type="dxa" w:w="1938"/>
+          </w:tcPr>
+          <w:p>
+            <w:pPr>
+              <w:spacing w:line="240" w:lineRule="auto" w:after="0" w:before="0"/>
+              <w:jc w:val="left"/>
+            </w:pPr>
+            <w:r>
+              <w:rPr>
+                <w:rFonts w:ascii="Times New Roman" w:hAnsi="Times New Roman" w:eastAsia="Times New Roman"/>
+                <w:b w:val="0"/>
+                <w:sz w:val="24"/>
+              </w:rPr>
+              <w:t>3,3–4,0</w:t>
+            </w:r>
+          </w:p>
+        </w:tc>
+        <w:tc>
+          <w:tcPr>
+            <w:tcW w:type="dxa" w:w="1938"/>
+          </w:tcPr>
+          <w:p>
+            <w:pPr>
+              <w:spacing w:line="240" w:lineRule="auto" w:after="0" w:before="0"/>
+              <w:jc w:val="left"/>
+            </w:pPr>
+            <w:r>
+              <w:rPr>
+                <w:rFonts w:ascii="Times New Roman" w:hAnsi="Times New Roman" w:eastAsia="Times New Roman"/>
+                <w:b w:val="0"/>
+                <w:sz w:val="24"/>
+              </w:rPr>
+              <w:t>Pestitsid</w:t>
+            </w:r>
+          </w:p>
+        </w:tc>
+      </w:tr>
+    </w:tbl>
+    <w:p>
+      <w:pPr>
+        <w:spacing w:line="360" w:lineRule="auto" w:before="0" w:after="80"/>
+        <w:jc w:val="both"/>
+      </w:pPr>
+      <w:r>
+        <w:rPr>
+          <w:rFonts w:ascii="Times New Roman" w:hAnsi="Times New Roman" w:eastAsia="Times New Roman"/>
+          <w:b w:val="0"/>
+          <w:sz w:val="28"/>
+        </w:rPr>
+      </w:r>
+    </w:p>
+    <w:p>
+      <w:pPr>
+        <w:spacing w:line="360" w:lineRule="auto" w:before="0" w:after="0"/>
+        <w:ind w:firstLine="709"/>
+        <w:jc w:val="both"/>
+      </w:pPr>
+      <w:r>
+        <w:rPr>
+          <w:rFonts w:ascii="Times New Roman" w:hAnsi="Times New Roman" w:eastAsia="Times New Roman"/>
+          <w:b w:val="0"/>
+          <w:sz w:val="28"/>
+        </w:rPr>
+        <w:t>Har bir partiya xom ashyo qabul qilinishida ekologik xavfsizlik ko‘rsatkichlari (pestitsidlar, nitratlar, og‘ir metallar) nazorat qilinadi, bu ekologik toza mahsulotning asosiy kafolati hisoblanadi.</w:t>
+      </w:r>
+    </w:p>
+    <w:p>
+      <w:pPr>
+        <w:spacing w:line="360" w:lineRule="auto" w:before="120" w:after="40"/>
+        <w:ind w:firstLine="709"/>
+        <w:jc w:val="left"/>
+      </w:pPr>
+      <w:r>
+        <w:rPr>
+          <w:rFonts w:ascii="Times New Roman" w:hAnsi="Times New Roman" w:eastAsia="Times New Roman"/>
+          <w:b/>
+          <w:i/>
+          <w:sz w:val="28"/>
+        </w:rPr>
+        <w:t>Tabiiy quyma va yordamchi materiallar</w:t>
+      </w:r>
+    </w:p>
+    <w:p>
+      <w:pPr>
+        <w:spacing w:line="360" w:lineRule="auto" w:before="0" w:after="0"/>
+        <w:ind w:firstLine="709"/>
+        <w:jc w:val="both"/>
+      </w:pPr>
+      <w:r>
+        <w:rPr>
+          <w:rFonts w:ascii="Times New Roman" w:hAnsi="Times New Roman" w:eastAsia="Times New Roman"/>
+          <w:b w:val="0"/>
+          <w:sz w:val="28"/>
+        </w:rPr>
+        <w:t>Ekologik toza mahsulotda quyma (zalivka) ham tabiiy bo‘lishi shart. Sabzavotlar uchun engil tuz eritmasi (1,5–2,5 % toza osh tuzi), mevalar uchun shakar siropi (toza shakar) yoki mevaning o‘z sharbati ishlatiladi. Kislotaliligi past mahsulotlar uchun tabiiy limon kislotasi qo‘shiladi. Ta’m berish uchun tabiiy ziravorlar va ko‘katlar (ukrop, sarimsoq, qora murch, lavr bargi) ishlatiladi. Hech qanday sintetik konservant, bo‘yoq yoki aromatizator qo‘shilmaydi — bu ekologik toza mahsulotning asosiy farqlovchi xususiyatidir.</w:t>
+      </w:r>
+    </w:p>
+    <w:p>
+      <w:pPr>
+        <w:spacing w:line="360" w:lineRule="auto" w:before="120" w:after="40"/>
+        <w:ind w:firstLine="709"/>
+        <w:jc w:val="left"/>
+      </w:pPr>
+      <w:r>
+        <w:rPr>
+          <w:rFonts w:ascii="Times New Roman" w:hAnsi="Times New Roman" w:eastAsia="Times New Roman"/>
+          <w:b/>
+          <w:i/>
+          <w:sz w:val="28"/>
+        </w:rPr>
+        <w:t>Ekologik toza qadoqlash materiallari</w:t>
+      </w:r>
+    </w:p>
+    <w:p>
+      <w:pPr>
+        <w:spacing w:line="360" w:lineRule="auto" w:before="0" w:after="0"/>
+        <w:ind w:firstLine="709"/>
+        <w:jc w:val="both"/>
+      </w:pPr>
+      <w:r>
+        <w:rPr>
+          <w:rFonts w:ascii="Times New Roman" w:hAnsi="Times New Roman" w:eastAsia="Times New Roman"/>
+          <w:b w:val="0"/>
+          <w:sz w:val="28"/>
+        </w:rPr>
+        <w:t>Ekologik toza mahsulot uchun qadoqlash ham ekologik bo‘lishi maqsadga muvofiq. Shisha banka eng ekologik idish hisoblanadi, chunki u inert (mahsulot bilan reaksiyaga kirmaydi), qayta ishlatsa va to‘liq qayta ishlasa bo‘ladigan materialdir. Metall qopqoqlar kislotabardosh ichki qoplamaga ega bo‘lishi kerak. Etiketka va qutilar qayta ishlanadigan qog‘oz/kartondan tanlanadi. Imkon qadar qadoqlash hajmini optimallashtirish va materiallarni tejash ekologik tamoyilga mos keladi.</w:t>
+      </w:r>
+    </w:p>
+    <w:p>
+      <w:pPr>
+        <w:spacing w:line="360" w:lineRule="auto" w:before="120" w:after="40"/>
+        <w:ind w:firstLine="709"/>
+        <w:jc w:val="left"/>
+      </w:pPr>
+      <w:r>
+        <w:rPr>
+          <w:rFonts w:ascii="Times New Roman" w:hAnsi="Times New Roman" w:eastAsia="Times New Roman"/>
+          <w:b/>
+          <w:i/>
+          <w:sz w:val="28"/>
+        </w:rPr>
+        <w:t>Tayyor mahsulot assortimenti</w:t>
+      </w:r>
+    </w:p>
+    <w:p>
+      <w:pPr>
+        <w:spacing w:line="360" w:lineRule="auto" w:before="0" w:after="0"/>
+        <w:ind w:firstLine="709"/>
+        <w:jc w:val="both"/>
+      </w:pPr>
+      <w:r>
+        <w:rPr>
+          <w:rFonts w:ascii="Times New Roman" w:hAnsi="Times New Roman" w:eastAsia="Times New Roman"/>
+          <w:b w:val="0"/>
+          <w:sz w:val="28"/>
+        </w:rPr>
+        <w:t>Korxona mavsumiy xom ashyoga qarab quyidagi ekologik toza mahsulotlarni ishlab chiqaradi: tabiiy pomidor konservasi (butun yoki bo‘lak, o‘z sharbatida); tabiiy aralash sabzavot konservalari; meva kompotlari; tabiiy sabzavot va meva sharbatlari; sabzavot va meva pyuresi. Assortiment mavsumga moslashtirilib, yil davomida uskunalardan to‘liq foydalanish va bozorni doimiy ta’minlash imkonini beradi.</w:t>
       </w:r>
     </w:p>
     <w:p>
@@ -2389,6 +3399,161 @@
       </w:r>
     </w:p>
     <w:p>
+      <w:pPr>
+        <w:spacing w:line="360" w:lineRule="auto" w:before="120" w:after="40"/>
+        <w:ind w:firstLine="709"/>
+        <w:jc w:val="left"/>
+      </w:pPr>
+      <w:r>
+        <w:rPr>
+          <w:rFonts w:ascii="Times New Roman" w:hAnsi="Times New Roman" w:eastAsia="Times New Roman"/>
+          <w:b/>
+          <w:i/>
+          <w:sz w:val="28"/>
+        </w:rPr>
+        <w:t>Sterilizatsiya uskunalarining turlari</w:t>
+      </w:r>
+    </w:p>
+    <w:p>
+      <w:pPr>
+        <w:spacing w:line="360" w:lineRule="auto" w:before="0" w:after="0"/>
+        <w:ind w:firstLine="709"/>
+        <w:jc w:val="both"/>
+      </w:pPr>
+      <w:r>
+        <w:rPr>
+          <w:rFonts w:ascii="Times New Roman" w:hAnsi="Times New Roman" w:eastAsia="Times New Roman"/>
+          <w:b w:val="0"/>
+          <w:sz w:val="28"/>
+        </w:rPr>
+        <w:t>Sterilizatsiya — sun’iy konservantsiz ishlab chiqarishda mahsulot xavfsizligini ta’minlovchi asosiy bosqich bo‘lgani uchun sterilizatorlar alohida ahamiyatga ega. Asosiy turlari: vertikal avtoklavlar (savatlarga joylangan idishlar partiyali sterilizatsiya qilinadi, o‘rta quvvat uchun maqbul); gorizontal avtoklavlar (yirik partiyalar uchun); rotorli avtoklavlar (idishlar aylantirilib, issiqlik tez tarqaladi); uzluksiz sterilizatorlar va tunnel pasterizatorlari (yirik korxonalar uchun). Kunlik 9 tonna quvvat uchun vertikal avtoklavlar iqtisodiy va texnik jihatdan eng maqbul yechim hisoblanadi.</w:t>
+      </w:r>
+    </w:p>
+    <w:p>
+      <w:pPr>
+        <w:spacing w:line="360" w:lineRule="auto" w:before="120" w:after="40"/>
+        <w:ind w:firstLine="709"/>
+        <w:jc w:val="left"/>
+      </w:pPr>
+      <w:r>
+        <w:rPr>
+          <w:rFonts w:ascii="Times New Roman" w:hAnsi="Times New Roman" w:eastAsia="Times New Roman"/>
+          <w:b/>
+          <w:i/>
+          <w:sz w:val="28"/>
+        </w:rPr>
+        <w:t>Ekologik toza mahsulotning nuqsonlari va ularning oldini olish</w:t>
+      </w:r>
+    </w:p>
+    <w:p>
+      <w:pPr>
+        <w:spacing w:line="360" w:lineRule="auto" w:before="0" w:after="0"/>
+        <w:ind w:firstLine="709"/>
+        <w:jc w:val="both"/>
+      </w:pPr>
+      <w:r>
+        <w:rPr>
+          <w:rFonts w:ascii="Times New Roman" w:hAnsi="Times New Roman" w:eastAsia="Times New Roman"/>
+          <w:b w:val="0"/>
+          <w:sz w:val="28"/>
+        </w:rPr>
+        <w:t>Sun’iy konservant ishlatilmagani uchun nuqsonlarning oldini olish uchun texnologik rejimga ayniqsa qat’iy rioya qilinadi. Asosiy nuqsonlar: bombaj (yetarsiz sterilizatsiya yoki germetiklik buzilishi — oldini olish: to‘g‘ri sterilizatsiya, ishonchli zakatka); mahsulotning yumshab ketishi (ortiqcha termik ishlov yoki o‘ta yetilgan xom ashyo); rang o‘zgarishi (fermentativ qorayish — blanshirovka bilan oldi olinadi; sun’iy bo‘yoq ishlatilmagani uchun tabiiy rangni saqlash muhim); quyma loyqalanishi (ezilgan to‘qima); ta’m nuqsonlari (sifatsiz xom ashyo). Sun’iy konservant yo‘qligida xavfsizlik to‘liq sterilizatsiya, kislotalilik va germetiklikka bog‘liq, shuning uchun bu uch omil qat’iy nazorat qilinadi.</w:t>
+      </w:r>
+    </w:p>
+    <w:p>
+      <w:pPr>
+        <w:spacing w:line="360" w:lineRule="auto" w:before="120" w:after="40"/>
+        <w:ind w:firstLine="709"/>
+        <w:jc w:val="left"/>
+      </w:pPr>
+      <w:r>
+        <w:rPr>
+          <w:rFonts w:ascii="Times New Roman" w:hAnsi="Times New Roman" w:eastAsia="Times New Roman"/>
+          <w:b/>
+          <w:i/>
+          <w:sz w:val="28"/>
+        </w:rPr>
+        <w:t>Vitaminlar va tabiiy moddalarni saqlash</w:t>
+      </w:r>
+    </w:p>
+    <w:p>
+      <w:pPr>
+        <w:spacing w:line="360" w:lineRule="auto" w:before="0" w:after="0"/>
+        <w:ind w:firstLine="709"/>
+        <w:jc w:val="both"/>
+      </w:pPr>
+      <w:r>
+        <w:rPr>
+          <w:rFonts w:ascii="Times New Roman" w:hAnsi="Times New Roman" w:eastAsia="Times New Roman"/>
+          <w:b w:val="0"/>
+          <w:sz w:val="28"/>
+        </w:rPr>
+        <w:t>Ekologik toza mahsulotning qimmati uning vitaminlar va tabiiy moddalarni saqlashida namoyon bo‘ladi. C vitamini issiqlik va kisloroddan oson parchalanadi, shuning uchun uni saqlash uchun: mahsulotni havoda uzoq ushlamaslik; eksgaustatsiya orqali kislorodni chiqarish; optimal (ortiqcha emas) sterilizatsiya rejimi; tez sovitish; korroziyabardosh uskunalar qo‘llaniladi. To‘g‘ri texnologiya qo‘llanilganda xom ashyoning vitamin va antioksidantlarining (masalan, pomidordagi likopin) katta qismi tayyor mahsulotda saqlanadi.</w:t>
+      </w:r>
+    </w:p>
+    <w:p>
+      <w:pPr>
+        <w:spacing w:line="360" w:lineRule="auto" w:before="120" w:after="40"/>
+        <w:ind w:firstLine="709"/>
+        <w:jc w:val="left"/>
+      </w:pPr>
+      <w:r>
+        <w:rPr>
+          <w:rFonts w:ascii="Times New Roman" w:hAnsi="Times New Roman" w:eastAsia="Times New Roman"/>
+          <w:b/>
+          <w:i/>
+          <w:sz w:val="28"/>
+        </w:rPr>
+        <w:t>Sifat va xavfsizlikni boshqarish (HACCP) hamda ekologik nazorat</w:t>
+      </w:r>
+    </w:p>
+    <w:p>
+      <w:pPr>
+        <w:spacing w:line="360" w:lineRule="auto" w:before="0" w:after="0"/>
+        <w:ind w:firstLine="709"/>
+        <w:jc w:val="both"/>
+      </w:pPr>
+      <w:r>
+        <w:rPr>
+          <w:rFonts w:ascii="Times New Roman" w:hAnsi="Times New Roman" w:eastAsia="Times New Roman"/>
+          <w:b w:val="0"/>
+          <w:sz w:val="28"/>
+        </w:rPr>
+        <w:t>Ekologik toza ishlab chiqarishda HACCP (xavflarni tahlil qilish va kritik nazorat nuqtalari) tizimi qo‘llaniladi. Asosiy kritik nazorat nuqtalari: xom ashyo qabuli (ekologik tozalik — pestitsid, nitrat nazorati); sterilizatsiya rejimi (harorat va vaqt); germetiklik (zakatka sifati); kislotalilik (pH &lt; 4,5). Bundan tashqari, ekologik nazorat tizimi xom ashyodan tayyor mahsulotgacha bo‘lgan zanjirning ekologik talablarga muvofiqligini (kuzatuvchanlik — traceability) ta’minlaydi. Sifat nazorati uch bosqichda (kiruvchi, jarayon davomidagi, chiquvchi) olib boriladi va tayyor mahsulot sanoat sterilligiga termostat sinovi orqali tekshiriladi.</w:t>
+      </w:r>
+    </w:p>
+    <w:p>
+      <w:pPr>
+        <w:spacing w:line="360" w:lineRule="auto" w:before="120" w:after="40"/>
+        <w:ind w:firstLine="709"/>
+        <w:jc w:val="left"/>
+      </w:pPr>
+      <w:r>
+        <w:rPr>
+          <w:rFonts w:ascii="Times New Roman" w:hAnsi="Times New Roman" w:eastAsia="Times New Roman"/>
+          <w:b/>
+          <w:i/>
+          <w:sz w:val="28"/>
+        </w:rPr>
+        <w:t>Ekologik toza ishlab chiqarishning prinsiplari</w:t>
+      </w:r>
+    </w:p>
+    <w:p>
+      <w:pPr>
+        <w:spacing w:line="360" w:lineRule="auto" w:before="0" w:after="0"/>
+        <w:ind w:firstLine="709"/>
+        <w:jc w:val="both"/>
+      </w:pPr>
+      <w:r>
+        <w:rPr>
+          <w:rFonts w:ascii="Times New Roman" w:hAnsi="Times New Roman" w:eastAsia="Times New Roman"/>
+          <w:b w:val="0"/>
+          <w:sz w:val="28"/>
+        </w:rPr>
+        <w:t>Ekologik toza ishlab chiqarish quyidagi prinsiplarga amal qiladi: tabiiy xom ashyo va tabiiy konservalash; sun’iy qo‘shimchalardan voz kechish; resurslarni (suv, energiya) tejash; chiqindilarni to‘liq qayta ishlash (chiqindisizlik); atrof-muhitni ifloslantirmaslik; mahalliy xom ashyoga tayanish; mahsulot xavfsizligi va kuzatuvchanligini ta’minlash. Bu prinsiplar mahsulotni nafaqat sifatli, balki ekologik va ijtimoiy jihatdan mas’uliyatli qiladi, bu esa zamonaviy bozorda muhim raqobat ustunligi hisoblanadi.</w:t>
+      </w:r>
+    </w:p>
+    <w:p>
       <w:r>
         <w:br w:type="page"/>
       </w:r>
@@ -3388,16 +4553,18 @@
     </w:p>
     <w:p>
       <w:pPr>
-        <w:spacing w:line="360" w:lineRule="auto" w:before="240" w:after="120"/>
+        <w:spacing w:line="360" w:lineRule="auto" w:before="120" w:after="40"/>
+        <w:ind w:firstLine="709"/>
         <w:jc w:val="left"/>
       </w:pPr>
       <w:r>
         <w:rPr>
           <w:rFonts w:ascii="Times New Roman" w:hAnsi="Times New Roman" w:eastAsia="Times New Roman"/>
           <w:b/>
-          <w:sz w:val="28"/>
-        </w:rPr>
-        <w:t>2.2. Texnologik sxemaning yozuvi</w:t>
+          <w:i/>
+          <w:sz w:val="28"/>
+        </w:rPr>
+        <w:t>Idish turini tanlash va qiyosiy baholash</w:t>
       </w:r>
     </w:p>
     <w:p>
@@ -3412,7 +4579,284 @@
           <w:b w:val="0"/>
           <w:sz w:val="28"/>
         </w:rPr>
-        <w:t>Ekologik toza konservalangan mahsulotlar ishlab chiqarish jarayoni bir-biri bilan bog‘langan texnologik bosqichlardan iborat bo‘lib, ularning har biri mahsulot sifati, xavfsizligi va ekologik tozaligiga ta’sir ko‘rsatadi. Quyida har bir bosqich batafsil yoritiladi.</w:t>
+        <w:t>Ekologik toza mahsulot uchun idish ham ekologik nuqtai nazardan tanlanadi. Idish turlari quyidagicha qiyoslanadi:</w:t>
+      </w:r>
+    </w:p>
+    <w:tbl>
+      <w:tblPr>
+        <w:tblStyle w:val="TableGrid"/>
+        <w:tblW w:type="auto" w:w="0"/>
+        <w:jc w:val="center"/>
+        <w:tblLook w:firstColumn="1" w:firstRow="1" w:lastColumn="0" w:lastRow="0" w:noHBand="0" w:noVBand="1" w:val="04A0"/>
+      </w:tblPr>
+      <w:tblGrid>
+        <w:gridCol w:w="3230"/>
+        <w:gridCol w:w="3230"/>
+        <w:gridCol w:w="3230"/>
+      </w:tblGrid>
+      <w:tr>
+        <w:tc>
+          <w:tcPr>
+            <w:tcW w:type="dxa" w:w="3230"/>
+          </w:tcPr>
+          <w:p>
+            <w:pPr>
+              <w:spacing w:line="240" w:lineRule="auto" w:after="0" w:before="0"/>
+              <w:jc w:val="center"/>
+            </w:pPr>
+            <w:r>
+              <w:rPr>
+                <w:rFonts w:ascii="Times New Roman" w:hAnsi="Times New Roman" w:eastAsia="Times New Roman"/>
+                <w:b/>
+                <w:sz w:val="24"/>
+              </w:rPr>
+              <w:t>Idish turi</w:t>
+            </w:r>
+          </w:p>
+        </w:tc>
+        <w:tc>
+          <w:tcPr>
+            <w:tcW w:type="dxa" w:w="3230"/>
+          </w:tcPr>
+          <w:p>
+            <w:pPr>
+              <w:spacing w:line="240" w:lineRule="auto" w:after="0" w:before="0"/>
+              <w:jc w:val="center"/>
+            </w:pPr>
+            <w:r>
+              <w:rPr>
+                <w:rFonts w:ascii="Times New Roman" w:hAnsi="Times New Roman" w:eastAsia="Times New Roman"/>
+                <w:b/>
+                <w:sz w:val="24"/>
+              </w:rPr>
+              <w:t>Ekologik jihat</w:t>
+            </w:r>
+          </w:p>
+        </w:tc>
+        <w:tc>
+          <w:tcPr>
+            <w:tcW w:type="dxa" w:w="3230"/>
+          </w:tcPr>
+          <w:p>
+            <w:pPr>
+              <w:spacing w:line="240" w:lineRule="auto" w:after="0" w:before="0"/>
+              <w:jc w:val="center"/>
+            </w:pPr>
+            <w:r>
+              <w:rPr>
+                <w:rFonts w:ascii="Times New Roman" w:hAnsi="Times New Roman" w:eastAsia="Times New Roman"/>
+                <w:b/>
+                <w:sz w:val="24"/>
+              </w:rPr>
+              <w:t>Texnologik jihat</w:t>
+            </w:r>
+          </w:p>
+        </w:tc>
+      </w:tr>
+      <w:tr>
+        <w:tc>
+          <w:tcPr>
+            <w:tcW w:type="dxa" w:w="3230"/>
+          </w:tcPr>
+          <w:p>
+            <w:pPr>
+              <w:spacing w:line="240" w:lineRule="auto" w:after="0" w:before="0"/>
+              <w:jc w:val="left"/>
+            </w:pPr>
+            <w:r>
+              <w:rPr>
+                <w:rFonts w:ascii="Times New Roman" w:hAnsi="Times New Roman" w:eastAsia="Times New Roman"/>
+                <w:b w:val="0"/>
+                <w:sz w:val="24"/>
+              </w:rPr>
+              <w:t>Shisha banka</w:t>
+            </w:r>
+          </w:p>
+        </w:tc>
+        <w:tc>
+          <w:tcPr>
+            <w:tcW w:type="dxa" w:w="3230"/>
+          </w:tcPr>
+          <w:p>
+            <w:pPr>
+              <w:spacing w:line="240" w:lineRule="auto" w:after="0" w:before="0"/>
+              <w:jc w:val="left"/>
+            </w:pPr>
+            <w:r>
+              <w:rPr>
+                <w:rFonts w:ascii="Times New Roman" w:hAnsi="Times New Roman" w:eastAsia="Times New Roman"/>
+                <w:b w:val="0"/>
+                <w:sz w:val="24"/>
+              </w:rPr>
+              <w:t>Inert, to‘liq qayta ishlanadi</w:t>
+            </w:r>
+          </w:p>
+        </w:tc>
+        <w:tc>
+          <w:tcPr>
+            <w:tcW w:type="dxa" w:w="3230"/>
+          </w:tcPr>
+          <w:p>
+            <w:pPr>
+              <w:spacing w:line="240" w:lineRule="auto" w:after="0" w:before="0"/>
+              <w:jc w:val="left"/>
+            </w:pPr>
+            <w:r>
+              <w:rPr>
+                <w:rFonts w:ascii="Times New Roman" w:hAnsi="Times New Roman" w:eastAsia="Times New Roman"/>
+                <w:b w:val="0"/>
+                <w:sz w:val="24"/>
+              </w:rPr>
+              <w:t>Kislotabardosh, mahsulot ko‘rinadi</w:t>
+            </w:r>
+          </w:p>
+        </w:tc>
+      </w:tr>
+      <w:tr>
+        <w:tc>
+          <w:tcPr>
+            <w:tcW w:type="dxa" w:w="3230"/>
+          </w:tcPr>
+          <w:p>
+            <w:pPr>
+              <w:spacing w:line="240" w:lineRule="auto" w:after="0" w:before="0"/>
+              <w:jc w:val="left"/>
+            </w:pPr>
+            <w:r>
+              <w:rPr>
+                <w:rFonts w:ascii="Times New Roman" w:hAnsi="Times New Roman" w:eastAsia="Times New Roman"/>
+                <w:b w:val="0"/>
+                <w:sz w:val="24"/>
+              </w:rPr>
+              <w:t>Metall banka</w:t>
+            </w:r>
+          </w:p>
+        </w:tc>
+        <w:tc>
+          <w:tcPr>
+            <w:tcW w:type="dxa" w:w="3230"/>
+          </w:tcPr>
+          <w:p>
+            <w:pPr>
+              <w:spacing w:line="240" w:lineRule="auto" w:after="0" w:before="0"/>
+              <w:jc w:val="left"/>
+            </w:pPr>
+            <w:r>
+              <w:rPr>
+                <w:rFonts w:ascii="Times New Roman" w:hAnsi="Times New Roman" w:eastAsia="Times New Roman"/>
+                <w:b w:val="0"/>
+                <w:sz w:val="24"/>
+              </w:rPr>
+              <w:t>Qayta ishlanadi, lekin korroziya</w:t>
+            </w:r>
+          </w:p>
+        </w:tc>
+        <w:tc>
+          <w:tcPr>
+            <w:tcW w:type="dxa" w:w="3230"/>
+          </w:tcPr>
+          <w:p>
+            <w:pPr>
+              <w:spacing w:line="240" w:lineRule="auto" w:after="0" w:before="0"/>
+              <w:jc w:val="left"/>
+            </w:pPr>
+            <w:r>
+              <w:rPr>
+                <w:rFonts w:ascii="Times New Roman" w:hAnsi="Times New Roman" w:eastAsia="Times New Roman"/>
+                <w:b w:val="0"/>
+                <w:sz w:val="24"/>
+              </w:rPr>
+              <w:t>Yengil, tez qiziydi</w:t>
+            </w:r>
+          </w:p>
+        </w:tc>
+      </w:tr>
+      <w:tr>
+        <w:tc>
+          <w:tcPr>
+            <w:tcW w:type="dxa" w:w="3230"/>
+          </w:tcPr>
+          <w:p>
+            <w:pPr>
+              <w:spacing w:line="240" w:lineRule="auto" w:after="0" w:before="0"/>
+              <w:jc w:val="left"/>
+            </w:pPr>
+            <w:r>
+              <w:rPr>
+                <w:rFonts w:ascii="Times New Roman" w:hAnsi="Times New Roman" w:eastAsia="Times New Roman"/>
+                <w:b w:val="0"/>
+                <w:sz w:val="24"/>
+              </w:rPr>
+              <w:t>Polimer idish</w:t>
+            </w:r>
+          </w:p>
+        </w:tc>
+        <w:tc>
+          <w:tcPr>
+            <w:tcW w:type="dxa" w:w="3230"/>
+          </w:tcPr>
+          <w:p>
+            <w:pPr>
+              <w:spacing w:line="240" w:lineRule="auto" w:after="0" w:before="0"/>
+              <w:jc w:val="left"/>
+            </w:pPr>
+            <w:r>
+              <w:rPr>
+                <w:rFonts w:ascii="Times New Roman" w:hAnsi="Times New Roman" w:eastAsia="Times New Roman"/>
+                <w:b w:val="0"/>
+                <w:sz w:val="24"/>
+              </w:rPr>
+              <w:t>Qayta ishlash cheklangan</w:t>
+            </w:r>
+          </w:p>
+        </w:tc>
+        <w:tc>
+          <w:tcPr>
+            <w:tcW w:type="dxa" w:w="3230"/>
+          </w:tcPr>
+          <w:p>
+            <w:pPr>
+              <w:spacing w:line="240" w:lineRule="auto" w:after="0" w:before="0"/>
+              <w:jc w:val="left"/>
+            </w:pPr>
+            <w:r>
+              <w:rPr>
+                <w:rFonts w:ascii="Times New Roman" w:hAnsi="Times New Roman" w:eastAsia="Times New Roman"/>
+                <w:b w:val="0"/>
+                <w:sz w:val="24"/>
+              </w:rPr>
+              <w:t>Issiqlikka chidamliligi past</w:t>
+            </w:r>
+          </w:p>
+        </w:tc>
+      </w:tr>
+    </w:tbl>
+    <w:p>
+      <w:pPr>
+        <w:spacing w:line="360" w:lineRule="auto" w:before="0" w:after="80"/>
+        <w:jc w:val="both"/>
+      </w:pPr>
+      <w:r>
+        <w:rPr>
+          <w:rFonts w:ascii="Times New Roman" w:hAnsi="Times New Roman" w:eastAsia="Times New Roman"/>
+          <w:b w:val="0"/>
+          <w:sz w:val="28"/>
+        </w:rPr>
+      </w:r>
+    </w:p>
+    <w:p>
+      <w:pPr>
+        <w:spacing w:line="360" w:lineRule="auto" w:before="0" w:after="0"/>
+        <w:ind w:firstLine="709"/>
+        <w:jc w:val="both"/>
+      </w:pPr>
+      <w:r>
+        <w:rPr>
+          <w:rFonts w:ascii="Times New Roman" w:hAnsi="Times New Roman" w:eastAsia="Times New Roman"/>
+          <w:b w:val="0"/>
+          <w:sz w:val="28"/>
+        </w:rPr>
+        <w:t>Shisha banka ekologik toza mahsulot uchun eng maqbul idish hisoblanadi: u inert, mahsulot bilan reaksiyaga kirmaydi, to‘liq qayta ishlanadi (ekologik) va mahsulotning tabiiy ko‘rinishini namoyon qiladi. Shu sababli loyihada 0,5–1,0 l shisha banka asosiy idish sifatida tanlandi.</w:t>
       </w:r>
     </w:p>
     <w:p>
@@ -3428,7 +4872,7 @@
           <w:i/>
           <w:sz w:val="28"/>
         </w:rPr>
-        <w:t>Xom ashyoni qabul qilish va ekologik nazorat</w:t>
+        <w:t>Sterilizatsiya usulini tanlash</w:t>
       </w:r>
     </w:p>
     <w:p>
@@ -3443,7 +4887,7 @@
           <w:b w:val="0"/>
           <w:sz w:val="28"/>
         </w:rPr>
-        <w:t>Ishlab chiqarish mahalliy fermerlardan xom ashyoni qabul qilishdan boshlanadi. Oddiy sifat ko‘rsatkichlaridan tashqari, xom ashyoning ekologik tozaligi (pestitsidlar, nitratlar, og‘ir metallar qoldig‘i) ham nazorat qilinadi. Faqat ekologik talablarga javob beradigan, yangi va sog‘lom xom ashyo qabul qilinadi. Mahalliy manbadan kelgani uchun xom ashyo tez va yangi holatda qayta ishlanadi.</w:t>
+        <w:t>Sterilizatsiya partiyali (avtoklavlarda) yoki uzluksiz amalga oshirilishi mumkin. Partiyali sterilizatsiya moslashuvchan, turli mahsulot va idishlar uchun qulay, o‘rta quvvatga mos. Uzluksiz sterilizatsiya yuqori unumdorlik beradi, lekin qimmat. Mavsumiy va xilma-xil xom ashyoga tayangan, turli mahsulot ishlab chiqaradigan ekologik korxona uchun partiyali (avtoklavli) sterilizatsiya optimal, chunki u assortiment moslashuvchanligini ta’minlaydi.</w:t>
       </w:r>
     </w:p>
     <w:p>
@@ -3459,7 +4903,7 @@
           <w:i/>
           <w:sz w:val="28"/>
         </w:rPr>
-        <w:t>Saralash</w:t>
+        <w:t>Korxona quvvatini asoslash</w:t>
       </w:r>
     </w:p>
     <w:p>
@@ -3474,7 +4918,36 @@
           <w:b w:val="0"/>
           <w:sz w:val="28"/>
         </w:rPr>
-        <w:t>Xom ashyo saralash transportyorida sifati bo‘yicha saralanadi: nuqsonli, chirigan, shikastlangan mahsulot va begona aralashmalar ajratiladi. Saralash sifat va xavfsizlikni ta’minlaydi (masalan, chirigan mevalardagi mog‘or toksinlarining oldini oladi).</w:t>
+        <w:t>Kunlik 9 tonna quvvat o‘rta hajmli korxonaga xosdir. Bu quvvat mahalliy fermerlar hosilini barqaror sotib olish va mavsumiy xom ashyoni samarali qayta ishlash, ayni paytda iqtisodiy jihatdan oqlanadigan va boshqarish qulay bo‘lishni ta’minlaydi. Bu quvvatda asosiy uskunalardan bittadan, sterilizatsiya uchun 2 ta avtoklav yetarli. Mahalliy xom ashyo bazasi ham aynan shu quvvatni uzluksiz ta’minlashga yetarli bo‘lib, ortiqcha quvvat xom ashyo tanqisligiga olib kelishi mumkin edi.</w:t>
+      </w:r>
+    </w:p>
+    <w:p>
+      <w:pPr>
+        <w:spacing w:line="360" w:lineRule="auto" w:before="240" w:after="120"/>
+        <w:jc w:val="left"/>
+      </w:pPr>
+      <w:r>
+        <w:rPr>
+          <w:rFonts w:ascii="Times New Roman" w:hAnsi="Times New Roman" w:eastAsia="Times New Roman"/>
+          <w:b/>
+          <w:sz w:val="28"/>
+        </w:rPr>
+        <w:t>2.2. Texnologik sxemaning yozuvi</w:t>
+      </w:r>
+    </w:p>
+    <w:p>
+      <w:pPr>
+        <w:spacing w:line="360" w:lineRule="auto" w:before="0" w:after="0"/>
+        <w:ind w:firstLine="709"/>
+        <w:jc w:val="both"/>
+      </w:pPr>
+      <w:r>
+        <w:rPr>
+          <w:rFonts w:ascii="Times New Roman" w:hAnsi="Times New Roman" w:eastAsia="Times New Roman"/>
+          <w:b w:val="0"/>
+          <w:sz w:val="28"/>
+        </w:rPr>
+        <w:t>Ekologik toza konservalangan mahsulotlar ishlab chiqarish jarayoni bir-biri bilan bog‘langan texnologik bosqichlardan iborat bo‘lib, ularning har biri mahsulot sifati, xavfsizligi va ekologik tozaligiga ta’sir ko‘rsatadi. Quyida har bir bosqich batafsil yoritiladi.</w:t>
       </w:r>
     </w:p>
     <w:p>
@@ -3490,7 +4963,7 @@
           <w:i/>
           <w:sz w:val="28"/>
         </w:rPr>
-        <w:t>Yuvish</w:t>
+        <w:t>Xom ashyoni qabul qilish va ekologik nazorat</w:t>
       </w:r>
     </w:p>
     <w:p>
@@ -3505,7 +4978,7 @@
           <w:b w:val="0"/>
           <w:sz w:val="28"/>
         </w:rPr>
-        <w:t>Mahsulot yuvish mashinalarida toza suv bilan yuviladi (bo‘ktirish va purkash). Ekologik toza mahsulot uchun yuvish ayniqsa muhim, chunki u yuza qoldiqlarini (jumladan ehtimoliy pestitsid izlarini) ketkazadi. Suvni tejash uchun yuvish suvi qayta ishlatiladi.</w:t>
+        <w:t>Ishlab chiqarish mahalliy fermerlardan xom ashyoni qabul qilishdan boshlanadi. Oddiy sifat ko‘rsatkichlaridan tashqari, xom ashyoning ekologik tozaligi (pestitsidlar, nitratlar, og‘ir metallar qoldig‘i) ham nazorat qilinadi. Faqat ekologik talablarga javob beradigan, yangi va sog‘lom xom ashyo qabul qilinadi. Mahalliy manbadan kelgani uchun xom ashyo tez va yangi holatda qayta ishlanadi.</w:t>
       </w:r>
     </w:p>
     <w:p>
@@ -3521,7 +4994,7 @@
           <w:i/>
           <w:sz w:val="28"/>
         </w:rPr>
-        <w:t>Kalibrlash va tozalash</w:t>
+        <w:t>Saralash</w:t>
       </w:r>
     </w:p>
     <w:p>
@@ -3536,7 +5009,7 @@
           <w:b w:val="0"/>
           <w:sz w:val="28"/>
         </w:rPr>
-        <w:t>Mahsulot o‘lchami bo‘yicha kalibrlanadi. So‘ngra mahsulot turiga qarab tozalanadi: pomidorning bandi olinadi (kerak bo‘lsa po‘sti shilinadi); sabzi va piyoz po‘sti archiladi; qalampir bandi va urug‘i olinadi; mevalardan danak, o‘zak chiqariladi. Tozalashda hosil bo‘ladigan organik chiqindilar qayta ishlash uchun yig‘iladi.</w:t>
+        <w:t>Xom ashyo saralash transportyorida sifati bo‘yicha saralanadi: nuqsonli, chirigan, shikastlangan mahsulot va begona aralashmalar ajratiladi. Saralash sifat va xavfsizlikni ta’minlaydi (masalan, chirigan mevalardagi mog‘or toksinlarining oldini oladi).</w:t>
       </w:r>
     </w:p>
     <w:p>
@@ -3552,7 +5025,7 @@
           <w:i/>
           <w:sz w:val="28"/>
         </w:rPr>
-        <w:t>Maydalash</w:t>
+        <w:t>Yuvish</w:t>
       </w:r>
     </w:p>
     <w:p>
@@ -3567,7 +5040,7 @@
           <w:b w:val="0"/>
           <w:sz w:val="28"/>
         </w:rPr>
-        <w:t>Mahsulot belgilangan shaklda (bo‘lak, tilim, kubcha) maydalanadi yoki mayda mahsulotlar butun qoldiriladi. Maydalash o‘lchamining bir xilligi mahsulot ko‘rinishini va bir tekis sterilizatsiyani ta’minlaydi.</w:t>
+        <w:t>Mahsulot yuvish mashinalarida toza suv bilan yuviladi (bo‘ktirish va purkash). Ekologik toza mahsulot uchun yuvish ayniqsa muhim, chunki u yuza qoldiqlarini (jumladan ehtimoliy pestitsid izlarini) ketkazadi. Suvni tejash uchun yuvish suvi qayta ishlatiladi.</w:t>
       </w:r>
     </w:p>
     <w:p>
@@ -3583,7 +5056,7 @@
           <w:i/>
           <w:sz w:val="28"/>
         </w:rPr>
-        <w:t>Blanshirovka</w:t>
+        <w:t>Kalibrlash va tozalash</w:t>
       </w:r>
     </w:p>
     <w:p>
@@ -3598,7 +5071,7 @@
           <w:b w:val="0"/>
           <w:sz w:val="28"/>
         </w:rPr>
-        <w:t>Ayrim mahsulotlar issiq suvda yoki bug‘da (85–95 °C, 3–5 daqiqa) blanshirovka qilinadi. Maqsadlari: fermentlarni faolsizlantirib rang va sifatni saqlash; to‘qimadagi havoni chiqarish; mahsulotni yumshatish va hajmni barqarorlashtirish; mikroorganizmlar sonini kamaytirish. Blanshirovka suvi issiqligi regeneratsiya qilinadi (energiya tejash).</w:t>
+        <w:t>Mahsulot o‘lchami bo‘yicha kalibrlanadi. So‘ngra mahsulot turiga qarab tozalanadi: pomidorning bandi olinadi (kerak bo‘lsa po‘sti shilinadi); sabzi va piyoz po‘sti archiladi; qalampir bandi va urug‘i olinadi; mevalardan danak, o‘zak chiqariladi. Tozalashda hosil bo‘ladigan organik chiqindilar qayta ishlash uchun yig‘iladi.</w:t>
       </w:r>
     </w:p>
     <w:p>
@@ -3614,7 +5087,7 @@
           <w:i/>
           <w:sz w:val="28"/>
         </w:rPr>
-        <w:t>Idishlarga joylash</w:t>
+        <w:t>Maydalash</w:t>
       </w:r>
     </w:p>
     <w:p>
@@ -3629,7 +5102,7 @@
           <w:b w:val="0"/>
           <w:sz w:val="28"/>
         </w:rPr>
-        <w:t>Tayyorlangan mahsulot oldindan yuvilib sterilizatsiya qilingan idishlarga belgilangan nisbatda (taxminan 60 %) joylanadi. Joylash avtomatik yoki yarim avtomatik tarzda amalga oshiriladi.</w:t>
+        <w:t>Mahsulot belgilangan shaklda (bo‘lak, tilim, kubcha) maydalanadi yoki mayda mahsulotlar butun qoldiriladi. Maydalash o‘lchamining bir xilligi mahsulot ko‘rinishini va bir tekis sterilizatsiyani ta’minlaydi.</w:t>
       </w:r>
     </w:p>
     <w:p>
@@ -3645,7 +5118,7 @@
           <w:i/>
           <w:sz w:val="28"/>
         </w:rPr>
-        <w:t>Tabiiy quyma tayyorlash va quyish</w:t>
+        <w:t>Blanshirovka</w:t>
       </w:r>
     </w:p>
     <w:p>
@@ -3660,7 +5133,7 @@
           <w:b w:val="0"/>
           <w:sz w:val="28"/>
         </w:rPr>
-        <w:t>Quyma mahsulot turiga qarab tayyorlanadi: sabzavotlar uchun engil tuz eritmasi (1,5–2,5 % tuz), mevalar uchun shakar siropi (25–35 %) yoki o‘z sharbati. Quyma sun’iy konservantlarsiz tayyorlanadi. Kislotaliligi past mahsulotlarga xavfsizlik uchun tabiiy limon kislotasi qo‘shiladi. Issiq quyma (80–90 °C) idishdagi mahsulot ustiga quyiladi.</w:t>
+        <w:t>Ayrim mahsulotlar issiq suvda yoki bug‘da (85–95 °C, 3–5 daqiqa) blanshirovka qilinadi. Maqsadlari: fermentlarni faolsizlantirib rang va sifatni saqlash; to‘qimadagi havoni chiqarish; mahsulotni yumshatish va hajmni barqarorlashtirish; mikroorganizmlar sonini kamaytirish. Blanshirovka suvi issiqligi regeneratsiya qilinadi (energiya tejash).</w:t>
       </w:r>
     </w:p>
     <w:p>
@@ -3676,7 +5149,7 @@
           <w:i/>
           <w:sz w:val="28"/>
         </w:rPr>
-        <w:t>Eksgaustatsiya va germetik berkitish</w:t>
+        <w:t>Idishlarga joylash</w:t>
       </w:r>
     </w:p>
     <w:p>
@@ -3691,7 +5164,7 @@
           <w:b w:val="0"/>
           <w:sz w:val="28"/>
         </w:rPr>
-        <w:t>Idishdagi havo issiq quyma quyish va eksgauster kamerasida qizdirish orqali chiqariladi. Bu vakuum hosil qiladi, oksidlanish va vitamin yo‘qotilishining oldini oladi. So‘ngra idishlar zakatka mashinasida germetik berkitiladi. Sun’iy konservant yo‘qligi uchun germetiklik mahsulot saqlanuvchanligida hal qiluvchi ahamiyatga ega.</w:t>
+        <w:t>Tayyorlangan mahsulot oldindan yuvilib sterilizatsiya qilingan idishlarga belgilangan nisbatda (taxminan 60 %) joylanadi. Joylash avtomatik yoki yarim avtomatik tarzda amalga oshiriladi.</w:t>
       </w:r>
     </w:p>
     <w:p>
@@ -3707,7 +5180,7 @@
           <w:i/>
           <w:sz w:val="28"/>
         </w:rPr>
-        <w:t>Sterilizatsiya</w:t>
+        <w:t>Tabiiy quyma tayyorlash va quyish</w:t>
       </w:r>
     </w:p>
     <w:p>
@@ -3722,7 +5195,7 @@
           <w:b w:val="0"/>
           <w:sz w:val="28"/>
         </w:rPr>
-        <w:t>Germetik idishlar avtoklavlarda sterilizatsiya qilinadi. Mahsulot kislotali bo‘lgani uchun sterilizatsiya 100 °C atrofida, belgilangan formula bo‘yicha olib boriladi. Sterilizatsiya mahsulotning mikrobiologik xavfsizligini ta’minlovchi asosiy omildir, chunki sun’iy konservant ishlatilmaydi. Sterilizatsiya rejimi qat’iy nazorat qilinadi.</w:t>
+        <w:t>Quyma mahsulot turiga qarab tayyorlanadi: sabzavotlar uchun engil tuz eritmasi (1,5–2,5 % tuz), mevalar uchun shakar siropi (25–35 %) yoki o‘z sharbati. Quyma sun’iy konservantlarsiz tayyorlanadi. Kislotaliligi past mahsulotlarga xavfsizlik uchun tabiiy limon kislotasi qo‘shiladi. Issiq quyma (80–90 °C) idishdagi mahsulot ustiga quyiladi.</w:t>
       </w:r>
     </w:p>
     <w:p>
@@ -3738,7 +5211,7 @@
           <w:i/>
           <w:sz w:val="28"/>
         </w:rPr>
-        <w:t>Sovitish</w:t>
+        <w:t>Eksgaustatsiya va germetik berkitish</w:t>
       </w:r>
     </w:p>
     <w:p>
@@ -3753,7 +5226,7 @@
           <w:b w:val="0"/>
           <w:sz w:val="28"/>
         </w:rPr>
-        <w:t>Sterilizatsiyadan keyin idishlar tez sovitiladi. Bu mahsulotning ortiqcha qaynashi, rang va vitamin yo‘qotilishining oldini oladi. Sovitish suvi qayta ishlatiladi (resurs tejash).</w:t>
+        <w:t>Idishdagi havo issiq quyma quyish va eksgauster kamerasida qizdirish orqali chiqariladi. Bu vakuum hosil qiladi, oksidlanish va vitamin yo‘qotilishining oldini oladi. So‘ngra idishlar zakatka mashinasida germetik berkitiladi. Sun’iy konservant yo‘qligi uchun germetiklik mahsulot saqlanuvchanligida hal qiluvchi ahamiyatga ega.</w:t>
       </w:r>
     </w:p>
     <w:p>
@@ -3769,7 +5242,7 @@
           <w:i/>
           <w:sz w:val="28"/>
         </w:rPr>
-        <w:t>Etiketkalash, qadoqlash va saqlash</w:t>
+        <w:t>Sterilizatsiya</w:t>
       </w:r>
     </w:p>
     <w:p>
@@ -3784,7 +5257,7 @@
           <w:b w:val="0"/>
           <w:sz w:val="28"/>
         </w:rPr>
-        <w:t>Idishlar etiketkalanadi (ekologik tozalik, tabiiy tarkib va “toza yorliq” ma’lumotlari ko‘rsatiladi) va ekologik toza qadoqqa joylanadi. Tayyor mahsulot quruq, salqin omborda uzoq muddat saqlanadi.</w:t>
+        <w:t>Germetik idishlar avtoklavlarda sterilizatsiya qilinadi. Mahsulot kislotali bo‘lgani uchun sterilizatsiya 100 °C atrofida, belgilangan formula bo‘yicha olib boriladi. Sterilizatsiya mahsulotning mikrobiologik xavfsizligini ta’minlovchi asosiy omildir, chunki sun’iy konservant ishlatilmaydi. Sterilizatsiya rejimi qat’iy nazorat qilinadi.</w:t>
       </w:r>
     </w:p>
     <w:p>
@@ -3800,7 +5273,7 @@
           <w:i/>
           <w:sz w:val="28"/>
         </w:rPr>
-        <w:t>Texnologik jarayonga ta’sir etuvchi omillar</w:t>
+        <w:t>Sovitish</w:t>
       </w:r>
     </w:p>
     <w:p>
@@ -3815,7 +5288,7 @@
           <w:b w:val="0"/>
           <w:sz w:val="28"/>
         </w:rPr>
-        <w:t>Mahsulot sifati, xavfsizligi va ekologik tozaligiga ta’sir etuvchi asosiy omillar: xom ashyo sifati va ekologik tozaligi; tozalash va maydalash sifati; blanshirovka rejimi; quyma tarkibi va kislotaliligi; sterilizatsiya formulasi; germetiklik; sanitariya holati. Bu omillarni to‘g‘ri boshqarish yuqori sifatli, xavfsiz va ekologik toza mahsulot olishni ta’minlaydi.</w:t>
+        <w:t>Sterilizatsiyadan keyin idishlar tez sovitiladi. Bu mahsulotning ortiqcha qaynashi, rang va vitamin yo‘qotilishining oldini oladi. Sovitish suvi qayta ishlatiladi (resurs tejash).</w:t>
       </w:r>
     </w:p>
     <w:p>
@@ -3831,7 +5304,7 @@
           <w:i/>
           <w:sz w:val="28"/>
         </w:rPr>
-        <w:t>Resurslarni tejash va chiqindilarni qayta ishlash</w:t>
+        <w:t>Etiketkalash, qadoqlash va saqlash</w:t>
       </w:r>
     </w:p>
     <w:p>
@@ -3846,7 +5319,23 @@
           <w:b w:val="0"/>
           <w:sz w:val="28"/>
         </w:rPr>
-        <w:t>Ekologik toza ishlab chiqarishda texnologik jarayonga resurs tejash va chiqindilarni qayta ishlash integratsiyalanadi: yuvish va sovitish suvlari qayta ishlatiladi; blanshirovka va sterilizatsiya issiqligi regeneratsiya qilinadi; organik chiqindilar (po‘st, o‘zak, danak) qayta ishlanadi. Bu jarayonni ekologik va iqtisodiy jihatdan samarali qiladi.</w:t>
+        <w:t>Idishlar etiketkalanadi (ekologik tozalik, tabiiy tarkib va “toza yorliq” ma’lumotlari ko‘rsatiladi) va ekologik toza qadoqqa joylanadi. Tayyor mahsulot quruq, salqin omborda uzoq muddat saqlanadi.</w:t>
+      </w:r>
+    </w:p>
+    <w:p>
+      <w:pPr>
+        <w:spacing w:line="360" w:lineRule="auto" w:before="120" w:after="40"/>
+        <w:ind w:firstLine="709"/>
+        <w:jc w:val="left"/>
+      </w:pPr>
+      <w:r>
+        <w:rPr>
+          <w:rFonts w:ascii="Times New Roman" w:hAnsi="Times New Roman" w:eastAsia="Times New Roman"/>
+          <w:b/>
+          <w:i/>
+          <w:sz w:val="28"/>
+        </w:rPr>
+        <w:t>Texnologik jarayonga ta’sir etuvchi omillar</w:t>
       </w:r>
     </w:p>
     <w:p>
@@ -3861,21 +5350,23 @@
           <w:b w:val="0"/>
           <w:sz w:val="28"/>
         </w:rPr>
-        <w:t>Xulosa qilib aytganda, ekologik toza konservalangan mahsulotlar ishlab chiqarish texnologik jarayoni bir-biri bilan bog‘langan bosqichlardan iborat bo‘lib, har bir bosqich mahsulot sifati, xavfsizligi va ekologik tozaligiga ta’sir ko‘rsatadi. Barcha jarayonlar ilmiy va ekologik asosda boshqarilganda yuqori sifatli, xavfsiz, tabiiy va raqobatbardosh mahsulot olish mumkin.</w:t>
-      </w:r>
-    </w:p>
-    <w:p>
-      <w:pPr>
-        <w:spacing w:line="360" w:lineRule="auto" w:before="240" w:after="120"/>
+        <w:t>Mahsulot sifati, xavfsizligi va ekologik tozaligiga ta’sir etuvchi asosiy omillar: xom ashyo sifati va ekologik tozaligi; tozalash va maydalash sifati; blanshirovka rejimi; quyma tarkibi va kislotaliligi; sterilizatsiya formulasi; germetiklik; sanitariya holati. Bu omillarni to‘g‘ri boshqarish yuqori sifatli, xavfsiz va ekologik toza mahsulot olishni ta’minlaydi.</w:t>
+      </w:r>
+    </w:p>
+    <w:p>
+      <w:pPr>
+        <w:spacing w:line="360" w:lineRule="auto" w:before="120" w:after="40"/>
+        <w:ind w:firstLine="709"/>
         <w:jc w:val="left"/>
       </w:pPr>
       <w:r>
         <w:rPr>
           <w:rFonts w:ascii="Times New Roman" w:hAnsi="Times New Roman" w:eastAsia="Times New Roman"/>
           <w:b/>
-          <w:sz w:val="28"/>
-        </w:rPr>
-        <w:t>2.3. Xom-ashyo, yordamchi materiallar, chiqindilar, ulardan foydalanish, tayyor mahsulotlarga qo‘yiladigan GOST va texnik shartlar talablari</w:t>
+          <w:i/>
+          <w:sz w:val="28"/>
+        </w:rPr>
+        <w:t>Resurslarni tejash va chiqindilarni qayta ishlash</w:t>
       </w:r>
     </w:p>
     <w:p>
@@ -3890,7 +5381,22 @@
           <w:b w:val="0"/>
           <w:sz w:val="28"/>
         </w:rPr>
-        <w:t>Ekologik toza konservalangan mahsulotlar ishlab chiqarishda xom ashyo va yordamchi materiallar sifati va ekologik tozaligi, shuningdek chiqindilarni oqilona boshqarish mahsulot sifati, xavfsizligi va ishlab chiqarishning ekologik samaradorligini ta’minlovchi asosiy omillardir.</w:t>
+        <w:t>Ekologik toza ishlab chiqarishda texnologik jarayonga resurs tejash va chiqindilarni qayta ishlash integratsiyalanadi: yuvish va sovitish suvlari qayta ishlatiladi; blanshirovka va sterilizatsiya issiqligi regeneratsiya qilinadi; organik chiqindilar (po‘st, o‘zak, danak) qayta ishlanadi. Bu jarayonni ekologik va iqtisodiy jihatdan samarali qiladi.</w:t>
+      </w:r>
+    </w:p>
+    <w:p>
+      <w:pPr>
+        <w:spacing w:line="360" w:lineRule="auto" w:before="0" w:after="0"/>
+        <w:ind w:firstLine="709"/>
+        <w:jc w:val="both"/>
+      </w:pPr>
+      <w:r>
+        <w:rPr>
+          <w:rFonts w:ascii="Times New Roman" w:hAnsi="Times New Roman" w:eastAsia="Times New Roman"/>
+          <w:b w:val="0"/>
+          <w:sz w:val="28"/>
+        </w:rPr>
+        <w:t>Xulosa qilib aytganda, ekologik toza konservalangan mahsulotlar ishlab chiqarish texnologik jarayoni bir-biri bilan bog‘langan bosqichlardan iborat bo‘lib, har bir bosqich mahsulot sifati, xavfsizligi va ekologik tozaligiga ta’sir ko‘rsatadi. Barcha jarayonlar ilmiy va ekologik asosda boshqarilganda yuqori sifatli, xavfsiz, tabiiy va raqobatbardosh mahsulot olish mumkin.</w:t>
       </w:r>
     </w:p>
     <w:p>
@@ -3906,7 +5412,7 @@
           <w:i/>
           <w:sz w:val="28"/>
         </w:rPr>
-        <w:t>Asosiy xom ashyo va unga qo‘yiladigan talablar</w:t>
+        <w:t>Blanshirovkaning nazariy asoslari</w:t>
       </w:r>
     </w:p>
     <w:p>
@@ -3921,7 +5427,7 @@
           <w:b w:val="0"/>
           <w:sz w:val="28"/>
         </w:rPr>
-        <w:t>Asosiy xom ashyo — mahalliy mevalar va sabzavotlar. Ekologik toza mahsulot uchun ular umumiy sifat talablaridan tashqari ekologik tozalik talablariga ham javob berishi kerak: pestitsidlar va agrokimyoviy qoldiqlar minimal; nitratlar me’yorda; og‘ir metallar chegaradan past; ekologik toza yoki organik sharoitda yetishtirilgan. Xom ashyo ishonchli mahalliy fermerlardan, sifat va ekologik nazorat ostida sotib olinadi. Mahalliy manba xom ashyo manbasini nazorat qilish va kuzatuvchanlikni (traceability) ta’minlaydi.</w:t>
+        <w:t>Blanshirovka — mahsulotni issiq suv yoki bug‘ bilan qisqa vaqt ishlash bo‘lib, u sun’iy qo‘shimchalarsiz sifatni saqlashda muhim rol o‘ynaydi. Maqsadlari: fermentlarni (polifenoloksidaza) faolsizlantirib, fermentativ qorayishning oldini olish (bu ayniqsa muhim, chunki sun’iy bo‘yoq ishlatilmaydi va tabiiy rang saqlanishi kerak); to‘qimadagi havoni chiqarib, oksidlanish va vitamin yo‘qotilishini kamaytirish; mahsulotni yumshatish va hajmni barqarorlashtirish; yuza mikroorganizmlar sonini kamaytirish. Blanshirovka harorati va vaqti mahsulot turiga qarab tanlanadi; ortiqcha blanshirovka oziqaviy moddalarni yuvib yuboradi. Blanshirovka suvi issiqligi regeneratsiya qilinadi (ekologik tejamkorlik).</w:t>
       </w:r>
     </w:p>
     <w:p>
@@ -3937,7 +5443,7 @@
           <w:i/>
           <w:sz w:val="28"/>
         </w:rPr>
-        <w:t>Yordamchi materiallar</w:t>
+        <w:t>Eksgaustatsiyaning ahamiyati</w:t>
       </w:r>
     </w:p>
     <w:p>
@@ -3952,7 +5458,7 @@
           <w:b w:val="0"/>
           <w:sz w:val="28"/>
         </w:rPr>
-        <w:t>Tuz (engil tuzlash uchun), shakar (sirop uchun), suv, tabiiy limon kislotasi va tabiiy ziravorlar ishlatiladi. Barcha yordamchi materiallar oziq-ovqat sifatida, toza va xavfsiz bo‘lishi shart. Sintetik konservantlar, sun’iy bo‘yoq va aromatizatorlar ishlatilmaydi. Qadoqlash materiallari (shisha banka, kislotabardosh qoplamali qopqoq) ekologik va qayta ishlanadigan bo‘lishi afzal.</w:t>
+        <w:t>Eksgaustatsiya — idishdagi havoni chiqarish jarayoni bo‘lib, u bir necha jihatdan muhim: idishda vakuum hosil qilib germetiklikni mustahkamlaydi; kislorodni chiqarib vitaminlar (C vitamini, likopin) oksidlanishining oldini oladi; metall qopqoq korroziyasini kamaytiradi; sterilizatsiyada idishdagi bosimni boshqaradi. Sun’iy konservant yo‘qligida vakuum va kislorodsizlik mahsulot saqlanuvchanligiga qo‘shimcha hissa qo‘shadi. Eksgaustatsiya issiq quyma quyish va eksgauster kamerasida qizdirish orqali amalga oshiriladi.</w:t>
       </w:r>
     </w:p>
     <w:p>
@@ -3968,7 +5474,7 @@
           <w:i/>
           <w:sz w:val="28"/>
         </w:rPr>
-        <w:t>Chiqindilar va ularning turlari</w:t>
+        <w:t>Sterilizatsiyada issiqlik penetratsiyasi va F-qiymat</w:t>
       </w:r>
     </w:p>
     <w:p>
@@ -3983,7 +5489,23 @@
           <w:b w:val="0"/>
           <w:sz w:val="28"/>
         </w:rPr>
-        <w:t>Ekologik toza ishlab chiqarishda chiqindilarni boshqarish alohida ahamiyatga ega, chunki “ekologik tozalik” butun jarayonni qamrab oladi. Chiqindilar uch guruhga bo‘linadi:</w:t>
+        <w:t>Sterilizatsiya samaradorligi issiqlikning idish markaziga (eng sekin qiziydigan nuqtaga) yetib borishiga bog‘liq. Issiqlik penetratsiyasi idish hajmi, mahsulot konsistensiyasi va boshlang‘ich haroratga bog‘liq. Sterilizatsiya samaradorligi F-qiymat (ekvivalent sterilizatsiya vaqti) bilan ifodalanadi. Kislotali mahsulotlar (pH &lt; 4,5) uchun pasterizatsiya darajasidagi ishlov (100 °C atrofida) mahsulot xavfsizligini ta’minlaydi. Sterilizatsiya formulasi har bir mahsulot va idish turi uchun alohida belgilanadi va eksperimental tasdiqlanadi, bu sun’iy konservantsiz xavfsizlikni kafolatlash uchun ayniqsa muhim.</w:t>
+      </w:r>
+    </w:p>
+    <w:p>
+      <w:pPr>
+        <w:spacing w:line="360" w:lineRule="auto" w:before="120" w:after="40"/>
+        <w:ind w:firstLine="709"/>
+        <w:jc w:val="left"/>
+      </w:pPr>
+      <w:r>
+        <w:rPr>
+          <w:rFonts w:ascii="Times New Roman" w:hAnsi="Times New Roman" w:eastAsia="Times New Roman"/>
+          <w:b/>
+          <w:i/>
+          <w:sz w:val="28"/>
+        </w:rPr>
+        <w:t>Sovitishning ahamiyati</w:t>
       </w:r>
     </w:p>
     <w:p>
@@ -3998,7 +5520,23 @@
           <w:b w:val="0"/>
           <w:sz w:val="28"/>
         </w:rPr>
-        <w:t>Qattiq organik chiqindilar — meva va sabzavot po‘sti, danak, o‘zak, urug‘ kamerasi, nuqsonli mahsulotlar. Bular eng katta hajmli chiqindi bo‘lib, qimmatli ikkilamchi xom ashyodir.</w:t>
+        <w:t>Sterilizatsiyadan keyin tez sovitish: mahsulotning ortiqcha qaynashi va bo‘tqaga aylanishining oldini oladi; rang, ta’m va vitaminlarning issiqlik ta’sirida buzilishini kamaytiradi; termofil mikroorganizmlar rivojlanishi mumkin bo‘lgan harorat zonasidan tez o‘tishni ta’minlaydi. Sovitish 40 °C atrofigacha olib boriladi va sovitish suvi qayta ishlatiladi (resurs tejash). Sovitish suvi toza bo‘lishi kerak, chunki vakuum tufayli germetiklik nuqtalaridan suv so‘rilishi mumkin.</w:t>
+      </w:r>
+    </w:p>
+    <w:p>
+      <w:pPr>
+        <w:spacing w:line="360" w:lineRule="auto" w:before="120" w:after="40"/>
+        <w:ind w:firstLine="709"/>
+        <w:jc w:val="left"/>
+      </w:pPr>
+      <w:r>
+        <w:rPr>
+          <w:rFonts w:ascii="Times New Roman" w:hAnsi="Times New Roman" w:eastAsia="Times New Roman"/>
+          <w:b/>
+          <w:i/>
+          <w:sz w:val="28"/>
+        </w:rPr>
+        <w:t>Resurslarni tejash va chiqindisiz texnologiya integratsiyasi</w:t>
       </w:r>
     </w:p>
     <w:p>
@@ -4013,7 +5551,21 @@
           <w:b w:val="0"/>
           <w:sz w:val="28"/>
         </w:rPr>
-        <w:t>Suyuq chiqindilar — yuvish, blanshirovka, sovitish va CIP yuvish suvlari. Tarkibida organik moddalar bo‘ladi.</w:t>
+        <w:t>Ekologik toza ishlab chiqarishning o‘ziga xosligi shundaki, texnologik jarayonga resurs tejash va chiqindisiz texnologiya to‘liq integratsiyalanadi: yuvish va sovitish suvlari tozalanib qayta ishlatiladi; blanshirovka va sterilizatsiya issiqligi rekuperatorlar orqali regeneratsiya qilinadi; tozalashda hosil bo‘ladigan organik chiqindilar (po‘st, danak, o‘zak) darhol qayta ishlash blokiga uzatiladi (pektin, danak moyi, ozuqa, biogaz); qadoqlash chiqindilari saralanadi. Bu integratsiya korxonani “yashil” va resurs tejovchi qiladi, hamda qo‘shimcha daromad manbalarini yaratadi.</w:t>
+      </w:r>
+    </w:p>
+    <w:p>
+      <w:pPr>
+        <w:spacing w:line="360" w:lineRule="auto" w:before="240" w:after="120"/>
+        <w:jc w:val="left"/>
+      </w:pPr>
+      <w:r>
+        <w:rPr>
+          <w:rFonts w:ascii="Times New Roman" w:hAnsi="Times New Roman" w:eastAsia="Times New Roman"/>
+          <w:b/>
+          <w:sz w:val="28"/>
+        </w:rPr>
+        <w:t>2.3. Xom-ashyo, yordamchi materiallar, chiqindilar, ulardan foydalanish, tayyor mahsulotlarga qo‘yiladigan GOST va texnik shartlar talablari</w:t>
       </w:r>
     </w:p>
     <w:p>
@@ -4028,7 +5580,7 @@
           <w:b w:val="0"/>
           <w:sz w:val="28"/>
         </w:rPr>
-        <w:t>Gazsimon chiqindilar va issiqlik — sterilizatsiya va blanshirovkadan ajraladigan bug‘ va issiqlik.</w:t>
+        <w:t>Ekologik toza konservalangan mahsulotlar ishlab chiqarishda xom ashyo va yordamchi materiallar sifati va ekologik tozaligi, shuningdek chiqindilarni oqilona boshqarish mahsulot sifati, xavfsizligi va ishlab chiqarishning ekologik samaradorligini ta’minlovchi asosiy omillardir.</w:t>
       </w:r>
     </w:p>
     <w:p>
@@ -4044,7 +5596,7 @@
           <w:i/>
           <w:sz w:val="28"/>
         </w:rPr>
-        <w:t>Chiqindilardan foydalanish (chiqindisiz texnologiya)</w:t>
+        <w:t>Asosiy xom ashyo va unga qo‘yiladigan talablar</w:t>
       </w:r>
     </w:p>
     <w:p>
@@ -4059,7 +5611,7 @@
           <w:b w:val="0"/>
           <w:sz w:val="28"/>
         </w:rPr>
-        <w:t>Ekologik toza ishlab chiqarish chiqindisiz (yoki kam chiqindili) texnologiyaga intiladi. Chiqindilardan foydalanish yo‘nalishlari: organik chiqindilardan pektin olish (olma po‘sti, o‘zak); danaklardan moy olish; chorva ozuqasi tayyorlash; kompost va biogaz ishlab chiqarish; suvni tozalab qayta ishlatish; issiqlikni regeneratsiya qilish. Bu yo‘nalishlar chiqindilarni qo‘shimcha qiymatga aylantiradi va atrof-muhitga ta’sirni minimallashtiradi.</w:t>
+        <w:t>Asosiy xom ashyo — mahalliy mevalar va sabzavotlar. Ekologik toza mahsulot uchun ular umumiy sifat talablaridan tashqari ekologik tozalik talablariga ham javob berishi kerak: pestitsidlar va agrokimyoviy qoldiqlar minimal; nitratlar me’yorda; og‘ir metallar chegaradan past; ekologik toza yoki organik sharoitda yetishtirilgan. Xom ashyo ishonchli mahalliy fermerlardan, sifat va ekologik nazorat ostida sotib olinadi. Mahalliy manba xom ashyo manbasini nazorat qilish va kuzatuvchanlikni (traceability) ta’minlaydi.</w:t>
       </w:r>
     </w:p>
     <w:p>
@@ -4075,7 +5627,7 @@
           <w:i/>
           <w:sz w:val="28"/>
         </w:rPr>
-        <w:t>Oqava suvlarni tozalash</w:t>
+        <w:t>Yordamchi materiallar</w:t>
       </w:r>
     </w:p>
     <w:p>
@@ -4090,7 +5642,7 @@
           <w:b w:val="0"/>
           <w:sz w:val="28"/>
         </w:rPr>
-        <w:t>Oqava suvlar mexanik (qattiq zarrachalarni ajratish), biologik (organik moddalarni parchalash) va kimyoviy (pH me’yorlash) usullar bilan tozalanadi. Tozalangan suv texnik ehtiyojlar uchun qayta ishlatiladi. Ekologik toza korxona oqava suvlarini belgilangan me’yorlardan past darajada tozalashga intiladi.</w:t>
+        <w:t>Tuz (engil tuzlash uchun), shakar (sirop uchun), suv, tabiiy limon kislotasi va tabiiy ziravorlar ishlatiladi. Barcha yordamchi materiallar oziq-ovqat sifatida, toza va xavfsiz bo‘lishi shart. Sintetik konservantlar, sun’iy bo‘yoq va aromatizatorlar ishlatilmaydi. Qadoqlash materiallari (shisha banka, kislotabardosh qoplamali qopqoq) ekologik va qayta ishlanadigan bo‘lishi afzal.</w:t>
       </w:r>
     </w:p>
     <w:p>
@@ -4106,7 +5658,7 @@
           <w:i/>
           <w:sz w:val="28"/>
         </w:rPr>
-        <w:t>GOST va texnik shartlar</w:t>
+        <w:t>Chiqindilar va ularning turlari</w:t>
       </w:r>
     </w:p>
     <w:p>
@@ -4121,7 +5673,7 @@
           <w:b w:val="0"/>
           <w:sz w:val="28"/>
         </w:rPr>
-        <w:t>GOST (davlat standarti) mahsulotga, xom ashyo sifatiga, sinov usullariga, qadoqlash, saqlash, markirovka va xavfsizlik ko‘rsatkichlariga qo‘yiladigan talablarni belgilaydi. Tabiiy konservalar (tabiiy sabzavotlar, kompotlar) uchun tegishli davlat standartlari mavjud. Ekologik toza yoki organik mahsulotlar uchun esa qo‘shimcha sertifikatlashtirish (organik sertifikat, ekologik belgi) talab etilishi mumkin. Korxona o‘z mahsuloti uchun texnik shartlar (TSh) ishlab chiqadi, unda mahsulot tarkibi, ekologik tozalik talablari, sifat va xavfsizlik ko‘rsatkichlari belgilanadi.</w:t>
+        <w:t>Ekologik toza ishlab chiqarishda chiqindilarni boshqarish alohida ahamiyatga ega, chunki “ekologik tozalik” butun jarayonni qamrab oladi. Chiqindilar uch guruhga bo‘linadi:</w:t>
       </w:r>
     </w:p>
     <w:p>
@@ -4136,7 +5688,37 @@
           <w:b w:val="0"/>
           <w:sz w:val="28"/>
         </w:rPr>
-        <w:t>Me’yoriy hujjatlar quyidagilarni belgilaydi: xom ashyo talablari (sifat va ekologik tozalik); organoleptik ko‘rsatkichlar; fizik-kimyoviy ko‘rsatkichlar (quruq moddalar, tuz, kislotalilik, pH); mikrobiologik xavfsizlik (sanoat sterilligi); xavfsizlik ko‘rsatkichlari (og‘ir metallar, pestitsidlar, nitratlar, mikotoksinlar). Ekologik toza mahsulotda sintetik konservantlarning yo‘qligi ham nazorat qilinadi.</w:t>
+        <w:t>Qattiq organik chiqindilar — meva va sabzavot po‘sti, danak, o‘zak, urug‘ kamerasi, nuqsonli mahsulotlar. Bular eng katta hajmli chiqindi bo‘lib, qimmatli ikkilamchi xom ashyodir.</w:t>
+      </w:r>
+    </w:p>
+    <w:p>
+      <w:pPr>
+        <w:spacing w:line="360" w:lineRule="auto" w:before="0" w:after="0"/>
+        <w:ind w:firstLine="709"/>
+        <w:jc w:val="both"/>
+      </w:pPr>
+      <w:r>
+        <w:rPr>
+          <w:rFonts w:ascii="Times New Roman" w:hAnsi="Times New Roman" w:eastAsia="Times New Roman"/>
+          <w:b w:val="0"/>
+          <w:sz w:val="28"/>
+        </w:rPr>
+        <w:t>Suyuq chiqindilar — yuvish, blanshirovka, sovitish va CIP yuvish suvlari. Tarkibida organik moddalar bo‘ladi.</w:t>
+      </w:r>
+    </w:p>
+    <w:p>
+      <w:pPr>
+        <w:spacing w:line="360" w:lineRule="auto" w:before="0" w:after="0"/>
+        <w:ind w:firstLine="709"/>
+        <w:jc w:val="both"/>
+      </w:pPr>
+      <w:r>
+        <w:rPr>
+          <w:rFonts w:ascii="Times New Roman" w:hAnsi="Times New Roman" w:eastAsia="Times New Roman"/>
+          <w:b w:val="0"/>
+          <w:sz w:val="28"/>
+        </w:rPr>
+        <w:t>Gazsimon chiqindilar va issiqlik — sterilizatsiya va blanshirovkadan ajraladigan bug‘ va issiqlik.</w:t>
       </w:r>
     </w:p>
     <w:p>
@@ -4152,7 +5734,7 @@
           <w:i/>
           <w:sz w:val="28"/>
         </w:rPr>
-        <w:t>Mahsulot xavfsizligi va sertifikatlash</w:t>
+        <w:t>Chiqindilardan foydalanish (chiqindisiz texnologiya)</w:t>
       </w:r>
     </w:p>
     <w:p>
@@ -4167,7 +5749,345 @@
           <w:b w:val="0"/>
           <w:sz w:val="28"/>
         </w:rPr>
+        <w:t>Ekologik toza ishlab chiqarish chiqindisiz (yoki kam chiqindili) texnologiyaga intiladi. Chiqindilardan foydalanish yo‘nalishlari: organik chiqindilardan pektin olish (olma po‘sti, o‘zak); danaklardan moy olish; chorva ozuqasi tayyorlash; kompost va biogaz ishlab chiqarish; suvni tozalab qayta ishlatish; issiqlikni regeneratsiya qilish. Bu yo‘nalishlar chiqindilarni qo‘shimcha qiymatga aylantiradi va atrof-muhitga ta’sirni minimallashtiradi.</w:t>
+      </w:r>
+    </w:p>
+    <w:p>
+      <w:pPr>
+        <w:spacing w:line="360" w:lineRule="auto" w:before="120" w:after="40"/>
+        <w:ind w:firstLine="709"/>
+        <w:jc w:val="left"/>
+      </w:pPr>
+      <w:r>
+        <w:rPr>
+          <w:rFonts w:ascii="Times New Roman" w:hAnsi="Times New Roman" w:eastAsia="Times New Roman"/>
+          <w:b/>
+          <w:i/>
+          <w:sz w:val="28"/>
+        </w:rPr>
+        <w:t>Oqava suvlarni tozalash</w:t>
+      </w:r>
+    </w:p>
+    <w:p>
+      <w:pPr>
+        <w:spacing w:line="360" w:lineRule="auto" w:before="0" w:after="0"/>
+        <w:ind w:firstLine="709"/>
+        <w:jc w:val="both"/>
+      </w:pPr>
+      <w:r>
+        <w:rPr>
+          <w:rFonts w:ascii="Times New Roman" w:hAnsi="Times New Roman" w:eastAsia="Times New Roman"/>
+          <w:b w:val="0"/>
+          <w:sz w:val="28"/>
+        </w:rPr>
+        <w:t>Oqava suvlar mexanik (qattiq zarrachalarni ajratish), biologik (organik moddalarni parchalash) va kimyoviy (pH me’yorlash) usullar bilan tozalanadi. Tozalangan suv texnik ehtiyojlar uchun qayta ishlatiladi. Ekologik toza korxona oqava suvlarini belgilangan me’yorlardan past darajada tozalashga intiladi.</w:t>
+      </w:r>
+    </w:p>
+    <w:p>
+      <w:pPr>
+        <w:spacing w:line="360" w:lineRule="auto" w:before="120" w:after="40"/>
+        <w:ind w:firstLine="709"/>
+        <w:jc w:val="left"/>
+      </w:pPr>
+      <w:r>
+        <w:rPr>
+          <w:rFonts w:ascii="Times New Roman" w:hAnsi="Times New Roman" w:eastAsia="Times New Roman"/>
+          <w:b/>
+          <w:i/>
+          <w:sz w:val="28"/>
+        </w:rPr>
+        <w:t>GOST va texnik shartlar</w:t>
+      </w:r>
+    </w:p>
+    <w:p>
+      <w:pPr>
+        <w:spacing w:line="360" w:lineRule="auto" w:before="0" w:after="0"/>
+        <w:ind w:firstLine="709"/>
+        <w:jc w:val="both"/>
+      </w:pPr>
+      <w:r>
+        <w:rPr>
+          <w:rFonts w:ascii="Times New Roman" w:hAnsi="Times New Roman" w:eastAsia="Times New Roman"/>
+          <w:b w:val="0"/>
+          <w:sz w:val="28"/>
+        </w:rPr>
+        <w:t>GOST (davlat standarti) mahsulotga, xom ashyo sifatiga, sinov usullariga, qadoqlash, saqlash, markirovka va xavfsizlik ko‘rsatkichlariga qo‘yiladigan talablarni belgilaydi. Tabiiy konservalar (tabiiy sabzavotlar, kompotlar) uchun tegishli davlat standartlari mavjud. Ekologik toza yoki organik mahsulotlar uchun esa qo‘shimcha sertifikatlashtirish (organik sertifikat, ekologik belgi) talab etilishi mumkin. Korxona o‘z mahsuloti uchun texnik shartlar (TSh) ishlab chiqadi, unda mahsulot tarkibi, ekologik tozalik talablari, sifat va xavfsizlik ko‘rsatkichlari belgilanadi.</w:t>
+      </w:r>
+    </w:p>
+    <w:p>
+      <w:pPr>
+        <w:spacing w:line="360" w:lineRule="auto" w:before="0" w:after="0"/>
+        <w:ind w:firstLine="709"/>
+        <w:jc w:val="both"/>
+      </w:pPr>
+      <w:r>
+        <w:rPr>
+          <w:rFonts w:ascii="Times New Roman" w:hAnsi="Times New Roman" w:eastAsia="Times New Roman"/>
+          <w:b w:val="0"/>
+          <w:sz w:val="28"/>
+        </w:rPr>
+        <w:t>Me’yoriy hujjatlar quyidagilarni belgilaydi: xom ashyo talablari (sifat va ekologik tozalik); organoleptik ko‘rsatkichlar; fizik-kimyoviy ko‘rsatkichlar (quruq moddalar, tuz, kislotalilik, pH); mikrobiologik xavfsizlik (sanoat sterilligi); xavfsizlik ko‘rsatkichlari (og‘ir metallar, pestitsidlar, nitratlar, mikotoksinlar). Ekologik toza mahsulotda sintetik konservantlarning yo‘qligi ham nazorat qilinadi.</w:t>
+      </w:r>
+    </w:p>
+    <w:p>
+      <w:pPr>
+        <w:spacing w:line="360" w:lineRule="auto" w:before="120" w:after="40"/>
+        <w:ind w:firstLine="709"/>
+        <w:jc w:val="left"/>
+      </w:pPr>
+      <w:r>
+        <w:rPr>
+          <w:rFonts w:ascii="Times New Roman" w:hAnsi="Times New Roman" w:eastAsia="Times New Roman"/>
+          <w:b/>
+          <w:i/>
+          <w:sz w:val="28"/>
+        </w:rPr>
+        <w:t>Mahsulot xavfsizligi va sertifikatlash</w:t>
+      </w:r>
+    </w:p>
+    <w:p>
+      <w:pPr>
+        <w:spacing w:line="360" w:lineRule="auto" w:before="0" w:after="0"/>
+        <w:ind w:firstLine="709"/>
+        <w:jc w:val="both"/>
+      </w:pPr>
+      <w:r>
+        <w:rPr>
+          <w:rFonts w:ascii="Times New Roman" w:hAnsi="Times New Roman" w:eastAsia="Times New Roman"/>
+          <w:b w:val="0"/>
+          <w:sz w:val="28"/>
+        </w:rPr>
         <w:t>Tayyor mahsulotda quyidagi xavfsizlik ko‘rsatkichlari nazorat qilinadi: og‘ir metallar, pestitsidlar qoldig‘i, nitratlar, mikotoksinlar va mikrobiologik ko‘rsatkichlar (sanoat sterilligi). Ekologik toza mahsulot uchun bu ko‘rsatkichlar oddiy mahsulotga nisbatan qattiqroq talablarga javob berishi kerak. Mahsulotning ekologik tozaligini tasdiqlash uchun tegishli sertifikatlar (sifat, xavfsizlik, zarur bo‘lsa organik/ekologik sertifikat) olinadi. Bu mahsulotning ichki va tashqi bozorda ishonchini oshiradi.</w:t>
+      </w:r>
+    </w:p>
+    <w:p>
+      <w:pPr>
+        <w:spacing w:line="360" w:lineRule="auto" w:before="120" w:after="40"/>
+        <w:ind w:firstLine="709"/>
+        <w:jc w:val="left"/>
+      </w:pPr>
+      <w:r>
+        <w:rPr>
+          <w:rFonts w:ascii="Times New Roman" w:hAnsi="Times New Roman" w:eastAsia="Times New Roman"/>
+          <w:b/>
+          <w:i/>
+          <w:sz w:val="28"/>
+        </w:rPr>
+        <w:t>Chiqindilardan foydalanishning batafsil yo‘nalishlari</w:t>
+      </w:r>
+    </w:p>
+    <w:p>
+      <w:pPr>
+        <w:spacing w:line="360" w:lineRule="auto" w:before="0" w:after="0"/>
+        <w:ind w:firstLine="709"/>
+        <w:jc w:val="both"/>
+      </w:pPr>
+      <w:r>
+        <w:rPr>
+          <w:rFonts w:ascii="Times New Roman" w:hAnsi="Times New Roman" w:eastAsia="Times New Roman"/>
+          <w:b w:val="0"/>
+          <w:sz w:val="28"/>
+        </w:rPr>
+        <w:t>Ekologik toza ishlab chiqarish chiqindisiz texnologiyaga intiladi va organik chiqindilarni qimmatli mahsulotlarga aylantiradi:</w:t>
+      </w:r>
+    </w:p>
+    <w:p>
+      <w:pPr>
+        <w:spacing w:line="360" w:lineRule="auto" w:before="0" w:after="0"/>
+        <w:ind w:firstLine="709"/>
+        <w:jc w:val="both"/>
+      </w:pPr>
+      <w:r>
+        <w:rPr>
+          <w:rFonts w:ascii="Times New Roman" w:hAnsi="Times New Roman" w:eastAsia="Times New Roman"/>
+          <w:b w:val="0"/>
+          <w:sz w:val="28"/>
+        </w:rPr>
+        <w:t>Pektin olish. Olma va boshqa mevalar po‘sti hamda o‘zagi pektinga boy. Pektin — tabiiy jelatinlovchi modda bo‘lib, jem, marmelad va boshqa mahsulotlar ishlab chiqarishda hamda farmatsevtikada qo‘llaniladi. Olma po‘stidan pektin ajratib olish chiqindini yuqori qiymatli tabiiy mahsulotga aylantiradi.</w:t>
+      </w:r>
+    </w:p>
+    <w:p>
+      <w:pPr>
+        <w:spacing w:line="360" w:lineRule="auto" w:before="0" w:after="0"/>
+        <w:ind w:firstLine="709"/>
+        <w:jc w:val="both"/>
+      </w:pPr>
+      <w:r>
+        <w:rPr>
+          <w:rFonts w:ascii="Times New Roman" w:hAnsi="Times New Roman" w:eastAsia="Times New Roman"/>
+          <w:b w:val="0"/>
+          <w:sz w:val="28"/>
+        </w:rPr>
+        <w:t>Danak moyi olish. O‘rik va shaftoli danaklari mag‘zidan tabiiy moy ajratiladi, u kosmetika va oziq-ovqatda qadrlanadi. Danak qobig‘i faollashtirilgan ko‘mir yoki yoqilg‘i sifatida ishlatiladi.</w:t>
+      </w:r>
+    </w:p>
+    <w:p>
+      <w:pPr>
+        <w:spacing w:line="360" w:lineRule="auto" w:before="0" w:after="0"/>
+        <w:ind w:firstLine="709"/>
+        <w:jc w:val="both"/>
+      </w:pPr>
+      <w:r>
+        <w:rPr>
+          <w:rFonts w:ascii="Times New Roman" w:hAnsi="Times New Roman" w:eastAsia="Times New Roman"/>
+          <w:b w:val="0"/>
+          <w:sz w:val="28"/>
+        </w:rPr>
+        <w:t>Chorva ozuqasi va kompost. Sabzavot va meva qoldiqlari chorva uchun yem yoki organik o‘g‘it (kompost) sifatida ishlatiladi, bu mahalliy qishloq xo‘jaligiga qaytadi (aylanma).</w:t>
+      </w:r>
+    </w:p>
+    <w:p>
+      <w:pPr>
+        <w:spacing w:line="360" w:lineRule="auto" w:before="0" w:after="0"/>
+        <w:ind w:firstLine="709"/>
+        <w:jc w:val="both"/>
+      </w:pPr>
+      <w:r>
+        <w:rPr>
+          <w:rFonts w:ascii="Times New Roman" w:hAnsi="Times New Roman" w:eastAsia="Times New Roman"/>
+          <w:b w:val="0"/>
+          <w:sz w:val="28"/>
+        </w:rPr>
+        <w:t>Biogaz. Organik chiqindilardan anaerob bijg‘itish orqali biogaz olinadi, bu korxonaning energiya ehtiyojini qisman qoplaydi va ekologik tozalikni oshiradi.</w:t>
+      </w:r>
+    </w:p>
+    <w:p>
+      <w:pPr>
+        <w:spacing w:line="360" w:lineRule="auto" w:before="0" w:after="0"/>
+        <w:ind w:firstLine="709"/>
+        <w:jc w:val="both"/>
+      </w:pPr>
+      <w:r>
+        <w:rPr>
+          <w:rFonts w:ascii="Times New Roman" w:hAnsi="Times New Roman" w:eastAsia="Times New Roman"/>
+          <w:b w:val="0"/>
+          <w:sz w:val="28"/>
+        </w:rPr>
+        <w:t>Bu yo‘nalishlar chiqindilarni deyarli to‘liq qayta ishlash va qo‘shimcha daromad olish imkonini beradi, bu ekologik toza korxona uchun ham ekologik, ham iqtisodiy ahamiyatga ega.</w:t>
+      </w:r>
+    </w:p>
+    <w:p>
+      <w:pPr>
+        <w:spacing w:line="360" w:lineRule="auto" w:before="120" w:after="40"/>
+        <w:ind w:firstLine="709"/>
+        <w:jc w:val="left"/>
+      </w:pPr>
+      <w:r>
+        <w:rPr>
+          <w:rFonts w:ascii="Times New Roman" w:hAnsi="Times New Roman" w:eastAsia="Times New Roman"/>
+          <w:b/>
+          <w:i/>
+          <w:sz w:val="28"/>
+        </w:rPr>
+        <w:t>Oqava suvlarni tozalash bosqichlari</w:t>
+      </w:r>
+    </w:p>
+    <w:p>
+      <w:pPr>
+        <w:spacing w:line="360" w:lineRule="auto" w:before="0" w:after="0"/>
+        <w:ind w:firstLine="709"/>
+        <w:jc w:val="both"/>
+      </w:pPr>
+      <w:r>
+        <w:rPr>
+          <w:rFonts w:ascii="Times New Roman" w:hAnsi="Times New Roman" w:eastAsia="Times New Roman"/>
+          <w:b w:val="0"/>
+          <w:sz w:val="28"/>
+        </w:rPr>
+        <w:t>Oqava suvlar uch bosqichda tozalanadi: birlamchi (mexanik) tozalash — panjara, elak va tindirgichlar yordamida qattiq zarrachalar ajratiladi; ikkilamchi (biologik) tozalash — mikroorganizmlar yordamida eruvchan organik moddalar parchalanadi (aerob yoki anaerob); uchlamchi (yakuniy) tozalash — pH me’yorlanadi, dezinfeksiya qilinadi. Tozalangan suv me’yorlarga javob berganda qayta ishlatiladi yoki chiqariladi. Ekologik toza korxona oqava suvlarni belgilangan me’yorlardan past darajada tozalashga intiladi va suvni maksimal qayta ishlatadi.</w:t>
+      </w:r>
+    </w:p>
+    <w:p>
+      <w:pPr>
+        <w:spacing w:line="360" w:lineRule="auto" w:before="120" w:after="40"/>
+        <w:ind w:firstLine="709"/>
+        <w:jc w:val="left"/>
+      </w:pPr>
+      <w:r>
+        <w:rPr>
+          <w:rFonts w:ascii="Times New Roman" w:hAnsi="Times New Roman" w:eastAsia="Times New Roman"/>
+          <w:b/>
+          <w:i/>
+          <w:sz w:val="28"/>
+        </w:rPr>
+        <w:t>Kuzatuvchanlik (traceability) tizimi</w:t>
+      </w:r>
+    </w:p>
+    <w:p>
+      <w:pPr>
+        <w:spacing w:line="360" w:lineRule="auto" w:before="0" w:after="0"/>
+        <w:ind w:firstLine="709"/>
+        <w:jc w:val="both"/>
+      </w:pPr>
+      <w:r>
+        <w:rPr>
+          <w:rFonts w:ascii="Times New Roman" w:hAnsi="Times New Roman" w:eastAsia="Times New Roman"/>
+          <w:b w:val="0"/>
+          <w:sz w:val="28"/>
+        </w:rPr>
+        <w:t>Ekologik toza mahsulot uchun kuzatuvchanlik — ya’ni xom ashyo manbasidan tayyor mahsulotgacha bo‘lgan butun zanjirni hujjatlashtirish va kuzatish muhim ahamiyatga ega. Har bir partiya mahsulot uchun xom ashyo manbai (fermer), qabul sanasi, ishlab chiqarish parametrlari va nazorat natijalari qayd etiladi. Bu mahsulotning ekologik tozaligini va sifatini isbotlash, muammo yuzaga kelganda manbani aniqlash hamda sertifikatlash talablariga javob berish imkonini beradi.</w:t>
+      </w:r>
+    </w:p>
+    <w:p>
+      <w:pPr>
+        <w:spacing w:line="360" w:lineRule="auto" w:before="120" w:after="40"/>
+        <w:ind w:firstLine="709"/>
+        <w:jc w:val="left"/>
+      </w:pPr>
+      <w:r>
+        <w:rPr>
+          <w:rFonts w:ascii="Times New Roman" w:hAnsi="Times New Roman" w:eastAsia="Times New Roman"/>
+          <w:b/>
+          <w:i/>
+          <w:sz w:val="28"/>
+        </w:rPr>
+        <w:t>Standartlar, texnik shartlar va sertifikatlash</w:t>
+      </w:r>
+    </w:p>
+    <w:p>
+      <w:pPr>
+        <w:spacing w:line="360" w:lineRule="auto" w:before="0" w:after="0"/>
+        <w:ind w:firstLine="709"/>
+        <w:jc w:val="both"/>
+      </w:pPr>
+      <w:r>
+        <w:rPr>
+          <w:rFonts w:ascii="Times New Roman" w:hAnsi="Times New Roman" w:eastAsia="Times New Roman"/>
+          <w:b w:val="0"/>
+          <w:sz w:val="28"/>
+        </w:rPr>
+        <w:t>GOST (davlat standarti) va texnik shartlar (TSh) mahsulot sifati, xavfsizligi, qadoqlash va markirovkasini belgilaydi. Tabiiy konservalar uchun tegishli davlat standartlari mavjud. Ekologik toza/organik mahsulot uchun qo‘shimcha ravishda organik sertifikat, HACCP, ISO 22000 kabi tizimlar talab etilishi mumkin. Korxona texnik shartlarida mahsulotning ekologik tozalik talablari, tabiiy tarkibi (sun’iy qo‘shimchalar yo‘qligi), sifat va xavfsizlik ko‘rsatkichlari aniq belgilanadi. Sertifikatlash mahsulotning bozordagi ishonchini va eksport salohiyatini sezilarli oshiradi.</w:t>
+      </w:r>
+    </w:p>
+    <w:p>
+      <w:pPr>
+        <w:spacing w:line="360" w:lineRule="auto" w:before="120" w:after="40"/>
+        <w:ind w:firstLine="709"/>
+        <w:jc w:val="left"/>
+      </w:pPr>
+      <w:r>
+        <w:rPr>
+          <w:rFonts w:ascii="Times New Roman" w:hAnsi="Times New Roman" w:eastAsia="Times New Roman"/>
+          <w:b/>
+          <w:i/>
+          <w:sz w:val="28"/>
+        </w:rPr>
+        <w:t>Mahsulot xavfsizligi ko‘rsatkichlari</w:t>
+      </w:r>
+    </w:p>
+    <w:p>
+      <w:pPr>
+        <w:spacing w:line="360" w:lineRule="auto" w:before="0" w:after="0"/>
+        <w:ind w:firstLine="709"/>
+        <w:jc w:val="both"/>
+      </w:pPr>
+      <w:r>
+        <w:rPr>
+          <w:rFonts w:ascii="Times New Roman" w:hAnsi="Times New Roman" w:eastAsia="Times New Roman"/>
+          <w:b w:val="0"/>
+          <w:sz w:val="28"/>
+        </w:rPr>
+        <w:t>Tayyor mahsulotda quyidagi xavfsizlik ko‘rsatkichlari nazorat qilinadi: og‘ir metallar (qo‘rg‘oshin, kadmiy, mishyak), pestitsidlar qoldig‘i, nitratlar, mikotoksinlar (patulin), mikrobiologik ko‘rsatkichlar (sanoat sterilligi) va sun’iy konservantlarning yo‘qligi. Ekologik toza mahsulot uchun bu ko‘rsatkichlar oddiy mahsulotga nisbatan qattiqroq talablarga javob berishi kerak. Bu mahsulotning inson salomatligi uchun to‘liq xavfsizligini kafolatlaydi.</w:t>
       </w:r>
     </w:p>
     <w:p>
@@ -6179,16 +8099,18 @@
     </w:p>
     <w:p>
       <w:pPr>
-        <w:spacing w:line="360" w:lineRule="auto" w:before="240" w:after="120"/>
+        <w:spacing w:line="360" w:lineRule="auto" w:before="120" w:after="40"/>
+        <w:ind w:firstLine="709"/>
         <w:jc w:val="left"/>
       </w:pPr>
       <w:r>
         <w:rPr>
           <w:rFonts w:ascii="Times New Roman" w:hAnsi="Times New Roman" w:eastAsia="Times New Roman"/>
           <w:b/>
-          <w:sz w:val="28"/>
-        </w:rPr>
-        <w:t>2.5. Asosiy texnologik qurilmaning hisoblari</w:t>
+          <w:i/>
+          <w:sz w:val="28"/>
+        </w:rPr>
+        <w:t>Soatlik moddiy balans</w:t>
       </w:r>
     </w:p>
     <w:p>
@@ -6203,38 +8125,7 @@
           <w:b w:val="0"/>
           <w:sz w:val="28"/>
         </w:rPr>
-        <w:t>Texnologik uskunalarni hisoblash ishlab chiqarishni to‘g‘ri loyihalashning muhim bosqichi bo‘lib, har bir uskunaning zarur unumdorligi, sig‘imi va soni aniqlanadi. Hisoblar moddiy balans natijalariga tayanadi.</w:t>
-      </w:r>
-    </w:p>
-    <w:p>
-      <w:pPr>
-        <w:spacing w:line="360" w:lineRule="auto" w:before="120" w:after="40"/>
-        <w:ind w:firstLine="709"/>
-        <w:jc w:val="left"/>
-      </w:pPr>
-      <w:r>
-        <w:rPr>
-          <w:rFonts w:ascii="Times New Roman" w:hAnsi="Times New Roman" w:eastAsia="Times New Roman"/>
-          <w:b/>
-          <w:i/>
-          <w:sz w:val="28"/>
-        </w:rPr>
-        <w:t>Uskunalarni hisoblashning umumiy prinsipi</w:t>
-      </w:r>
-    </w:p>
-    <w:p>
-      <w:pPr>
-        <w:spacing w:line="360" w:lineRule="auto" w:before="0" w:after="0"/>
-        <w:ind w:firstLine="709"/>
-        <w:jc w:val="both"/>
-      </w:pPr>
-      <w:r>
-        <w:rPr>
-          <w:rFonts w:ascii="Times New Roman" w:hAnsi="Times New Roman" w:eastAsia="Times New Roman"/>
-          <w:b w:val="0"/>
-          <w:sz w:val="28"/>
-        </w:rPr>
-        <w:t>Uskunaning zarur soni: n = Gsoat / (q × η), bu yerda Gsoat — soatlik miqdor; q — uskunaning nominal unumdorligi; η — foydalanish koeffitsiyenti (0,8–0,9). Asosiy oqimlarning soatlik miqdori:</w:t>
+        <w:t>Smena 8 soat davom etganda asosiy oqimlarning soatlik miqdori:</w:t>
       </w:r>
     </w:p>
     <w:tbl>
@@ -6284,7 +8175,7 @@
                 <w:b/>
                 <w:sz w:val="24"/>
               </w:rPr>
-              <w:t>Kunlik</w:t>
+              <w:t>Kunlik, kg</w:t>
             </w:r>
           </w:p>
         </w:tc>
@@ -6303,7 +8194,7 @@
                 <w:b/>
                 <w:sz w:val="24"/>
               </w:rPr>
-              <w:t>Soatlik</w:t>
+              <w:t>Soatlik, kg/soat</w:t>
             </w:r>
           </w:p>
         </w:tc>
@@ -6343,7 +8234,7 @@
                 <w:b w:val="0"/>
                 <w:sz w:val="24"/>
               </w:rPr>
-              <w:t>6353 kg</w:t>
+              <w:t>6353</w:t>
             </w:r>
           </w:p>
         </w:tc>
@@ -6362,7 +8253,7 @@
                 <w:b w:val="0"/>
                 <w:sz w:val="24"/>
               </w:rPr>
-              <w:t>794 kg/soat</w:t>
+              <w:t>794</w:t>
             </w:r>
           </w:p>
         </w:tc>
@@ -6383,7 +8274,7 @@
                 <w:b w:val="0"/>
                 <w:sz w:val="24"/>
               </w:rPr>
-              <w:t>Tayyor mahsulot</w:t>
+              <w:t>Tuz</w:t>
             </w:r>
           </w:p>
         </w:tc>
@@ -6402,7 +8293,7 @@
                 <w:b w:val="0"/>
                 <w:sz w:val="24"/>
               </w:rPr>
-              <w:t>9000 kg</w:t>
+              <w:t>74</w:t>
             </w:r>
           </w:p>
         </w:tc>
@@ -6421,7 +8312,7 @@
                 <w:b w:val="0"/>
                 <w:sz w:val="24"/>
               </w:rPr>
-              <w:t>1125 kg/soat</w:t>
+              <w:t>9,3</w:t>
             </w:r>
           </w:p>
         </w:tc>
@@ -6442,7 +8333,7 @@
                 <w:b w:val="0"/>
                 <w:sz w:val="24"/>
               </w:rPr>
-              <w:t>Shartli bankalar</w:t>
+              <w:t>Suv (quyma uchun)</w:t>
             </w:r>
           </w:p>
         </w:tc>
@@ -6461,7 +8352,7 @@
                 <w:b w:val="0"/>
                 <w:sz w:val="24"/>
               </w:rPr>
-              <w:t>18 000 dona</w:t>
+              <w:t>3637</w:t>
             </w:r>
           </w:p>
         </w:tc>
@@ -6480,7 +8371,7 @@
                 <w:b w:val="0"/>
                 <w:sz w:val="24"/>
               </w:rPr>
-              <w:t>2250 dona/soat</w:t>
+              <w:t>455</w:t>
             </w:r>
           </w:p>
         </w:tc>
@@ -6501,7 +8392,7 @@
                 <w:b w:val="0"/>
                 <w:sz w:val="24"/>
               </w:rPr>
-              <w:t>Quyma</w:t>
+              <w:t>Tayyor mahsulot</w:t>
             </w:r>
           </w:p>
         </w:tc>
@@ -6520,7 +8411,7 @@
                 <w:b w:val="0"/>
                 <w:sz w:val="24"/>
               </w:rPr>
-              <w:t>3711 kg</w:t>
+              <w:t>9000</w:t>
             </w:r>
           </w:p>
         </w:tc>
@@ -6539,7 +8430,66 @@
                 <w:b w:val="0"/>
                 <w:sz w:val="24"/>
               </w:rPr>
-              <w:t>464 kg/soat</w:t>
+              <w:t>1125</w:t>
+            </w:r>
+          </w:p>
+        </w:tc>
+      </w:tr>
+      <w:tr>
+        <w:tc>
+          <w:tcPr>
+            <w:tcW w:type="dxa" w:w="3230"/>
+          </w:tcPr>
+          <w:p>
+            <w:pPr>
+              <w:spacing w:line="240" w:lineRule="auto" w:after="0" w:before="0"/>
+              <w:jc w:val="left"/>
+            </w:pPr>
+            <w:r>
+              <w:rPr>
+                <w:rFonts w:ascii="Times New Roman" w:hAnsi="Times New Roman" w:eastAsia="Times New Roman"/>
+                <w:b w:val="0"/>
+                <w:sz w:val="24"/>
+              </w:rPr>
+              <w:t>Organik chiqindi</w:t>
+            </w:r>
+          </w:p>
+        </w:tc>
+        <w:tc>
+          <w:tcPr>
+            <w:tcW w:type="dxa" w:w="3230"/>
+          </w:tcPr>
+          <w:p>
+            <w:pPr>
+              <w:spacing w:line="240" w:lineRule="auto" w:after="0" w:before="0"/>
+              <w:jc w:val="left"/>
+            </w:pPr>
+            <w:r>
+              <w:rPr>
+                <w:rFonts w:ascii="Times New Roman" w:hAnsi="Times New Roman" w:eastAsia="Times New Roman"/>
+                <w:b w:val="0"/>
+                <w:sz w:val="24"/>
+              </w:rPr>
+              <w:t>953</w:t>
+            </w:r>
+          </w:p>
+        </w:tc>
+        <w:tc>
+          <w:tcPr>
+            <w:tcW w:type="dxa" w:w="3230"/>
+          </w:tcPr>
+          <w:p>
+            <w:pPr>
+              <w:spacing w:line="240" w:lineRule="auto" w:after="0" w:before="0"/>
+              <w:jc w:val="left"/>
+            </w:pPr>
+            <w:r>
+              <w:rPr>
+                <w:rFonts w:ascii="Times New Roman" w:hAnsi="Times New Roman" w:eastAsia="Times New Roman"/>
+                <w:b w:val="0"/>
+                <w:sz w:val="24"/>
+              </w:rPr>
+              <w:t>119</w:t>
             </w:r>
           </w:p>
         </w:tc>
@@ -6556,6 +8506,21 @@
           <w:b w:val="0"/>
           <w:sz w:val="28"/>
         </w:rPr>
+      </w:r>
+    </w:p>
+    <w:p>
+      <w:pPr>
+        <w:spacing w:line="360" w:lineRule="auto" w:before="0" w:after="0"/>
+        <w:ind w:firstLine="709"/>
+        <w:jc w:val="both"/>
+      </w:pPr>
+      <w:r>
+        <w:rPr>
+          <w:rFonts w:ascii="Times New Roman" w:hAnsi="Times New Roman" w:eastAsia="Times New Roman"/>
+          <w:b w:val="0"/>
+          <w:sz w:val="28"/>
+        </w:rPr>
+        <w:t>Soatlik balans uskunalar unumdorligini va liniya ish ritmini belgilashda asos bo‘ladi.</w:t>
       </w:r>
     </w:p>
     <w:p>
@@ -6571,7 +8536,7 @@
           <w:i/>
           <w:sz w:val="28"/>
         </w:rPr>
-        <w:t>Yuvish mashinasini hisoblash</w:t>
+        <w:t>Texnologik suv balansi</w:t>
       </w:r>
     </w:p>
     <w:p>
@@ -6586,7 +8551,7 @@
           <w:b w:val="0"/>
           <w:sz w:val="28"/>
         </w:rPr>
-        <w:t>Yuvish mashinasi soatiga 794 kg xom ashyoni ishlashi kerak. η = 0,85 bo‘lganda zarur unumdorlik ≈ 934 kg/soat. Unumdorligi 1000–1500 kg/soat bo‘lgan bitta yuvish mashinasi yetarli: n = 934 / (1500 × 0,85) ≈ 0,73 → 1 dona</w:t>
+        <w:t>Quyma tarkibidagi suvdan tashqari, korxona yuvish, blanshirovka, idishlarni yuvish, sterilizatsiya va sovitish uchun katta miqdorda texnologik suv sarflaydi. Bu suv sarfi kunlik taxminan 35–45 m³ ni tashkil etishi mumkin. Ekologik toza korxona suvni maksimal tejaydi: yuvish va sovitish suvlari tozalanib qayta ishlatiladi, bu toza suv sarfini va oqava suv hajmini sezilarli kamaytiradi. Suvni qayta ishlatish darajasi qanchalik yuqori bo‘lsa, korxona shunchalik ekologik va iqtisodiy samarali bo‘ladi.</w:t>
       </w:r>
     </w:p>
     <w:p>
@@ -6602,7 +8567,7 @@
           <w:i/>
           <w:sz w:val="28"/>
         </w:rPr>
-        <w:t>Saralash, kalibrlash va tozalash uskunalari</w:t>
+        <w:t>Bug‘ sarfini hisoblash</w:t>
       </w:r>
     </w:p>
     <w:p>
@@ -6617,7 +8582,37 @@
           <w:b w:val="0"/>
           <w:sz w:val="28"/>
         </w:rPr>
-        <w:t>Saralash transportyori, kalibrlovchi mashina va tozalash mashinasi ≈794 kg/soat oqimga moslab tanlanadi. Har biridan 1 dona (unumdorligi 800–1000 kg/soat) yetarli. Tozalashdan keyin inspeksiya transportyori (1 dona) o‘rnatiladi.</w:t>
+        <w:t>Issiqlik balansiga ko‘ra kunlik issiqlik sarfi ≈3931 MJ. Bug‘ning yashirin issiqligi (≈2200 kJ/kg) hisobga olinsa, kunlik bug‘ sarfi:</w:t>
+      </w:r>
+    </w:p>
+    <w:p>
+      <w:pPr>
+        <w:spacing w:line="360" w:lineRule="auto" w:before="0" w:after="0"/>
+        <w:ind w:firstLine="709"/>
+        <w:jc w:val="both"/>
+      </w:pPr>
+      <w:r>
+        <w:rPr>
+          <w:rFonts w:ascii="Times New Roman" w:hAnsi="Times New Roman" w:eastAsia="Times New Roman"/>
+          <w:b w:val="0"/>
+          <w:sz w:val="28"/>
+        </w:rPr>
+        <w:t>Gbug‘ = 3 931 000 / 2200 ≈ 1787 kg bug‘/kun</w:t>
+      </w:r>
+    </w:p>
+    <w:p>
+      <w:pPr>
+        <w:spacing w:line="360" w:lineRule="auto" w:before="0" w:after="0"/>
+        <w:ind w:firstLine="709"/>
+        <w:jc w:val="both"/>
+      </w:pPr>
+      <w:r>
+        <w:rPr>
+          <w:rFonts w:ascii="Times New Roman" w:hAnsi="Times New Roman" w:eastAsia="Times New Roman"/>
+          <w:b w:val="0"/>
+          <w:sz w:val="28"/>
+        </w:rPr>
+        <w:t>Soatlik bug‘ sarfi ≈ 223 kg/soat. Bug‘ qozoni zaxira bilan soatiga kamida 280–320 kg bug‘ ishlab chiqaradigan quvvatda tanlanadi. Ekologik toza korxonada bug‘ qozonining yuqori FIK ga ega bo‘lishi va kondensatni qaytarib ishlatishi energiya va emissiyalarni kamaytiradi.</w:t>
       </w:r>
     </w:p>
     <w:p>
@@ -6633,7 +8628,7 @@
           <w:i/>
           <w:sz w:val="28"/>
         </w:rPr>
-        <w:t>Maydalash (kesish) mashinasini hisoblash</w:t>
+        <w:t>Alohida mahsulot bo‘yicha balans namunasi</w:t>
       </w:r>
     </w:p>
     <w:p>
@@ -6648,7 +8643,7 @@
           <w:b w:val="0"/>
           <w:sz w:val="28"/>
         </w:rPr>
-        <w:t>Maydalash mashinasi ≈700 kg/soat mahsulotni maydalashi kerak. Unumdorligi 800–1000 kg/soat bo‘lgan bitta kesish mashinasi yetarli: n = 1 dona.</w:t>
+        <w:t>Faqat tabiiy pomidor konservasi ishlab chiqarilganda balans biroz farq qiladi, chunki pomidorni tayyorlash yo‘qotishi (bandi, po‘sti) nisbatan kam (≈10–12 %). Bunda kerakli xom pomidor miqdori boshqa sabzavotlarga nisbatan kamroq bo‘ladi va chiqindi ham kamayadi. Aralash mahsulot ishlab chiqarilganda esa o‘rtacha 15 % yo‘qotish qabul qilinadi. Balansning moslashuvchanligi turli mahsulot va xom ashyo uchun ehtiyojni tez qayta hisoblash imkonini beradi.</w:t>
       </w:r>
     </w:p>
     <w:p>
@@ -6664,7 +8659,7 @@
           <w:i/>
           <w:sz w:val="28"/>
         </w:rPr>
-        <w:t>Blanshirovka qurilmasini hisoblash</w:t>
+        <w:t>Energiya tejash hisob-kitobi</w:t>
       </w:r>
     </w:p>
     <w:p>
@@ -6679,7 +8674,36 @@
           <w:b w:val="0"/>
           <w:sz w:val="28"/>
         </w:rPr>
-        <w:t>Kuniga ≈3000 kg (soatiga 375 kg) mahsulot blanshirovka qilinadi. η = 0,85 bo‘lganda zarur unumdorlik ≈ 441 kg/soat. Unumdorligi 500 kg/soat bo‘lgan bitta uzluksiz blanshirovka qurilmasi yetarli: n = 1 dona.</w:t>
+        <w:t>Issiqlik regeneratsiyasi (rekuperator) qo‘llanilganda sterilizatsiya va blanshirovkadan chiqadigan issiqlikning bir qismi (taxminan 20–30 %) qaytarilib ishlatiladi. Bu kunlik issiqlik sarfini ≈3931 MJ dan ≈2900–3100 MJ gacha kamaytirishi mumkin. Yiliga bu sezilarli energiya va xarajat tejamiga olib keladi hamda emissiyalarni kamaytiradi. Shu sababli ekologik toza korxona uchun issiqlik regeneratsiyasi muhim texnik-iqtisodiy yechim hisoblanadi.</w:t>
+      </w:r>
+    </w:p>
+    <w:p>
+      <w:pPr>
+        <w:spacing w:line="360" w:lineRule="auto" w:before="240" w:after="120"/>
+        <w:jc w:val="left"/>
+      </w:pPr>
+      <w:r>
+        <w:rPr>
+          <w:rFonts w:ascii="Times New Roman" w:hAnsi="Times New Roman" w:eastAsia="Times New Roman"/>
+          <w:b/>
+          <w:sz w:val="28"/>
+        </w:rPr>
+        <w:t>2.5. Asosiy texnologik qurilmaning hisoblari</w:t>
+      </w:r>
+    </w:p>
+    <w:p>
+      <w:pPr>
+        <w:spacing w:line="360" w:lineRule="auto" w:before="0" w:after="0"/>
+        <w:ind w:firstLine="709"/>
+        <w:jc w:val="both"/>
+      </w:pPr>
+      <w:r>
+        <w:rPr>
+          <w:rFonts w:ascii="Times New Roman" w:hAnsi="Times New Roman" w:eastAsia="Times New Roman"/>
+          <w:b w:val="0"/>
+          <w:sz w:val="28"/>
+        </w:rPr>
+        <w:t>Texnologik uskunalarni hisoblash ishlab chiqarishni to‘g‘ri loyihalashning muhim bosqichi bo‘lib, har bir uskunaning zarur unumdorligi, sig‘imi va soni aniqlanadi. Hisoblar moddiy balans natijalariga tayanadi.</w:t>
       </w:r>
     </w:p>
     <w:p>
@@ -6695,7 +8719,7 @@
           <w:i/>
           <w:sz w:val="28"/>
         </w:rPr>
-        <w:t>Quyma tayyorlash qozonini hisoblash</w:t>
+        <w:t>Uskunalarni hisoblashning umumiy prinsipi</w:t>
       </w:r>
     </w:p>
     <w:p>
@@ -6710,116 +8734,7 @@
           <w:b w:val="0"/>
           <w:sz w:val="28"/>
         </w:rPr>
-        <w:t>Kuniga 3711 kg quyma tayyorlanadi. Qozon smenada 2 marta ishlatilsa, har bir tsiklda ≈1855 kg. Ishchi sig‘imi 2 m³ bo‘lgan, isitiladigan va aralashtirgichli bitta quyma qozoni yetarli: n = 1 dona.</w:t>
-      </w:r>
-    </w:p>
-    <w:p>
-      <w:pPr>
-        <w:spacing w:line="360" w:lineRule="auto" w:before="120" w:after="40"/>
-        <w:ind w:firstLine="709"/>
-        <w:jc w:val="left"/>
-      </w:pPr>
-      <w:r>
-        <w:rPr>
-          <w:rFonts w:ascii="Times New Roman" w:hAnsi="Times New Roman" w:eastAsia="Times New Roman"/>
-          <w:b/>
-          <w:i/>
-          <w:sz w:val="28"/>
-        </w:rPr>
-        <w:t>To‘ldirish va zakatka mashinalarini hisoblash</w:t>
-      </w:r>
-    </w:p>
-    <w:p>
-      <w:pPr>
-        <w:spacing w:line="360" w:lineRule="auto" w:before="0" w:after="0"/>
-        <w:ind w:firstLine="709"/>
-        <w:jc w:val="both"/>
-      </w:pPr>
-      <w:r>
-        <w:rPr>
-          <w:rFonts w:ascii="Times New Roman" w:hAnsi="Times New Roman" w:eastAsia="Times New Roman"/>
-          <w:b w:val="0"/>
-          <w:sz w:val="28"/>
-        </w:rPr>
-        <w:t>To‘ldirish mashinasi soatiga 2250 banka to‘ldirishi kerak. η = 0,8 bo‘lganda zarur unumdorlik ≈ 2812 banka/soat. Unumdorligi 3000 banka/soat bo‘lgan bitta to‘ldirish mashinasi yetarli: n = 2250 / (3000 × 0,8) ≈ 0,94 → 1 dona Zakatka mashinasi ham xuddi shunday — 1 dona (3000 banka/soat). Eksgauster kamerasi fasovka liniyasiga moslab tanlanadi (1 dona).</w:t>
-      </w:r>
-    </w:p>
-    <w:p>
-      <w:pPr>
-        <w:spacing w:line="360" w:lineRule="auto" w:before="120" w:after="40"/>
-        <w:ind w:firstLine="709"/>
-        <w:jc w:val="left"/>
-      </w:pPr>
-      <w:r>
-        <w:rPr>
-          <w:rFonts w:ascii="Times New Roman" w:hAnsi="Times New Roman" w:eastAsia="Times New Roman"/>
-          <w:b/>
-          <w:i/>
-          <w:sz w:val="28"/>
-        </w:rPr>
-        <w:t>Sterilizatorni (avtoklavni) hisoblash</w:t>
-      </w:r>
-    </w:p>
-    <w:p>
-      <w:pPr>
-        <w:spacing w:line="360" w:lineRule="auto" w:before="0" w:after="0"/>
-        <w:ind w:firstLine="709"/>
-        <w:jc w:val="both"/>
-      </w:pPr>
-      <w:r>
-        <w:rPr>
-          <w:rFonts w:ascii="Times New Roman" w:hAnsi="Times New Roman" w:eastAsia="Times New Roman"/>
-          <w:b w:val="0"/>
-          <w:sz w:val="28"/>
-        </w:rPr>
-        <w:t>Sterilizatsiya formulasi (20–25–20)/100 °C, termik ishlov vaqti = 65 daqiqa. Yuklash/tushirish bilan tsikl davomiyligi ≈90 daqiqa (1,5 soat). Bitta avtoklavning smenadagi tsikllari: 8 / 1,5 ≈ 5 tsikl. Bitta avtoklav bir tsiklda ≈2000 banka sig‘diradi, smenalik unumdorligi 2000 × 5 = 10 000 banka. Kuniga 18 000 banka kerakligini hisobga olib: n = 18 000 / 10 000 = 1,8 → 2 dona Demak, 2 ta avtoklav o‘rnatiladi.</w:t>
-      </w:r>
-    </w:p>
-    <w:p>
-      <w:pPr>
-        <w:spacing w:line="360" w:lineRule="auto" w:before="120" w:after="40"/>
-        <w:ind w:firstLine="709"/>
-        <w:jc w:val="left"/>
-      </w:pPr>
-      <w:r>
-        <w:rPr>
-          <w:rFonts w:ascii="Times New Roman" w:hAnsi="Times New Roman" w:eastAsia="Times New Roman"/>
-          <w:b/>
-          <w:i/>
-          <w:sz w:val="28"/>
-        </w:rPr>
-        <w:t>Etiketkalash va boshqa uskunalar</w:t>
-      </w:r>
-    </w:p>
-    <w:p>
-      <w:pPr>
-        <w:spacing w:line="360" w:lineRule="auto" w:before="0" w:after="0"/>
-        <w:ind w:firstLine="709"/>
-        <w:jc w:val="both"/>
-      </w:pPr>
-      <w:r>
-        <w:rPr>
-          <w:rFonts w:ascii="Times New Roman" w:hAnsi="Times New Roman" w:eastAsia="Times New Roman"/>
-          <w:b w:val="0"/>
-          <w:sz w:val="28"/>
-        </w:rPr>
-        <w:t>Etiketkalash mashinasi (3000 banka/soat) — 1 dona. Bundan tashqari, chiqindilarni qayta ishlash bloki va CIP yuvish stansiyasi o‘rnatiladi.</w:t>
-      </w:r>
-    </w:p>
-    <w:p>
-      <w:pPr>
-        <w:spacing w:line="360" w:lineRule="auto" w:before="120" w:after="40"/>
-        <w:ind w:firstLine="709"/>
-        <w:jc w:val="left"/>
-      </w:pPr>
-      <w:r>
-        <w:rPr>
-          <w:rFonts w:ascii="Times New Roman" w:hAnsi="Times New Roman" w:eastAsia="Times New Roman"/>
-          <w:b/>
-          <w:i/>
-          <w:sz w:val="28"/>
-        </w:rPr>
-        <w:t>Tanlangan asosiy uskunalar ro‘yxati</w:t>
+        <w:t>Uskunaning zarur soni: n = Gsoat / (q × η), bu yerda Gsoat — soatlik miqdor; q — uskunaning nominal unumdorligi; η — foydalanish koeffitsiyenti (0,8–0,9). Asosiy oqimlarning soatlik miqdori:</w:t>
       </w:r>
     </w:p>
     <w:tbl>
@@ -6850,7 +8765,7 @@
                 <w:b/>
                 <w:sz w:val="24"/>
               </w:rPr>
-              <w:t>Uskuna nomi</w:t>
+              <w:t>Oqim</w:t>
             </w:r>
           </w:p>
         </w:tc>
@@ -6869,7 +8784,7 @@
                 <w:b/>
                 <w:sz w:val="24"/>
               </w:rPr>
-              <w:t>Soni</w:t>
+              <w:t>Kunlik</w:t>
             </w:r>
           </w:p>
         </w:tc>
@@ -6888,7 +8803,7 @@
                 <w:b/>
                 <w:sz w:val="24"/>
               </w:rPr>
-              <w:t>Asosiy tavsifi</w:t>
+              <w:t>Soatlik</w:t>
             </w:r>
           </w:p>
         </w:tc>
@@ -6909,7 +8824,7 @@
                 <w:b w:val="0"/>
                 <w:sz w:val="24"/>
               </w:rPr>
-              <w:t>Qabul va saralash transportyori</w:t>
+              <w:t>Mahalliy xom ashyo</w:t>
             </w:r>
           </w:p>
         </w:tc>
@@ -6928,7 +8843,7 @@
                 <w:b w:val="0"/>
                 <w:sz w:val="24"/>
               </w:rPr>
-              <w:t>1</w:t>
+              <w:t>6353 kg</w:t>
             </w:r>
           </w:p>
         </w:tc>
@@ -6947,7 +8862,7 @@
                 <w:b w:val="0"/>
                 <w:sz w:val="24"/>
               </w:rPr>
-              <w:t>Lentali, ≥1000 kg/soat</w:t>
+              <w:t>794 kg/soat</w:t>
             </w:r>
           </w:p>
         </w:tc>
@@ -6968,7 +8883,7 @@
                 <w:b w:val="0"/>
                 <w:sz w:val="24"/>
               </w:rPr>
-              <w:t>Yuvish mashinasi</w:t>
+              <w:t>Tayyor mahsulot</w:t>
             </w:r>
           </w:p>
         </w:tc>
@@ -6987,7 +8902,7 @@
                 <w:b w:val="0"/>
                 <w:sz w:val="24"/>
               </w:rPr>
-              <w:t>1</w:t>
+              <w:t>9000 kg</w:t>
             </w:r>
           </w:p>
         </w:tc>
@@ -7006,7 +8921,7 @@
                 <w:b w:val="0"/>
                 <w:sz w:val="24"/>
               </w:rPr>
-              <w:t>Bo‘ktirgichli-purkagichli, 1000–1500 kg/soat</w:t>
+              <w:t>1125 kg/soat</w:t>
             </w:r>
           </w:p>
         </w:tc>
@@ -7027,7 +8942,7 @@
                 <w:b w:val="0"/>
                 <w:sz w:val="24"/>
               </w:rPr>
-              <w:t>Kalibrlovchi mashina</w:t>
+              <w:t>Shartli bankalar</w:t>
             </w:r>
           </w:p>
         </w:tc>
@@ -7046,7 +8961,7 @@
                 <w:b w:val="0"/>
                 <w:sz w:val="24"/>
               </w:rPr>
-              <w:t>1</w:t>
+              <w:t>18 000 dona</w:t>
             </w:r>
           </w:p>
         </w:tc>
@@ -7065,7 +8980,7 @@
                 <w:b w:val="0"/>
                 <w:sz w:val="24"/>
               </w:rPr>
-              <w:t>Rolikli</w:t>
+              <w:t>2250 dona/soat</w:t>
             </w:r>
           </w:p>
         </w:tc>
@@ -7086,7 +9001,7 @@
                 <w:b w:val="0"/>
                 <w:sz w:val="24"/>
               </w:rPr>
-              <w:t>Tozalash mashinasi</w:t>
+              <w:t>Quyma</w:t>
             </w:r>
           </w:p>
         </w:tc>
@@ -7105,7 +9020,7 @@
                 <w:b w:val="0"/>
                 <w:sz w:val="24"/>
               </w:rPr>
-              <w:t>1</w:t>
+              <w:t>3711 kg</w:t>
             </w:r>
           </w:p>
         </w:tc>
@@ -7124,715 +9039,7 @@
                 <w:b w:val="0"/>
                 <w:sz w:val="24"/>
               </w:rPr>
-              <w:t>800–1000 kg/soat</w:t>
-            </w:r>
-          </w:p>
-        </w:tc>
-      </w:tr>
-      <w:tr>
-        <w:tc>
-          <w:tcPr>
-            <w:tcW w:type="dxa" w:w="3230"/>
-          </w:tcPr>
-          <w:p>
-            <w:pPr>
-              <w:spacing w:line="240" w:lineRule="auto" w:after="0" w:before="0"/>
-              <w:jc w:val="left"/>
-            </w:pPr>
-            <w:r>
-              <w:rPr>
-                <w:rFonts w:ascii="Times New Roman" w:hAnsi="Times New Roman" w:eastAsia="Times New Roman"/>
-                <w:b w:val="0"/>
-                <w:sz w:val="24"/>
-              </w:rPr>
-              <w:t>Inspeksiya transportyori</w:t>
-            </w:r>
-          </w:p>
-        </w:tc>
-        <w:tc>
-          <w:tcPr>
-            <w:tcW w:type="dxa" w:w="3230"/>
-          </w:tcPr>
-          <w:p>
-            <w:pPr>
-              <w:spacing w:line="240" w:lineRule="auto" w:after="0" w:before="0"/>
-              <w:jc w:val="left"/>
-            </w:pPr>
-            <w:r>
-              <w:rPr>
-                <w:rFonts w:ascii="Times New Roman" w:hAnsi="Times New Roman" w:eastAsia="Times New Roman"/>
-                <w:b w:val="0"/>
-                <w:sz w:val="24"/>
-              </w:rPr>
-              <w:t>1</w:t>
-            </w:r>
-          </w:p>
-        </w:tc>
-        <w:tc>
-          <w:tcPr>
-            <w:tcW w:type="dxa" w:w="3230"/>
-          </w:tcPr>
-          <w:p>
-            <w:pPr>
-              <w:spacing w:line="240" w:lineRule="auto" w:after="0" w:before="0"/>
-              <w:jc w:val="left"/>
-            </w:pPr>
-            <w:r>
-              <w:rPr>
-                <w:rFonts w:ascii="Times New Roman" w:hAnsi="Times New Roman" w:eastAsia="Times New Roman"/>
-                <w:b w:val="0"/>
-                <w:sz w:val="24"/>
-              </w:rPr>
-              <w:t>Lentali, yoritilgan</w:t>
-            </w:r>
-          </w:p>
-        </w:tc>
-      </w:tr>
-      <w:tr>
-        <w:tc>
-          <w:tcPr>
-            <w:tcW w:type="dxa" w:w="3230"/>
-          </w:tcPr>
-          <w:p>
-            <w:pPr>
-              <w:spacing w:line="240" w:lineRule="auto" w:after="0" w:before="0"/>
-              <w:jc w:val="left"/>
-            </w:pPr>
-            <w:r>
-              <w:rPr>
-                <w:rFonts w:ascii="Times New Roman" w:hAnsi="Times New Roman" w:eastAsia="Times New Roman"/>
-                <w:b w:val="0"/>
-                <w:sz w:val="24"/>
-              </w:rPr>
-              <w:t>Maydalash (kesish) mashinasi</w:t>
-            </w:r>
-          </w:p>
-        </w:tc>
-        <w:tc>
-          <w:tcPr>
-            <w:tcW w:type="dxa" w:w="3230"/>
-          </w:tcPr>
-          <w:p>
-            <w:pPr>
-              <w:spacing w:line="240" w:lineRule="auto" w:after="0" w:before="0"/>
-              <w:jc w:val="left"/>
-            </w:pPr>
-            <w:r>
-              <w:rPr>
-                <w:rFonts w:ascii="Times New Roman" w:hAnsi="Times New Roman" w:eastAsia="Times New Roman"/>
-                <w:b w:val="0"/>
-                <w:sz w:val="24"/>
-              </w:rPr>
-              <w:t>1</w:t>
-            </w:r>
-          </w:p>
-        </w:tc>
-        <w:tc>
-          <w:tcPr>
-            <w:tcW w:type="dxa" w:w="3230"/>
-          </w:tcPr>
-          <w:p>
-            <w:pPr>
-              <w:spacing w:line="240" w:lineRule="auto" w:after="0" w:before="0"/>
-              <w:jc w:val="left"/>
-            </w:pPr>
-            <w:r>
-              <w:rPr>
-                <w:rFonts w:ascii="Times New Roman" w:hAnsi="Times New Roman" w:eastAsia="Times New Roman"/>
-                <w:b w:val="0"/>
-                <w:sz w:val="24"/>
-              </w:rPr>
-              <w:t>800–1000 kg/soat</w:t>
-            </w:r>
-          </w:p>
-        </w:tc>
-      </w:tr>
-      <w:tr>
-        <w:tc>
-          <w:tcPr>
-            <w:tcW w:type="dxa" w:w="3230"/>
-          </w:tcPr>
-          <w:p>
-            <w:pPr>
-              <w:spacing w:line="240" w:lineRule="auto" w:after="0" w:before="0"/>
-              <w:jc w:val="left"/>
-            </w:pPr>
-            <w:r>
-              <w:rPr>
-                <w:rFonts w:ascii="Times New Roman" w:hAnsi="Times New Roman" w:eastAsia="Times New Roman"/>
-                <w:b w:val="0"/>
-                <w:sz w:val="24"/>
-              </w:rPr>
-              <w:t>Blanshirovka qurilmasi</w:t>
-            </w:r>
-          </w:p>
-        </w:tc>
-        <w:tc>
-          <w:tcPr>
-            <w:tcW w:type="dxa" w:w="3230"/>
-          </w:tcPr>
-          <w:p>
-            <w:pPr>
-              <w:spacing w:line="240" w:lineRule="auto" w:after="0" w:before="0"/>
-              <w:jc w:val="left"/>
-            </w:pPr>
-            <w:r>
-              <w:rPr>
-                <w:rFonts w:ascii="Times New Roman" w:hAnsi="Times New Roman" w:eastAsia="Times New Roman"/>
-                <w:b w:val="0"/>
-                <w:sz w:val="24"/>
-              </w:rPr>
-              <w:t>1</w:t>
-            </w:r>
-          </w:p>
-        </w:tc>
-        <w:tc>
-          <w:tcPr>
-            <w:tcW w:type="dxa" w:w="3230"/>
-          </w:tcPr>
-          <w:p>
-            <w:pPr>
-              <w:spacing w:line="240" w:lineRule="auto" w:after="0" w:before="0"/>
-              <w:jc w:val="left"/>
-            </w:pPr>
-            <w:r>
-              <w:rPr>
-                <w:rFonts w:ascii="Times New Roman" w:hAnsi="Times New Roman" w:eastAsia="Times New Roman"/>
-                <w:b w:val="0"/>
-                <w:sz w:val="24"/>
-              </w:rPr>
-              <w:t>Uzluksiz, 500 kg/soat</w:t>
-            </w:r>
-          </w:p>
-        </w:tc>
-      </w:tr>
-      <w:tr>
-        <w:tc>
-          <w:tcPr>
-            <w:tcW w:type="dxa" w:w="3230"/>
-          </w:tcPr>
-          <w:p>
-            <w:pPr>
-              <w:spacing w:line="240" w:lineRule="auto" w:after="0" w:before="0"/>
-              <w:jc w:val="left"/>
-            </w:pPr>
-            <w:r>
-              <w:rPr>
-                <w:rFonts w:ascii="Times New Roman" w:hAnsi="Times New Roman" w:eastAsia="Times New Roman"/>
-                <w:b w:val="0"/>
-                <w:sz w:val="24"/>
-              </w:rPr>
-              <w:t>Quyma tayyorlash qozoni</w:t>
-            </w:r>
-          </w:p>
-        </w:tc>
-        <w:tc>
-          <w:tcPr>
-            <w:tcW w:type="dxa" w:w="3230"/>
-          </w:tcPr>
-          <w:p>
-            <w:pPr>
-              <w:spacing w:line="240" w:lineRule="auto" w:after="0" w:before="0"/>
-              <w:jc w:val="left"/>
-            </w:pPr>
-            <w:r>
-              <w:rPr>
-                <w:rFonts w:ascii="Times New Roman" w:hAnsi="Times New Roman" w:eastAsia="Times New Roman"/>
-                <w:b w:val="0"/>
-                <w:sz w:val="24"/>
-              </w:rPr>
-              <w:t>1</w:t>
-            </w:r>
-          </w:p>
-        </w:tc>
-        <w:tc>
-          <w:tcPr>
-            <w:tcW w:type="dxa" w:w="3230"/>
-          </w:tcPr>
-          <w:p>
-            <w:pPr>
-              <w:spacing w:line="240" w:lineRule="auto" w:after="0" w:before="0"/>
-              <w:jc w:val="left"/>
-            </w:pPr>
-            <w:r>
-              <w:rPr>
-                <w:rFonts w:ascii="Times New Roman" w:hAnsi="Times New Roman" w:eastAsia="Times New Roman"/>
-                <w:b w:val="0"/>
-                <w:sz w:val="24"/>
-              </w:rPr>
-              <w:t>2 m³, isitiladigan, aralashtirgichli</w:t>
-            </w:r>
-          </w:p>
-        </w:tc>
-      </w:tr>
-      <w:tr>
-        <w:tc>
-          <w:tcPr>
-            <w:tcW w:type="dxa" w:w="3230"/>
-          </w:tcPr>
-          <w:p>
-            <w:pPr>
-              <w:spacing w:line="240" w:lineRule="auto" w:after="0" w:before="0"/>
-              <w:jc w:val="left"/>
-            </w:pPr>
-            <w:r>
-              <w:rPr>
-                <w:rFonts w:ascii="Times New Roman" w:hAnsi="Times New Roman" w:eastAsia="Times New Roman"/>
-                <w:b w:val="0"/>
-                <w:sz w:val="24"/>
-              </w:rPr>
-              <w:t>To‘ldirish (fasovka) mashinasi</w:t>
-            </w:r>
-          </w:p>
-        </w:tc>
-        <w:tc>
-          <w:tcPr>
-            <w:tcW w:type="dxa" w:w="3230"/>
-          </w:tcPr>
-          <w:p>
-            <w:pPr>
-              <w:spacing w:line="240" w:lineRule="auto" w:after="0" w:before="0"/>
-              <w:jc w:val="left"/>
-            </w:pPr>
-            <w:r>
-              <w:rPr>
-                <w:rFonts w:ascii="Times New Roman" w:hAnsi="Times New Roman" w:eastAsia="Times New Roman"/>
-                <w:b w:val="0"/>
-                <w:sz w:val="24"/>
-              </w:rPr>
-              <w:t>1</w:t>
-            </w:r>
-          </w:p>
-        </w:tc>
-        <w:tc>
-          <w:tcPr>
-            <w:tcW w:type="dxa" w:w="3230"/>
-          </w:tcPr>
-          <w:p>
-            <w:pPr>
-              <w:spacing w:line="240" w:lineRule="auto" w:after="0" w:before="0"/>
-              <w:jc w:val="left"/>
-            </w:pPr>
-            <w:r>
-              <w:rPr>
-                <w:rFonts w:ascii="Times New Roman" w:hAnsi="Times New Roman" w:eastAsia="Times New Roman"/>
-                <w:b w:val="0"/>
-                <w:sz w:val="24"/>
-              </w:rPr>
-              <w:t>Avtomatik, 3000 banka/soat</w:t>
-            </w:r>
-          </w:p>
-        </w:tc>
-      </w:tr>
-      <w:tr>
-        <w:tc>
-          <w:tcPr>
-            <w:tcW w:type="dxa" w:w="3230"/>
-          </w:tcPr>
-          <w:p>
-            <w:pPr>
-              <w:spacing w:line="240" w:lineRule="auto" w:after="0" w:before="0"/>
-              <w:jc w:val="left"/>
-            </w:pPr>
-            <w:r>
-              <w:rPr>
-                <w:rFonts w:ascii="Times New Roman" w:hAnsi="Times New Roman" w:eastAsia="Times New Roman"/>
-                <w:b w:val="0"/>
-                <w:sz w:val="24"/>
-              </w:rPr>
-              <w:t>Eksgauster kamerasi</w:t>
-            </w:r>
-          </w:p>
-        </w:tc>
-        <w:tc>
-          <w:tcPr>
-            <w:tcW w:type="dxa" w:w="3230"/>
-          </w:tcPr>
-          <w:p>
-            <w:pPr>
-              <w:spacing w:line="240" w:lineRule="auto" w:after="0" w:before="0"/>
-              <w:jc w:val="left"/>
-            </w:pPr>
-            <w:r>
-              <w:rPr>
-                <w:rFonts w:ascii="Times New Roman" w:hAnsi="Times New Roman" w:eastAsia="Times New Roman"/>
-                <w:b w:val="0"/>
-                <w:sz w:val="24"/>
-              </w:rPr>
-              <w:t>1</w:t>
-            </w:r>
-          </w:p>
-        </w:tc>
-        <w:tc>
-          <w:tcPr>
-            <w:tcW w:type="dxa" w:w="3230"/>
-          </w:tcPr>
-          <w:p>
-            <w:pPr>
-              <w:spacing w:line="240" w:lineRule="auto" w:after="0" w:before="0"/>
-              <w:jc w:val="left"/>
-            </w:pPr>
-            <w:r>
-              <w:rPr>
-                <w:rFonts w:ascii="Times New Roman" w:hAnsi="Times New Roman" w:eastAsia="Times New Roman"/>
-                <w:b w:val="0"/>
-                <w:sz w:val="24"/>
-              </w:rPr>
-              <w:t>Issiqlik bilan havo chiqaruvchi</w:t>
-            </w:r>
-          </w:p>
-        </w:tc>
-      </w:tr>
-      <w:tr>
-        <w:tc>
-          <w:tcPr>
-            <w:tcW w:type="dxa" w:w="3230"/>
-          </w:tcPr>
-          <w:p>
-            <w:pPr>
-              <w:spacing w:line="240" w:lineRule="auto" w:after="0" w:before="0"/>
-              <w:jc w:val="left"/>
-            </w:pPr>
-            <w:r>
-              <w:rPr>
-                <w:rFonts w:ascii="Times New Roman" w:hAnsi="Times New Roman" w:eastAsia="Times New Roman"/>
-                <w:b w:val="0"/>
-                <w:sz w:val="24"/>
-              </w:rPr>
-              <w:t>Zakatka (yopish) mashinasi</w:t>
-            </w:r>
-          </w:p>
-        </w:tc>
-        <w:tc>
-          <w:tcPr>
-            <w:tcW w:type="dxa" w:w="3230"/>
-          </w:tcPr>
-          <w:p>
-            <w:pPr>
-              <w:spacing w:line="240" w:lineRule="auto" w:after="0" w:before="0"/>
-              <w:jc w:val="left"/>
-            </w:pPr>
-            <w:r>
-              <w:rPr>
-                <w:rFonts w:ascii="Times New Roman" w:hAnsi="Times New Roman" w:eastAsia="Times New Roman"/>
-                <w:b w:val="0"/>
-                <w:sz w:val="24"/>
-              </w:rPr>
-              <w:t>1</w:t>
-            </w:r>
-          </w:p>
-        </w:tc>
-        <w:tc>
-          <w:tcPr>
-            <w:tcW w:type="dxa" w:w="3230"/>
-          </w:tcPr>
-          <w:p>
-            <w:pPr>
-              <w:spacing w:line="240" w:lineRule="auto" w:after="0" w:before="0"/>
-              <w:jc w:val="left"/>
-            </w:pPr>
-            <w:r>
-              <w:rPr>
-                <w:rFonts w:ascii="Times New Roman" w:hAnsi="Times New Roman" w:eastAsia="Times New Roman"/>
-                <w:b w:val="0"/>
-                <w:sz w:val="24"/>
-              </w:rPr>
-              <w:t>Avtomatik, 3000 banka/soat</w:t>
-            </w:r>
-          </w:p>
-        </w:tc>
-      </w:tr>
-      <w:tr>
-        <w:tc>
-          <w:tcPr>
-            <w:tcW w:type="dxa" w:w="3230"/>
-          </w:tcPr>
-          <w:p>
-            <w:pPr>
-              <w:spacing w:line="240" w:lineRule="auto" w:after="0" w:before="0"/>
-              <w:jc w:val="left"/>
-            </w:pPr>
-            <w:r>
-              <w:rPr>
-                <w:rFonts w:ascii="Times New Roman" w:hAnsi="Times New Roman" w:eastAsia="Times New Roman"/>
-                <w:b w:val="0"/>
-                <w:sz w:val="24"/>
-              </w:rPr>
-              <w:t>Avtoklav (sterilizator)</w:t>
-            </w:r>
-          </w:p>
-        </w:tc>
-        <w:tc>
-          <w:tcPr>
-            <w:tcW w:type="dxa" w:w="3230"/>
-          </w:tcPr>
-          <w:p>
-            <w:pPr>
-              <w:spacing w:line="240" w:lineRule="auto" w:after="0" w:before="0"/>
-              <w:jc w:val="left"/>
-            </w:pPr>
-            <w:r>
-              <w:rPr>
-                <w:rFonts w:ascii="Times New Roman" w:hAnsi="Times New Roman" w:eastAsia="Times New Roman"/>
-                <w:b w:val="0"/>
-                <w:sz w:val="24"/>
-              </w:rPr>
-              <w:t>2</w:t>
-            </w:r>
-          </w:p>
-        </w:tc>
-        <w:tc>
-          <w:tcPr>
-            <w:tcW w:type="dxa" w:w="3230"/>
-          </w:tcPr>
-          <w:p>
-            <w:pPr>
-              <w:spacing w:line="240" w:lineRule="auto" w:after="0" w:before="0"/>
-              <w:jc w:val="left"/>
-            </w:pPr>
-            <w:r>
-              <w:rPr>
-                <w:rFonts w:ascii="Times New Roman" w:hAnsi="Times New Roman" w:eastAsia="Times New Roman"/>
-                <w:b w:val="0"/>
-                <w:sz w:val="24"/>
-              </w:rPr>
-              <w:t>≈2000 banka/tsikl</w:t>
-            </w:r>
-          </w:p>
-        </w:tc>
-      </w:tr>
-      <w:tr>
-        <w:tc>
-          <w:tcPr>
-            <w:tcW w:type="dxa" w:w="3230"/>
-          </w:tcPr>
-          <w:p>
-            <w:pPr>
-              <w:spacing w:line="240" w:lineRule="auto" w:after="0" w:before="0"/>
-              <w:jc w:val="left"/>
-            </w:pPr>
-            <w:r>
-              <w:rPr>
-                <w:rFonts w:ascii="Times New Roman" w:hAnsi="Times New Roman" w:eastAsia="Times New Roman"/>
-                <w:b w:val="0"/>
-                <w:sz w:val="24"/>
-              </w:rPr>
-              <w:t>Etiketkalash mashinasi</w:t>
-            </w:r>
-          </w:p>
-        </w:tc>
-        <w:tc>
-          <w:tcPr>
-            <w:tcW w:type="dxa" w:w="3230"/>
-          </w:tcPr>
-          <w:p>
-            <w:pPr>
-              <w:spacing w:line="240" w:lineRule="auto" w:after="0" w:before="0"/>
-              <w:jc w:val="left"/>
-            </w:pPr>
-            <w:r>
-              <w:rPr>
-                <w:rFonts w:ascii="Times New Roman" w:hAnsi="Times New Roman" w:eastAsia="Times New Roman"/>
-                <w:b w:val="0"/>
-                <w:sz w:val="24"/>
-              </w:rPr>
-              <w:t>1</w:t>
-            </w:r>
-          </w:p>
-        </w:tc>
-        <w:tc>
-          <w:tcPr>
-            <w:tcW w:type="dxa" w:w="3230"/>
-          </w:tcPr>
-          <w:p>
-            <w:pPr>
-              <w:spacing w:line="240" w:lineRule="auto" w:after="0" w:before="0"/>
-              <w:jc w:val="left"/>
-            </w:pPr>
-            <w:r>
-              <w:rPr>
-                <w:rFonts w:ascii="Times New Roman" w:hAnsi="Times New Roman" w:eastAsia="Times New Roman"/>
-                <w:b w:val="0"/>
-                <w:sz w:val="24"/>
-              </w:rPr>
-              <w:t>Avtomatik</w:t>
-            </w:r>
-          </w:p>
-        </w:tc>
-      </w:tr>
-      <w:tr>
-        <w:tc>
-          <w:tcPr>
-            <w:tcW w:type="dxa" w:w="3230"/>
-          </w:tcPr>
-          <w:p>
-            <w:pPr>
-              <w:spacing w:line="240" w:lineRule="auto" w:after="0" w:before="0"/>
-              <w:jc w:val="left"/>
-            </w:pPr>
-            <w:r>
-              <w:rPr>
-                <w:rFonts w:ascii="Times New Roman" w:hAnsi="Times New Roman" w:eastAsia="Times New Roman"/>
-                <w:b w:val="0"/>
-                <w:sz w:val="24"/>
-              </w:rPr>
-              <w:t>CIP yuvish stansiyasi</w:t>
-            </w:r>
-          </w:p>
-        </w:tc>
-        <w:tc>
-          <w:tcPr>
-            <w:tcW w:type="dxa" w:w="3230"/>
-          </w:tcPr>
-          <w:p>
-            <w:pPr>
-              <w:spacing w:line="240" w:lineRule="auto" w:after="0" w:before="0"/>
-              <w:jc w:val="left"/>
-            </w:pPr>
-            <w:r>
-              <w:rPr>
-                <w:rFonts w:ascii="Times New Roman" w:hAnsi="Times New Roman" w:eastAsia="Times New Roman"/>
-                <w:b w:val="0"/>
-                <w:sz w:val="24"/>
-              </w:rPr>
-              <w:t>1</w:t>
-            </w:r>
-          </w:p>
-        </w:tc>
-        <w:tc>
-          <w:tcPr>
-            <w:tcW w:type="dxa" w:w="3230"/>
-          </w:tcPr>
-          <w:p>
-            <w:pPr>
-              <w:spacing w:line="240" w:lineRule="auto" w:after="0" w:before="0"/>
-              <w:jc w:val="left"/>
-            </w:pPr>
-            <w:r>
-              <w:rPr>
-                <w:rFonts w:ascii="Times New Roman" w:hAnsi="Times New Roman" w:eastAsia="Times New Roman"/>
-                <w:b w:val="0"/>
-                <w:sz w:val="24"/>
-              </w:rPr>
-              <w:t>Tanklar, nasos, isitgich</w:t>
-            </w:r>
-          </w:p>
-        </w:tc>
-      </w:tr>
-      <w:tr>
-        <w:tc>
-          <w:tcPr>
-            <w:tcW w:type="dxa" w:w="3230"/>
-          </w:tcPr>
-          <w:p>
-            <w:pPr>
-              <w:spacing w:line="240" w:lineRule="auto" w:after="0" w:before="0"/>
-              <w:jc w:val="left"/>
-            </w:pPr>
-            <w:r>
-              <w:rPr>
-                <w:rFonts w:ascii="Times New Roman" w:hAnsi="Times New Roman" w:eastAsia="Times New Roman"/>
-                <w:b w:val="0"/>
-                <w:sz w:val="24"/>
-              </w:rPr>
-              <w:t>Chiqindilarni qayta ishlash bloki</w:t>
-            </w:r>
-          </w:p>
-        </w:tc>
-        <w:tc>
-          <w:tcPr>
-            <w:tcW w:type="dxa" w:w="3230"/>
-          </w:tcPr>
-          <w:p>
-            <w:pPr>
-              <w:spacing w:line="240" w:lineRule="auto" w:after="0" w:before="0"/>
-              <w:jc w:val="left"/>
-            </w:pPr>
-            <w:r>
-              <w:rPr>
-                <w:rFonts w:ascii="Times New Roman" w:hAnsi="Times New Roman" w:eastAsia="Times New Roman"/>
-                <w:b w:val="0"/>
-                <w:sz w:val="24"/>
-              </w:rPr>
-              <w:t>1</w:t>
-            </w:r>
-          </w:p>
-        </w:tc>
-        <w:tc>
-          <w:tcPr>
-            <w:tcW w:type="dxa" w:w="3230"/>
-          </w:tcPr>
-          <w:p>
-            <w:pPr>
-              <w:spacing w:line="240" w:lineRule="auto" w:after="0" w:before="0"/>
-              <w:jc w:val="left"/>
-            </w:pPr>
-            <w:r>
-              <w:rPr>
-                <w:rFonts w:ascii="Times New Roman" w:hAnsi="Times New Roman" w:eastAsia="Times New Roman"/>
-                <w:b w:val="0"/>
-                <w:sz w:val="24"/>
-              </w:rPr>
-              <w:t>Po‘st/danak qayta ishlash</w:t>
-            </w:r>
-          </w:p>
-        </w:tc>
-      </w:tr>
-      <w:tr>
-        <w:tc>
-          <w:tcPr>
-            <w:tcW w:type="dxa" w:w="3230"/>
-          </w:tcPr>
-          <w:p>
-            <w:pPr>
-              <w:spacing w:line="240" w:lineRule="auto" w:after="0" w:before="0"/>
-              <w:jc w:val="left"/>
-            </w:pPr>
-            <w:r>
-              <w:rPr>
-                <w:rFonts w:ascii="Times New Roman" w:hAnsi="Times New Roman" w:eastAsia="Times New Roman"/>
-                <w:b w:val="0"/>
-                <w:sz w:val="24"/>
-              </w:rPr>
-              <w:t>Nasoslar va armatura</w:t>
-            </w:r>
-          </w:p>
-        </w:tc>
-        <w:tc>
-          <w:tcPr>
-            <w:tcW w:type="dxa" w:w="3230"/>
-          </w:tcPr>
-          <w:p>
-            <w:pPr>
-              <w:spacing w:line="240" w:lineRule="auto" w:after="0" w:before="0"/>
-              <w:jc w:val="left"/>
-            </w:pPr>
-            <w:r>
-              <w:rPr>
-                <w:rFonts w:ascii="Times New Roman" w:hAnsi="Times New Roman" w:eastAsia="Times New Roman"/>
-                <w:b w:val="0"/>
-                <w:sz w:val="24"/>
-              </w:rPr>
-              <w:t>to‘plam</w:t>
-            </w:r>
-          </w:p>
-        </w:tc>
-        <w:tc>
-          <w:tcPr>
-            <w:tcW w:type="dxa" w:w="3230"/>
-          </w:tcPr>
-          <w:p>
-            <w:pPr>
-              <w:spacing w:line="240" w:lineRule="auto" w:after="0" w:before="0"/>
-              <w:jc w:val="left"/>
-            </w:pPr>
-            <w:r>
-              <w:rPr>
-                <w:rFonts w:ascii="Times New Roman" w:hAnsi="Times New Roman" w:eastAsia="Times New Roman"/>
-                <w:b w:val="0"/>
-                <w:sz w:val="24"/>
-              </w:rPr>
-              <w:t>Korroziyabardosh</w:t>
+              <w:t>464 kg/soat</w:t>
             </w:r>
           </w:p>
         </w:tc>
@@ -7864,7 +9071,7 @@
           <w:i/>
           <w:sz w:val="28"/>
         </w:rPr>
-        <w:t>Yordamchi tizimlar va ishlab chiqarish zonalari</w:t>
+        <w:t>Yuvish mashinasini hisoblash</w:t>
       </w:r>
     </w:p>
     <w:p>
@@ -7879,7 +9086,23 @@
           <w:b w:val="0"/>
           <w:sz w:val="28"/>
         </w:rPr>
-        <w:t>Korxona bug‘ ta’minoti (parogenerator, soatiga ≈250 kg bug‘), suv ta’minoti va tozalash tizimi, sovutish tizimi, elektr ta’minoti, CIP va siqilgan havo tizimlari bilan jihozlanadi. Maydon zonalarga bo‘linadi: xom ashyoni qabul qilish; dastlabki tayyorlov (“iflos” zona); issiqlik ishlovi; tayyor mahsulot (“toza” zona); yordamchi binolar. Texnologik oqim bir yo‘nalishda tashkil etiladi.</w:t>
+        <w:t>Yuvish mashinasi soatiga 794 kg xom ashyoni ishlashi kerak. η = 0,85 bo‘lganda zarur unumdorlik ≈ 934 kg/soat. Unumdorligi 1000–1500 kg/soat bo‘lgan bitta yuvish mashinasi yetarli: n = 934 / (1500 × 0,85) ≈ 0,73 → 1 dona</w:t>
+      </w:r>
+    </w:p>
+    <w:p>
+      <w:pPr>
+        <w:spacing w:line="360" w:lineRule="auto" w:before="120" w:after="40"/>
+        <w:ind w:firstLine="709"/>
+        <w:jc w:val="left"/>
+      </w:pPr>
+      <w:r>
+        <w:rPr>
+          <w:rFonts w:ascii="Times New Roman" w:hAnsi="Times New Roman" w:eastAsia="Times New Roman"/>
+          <w:b/>
+          <w:i/>
+          <w:sz w:val="28"/>
+        </w:rPr>
+        <w:t>Saralash, kalibrlash va tozalash uskunalari</w:t>
       </w:r>
     </w:p>
     <w:p>
@@ -7894,26 +9117,23 @@
           <w:b w:val="0"/>
           <w:sz w:val="28"/>
         </w:rPr>
-        <w:t>Xulosa qilib aytganda, uskunalar hisoblari shuni ko‘rsatadiki, kuniga 9 tonna quvvatdagi korxona uchun asosan bittadan dastlabki tayyorlov va qadoqlash uskunasi hamda sterilizatsiya uchun 2 ta avtoklav yetarli bo‘ladi. Bu o‘rta quvvatli korxona uchun iqtisodiy jihatdan maqbul va texnik jihatdan asoslangan yechimdir.</w:t>
-      </w:r>
-    </w:p>
-    <w:p>
-      <w:r>
-        <w:br w:type="page"/>
-      </w:r>
-    </w:p>
-    <w:p>
-      <w:pPr>
-        <w:spacing w:line="360" w:lineRule="auto" w:before="0" w:after="240"/>
-        <w:jc w:val="center"/>
+        <w:t>Saralash transportyori, kalibrlovchi mashina va tozalash mashinasi ≈794 kg/soat oqimga moslab tanlanadi. Har biridan 1 dona (unumdorligi 800–1000 kg/soat) yetarli. Tozalashdan keyin inspeksiya transportyori (1 dona) o‘rnatiladi.</w:t>
+      </w:r>
+    </w:p>
+    <w:p>
+      <w:pPr>
+        <w:spacing w:line="360" w:lineRule="auto" w:before="120" w:after="40"/>
+        <w:ind w:firstLine="709"/>
+        <w:jc w:val="left"/>
       </w:pPr>
       <w:r>
         <w:rPr>
           <w:rFonts w:ascii="Times New Roman" w:hAnsi="Times New Roman" w:eastAsia="Times New Roman"/>
           <w:b/>
-          <w:sz w:val="28"/>
-        </w:rPr>
-        <w:t>III-BOB. MEHNAT MUHOFAZASI</w:t>
+          <w:i/>
+          <w:sz w:val="28"/>
+        </w:rPr>
+        <w:t>Maydalash (kesish) mashinasini hisoblash</w:t>
       </w:r>
     </w:p>
     <w:p>
@@ -7928,21 +9148,23 @@
           <w:b w:val="0"/>
           <w:sz w:val="28"/>
         </w:rPr>
-        <w:t>Mehnat muhofazasi — ishlab chiqarish jarayonida xodimlarning hayoti, sog‘lig‘i va mehnat qobiliyatini saqlashga qaratilgan huquqiy, ijtimoiy-iqtisodiy, tashkiliy-texnik, sanitariya-gigiyena va davolash-profilaktika tadbirlari tizimidir. Konservalash korxonasida xodimlar o‘tkir kesuvchi uskunalar, issiqlik manbalari, bug‘, bosim ostidagi avtoklavlar va elektr jihozlar bilan ishlagani uchun mehnat muhofazasiga alohida e’tibor qaratiladi.</w:t>
-      </w:r>
-    </w:p>
-    <w:p>
-      <w:pPr>
-        <w:spacing w:line="360" w:lineRule="auto" w:before="240" w:after="120"/>
+        <w:t>Maydalash mashinasi ≈700 kg/soat mahsulotni maydalashi kerak. Unumdorligi 800–1000 kg/soat bo‘lgan bitta kesish mashinasi yetarli: n = 1 dona.</w:t>
+      </w:r>
+    </w:p>
+    <w:p>
+      <w:pPr>
+        <w:spacing w:line="360" w:lineRule="auto" w:before="120" w:after="40"/>
+        <w:ind w:firstLine="709"/>
         <w:jc w:val="left"/>
       </w:pPr>
       <w:r>
         <w:rPr>
           <w:rFonts w:ascii="Times New Roman" w:hAnsi="Times New Roman" w:eastAsia="Times New Roman"/>
           <w:b/>
-          <w:sz w:val="28"/>
-        </w:rPr>
-        <w:t>Mehnat muhofazasining huquqiy asoslari</w:t>
+          <w:i/>
+          <w:sz w:val="28"/>
+        </w:rPr>
+        <w:t>Blanshirovka qurilmasini hisoblash</w:t>
       </w:r>
     </w:p>
     <w:p>
@@ -7957,21 +9179,23 @@
           <w:b w:val="0"/>
           <w:sz w:val="28"/>
         </w:rPr>
-        <w:t>Mehnat muhofazasi O‘zbekiston Respublikasining Mehnat kodeksi, “Mehnatni muhofaza qilish to‘g‘risida”gi qonun hamda tegishli me’yoriy hujjatlar bilan tartibga solinadi. Ish beruvchi xavfsiz mehnat sharoitlarini yaratish, shaxsiy himoya vositalari bilan ta’minlash, xavfsizlik bo‘yicha o‘qitish majburiyatini oladi.</w:t>
-      </w:r>
-    </w:p>
-    <w:p>
-      <w:pPr>
-        <w:spacing w:line="360" w:lineRule="auto" w:before="240" w:after="120"/>
+        <w:t>Kuniga ≈3000 kg (soatiga 375 kg) mahsulot blanshirovka qilinadi. η = 0,85 bo‘lganda zarur unumdorlik ≈ 441 kg/soat. Unumdorligi 500 kg/soat bo‘lgan bitta uzluksiz blanshirovka qurilmasi yetarli: n = 1 dona.</w:t>
+      </w:r>
+    </w:p>
+    <w:p>
+      <w:pPr>
+        <w:spacing w:line="360" w:lineRule="auto" w:before="120" w:after="40"/>
+        <w:ind w:firstLine="709"/>
         <w:jc w:val="left"/>
       </w:pPr>
       <w:r>
         <w:rPr>
           <w:rFonts w:ascii="Times New Roman" w:hAnsi="Times New Roman" w:eastAsia="Times New Roman"/>
           <w:b/>
-          <w:sz w:val="28"/>
-        </w:rPr>
-        <w:t>Ishlab chiqarishdagi xavfli va zararli omillar</w:t>
+          <w:i/>
+          <w:sz w:val="28"/>
+        </w:rPr>
+        <w:t>Quyma tayyorlash qozonini hisoblash</w:t>
       </w:r>
     </w:p>
     <w:p>
@@ -7986,7 +9210,23 @@
           <w:b w:val="0"/>
           <w:sz w:val="28"/>
         </w:rPr>
-        <w:t>Mexanik xavflar. Kesish, tozalash mashinalari, transportyorlar va zakatka mashinalari o‘tkir va harakatlanuvchi qismlarga ega. Ular himoya to‘siqlari va avariya to‘xtatish tugmalari bilan jihozlanadi.</w:t>
+        <w:t>Kuniga 3711 kg quyma tayyorlanadi. Qozon smenada 2 marta ishlatilsa, har bir tsiklda ≈1855 kg. Ishchi sig‘imi 2 m³ bo‘lgan, isitiladigan va aralashtirgichli bitta quyma qozoni yetarli: n = 1 dona.</w:t>
+      </w:r>
+    </w:p>
+    <w:p>
+      <w:pPr>
+        <w:spacing w:line="360" w:lineRule="auto" w:before="120" w:after="40"/>
+        <w:ind w:firstLine="709"/>
+        <w:jc w:val="left"/>
+      </w:pPr>
+      <w:r>
+        <w:rPr>
+          <w:rFonts w:ascii="Times New Roman" w:hAnsi="Times New Roman" w:eastAsia="Times New Roman"/>
+          <w:b/>
+          <w:i/>
+          <w:sz w:val="28"/>
+        </w:rPr>
+        <w:t>To‘ldirish va zakatka mashinalarini hisoblash</w:t>
       </w:r>
     </w:p>
     <w:p>
@@ -8001,7 +9241,23 @@
           <w:b w:val="0"/>
           <w:sz w:val="28"/>
         </w:rPr>
-        <w:t>Issiqlik va bug‘ xavflari. Blanshirovka, quyma qozoni va sterilizatsiyada yuqori harorat, bug‘ va issiq suv kuyish xavfini tug‘diradi. Issiq sirtlar izolyatsiyalanadi, xodimlar himoya kiyimidan foydalanadi.</w:t>
+        <w:t>To‘ldirish mashinasi soatiga 2250 banka to‘ldirishi kerak. η = 0,8 bo‘lganda zarur unumdorlik ≈ 2812 banka/soat. Unumdorligi 3000 banka/soat bo‘lgan bitta to‘ldirish mashinasi yetarli: n = 2250 / (3000 × 0,8) ≈ 0,94 → 1 dona Zakatka mashinasi ham xuddi shunday — 1 dona (3000 banka/soat). Eksgauster kamerasi fasovka liniyasiga moslab tanlanadi (1 dona).</w:t>
+      </w:r>
+    </w:p>
+    <w:p>
+      <w:pPr>
+        <w:spacing w:line="360" w:lineRule="auto" w:before="120" w:after="40"/>
+        <w:ind w:firstLine="709"/>
+        <w:jc w:val="left"/>
+      </w:pPr>
+      <w:r>
+        <w:rPr>
+          <w:rFonts w:ascii="Times New Roman" w:hAnsi="Times New Roman" w:eastAsia="Times New Roman"/>
+          <w:b/>
+          <w:i/>
+          <w:sz w:val="28"/>
+        </w:rPr>
+        <w:t>Sterilizatorni (avtoklavni) hisoblash</w:t>
       </w:r>
     </w:p>
     <w:p>
@@ -8016,7 +9272,23 @@
           <w:b w:val="0"/>
           <w:sz w:val="28"/>
         </w:rPr>
-        <w:t>Bosim ostidagi idishlar (avtoklavlar) xavfi. Avtoklavlar manometr, predoxranitel klapan bilan jihozlanadi, davriy ko‘rikdan o‘tkaziladi va ulardan faqat o‘qitilgan xodimlar foydalanadi. Bosim ostida qopqoq ochish man etiladi.</w:t>
+        <w:t>Sterilizatsiya formulasi (20–25–20)/100 °C, termik ishlov vaqti = 65 daqiqa. Yuklash/tushirish bilan tsikl davomiyligi ≈90 daqiqa (1,5 soat). Bitta avtoklavning smenadagi tsikllari: 8 / 1,5 ≈ 5 tsikl. Bitta avtoklav bir tsiklda ≈2000 banka sig‘diradi, smenalik unumdorligi 2000 × 5 = 10 000 banka. Kuniga 18 000 banka kerakligini hisobga olib: n = 18 000 / 10 000 = 1,8 → 2 dona Demak, 2 ta avtoklav o‘rnatiladi.</w:t>
+      </w:r>
+    </w:p>
+    <w:p>
+      <w:pPr>
+        <w:spacing w:line="360" w:lineRule="auto" w:before="120" w:after="40"/>
+        <w:ind w:firstLine="709"/>
+        <w:jc w:val="left"/>
+      </w:pPr>
+      <w:r>
+        <w:rPr>
+          <w:rFonts w:ascii="Times New Roman" w:hAnsi="Times New Roman" w:eastAsia="Times New Roman"/>
+          <w:b/>
+          <w:i/>
+          <w:sz w:val="28"/>
+        </w:rPr>
+        <w:t>Etiketkalash va boshqa uskunalar</w:t>
       </w:r>
     </w:p>
     <w:p>
@@ -8031,969 +9303,23 @@
           <w:b w:val="0"/>
           <w:sz w:val="28"/>
         </w:rPr>
-        <w:t>Elektr xavfi. Ho‘l muhitda elektr jihozlari yerga ulanadi va himoya o‘chirgichlar bilan jihozlanadi.</w:t>
-      </w:r>
-    </w:p>
-    <w:p>
-      <w:pPr>
-        <w:spacing w:line="360" w:lineRule="auto" w:before="0" w:after="0"/>
+        <w:t>Etiketkalash mashinasi (3000 banka/soat) — 1 dona. Bundan tashqari, chiqindilarni qayta ishlash bloki va CIP yuvish stansiyasi o‘rnatiladi.</w:t>
+      </w:r>
+    </w:p>
+    <w:p>
+      <w:pPr>
+        <w:spacing w:line="360" w:lineRule="auto" w:before="120" w:after="40"/>
         <w:ind w:firstLine="709"/>
-        <w:jc w:val="both"/>
-      </w:pPr>
-      <w:r>
-        <w:rPr>
-          <w:rFonts w:ascii="Times New Roman" w:hAnsi="Times New Roman" w:eastAsia="Times New Roman"/>
-          <w:b w:val="0"/>
-          <w:sz w:val="28"/>
-        </w:rPr>
-        <w:t>Namlik, mikroiqlim va shovqin. Ho‘l pollar sirpanmaydigan qoplama va drenaj bilan ta’minlanadi; mikroiqlim va shovqin nazorat qilinadi.</w:t>
-      </w:r>
-    </w:p>
-    <w:p>
-      <w:pPr>
-        <w:spacing w:line="360" w:lineRule="auto" w:before="240" w:after="120"/>
         <w:jc w:val="left"/>
       </w:pPr>
       <w:r>
         <w:rPr>
           <w:rFonts w:ascii="Times New Roman" w:hAnsi="Times New Roman" w:eastAsia="Times New Roman"/>
           <w:b/>
-          <w:sz w:val="28"/>
-        </w:rPr>
-        <w:t>Texnika xavfsizligi va sanitariya-gigiyena tadbirlari</w:t>
-      </w:r>
-    </w:p>
-    <w:p>
-      <w:pPr>
-        <w:spacing w:line="360" w:lineRule="auto" w:before="0" w:after="0"/>
-        <w:ind w:firstLine="709"/>
-        <w:jc w:val="both"/>
-      </w:pPr>
-      <w:r>
-        <w:rPr>
-          <w:rFonts w:ascii="Times New Roman" w:hAnsi="Times New Roman" w:eastAsia="Times New Roman"/>
-          <w:b w:val="0"/>
-          <w:sz w:val="28"/>
-        </w:rPr>
-        <w:t>Uskunalar texnik pasportga muvofiq ekspluatatsiya qilinadi; harakatlanuvchi va issiq qismlar himoyalanadi; avtoklavlar xavfsizlik moslamalari bilan jihozlanadi; xodimlar xavfsizlik yo‘riqnomasidan o‘tkaziladi va tibbiy ko‘rikdan o‘tadi; toza maxsus kiyim, bosh kiyim va poyabzaldan foydalaniladi; xonalar muntazam yuviladi va dezinfeksiya qilinadi; yetarli yoritish va shamollatish ta’minlanadi.</w:t>
-      </w:r>
-    </w:p>
-    <w:p>
-      <w:pPr>
-        <w:spacing w:line="360" w:lineRule="auto" w:before="240" w:after="120"/>
-        <w:jc w:val="left"/>
-      </w:pPr>
-      <w:r>
-        <w:rPr>
-          <w:rFonts w:ascii="Times New Roman" w:hAnsi="Times New Roman" w:eastAsia="Times New Roman"/>
-          <w:b/>
-          <w:sz w:val="28"/>
-        </w:rPr>
-        <w:t>Yong‘in xavfsizligi va birinchi yordam</w:t>
-      </w:r>
-    </w:p>
-    <w:p>
-      <w:pPr>
-        <w:spacing w:line="360" w:lineRule="auto" w:before="0" w:after="0"/>
-        <w:ind w:firstLine="709"/>
-        <w:jc w:val="both"/>
-      </w:pPr>
-      <w:r>
-        <w:rPr>
-          <w:rFonts w:ascii="Times New Roman" w:hAnsi="Times New Roman" w:eastAsia="Times New Roman"/>
-          <w:b w:val="0"/>
-          <w:sz w:val="28"/>
-        </w:rPr>
-        <w:t>Korxonada yong‘inga qarshi vositalar o‘rnatiladi, evakuatsiya yo‘llari belgilanadi, elektr jihozlari tekshiriladi. Ish joylarida birinchi tibbiy yordam vositalari (aptechka) bo‘ladi, xodimlar birinchi yordam ko‘rsatishga o‘rgatiladi. Baxtsiz hodisalar qayd etiladi, tergov qilinadi va oldini olish chora-tadbirlari ishlab chiqiladi.</w:t>
-      </w:r>
-    </w:p>
-    <w:p>
-      <w:pPr>
-        <w:spacing w:line="360" w:lineRule="auto" w:before="240" w:after="120"/>
-        <w:jc w:val="left"/>
-      </w:pPr>
-      <w:r>
-        <w:rPr>
-          <w:rFonts w:ascii="Times New Roman" w:hAnsi="Times New Roman" w:eastAsia="Times New Roman"/>
-          <w:b/>
-          <w:sz w:val="28"/>
-        </w:rPr>
-        <w:t>Shaxsiy himoya vositalari</w:t>
-      </w:r>
-    </w:p>
-    <w:p>
-      <w:pPr>
-        <w:spacing w:line="360" w:lineRule="auto" w:before="0" w:after="0"/>
-        <w:ind w:firstLine="709"/>
-        <w:jc w:val="both"/>
-      </w:pPr>
-      <w:r>
-        <w:rPr>
-          <w:rFonts w:ascii="Times New Roman" w:hAnsi="Times New Roman" w:eastAsia="Times New Roman"/>
-          <w:b w:val="0"/>
-          <w:sz w:val="28"/>
-        </w:rPr>
-        <w:t>Xodimlar maxsus kiyim, bosh kiyim, sirpanmaydigan poyabzal, himoya qo‘lqoplari (kesilishdan va issiqlikdan), ko‘zoynak va issiqlikdan himoya vositalari bilan ta’minlanadi.</w:t>
-      </w:r>
-    </w:p>
-    <w:p>
-      <w:pPr>
-        <w:spacing w:line="360" w:lineRule="auto" w:before="0" w:after="0"/>
-        <w:ind w:firstLine="709"/>
-        <w:jc w:val="both"/>
-      </w:pPr>
-      <w:r>
-        <w:rPr>
-          <w:rFonts w:ascii="Times New Roman" w:hAnsi="Times New Roman" w:eastAsia="Times New Roman"/>
-          <w:b w:val="0"/>
-          <w:sz w:val="28"/>
-        </w:rPr>
-        <w:t>Xulosa qilib aytganda, konservalash korxonasida mehnat muhofazasi xodimlar hayoti va sog‘lig‘ini hamda mahsulot xavfsizligini ta’minlashga qaratilgan kompleks tadbirlardan iborat. Ayniqsa avtoklavlar va issiqlik manbalari bilan ishlashda ehtiyotkorlik talab etiladi.</w:t>
-      </w:r>
-    </w:p>
-    <w:p>
-      <w:r>
-        <w:br w:type="page"/>
-      </w:r>
-    </w:p>
-    <w:p>
-      <w:pPr>
-        <w:spacing w:line="360" w:lineRule="auto" w:before="0" w:after="240"/>
-        <w:jc w:val="center"/>
-      </w:pPr>
-      <w:r>
-        <w:rPr>
-          <w:rFonts w:ascii="Times New Roman" w:hAnsi="Times New Roman" w:eastAsia="Times New Roman"/>
-          <w:b/>
-          <w:sz w:val="28"/>
-        </w:rPr>
-        <w:t>IV-BOB. ATROF-MUHIT MUHOFAZASI</w:t>
-      </w:r>
-    </w:p>
-    <w:p>
-      <w:pPr>
-        <w:spacing w:line="360" w:lineRule="auto" w:before="0" w:after="0"/>
-        <w:ind w:firstLine="709"/>
-        <w:jc w:val="both"/>
-      </w:pPr>
-      <w:r>
-        <w:rPr>
-          <w:rFonts w:ascii="Times New Roman" w:hAnsi="Times New Roman" w:eastAsia="Times New Roman"/>
-          <w:b w:val="0"/>
-          <w:sz w:val="28"/>
-        </w:rPr>
-        <w:t>Atrof-muhit muhofazasi ekologik toza mahsulot ishlab chiqaradigan korxona uchun ayniqsa muhim, chunki “ekologik tozalik” faqat mahsulot tarkibiga emas, balki butun ishlab chiqarish jarayoniga ham taalluqlidir. Korxona atrof-muhitga qattiq organik chiqindilar, oqava suvlar va energiya sarfi orqali ta’sir ko‘rsatadi.</w:t>
-      </w:r>
-    </w:p>
-    <w:p>
-      <w:pPr>
-        <w:spacing w:line="360" w:lineRule="auto" w:before="240" w:after="120"/>
-        <w:jc w:val="left"/>
-      </w:pPr>
-      <w:r>
-        <w:rPr>
-          <w:rFonts w:ascii="Times New Roman" w:hAnsi="Times New Roman" w:eastAsia="Times New Roman"/>
-          <w:b/>
-          <w:sz w:val="28"/>
-        </w:rPr>
-        <w:t>Ekologik muhofazaning huquqiy asoslari</w:t>
-      </w:r>
-    </w:p>
-    <w:p>
-      <w:pPr>
-        <w:spacing w:line="360" w:lineRule="auto" w:before="0" w:after="0"/>
-        <w:ind w:firstLine="709"/>
-        <w:jc w:val="both"/>
-      </w:pPr>
-      <w:r>
-        <w:rPr>
-          <w:rFonts w:ascii="Times New Roman" w:hAnsi="Times New Roman" w:eastAsia="Times New Roman"/>
-          <w:b w:val="0"/>
-          <w:sz w:val="28"/>
-        </w:rPr>
-        <w:t>Atrof-muhit muhofazasi O‘zbekiston Respublikasining “Tabiatni muhofaza qilish to‘g‘risida”gi, “Suv va suvdan foydalanish to‘g‘risida”gi hamda “Chiqindilar to‘g‘risida”gi qonunlari va boshqa me’yoriy hujjatlar bilan tartibga solinadi.</w:t>
-      </w:r>
-    </w:p>
-    <w:p>
-      <w:pPr>
-        <w:spacing w:line="360" w:lineRule="auto" w:before="240" w:after="120"/>
-        <w:jc w:val="left"/>
-      </w:pPr>
-      <w:r>
-        <w:rPr>
-          <w:rFonts w:ascii="Times New Roman" w:hAnsi="Times New Roman" w:eastAsia="Times New Roman"/>
-          <w:b/>
-          <w:sz w:val="28"/>
-        </w:rPr>
-        <w:t>Korxonaning atrof-muhitga ta’siri va uni kamaytirish</w:t>
-      </w:r>
-    </w:p>
-    <w:p>
-      <w:pPr>
-        <w:spacing w:line="360" w:lineRule="auto" w:before="0" w:after="0"/>
-        <w:ind w:firstLine="709"/>
-        <w:jc w:val="both"/>
-      </w:pPr>
-      <w:r>
-        <w:rPr>
-          <w:rFonts w:ascii="Times New Roman" w:hAnsi="Times New Roman" w:eastAsia="Times New Roman"/>
-          <w:b w:val="0"/>
-          <w:sz w:val="28"/>
-        </w:rPr>
-        <w:t>Qattiq organik chiqindilar. Yiliga ≈238 tonna organik chiqindi (po‘st, danak, o‘zak) hosil bo‘ladi. Bu chiqindilar pektin, danak moyi, chorva ozuqasi, kompost yoki biogazga qayta ishlanadi. Ekologik toza korxona chiqindisiz texnologiyaga intiladi.</w:t>
-      </w:r>
-    </w:p>
-    <w:p>
-      <w:pPr>
-        <w:spacing w:line="360" w:lineRule="auto" w:before="0" w:after="0"/>
-        <w:ind w:firstLine="709"/>
-        <w:jc w:val="both"/>
-      </w:pPr>
-      <w:r>
-        <w:rPr>
-          <w:rFonts w:ascii="Times New Roman" w:hAnsi="Times New Roman" w:eastAsia="Times New Roman"/>
-          <w:b w:val="0"/>
-          <w:sz w:val="28"/>
-        </w:rPr>
-        <w:t>Oqava suvlar. Yuvish, blanshirovka, sovitish va CIP suvlari mexanik, biologik va kimyoviy usullarda tozalanadi va qayta ishlatiladi. Tozalangan suv me’yorlardan past darajada bo‘lishiga erishiladi.</w:t>
-      </w:r>
-    </w:p>
-    <w:p>
-      <w:pPr>
-        <w:spacing w:line="360" w:lineRule="auto" w:before="0" w:after="0"/>
-        <w:ind w:firstLine="709"/>
-        <w:jc w:val="both"/>
-      </w:pPr>
-      <w:r>
-        <w:rPr>
-          <w:rFonts w:ascii="Times New Roman" w:hAnsi="Times New Roman" w:eastAsia="Times New Roman"/>
-          <w:b w:val="0"/>
-          <w:sz w:val="28"/>
-        </w:rPr>
-        <w:t>Energiya va emissiyalar. Sterilizatsiya va blanshirovka issiqligi regeneratsiya qilinadi, energiya tejamkor uskunalar ishlatiladi, mumkin bo‘lganda muqobil energiya manbalaridan foydalaniladi. Bu emissiyalarni kamaytiradi.</w:t>
-      </w:r>
-    </w:p>
-    <w:p>
-      <w:pPr>
-        <w:spacing w:line="360" w:lineRule="auto" w:before="240" w:after="120"/>
-        <w:jc w:val="left"/>
-      </w:pPr>
-      <w:r>
-        <w:rPr>
-          <w:rFonts w:ascii="Times New Roman" w:hAnsi="Times New Roman" w:eastAsia="Times New Roman"/>
-          <w:b/>
-          <w:sz w:val="28"/>
-        </w:rPr>
-        <w:t>Mahalliy resurslarga tayanishning ekologik afzalligi</w:t>
-      </w:r>
-    </w:p>
-    <w:p>
-      <w:pPr>
-        <w:spacing w:line="360" w:lineRule="auto" w:before="0" w:after="0"/>
-        <w:ind w:firstLine="709"/>
-        <w:jc w:val="both"/>
-      </w:pPr>
-      <w:r>
-        <w:rPr>
-          <w:rFonts w:ascii="Times New Roman" w:hAnsi="Times New Roman" w:eastAsia="Times New Roman"/>
-          <w:b w:val="0"/>
-          <w:sz w:val="28"/>
-        </w:rPr>
-        <w:t>Mahalliy xom ashyoga tayanish ekologik nuqtai nazardan muhim afzalliklarga ega: xom ashyoni uzoq masofaga tashish zarurati yo‘qoladi, bu transport bilan bog‘liq yoqilg‘i sarfi va karbonat angidrid (CO2) emissiyalarini sezilarli kamaytiradi; xom ashyo yangi va tez qayta ishlanadi, bu sifat yo‘qotilishini va isrofni kamaytiradi; mahalliy iqtisodiyot va qishloq xo‘jaligi rivojlanadi. Shu tariqa mahalliy resurslarga tayanish mahsulotning umumiy ekologik izini (carbon footprint) kamaytiradi.</w:t>
-      </w:r>
-    </w:p>
-    <w:p>
-      <w:pPr>
-        <w:spacing w:line="360" w:lineRule="auto" w:before="240" w:after="120"/>
-        <w:jc w:val="left"/>
-      </w:pPr>
-      <w:r>
-        <w:rPr>
-          <w:rFonts w:ascii="Times New Roman" w:hAnsi="Times New Roman" w:eastAsia="Times New Roman"/>
-          <w:b/>
-          <w:sz w:val="28"/>
-        </w:rPr>
-        <w:t>Aylanma iqtisodiyot va resurslarni tejash</w:t>
-      </w:r>
-    </w:p>
-    <w:p>
-      <w:pPr>
-        <w:spacing w:line="360" w:lineRule="auto" w:before="0" w:after="0"/>
-        <w:ind w:firstLine="709"/>
-        <w:jc w:val="both"/>
-      </w:pPr>
-      <w:r>
-        <w:rPr>
-          <w:rFonts w:ascii="Times New Roman" w:hAnsi="Times New Roman" w:eastAsia="Times New Roman"/>
-          <w:b w:val="0"/>
-          <w:sz w:val="28"/>
-        </w:rPr>
-        <w:t>Korxona aylanma (resurs tejovchi) iqtisodiyot prinsipiga amal qiladi: organik chiqindilar qayta ishlanadi va qo‘shimcha mahsulotga aylantiriladi; suv tozalanib qayta ishlatiladi; issiqlik regeneratsiya qilinadi; qadoqlash chiqindilari (shisha, metall) ikkilamchi xom ashyoga topshiriladi; ekologik qadoqlash materiallaridan foydalaniladi. Bu ekologik yukni kamaytiradi va iqtisodiy samara beradi.</w:t>
-      </w:r>
-    </w:p>
-    <w:p>
-      <w:pPr>
-        <w:spacing w:line="360" w:lineRule="auto" w:before="240" w:after="120"/>
-        <w:jc w:val="left"/>
-      </w:pPr>
-      <w:r>
-        <w:rPr>
-          <w:rFonts w:ascii="Times New Roman" w:hAnsi="Times New Roman" w:eastAsia="Times New Roman"/>
-          <w:b/>
-          <w:sz w:val="28"/>
-        </w:rPr>
-        <w:t>Ekologik monitoring va sertifikatlash</w:t>
-      </w:r>
-    </w:p>
-    <w:p>
-      <w:pPr>
-        <w:spacing w:line="360" w:lineRule="auto" w:before="0" w:after="0"/>
-        <w:ind w:firstLine="709"/>
-        <w:jc w:val="both"/>
-      </w:pPr>
-      <w:r>
-        <w:rPr>
-          <w:rFonts w:ascii="Times New Roman" w:hAnsi="Times New Roman" w:eastAsia="Times New Roman"/>
-          <w:b w:val="0"/>
-          <w:sz w:val="28"/>
-        </w:rPr>
-        <w:t>Korxonada ekologik monitoring tizimi yo‘lga qo‘yiladi: oqava suv sifati, chiqindilar miqdori, suv va energiya sarfi muntazam nazorat qilinadi. Mahsulotning ekologik tozaligini va ishlab chiqarishning ekologik talablarga muvofiqligini tasdiqlash uchun tegishli sertifikatlar olinishi mumkin. Bu mahsulotning bozordagi ishonchini va eksport salohiyatini oshiradi.</w:t>
-      </w:r>
-    </w:p>
-    <w:p>
-      <w:pPr>
-        <w:spacing w:line="360" w:lineRule="auto" w:before="0" w:after="0"/>
-        <w:ind w:firstLine="709"/>
-        <w:jc w:val="both"/>
-      </w:pPr>
-      <w:r>
-        <w:rPr>
-          <w:rFonts w:ascii="Times New Roman" w:hAnsi="Times New Roman" w:eastAsia="Times New Roman"/>
-          <w:b w:val="0"/>
-          <w:sz w:val="28"/>
-        </w:rPr>
-        <w:t>Xulosa qilib aytganda, ekologik toza mahsulot ishlab chiqaradigan korxona atrof-muhitni muhofaza qilishga alohida e’tibor qaratadi. Mahalliy resurslarga tayanish, chiqindilarni to‘liq qayta ishlash, oqava suvlarni tozalash va resurslarni tejash orqali korxona atrof-muhitga minimal ta’sir ko‘rsatadi va barqaror rivojlanish tamoyillariga amal qiladi.</w:t>
-      </w:r>
-    </w:p>
-    <w:p>
-      <w:r>
-        <w:br w:type="page"/>
-      </w:r>
-    </w:p>
-    <w:p>
-      <w:pPr>
-        <w:spacing w:line="360" w:lineRule="auto" w:before="0" w:after="240"/>
-        <w:jc w:val="center"/>
-      </w:pPr>
-      <w:r>
-        <w:rPr>
-          <w:rFonts w:ascii="Times New Roman" w:hAnsi="Times New Roman" w:eastAsia="Times New Roman"/>
-          <w:b/>
-          <w:sz w:val="28"/>
-        </w:rPr>
-        <w:t>V-BOB. IQTISODIY QISM</w:t>
-      </w:r>
-    </w:p>
-    <w:p>
-      <w:pPr>
-        <w:spacing w:line="360" w:lineRule="auto" w:before="0" w:after="0"/>
-        <w:ind w:firstLine="709"/>
-        <w:jc w:val="both"/>
-      </w:pPr>
-      <w:r>
-        <w:rPr>
-          <w:rFonts w:ascii="Times New Roman" w:hAnsi="Times New Roman" w:eastAsia="Times New Roman"/>
-          <w:b w:val="0"/>
-          <w:sz w:val="28"/>
-        </w:rPr>
-        <w:t>Loyihaning iqtisodiy qismida mahalliy resurslardan foydalanib kunlik 9 tonna ekologik toza konservalangan mahsulotlar ishlab chiqarish korxonasini tashkil etishning iqtisodiy maqsadga muvofiqligi baholanadi. Keltirilgan hisoblar muhandislik-iqtisodiy baholash xususiyatiga ega bo‘lib, taxminiy (shartli) narxlar asosida bajarilgan.</w:t>
-      </w:r>
-    </w:p>
-    <w:p>
-      <w:pPr>
-        <w:spacing w:line="360" w:lineRule="auto" w:before="240" w:after="120"/>
-        <w:jc w:val="left"/>
-      </w:pPr>
-      <w:r>
-        <w:rPr>
-          <w:rFonts w:ascii="Times New Roman" w:hAnsi="Times New Roman" w:eastAsia="Times New Roman"/>
-          <w:b/>
-          <w:sz w:val="28"/>
-        </w:rPr>
-        <w:t>Dastlabki iqtisodiy ko‘rsatkichlar</w:t>
-      </w:r>
-    </w:p>
-    <w:tbl>
-      <w:tblPr>
-        <w:tblStyle w:val="TableGrid"/>
-        <w:tblW w:type="auto" w:w="0"/>
-        <w:jc w:val="center"/>
-        <w:tblLook w:firstColumn="1" w:firstRow="1" w:lastColumn="0" w:lastRow="0" w:noHBand="0" w:noVBand="1" w:val="04A0"/>
-      </w:tblPr>
-      <w:tblGrid>
-        <w:gridCol w:w="4844"/>
-        <w:gridCol w:w="4844"/>
-      </w:tblGrid>
-      <w:tr>
-        <w:tc>
-          <w:tcPr>
-            <w:tcW w:type="dxa" w:w="4844"/>
-          </w:tcPr>
-          <w:p>
-            <w:pPr>
-              <w:spacing w:line="240" w:lineRule="auto" w:after="0" w:before="0"/>
-              <w:jc w:val="center"/>
-            </w:pPr>
-            <w:r>
-              <w:rPr>
-                <w:rFonts w:ascii="Times New Roman" w:hAnsi="Times New Roman" w:eastAsia="Times New Roman"/>
-                <w:b/>
-                <w:sz w:val="24"/>
-              </w:rPr>
-              <w:t>Ko‘rsatkich</w:t>
-            </w:r>
-          </w:p>
-        </w:tc>
-        <w:tc>
-          <w:tcPr>
-            <w:tcW w:type="dxa" w:w="4844"/>
-          </w:tcPr>
-          <w:p>
-            <w:pPr>
-              <w:spacing w:line="240" w:lineRule="auto" w:after="0" w:before="0"/>
-              <w:jc w:val="center"/>
-            </w:pPr>
-            <w:r>
-              <w:rPr>
-                <w:rFonts w:ascii="Times New Roman" w:hAnsi="Times New Roman" w:eastAsia="Times New Roman"/>
-                <w:b/>
-                <w:sz w:val="24"/>
-              </w:rPr>
-              <w:t>Qiymati</w:t>
-            </w:r>
-          </w:p>
-        </w:tc>
-      </w:tr>
-      <w:tr>
-        <w:tc>
-          <w:tcPr>
-            <w:tcW w:type="dxa" w:w="4844"/>
-          </w:tcPr>
-          <w:p>
-            <w:pPr>
-              <w:spacing w:line="240" w:lineRule="auto" w:after="0" w:before="0"/>
-              <w:jc w:val="left"/>
-            </w:pPr>
-            <w:r>
-              <w:rPr>
-                <w:rFonts w:ascii="Times New Roman" w:hAnsi="Times New Roman" w:eastAsia="Times New Roman"/>
-                <w:b w:val="0"/>
-                <w:sz w:val="24"/>
-              </w:rPr>
-              <w:t>Kunlik quvvat</w:t>
-            </w:r>
-          </w:p>
-        </w:tc>
-        <w:tc>
-          <w:tcPr>
-            <w:tcW w:type="dxa" w:w="4844"/>
-          </w:tcPr>
-          <w:p>
-            <w:pPr>
-              <w:spacing w:line="240" w:lineRule="auto" w:after="0" w:before="0"/>
-              <w:jc w:val="left"/>
-            </w:pPr>
-            <w:r>
-              <w:rPr>
-                <w:rFonts w:ascii="Times New Roman" w:hAnsi="Times New Roman" w:eastAsia="Times New Roman"/>
-                <w:b w:val="0"/>
-                <w:sz w:val="24"/>
-              </w:rPr>
-              <w:t>9000 kg (18 000 shartli banka)</w:t>
-            </w:r>
-          </w:p>
-        </w:tc>
-      </w:tr>
-      <w:tr>
-        <w:tc>
-          <w:tcPr>
-            <w:tcW w:type="dxa" w:w="4844"/>
-          </w:tcPr>
-          <w:p>
-            <w:pPr>
-              <w:spacing w:line="240" w:lineRule="auto" w:after="0" w:before="0"/>
-              <w:jc w:val="left"/>
-            </w:pPr>
-            <w:r>
-              <w:rPr>
-                <w:rFonts w:ascii="Times New Roman" w:hAnsi="Times New Roman" w:eastAsia="Times New Roman"/>
-                <w:b w:val="0"/>
-                <w:sz w:val="24"/>
-              </w:rPr>
-              <w:t>Yiliga ish kunlari</w:t>
-            </w:r>
-          </w:p>
-        </w:tc>
-        <w:tc>
-          <w:tcPr>
-            <w:tcW w:type="dxa" w:w="4844"/>
-          </w:tcPr>
-          <w:p>
-            <w:pPr>
-              <w:spacing w:line="240" w:lineRule="auto" w:after="0" w:before="0"/>
-              <w:jc w:val="left"/>
-            </w:pPr>
-            <w:r>
-              <w:rPr>
-                <w:rFonts w:ascii="Times New Roman" w:hAnsi="Times New Roman" w:eastAsia="Times New Roman"/>
-                <w:b w:val="0"/>
-                <w:sz w:val="24"/>
-              </w:rPr>
-              <w:t>250 kun</w:t>
-            </w:r>
-          </w:p>
-        </w:tc>
-      </w:tr>
-      <w:tr>
-        <w:tc>
-          <w:tcPr>
-            <w:tcW w:type="dxa" w:w="4844"/>
-          </w:tcPr>
-          <w:p>
-            <w:pPr>
-              <w:spacing w:line="240" w:lineRule="auto" w:after="0" w:before="0"/>
-              <w:jc w:val="left"/>
-            </w:pPr>
-            <w:r>
-              <w:rPr>
-                <w:rFonts w:ascii="Times New Roman" w:hAnsi="Times New Roman" w:eastAsia="Times New Roman"/>
-                <w:b w:val="0"/>
-                <w:sz w:val="24"/>
-              </w:rPr>
-              <w:t>Yillik mahsulot hajmi</w:t>
-            </w:r>
-          </w:p>
-        </w:tc>
-        <w:tc>
-          <w:tcPr>
-            <w:tcW w:type="dxa" w:w="4844"/>
-          </w:tcPr>
-          <w:p>
-            <w:pPr>
-              <w:spacing w:line="240" w:lineRule="auto" w:after="0" w:before="0"/>
-              <w:jc w:val="left"/>
-            </w:pPr>
-            <w:r>
-              <w:rPr>
-                <w:rFonts w:ascii="Times New Roman" w:hAnsi="Times New Roman" w:eastAsia="Times New Roman"/>
-                <w:b w:val="0"/>
-                <w:sz w:val="24"/>
-              </w:rPr>
-              <w:t>2 250 000 kg (2250 t)</w:t>
-            </w:r>
-          </w:p>
-        </w:tc>
-      </w:tr>
-      <w:tr>
-        <w:tc>
-          <w:tcPr>
-            <w:tcW w:type="dxa" w:w="4844"/>
-          </w:tcPr>
-          <w:p>
-            <w:pPr>
-              <w:spacing w:line="240" w:lineRule="auto" w:after="0" w:before="0"/>
-              <w:jc w:val="left"/>
-            </w:pPr>
-            <w:r>
-              <w:rPr>
-                <w:rFonts w:ascii="Times New Roman" w:hAnsi="Times New Roman" w:eastAsia="Times New Roman"/>
-                <w:b w:val="0"/>
-                <w:sz w:val="24"/>
-              </w:rPr>
-              <w:t>Yillik shartli bankalar</w:t>
-            </w:r>
-          </w:p>
-        </w:tc>
-        <w:tc>
-          <w:tcPr>
-            <w:tcW w:type="dxa" w:w="4844"/>
-          </w:tcPr>
-          <w:p>
-            <w:pPr>
-              <w:spacing w:line="240" w:lineRule="auto" w:after="0" w:before="0"/>
-              <w:jc w:val="left"/>
-            </w:pPr>
-            <w:r>
-              <w:rPr>
-                <w:rFonts w:ascii="Times New Roman" w:hAnsi="Times New Roman" w:eastAsia="Times New Roman"/>
-                <w:b w:val="0"/>
-                <w:sz w:val="24"/>
-              </w:rPr>
-              <w:t>4 500 000 dona</w:t>
-            </w:r>
-          </w:p>
-        </w:tc>
-      </w:tr>
-      <w:tr>
-        <w:tc>
-          <w:tcPr>
-            <w:tcW w:type="dxa" w:w="4844"/>
-          </w:tcPr>
-          <w:p>
-            <w:pPr>
-              <w:spacing w:line="240" w:lineRule="auto" w:after="0" w:before="0"/>
-              <w:jc w:val="left"/>
-            </w:pPr>
-            <w:r>
-              <w:rPr>
-                <w:rFonts w:ascii="Times New Roman" w:hAnsi="Times New Roman" w:eastAsia="Times New Roman"/>
-                <w:b w:val="0"/>
-                <w:sz w:val="24"/>
-              </w:rPr>
-              <w:t>Mahalliy xom ashyo sarfi (yillik)</w:t>
-            </w:r>
-          </w:p>
-        </w:tc>
-        <w:tc>
-          <w:tcPr>
-            <w:tcW w:type="dxa" w:w="4844"/>
-          </w:tcPr>
-          <w:p>
-            <w:pPr>
-              <w:spacing w:line="240" w:lineRule="auto" w:after="0" w:before="0"/>
-              <w:jc w:val="left"/>
-            </w:pPr>
-            <w:r>
-              <w:rPr>
-                <w:rFonts w:ascii="Times New Roman" w:hAnsi="Times New Roman" w:eastAsia="Times New Roman"/>
-                <w:b w:val="0"/>
-                <w:sz w:val="24"/>
-              </w:rPr>
-              <w:t>1588 t</w:t>
-            </w:r>
-          </w:p>
-        </w:tc>
-      </w:tr>
-    </w:tbl>
-    <w:p>
-      <w:pPr>
-        <w:spacing w:line="360" w:lineRule="auto" w:before="0" w:after="80"/>
-        <w:jc w:val="both"/>
-      </w:pPr>
-      <w:r>
-        <w:rPr>
-          <w:rFonts w:ascii="Times New Roman" w:hAnsi="Times New Roman" w:eastAsia="Times New Roman"/>
-          <w:b w:val="0"/>
-          <w:sz w:val="28"/>
-        </w:rPr>
-      </w:r>
-    </w:p>
-    <w:p>
-      <w:pPr>
-        <w:spacing w:line="360" w:lineRule="auto" w:before="240" w:after="120"/>
-        <w:jc w:val="left"/>
-      </w:pPr>
-      <w:r>
-        <w:rPr>
-          <w:rFonts w:ascii="Times New Roman" w:hAnsi="Times New Roman" w:eastAsia="Times New Roman"/>
-          <w:b/>
-          <w:sz w:val="28"/>
-        </w:rPr>
-        <w:t>Kapital qo‘yilmalar</w:t>
-      </w:r>
-    </w:p>
-    <w:tbl>
-      <w:tblPr>
-        <w:tblStyle w:val="TableGrid"/>
-        <w:tblW w:type="auto" w:w="0"/>
-        <w:jc w:val="center"/>
-        <w:tblLook w:firstColumn="1" w:firstRow="1" w:lastColumn="0" w:lastRow="0" w:noHBand="0" w:noVBand="1" w:val="04A0"/>
-      </w:tblPr>
-      <w:tblGrid>
-        <w:gridCol w:w="4844"/>
-        <w:gridCol w:w="4844"/>
-      </w:tblGrid>
-      <w:tr>
-        <w:tc>
-          <w:tcPr>
-            <w:tcW w:type="dxa" w:w="4844"/>
-          </w:tcPr>
-          <w:p>
-            <w:pPr>
-              <w:spacing w:line="240" w:lineRule="auto" w:after="0" w:before="0"/>
-              <w:jc w:val="center"/>
-            </w:pPr>
-            <w:r>
-              <w:rPr>
-                <w:rFonts w:ascii="Times New Roman" w:hAnsi="Times New Roman" w:eastAsia="Times New Roman"/>
-                <w:b/>
-                <w:sz w:val="24"/>
-              </w:rPr>
-              <w:t>Kapital qo‘yilma elementi</w:t>
-            </w:r>
-          </w:p>
-        </w:tc>
-        <w:tc>
-          <w:tcPr>
-            <w:tcW w:type="dxa" w:w="4844"/>
-          </w:tcPr>
-          <w:p>
-            <w:pPr>
-              <w:spacing w:line="240" w:lineRule="auto" w:after="0" w:before="0"/>
-              <w:jc w:val="center"/>
-            </w:pPr>
-            <w:r>
-              <w:rPr>
-                <w:rFonts w:ascii="Times New Roman" w:hAnsi="Times New Roman" w:eastAsia="Times New Roman"/>
-                <w:b/>
-                <w:sz w:val="24"/>
-              </w:rPr>
-              <w:t>Summasi, mln so‘m</w:t>
-            </w:r>
-          </w:p>
-        </w:tc>
-      </w:tr>
-      <w:tr>
-        <w:tc>
-          <w:tcPr>
-            <w:tcW w:type="dxa" w:w="4844"/>
-          </w:tcPr>
-          <w:p>
-            <w:pPr>
-              <w:spacing w:line="240" w:lineRule="auto" w:after="0" w:before="0"/>
-              <w:jc w:val="left"/>
-            </w:pPr>
-            <w:r>
-              <w:rPr>
-                <w:rFonts w:ascii="Times New Roman" w:hAnsi="Times New Roman" w:eastAsia="Times New Roman"/>
-                <w:b w:val="0"/>
-                <w:sz w:val="24"/>
-              </w:rPr>
-              <w:t>Texnologik uskunalar</w:t>
-            </w:r>
-          </w:p>
-        </w:tc>
-        <w:tc>
-          <w:tcPr>
-            <w:tcW w:type="dxa" w:w="4844"/>
-          </w:tcPr>
-          <w:p>
-            <w:pPr>
-              <w:spacing w:line="240" w:lineRule="auto" w:after="0" w:before="0"/>
-              <w:jc w:val="left"/>
-            </w:pPr>
-            <w:r>
-              <w:rPr>
-                <w:rFonts w:ascii="Times New Roman" w:hAnsi="Times New Roman" w:eastAsia="Times New Roman"/>
-                <w:b w:val="0"/>
-                <w:sz w:val="24"/>
-              </w:rPr>
-              <w:t>4800</w:t>
-            </w:r>
-          </w:p>
-        </w:tc>
-      </w:tr>
-      <w:tr>
-        <w:tc>
-          <w:tcPr>
-            <w:tcW w:type="dxa" w:w="4844"/>
-          </w:tcPr>
-          <w:p>
-            <w:pPr>
-              <w:spacing w:line="240" w:lineRule="auto" w:after="0" w:before="0"/>
-              <w:jc w:val="left"/>
-            </w:pPr>
-            <w:r>
-              <w:rPr>
-                <w:rFonts w:ascii="Times New Roman" w:hAnsi="Times New Roman" w:eastAsia="Times New Roman"/>
-                <w:b w:val="0"/>
-                <w:sz w:val="24"/>
-              </w:rPr>
-              <w:t>Bino va inshootlar</w:t>
-            </w:r>
-          </w:p>
-        </w:tc>
-        <w:tc>
-          <w:tcPr>
-            <w:tcW w:type="dxa" w:w="4844"/>
-          </w:tcPr>
-          <w:p>
-            <w:pPr>
-              <w:spacing w:line="240" w:lineRule="auto" w:after="0" w:before="0"/>
-              <w:jc w:val="left"/>
-            </w:pPr>
-            <w:r>
-              <w:rPr>
-                <w:rFonts w:ascii="Times New Roman" w:hAnsi="Times New Roman" w:eastAsia="Times New Roman"/>
-                <w:b w:val="0"/>
-                <w:sz w:val="24"/>
-              </w:rPr>
-              <w:t>2900</w:t>
-            </w:r>
-          </w:p>
-        </w:tc>
-      </w:tr>
-      <w:tr>
-        <w:tc>
-          <w:tcPr>
-            <w:tcW w:type="dxa" w:w="4844"/>
-          </w:tcPr>
-          <w:p>
-            <w:pPr>
-              <w:spacing w:line="240" w:lineRule="auto" w:after="0" w:before="0"/>
-              <w:jc w:val="left"/>
-            </w:pPr>
-            <w:r>
-              <w:rPr>
-                <w:rFonts w:ascii="Times New Roman" w:hAnsi="Times New Roman" w:eastAsia="Times New Roman"/>
-                <w:b w:val="0"/>
-                <w:sz w:val="24"/>
-              </w:rPr>
-              <w:t>Montaj va ishga tushirish</w:t>
-            </w:r>
-          </w:p>
-        </w:tc>
-        <w:tc>
-          <w:tcPr>
-            <w:tcW w:type="dxa" w:w="4844"/>
-          </w:tcPr>
-          <w:p>
-            <w:pPr>
-              <w:spacing w:line="240" w:lineRule="auto" w:after="0" w:before="0"/>
-              <w:jc w:val="left"/>
-            </w:pPr>
-            <w:r>
-              <w:rPr>
-                <w:rFonts w:ascii="Times New Roman" w:hAnsi="Times New Roman" w:eastAsia="Times New Roman"/>
-                <w:b w:val="0"/>
-                <w:sz w:val="24"/>
-              </w:rPr>
-              <w:t>900</w:t>
-            </w:r>
-          </w:p>
-        </w:tc>
-      </w:tr>
-      <w:tr>
-        <w:tc>
-          <w:tcPr>
-            <w:tcW w:type="dxa" w:w="4844"/>
-          </w:tcPr>
-          <w:p>
-            <w:pPr>
-              <w:spacing w:line="240" w:lineRule="auto" w:after="0" w:before="0"/>
-              <w:jc w:val="left"/>
-            </w:pPr>
-            <w:r>
-              <w:rPr>
-                <w:rFonts w:ascii="Times New Roman" w:hAnsi="Times New Roman" w:eastAsia="Times New Roman"/>
-                <w:b w:val="0"/>
-                <w:sz w:val="24"/>
-              </w:rPr>
-              <w:t>Boshqa (loyiha, sertifikatlash, zaxira)</w:t>
-            </w:r>
-          </w:p>
-        </w:tc>
-        <w:tc>
-          <w:tcPr>
-            <w:tcW w:type="dxa" w:w="4844"/>
-          </w:tcPr>
-          <w:p>
-            <w:pPr>
-              <w:spacing w:line="240" w:lineRule="auto" w:after="0" w:before="0"/>
-              <w:jc w:val="left"/>
-            </w:pPr>
-            <w:r>
-              <w:rPr>
-                <w:rFonts w:ascii="Times New Roman" w:hAnsi="Times New Roman" w:eastAsia="Times New Roman"/>
-                <w:b w:val="0"/>
-                <w:sz w:val="24"/>
-              </w:rPr>
-              <w:t>900</w:t>
-            </w:r>
-          </w:p>
-        </w:tc>
-      </w:tr>
-      <w:tr>
-        <w:tc>
-          <w:tcPr>
-            <w:tcW w:type="dxa" w:w="4844"/>
-          </w:tcPr>
-          <w:p>
-            <w:pPr>
-              <w:spacing w:line="240" w:lineRule="auto" w:after="0" w:before="0"/>
-              <w:jc w:val="left"/>
-            </w:pPr>
-            <w:r>
-              <w:rPr>
-                <w:rFonts w:ascii="Times New Roman" w:hAnsi="Times New Roman" w:eastAsia="Times New Roman"/>
-                <w:b w:val="0"/>
-                <w:sz w:val="24"/>
-              </w:rPr>
-              <w:t>JAMI</w:t>
-            </w:r>
-          </w:p>
-        </w:tc>
-        <w:tc>
-          <w:tcPr>
-            <w:tcW w:type="dxa" w:w="4844"/>
-          </w:tcPr>
-          <w:p>
-            <w:pPr>
-              <w:spacing w:line="240" w:lineRule="auto" w:after="0" w:before="0"/>
-              <w:jc w:val="left"/>
-            </w:pPr>
-            <w:r>
-              <w:rPr>
-                <w:rFonts w:ascii="Times New Roman" w:hAnsi="Times New Roman" w:eastAsia="Times New Roman"/>
-                <w:b w:val="0"/>
-                <w:sz w:val="24"/>
-              </w:rPr>
-              <w:t>9500</w:t>
-            </w:r>
-          </w:p>
-        </w:tc>
-      </w:tr>
-    </w:tbl>
-    <w:p>
-      <w:pPr>
-        <w:spacing w:line="360" w:lineRule="auto" w:before="0" w:after="80"/>
-        <w:jc w:val="both"/>
-      </w:pPr>
-      <w:r>
-        <w:rPr>
-          <w:rFonts w:ascii="Times New Roman" w:hAnsi="Times New Roman" w:eastAsia="Times New Roman"/>
-          <w:b w:val="0"/>
-          <w:sz w:val="28"/>
-        </w:rPr>
-      </w:r>
-    </w:p>
-    <w:p>
-      <w:pPr>
-        <w:spacing w:line="360" w:lineRule="auto" w:before="0" w:after="0"/>
-        <w:ind w:firstLine="709"/>
-        <w:jc w:val="both"/>
-      </w:pPr>
-      <w:r>
-        <w:rPr>
-          <w:rFonts w:ascii="Times New Roman" w:hAnsi="Times New Roman" w:eastAsia="Times New Roman"/>
-          <w:b w:val="0"/>
-          <w:sz w:val="28"/>
-        </w:rPr>
-        <w:t>Loyiha uchun taxminan 9,5 milliard so‘m kapital qo‘yilma talab etiladi.</w:t>
-      </w:r>
-    </w:p>
-    <w:p>
-      <w:pPr>
-        <w:spacing w:line="360" w:lineRule="auto" w:before="240" w:after="120"/>
-        <w:jc w:val="left"/>
-      </w:pPr>
-      <w:r>
-        <w:rPr>
-          <w:rFonts w:ascii="Times New Roman" w:hAnsi="Times New Roman" w:eastAsia="Times New Roman"/>
-          <w:b/>
-          <w:sz w:val="28"/>
-        </w:rPr>
-        <w:t>Yillik ishlab chiqarish xarajatlari (tannarx)</w:t>
+          <w:i/>
+          <w:sz w:val="28"/>
+        </w:rPr>
+        <w:t>Tanlangan asosiy uskunalar ro‘yxati</w:t>
       </w:r>
     </w:p>
     <w:tbl>
@@ -9024,7 +9350,7 @@
                 <w:b/>
                 <w:sz w:val="24"/>
               </w:rPr>
-              <w:t>Xarajat elementi</w:t>
+              <w:t>Uskuna nomi</w:t>
             </w:r>
           </w:p>
         </w:tc>
@@ -9043,7 +9369,7 @@
                 <w:b/>
                 <w:sz w:val="24"/>
               </w:rPr>
-              <w:t>Summasi, mln so‘m</w:t>
+              <w:t>Soni</w:t>
             </w:r>
           </w:p>
         </w:tc>
@@ -9062,7 +9388,7 @@
                 <w:b/>
                 <w:sz w:val="24"/>
               </w:rPr>
-              <w:t>Ulushi, %</w:t>
+              <w:t>Asosiy tavsifi</w:t>
             </w:r>
           </w:p>
         </w:tc>
@@ -9083,7 +9409,7 @@
                 <w:b w:val="0"/>
                 <w:sz w:val="24"/>
               </w:rPr>
-              <w:t>Mahalliy xom ashyo (1588 t × ~3000 so‘m)</w:t>
+              <w:t>Qabul va saralash transportyori</w:t>
             </w:r>
           </w:p>
         </w:tc>
@@ -9102,7 +9428,7 @@
                 <w:b w:val="0"/>
                 <w:sz w:val="24"/>
               </w:rPr>
-              <w:t>4764</w:t>
+              <w:t>1</w:t>
             </w:r>
           </w:p>
         </w:tc>
@@ -9121,7 +9447,7 @@
                 <w:b w:val="0"/>
                 <w:sz w:val="24"/>
               </w:rPr>
-              <w:t>31,8</w:t>
+              <w:t>Lentali, ≥1000 kg/soat</w:t>
             </w:r>
           </w:p>
         </w:tc>
@@ -9142,7 +9468,7 @@
                 <w:b w:val="0"/>
                 <w:sz w:val="24"/>
               </w:rPr>
-              <w:t>Tuz va yordamchi materiallar</w:t>
+              <w:t>Yuvish mashinasi</w:t>
             </w:r>
           </w:p>
         </w:tc>
@@ -9161,7 +9487,7 @@
                 <w:b w:val="0"/>
                 <w:sz w:val="24"/>
               </w:rPr>
-              <w:t>50</w:t>
+              <w:t>1</w:t>
             </w:r>
           </w:p>
         </w:tc>
@@ -9180,7 +9506,7 @@
                 <w:b w:val="0"/>
                 <w:sz w:val="24"/>
               </w:rPr>
-              <w:t>0,3</w:t>
+              <w:t>Bo‘ktirgichli-purkagichli, 1000–1500 kg/soat</w:t>
             </w:r>
           </w:p>
         </w:tc>
@@ -9201,7 +9527,7 @@
                 <w:b w:val="0"/>
                 <w:sz w:val="24"/>
               </w:rPr>
-              <w:t>Qadoqlash materiallari (4,5 mln banka × 1300)</w:t>
+              <w:t>Kalibrlovchi mashina</w:t>
             </w:r>
           </w:p>
         </w:tc>
@@ -9220,7 +9546,7 @@
                 <w:b w:val="0"/>
                 <w:sz w:val="24"/>
               </w:rPr>
-              <w:t>5850</w:t>
+              <w:t>1</w:t>
             </w:r>
           </w:p>
         </w:tc>
@@ -9239,7 +9565,7 @@
                 <w:b w:val="0"/>
                 <w:sz w:val="24"/>
               </w:rPr>
-              <w:t>39,0</w:t>
+              <w:t>Rolikli</w:t>
             </w:r>
           </w:p>
         </w:tc>
@@ -9260,7 +9586,7 @@
                 <w:b w:val="0"/>
                 <w:sz w:val="24"/>
               </w:rPr>
-              <w:t>Energiya va suv</w:t>
+              <w:t>Tozalash mashinasi</w:t>
             </w:r>
           </w:p>
         </w:tc>
@@ -9279,7 +9605,7 @@
                 <w:b w:val="0"/>
                 <w:sz w:val="24"/>
               </w:rPr>
-              <w:t>750</w:t>
+              <w:t>1</w:t>
             </w:r>
           </w:p>
         </w:tc>
@@ -9298,7 +9624,7 @@
                 <w:b w:val="0"/>
                 <w:sz w:val="24"/>
               </w:rPr>
-              <w:t>5,0</w:t>
+              <w:t>800–1000 kg/soat</w:t>
             </w:r>
           </w:p>
         </w:tc>
@@ -9319,7 +9645,7 @@
                 <w:b w:val="0"/>
                 <w:sz w:val="24"/>
               </w:rPr>
-              <w:t>Ish haqi va ijtimoiy to‘lovlar (~35 xodim)</w:t>
+              <w:t>Inspeksiya transportyori</w:t>
             </w:r>
           </w:p>
         </w:tc>
@@ -9338,7 +9664,7 @@
                 <w:b w:val="0"/>
                 <w:sz w:val="24"/>
               </w:rPr>
-              <w:t>1700</w:t>
+              <w:t>1</w:t>
             </w:r>
           </w:p>
         </w:tc>
@@ -9357,7 +9683,7 @@
                 <w:b w:val="0"/>
                 <w:sz w:val="24"/>
               </w:rPr>
-              <w:t>11,3</w:t>
+              <w:t>Lentali, yoritilgan</w:t>
             </w:r>
           </w:p>
         </w:tc>
@@ -9378,7 +9704,7 @@
                 <w:b w:val="0"/>
                 <w:sz w:val="24"/>
               </w:rPr>
-              <w:t>Amortizatsiya (10 %)</w:t>
+              <w:t>Maydalash (kesish) mashinasi</w:t>
             </w:r>
           </w:p>
         </w:tc>
@@ -9397,7 +9723,7 @@
                 <w:b w:val="0"/>
                 <w:sz w:val="24"/>
               </w:rPr>
-              <w:t>950</w:t>
+              <w:t>1</w:t>
             </w:r>
           </w:p>
         </w:tc>
@@ -9416,7 +9742,7 @@
                 <w:b w:val="0"/>
                 <w:sz w:val="24"/>
               </w:rPr>
-              <w:t>6,3</w:t>
+              <w:t>800–1000 kg/soat</w:t>
             </w:r>
           </w:p>
         </w:tc>
@@ -9437,7 +9763,7 @@
                 <w:b w:val="0"/>
                 <w:sz w:val="24"/>
               </w:rPr>
-              <w:t>Boshqa xarajatlar</w:t>
+              <w:t>Blanshirovka qurilmasi</w:t>
             </w:r>
           </w:p>
         </w:tc>
@@ -9456,7 +9782,7 @@
                 <w:b w:val="0"/>
                 <w:sz w:val="24"/>
               </w:rPr>
-              <w:t>936</w:t>
+              <w:t>1</w:t>
             </w:r>
           </w:p>
         </w:tc>
@@ -9475,7 +9801,7 @@
                 <w:b w:val="0"/>
                 <w:sz w:val="24"/>
               </w:rPr>
-              <w:t>6,2</w:t>
+              <w:t>Uzluksiz, 500 kg/soat</w:t>
             </w:r>
           </w:p>
         </w:tc>
@@ -9496,7 +9822,7 @@
                 <w:b w:val="0"/>
                 <w:sz w:val="24"/>
               </w:rPr>
-              <w:t>JAMI YILLIK TANNARX</w:t>
+              <w:t>Quyma tayyorlash qozoni</w:t>
             </w:r>
           </w:p>
         </w:tc>
@@ -9515,7 +9841,7 @@
                 <w:b w:val="0"/>
                 <w:sz w:val="24"/>
               </w:rPr>
-              <w:t>15 000</w:t>
+              <w:t>1</w:t>
             </w:r>
           </w:p>
         </w:tc>
@@ -9534,7 +9860,479 @@
                 <w:b w:val="0"/>
                 <w:sz w:val="24"/>
               </w:rPr>
-              <w:t>100</w:t>
+              <w:t>2 m³, isitiladigan, aralashtirgichli</w:t>
+            </w:r>
+          </w:p>
+        </w:tc>
+      </w:tr>
+      <w:tr>
+        <w:tc>
+          <w:tcPr>
+            <w:tcW w:type="dxa" w:w="3230"/>
+          </w:tcPr>
+          <w:p>
+            <w:pPr>
+              <w:spacing w:line="240" w:lineRule="auto" w:after="0" w:before="0"/>
+              <w:jc w:val="left"/>
+            </w:pPr>
+            <w:r>
+              <w:rPr>
+                <w:rFonts w:ascii="Times New Roman" w:hAnsi="Times New Roman" w:eastAsia="Times New Roman"/>
+                <w:b w:val="0"/>
+                <w:sz w:val="24"/>
+              </w:rPr>
+              <w:t>To‘ldirish (fasovka) mashinasi</w:t>
+            </w:r>
+          </w:p>
+        </w:tc>
+        <w:tc>
+          <w:tcPr>
+            <w:tcW w:type="dxa" w:w="3230"/>
+          </w:tcPr>
+          <w:p>
+            <w:pPr>
+              <w:spacing w:line="240" w:lineRule="auto" w:after="0" w:before="0"/>
+              <w:jc w:val="left"/>
+            </w:pPr>
+            <w:r>
+              <w:rPr>
+                <w:rFonts w:ascii="Times New Roman" w:hAnsi="Times New Roman" w:eastAsia="Times New Roman"/>
+                <w:b w:val="0"/>
+                <w:sz w:val="24"/>
+              </w:rPr>
+              <w:t>1</w:t>
+            </w:r>
+          </w:p>
+        </w:tc>
+        <w:tc>
+          <w:tcPr>
+            <w:tcW w:type="dxa" w:w="3230"/>
+          </w:tcPr>
+          <w:p>
+            <w:pPr>
+              <w:spacing w:line="240" w:lineRule="auto" w:after="0" w:before="0"/>
+              <w:jc w:val="left"/>
+            </w:pPr>
+            <w:r>
+              <w:rPr>
+                <w:rFonts w:ascii="Times New Roman" w:hAnsi="Times New Roman" w:eastAsia="Times New Roman"/>
+                <w:b w:val="0"/>
+                <w:sz w:val="24"/>
+              </w:rPr>
+              <w:t>Avtomatik, 3000 banka/soat</w:t>
+            </w:r>
+          </w:p>
+        </w:tc>
+      </w:tr>
+      <w:tr>
+        <w:tc>
+          <w:tcPr>
+            <w:tcW w:type="dxa" w:w="3230"/>
+          </w:tcPr>
+          <w:p>
+            <w:pPr>
+              <w:spacing w:line="240" w:lineRule="auto" w:after="0" w:before="0"/>
+              <w:jc w:val="left"/>
+            </w:pPr>
+            <w:r>
+              <w:rPr>
+                <w:rFonts w:ascii="Times New Roman" w:hAnsi="Times New Roman" w:eastAsia="Times New Roman"/>
+                <w:b w:val="0"/>
+                <w:sz w:val="24"/>
+              </w:rPr>
+              <w:t>Eksgauster kamerasi</w:t>
+            </w:r>
+          </w:p>
+        </w:tc>
+        <w:tc>
+          <w:tcPr>
+            <w:tcW w:type="dxa" w:w="3230"/>
+          </w:tcPr>
+          <w:p>
+            <w:pPr>
+              <w:spacing w:line="240" w:lineRule="auto" w:after="0" w:before="0"/>
+              <w:jc w:val="left"/>
+            </w:pPr>
+            <w:r>
+              <w:rPr>
+                <w:rFonts w:ascii="Times New Roman" w:hAnsi="Times New Roman" w:eastAsia="Times New Roman"/>
+                <w:b w:val="0"/>
+                <w:sz w:val="24"/>
+              </w:rPr>
+              <w:t>1</w:t>
+            </w:r>
+          </w:p>
+        </w:tc>
+        <w:tc>
+          <w:tcPr>
+            <w:tcW w:type="dxa" w:w="3230"/>
+          </w:tcPr>
+          <w:p>
+            <w:pPr>
+              <w:spacing w:line="240" w:lineRule="auto" w:after="0" w:before="0"/>
+              <w:jc w:val="left"/>
+            </w:pPr>
+            <w:r>
+              <w:rPr>
+                <w:rFonts w:ascii="Times New Roman" w:hAnsi="Times New Roman" w:eastAsia="Times New Roman"/>
+                <w:b w:val="0"/>
+                <w:sz w:val="24"/>
+              </w:rPr>
+              <w:t>Issiqlik bilan havo chiqaruvchi</w:t>
+            </w:r>
+          </w:p>
+        </w:tc>
+      </w:tr>
+      <w:tr>
+        <w:tc>
+          <w:tcPr>
+            <w:tcW w:type="dxa" w:w="3230"/>
+          </w:tcPr>
+          <w:p>
+            <w:pPr>
+              <w:spacing w:line="240" w:lineRule="auto" w:after="0" w:before="0"/>
+              <w:jc w:val="left"/>
+            </w:pPr>
+            <w:r>
+              <w:rPr>
+                <w:rFonts w:ascii="Times New Roman" w:hAnsi="Times New Roman" w:eastAsia="Times New Roman"/>
+                <w:b w:val="0"/>
+                <w:sz w:val="24"/>
+              </w:rPr>
+              <w:t>Zakatka (yopish) mashinasi</w:t>
+            </w:r>
+          </w:p>
+        </w:tc>
+        <w:tc>
+          <w:tcPr>
+            <w:tcW w:type="dxa" w:w="3230"/>
+          </w:tcPr>
+          <w:p>
+            <w:pPr>
+              <w:spacing w:line="240" w:lineRule="auto" w:after="0" w:before="0"/>
+              <w:jc w:val="left"/>
+            </w:pPr>
+            <w:r>
+              <w:rPr>
+                <w:rFonts w:ascii="Times New Roman" w:hAnsi="Times New Roman" w:eastAsia="Times New Roman"/>
+                <w:b w:val="0"/>
+                <w:sz w:val="24"/>
+              </w:rPr>
+              <w:t>1</w:t>
+            </w:r>
+          </w:p>
+        </w:tc>
+        <w:tc>
+          <w:tcPr>
+            <w:tcW w:type="dxa" w:w="3230"/>
+          </w:tcPr>
+          <w:p>
+            <w:pPr>
+              <w:spacing w:line="240" w:lineRule="auto" w:after="0" w:before="0"/>
+              <w:jc w:val="left"/>
+            </w:pPr>
+            <w:r>
+              <w:rPr>
+                <w:rFonts w:ascii="Times New Roman" w:hAnsi="Times New Roman" w:eastAsia="Times New Roman"/>
+                <w:b w:val="0"/>
+                <w:sz w:val="24"/>
+              </w:rPr>
+              <w:t>Avtomatik, 3000 banka/soat</w:t>
+            </w:r>
+          </w:p>
+        </w:tc>
+      </w:tr>
+      <w:tr>
+        <w:tc>
+          <w:tcPr>
+            <w:tcW w:type="dxa" w:w="3230"/>
+          </w:tcPr>
+          <w:p>
+            <w:pPr>
+              <w:spacing w:line="240" w:lineRule="auto" w:after="0" w:before="0"/>
+              <w:jc w:val="left"/>
+            </w:pPr>
+            <w:r>
+              <w:rPr>
+                <w:rFonts w:ascii="Times New Roman" w:hAnsi="Times New Roman" w:eastAsia="Times New Roman"/>
+                <w:b w:val="0"/>
+                <w:sz w:val="24"/>
+              </w:rPr>
+              <w:t>Avtoklav (sterilizator)</w:t>
+            </w:r>
+          </w:p>
+        </w:tc>
+        <w:tc>
+          <w:tcPr>
+            <w:tcW w:type="dxa" w:w="3230"/>
+          </w:tcPr>
+          <w:p>
+            <w:pPr>
+              <w:spacing w:line="240" w:lineRule="auto" w:after="0" w:before="0"/>
+              <w:jc w:val="left"/>
+            </w:pPr>
+            <w:r>
+              <w:rPr>
+                <w:rFonts w:ascii="Times New Roman" w:hAnsi="Times New Roman" w:eastAsia="Times New Roman"/>
+                <w:b w:val="0"/>
+                <w:sz w:val="24"/>
+              </w:rPr>
+              <w:t>2</w:t>
+            </w:r>
+          </w:p>
+        </w:tc>
+        <w:tc>
+          <w:tcPr>
+            <w:tcW w:type="dxa" w:w="3230"/>
+          </w:tcPr>
+          <w:p>
+            <w:pPr>
+              <w:spacing w:line="240" w:lineRule="auto" w:after="0" w:before="0"/>
+              <w:jc w:val="left"/>
+            </w:pPr>
+            <w:r>
+              <w:rPr>
+                <w:rFonts w:ascii="Times New Roman" w:hAnsi="Times New Roman" w:eastAsia="Times New Roman"/>
+                <w:b w:val="0"/>
+                <w:sz w:val="24"/>
+              </w:rPr>
+              <w:t>≈2000 banka/tsikl</w:t>
+            </w:r>
+          </w:p>
+        </w:tc>
+      </w:tr>
+      <w:tr>
+        <w:tc>
+          <w:tcPr>
+            <w:tcW w:type="dxa" w:w="3230"/>
+          </w:tcPr>
+          <w:p>
+            <w:pPr>
+              <w:spacing w:line="240" w:lineRule="auto" w:after="0" w:before="0"/>
+              <w:jc w:val="left"/>
+            </w:pPr>
+            <w:r>
+              <w:rPr>
+                <w:rFonts w:ascii="Times New Roman" w:hAnsi="Times New Roman" w:eastAsia="Times New Roman"/>
+                <w:b w:val="0"/>
+                <w:sz w:val="24"/>
+              </w:rPr>
+              <w:t>Etiketkalash mashinasi</w:t>
+            </w:r>
+          </w:p>
+        </w:tc>
+        <w:tc>
+          <w:tcPr>
+            <w:tcW w:type="dxa" w:w="3230"/>
+          </w:tcPr>
+          <w:p>
+            <w:pPr>
+              <w:spacing w:line="240" w:lineRule="auto" w:after="0" w:before="0"/>
+              <w:jc w:val="left"/>
+            </w:pPr>
+            <w:r>
+              <w:rPr>
+                <w:rFonts w:ascii="Times New Roman" w:hAnsi="Times New Roman" w:eastAsia="Times New Roman"/>
+                <w:b w:val="0"/>
+                <w:sz w:val="24"/>
+              </w:rPr>
+              <w:t>1</w:t>
+            </w:r>
+          </w:p>
+        </w:tc>
+        <w:tc>
+          <w:tcPr>
+            <w:tcW w:type="dxa" w:w="3230"/>
+          </w:tcPr>
+          <w:p>
+            <w:pPr>
+              <w:spacing w:line="240" w:lineRule="auto" w:after="0" w:before="0"/>
+              <w:jc w:val="left"/>
+            </w:pPr>
+            <w:r>
+              <w:rPr>
+                <w:rFonts w:ascii="Times New Roman" w:hAnsi="Times New Roman" w:eastAsia="Times New Roman"/>
+                <w:b w:val="0"/>
+                <w:sz w:val="24"/>
+              </w:rPr>
+              <w:t>Avtomatik</w:t>
+            </w:r>
+          </w:p>
+        </w:tc>
+      </w:tr>
+      <w:tr>
+        <w:tc>
+          <w:tcPr>
+            <w:tcW w:type="dxa" w:w="3230"/>
+          </w:tcPr>
+          <w:p>
+            <w:pPr>
+              <w:spacing w:line="240" w:lineRule="auto" w:after="0" w:before="0"/>
+              <w:jc w:val="left"/>
+            </w:pPr>
+            <w:r>
+              <w:rPr>
+                <w:rFonts w:ascii="Times New Roman" w:hAnsi="Times New Roman" w:eastAsia="Times New Roman"/>
+                <w:b w:val="0"/>
+                <w:sz w:val="24"/>
+              </w:rPr>
+              <w:t>CIP yuvish stansiyasi</w:t>
+            </w:r>
+          </w:p>
+        </w:tc>
+        <w:tc>
+          <w:tcPr>
+            <w:tcW w:type="dxa" w:w="3230"/>
+          </w:tcPr>
+          <w:p>
+            <w:pPr>
+              <w:spacing w:line="240" w:lineRule="auto" w:after="0" w:before="0"/>
+              <w:jc w:val="left"/>
+            </w:pPr>
+            <w:r>
+              <w:rPr>
+                <w:rFonts w:ascii="Times New Roman" w:hAnsi="Times New Roman" w:eastAsia="Times New Roman"/>
+                <w:b w:val="0"/>
+                <w:sz w:val="24"/>
+              </w:rPr>
+              <w:t>1</w:t>
+            </w:r>
+          </w:p>
+        </w:tc>
+        <w:tc>
+          <w:tcPr>
+            <w:tcW w:type="dxa" w:w="3230"/>
+          </w:tcPr>
+          <w:p>
+            <w:pPr>
+              <w:spacing w:line="240" w:lineRule="auto" w:after="0" w:before="0"/>
+              <w:jc w:val="left"/>
+            </w:pPr>
+            <w:r>
+              <w:rPr>
+                <w:rFonts w:ascii="Times New Roman" w:hAnsi="Times New Roman" w:eastAsia="Times New Roman"/>
+                <w:b w:val="0"/>
+                <w:sz w:val="24"/>
+              </w:rPr>
+              <w:t>Tanklar, nasos, isitgich</w:t>
+            </w:r>
+          </w:p>
+        </w:tc>
+      </w:tr>
+      <w:tr>
+        <w:tc>
+          <w:tcPr>
+            <w:tcW w:type="dxa" w:w="3230"/>
+          </w:tcPr>
+          <w:p>
+            <w:pPr>
+              <w:spacing w:line="240" w:lineRule="auto" w:after="0" w:before="0"/>
+              <w:jc w:val="left"/>
+            </w:pPr>
+            <w:r>
+              <w:rPr>
+                <w:rFonts w:ascii="Times New Roman" w:hAnsi="Times New Roman" w:eastAsia="Times New Roman"/>
+                <w:b w:val="0"/>
+                <w:sz w:val="24"/>
+              </w:rPr>
+              <w:t>Chiqindilarni qayta ishlash bloki</w:t>
+            </w:r>
+          </w:p>
+        </w:tc>
+        <w:tc>
+          <w:tcPr>
+            <w:tcW w:type="dxa" w:w="3230"/>
+          </w:tcPr>
+          <w:p>
+            <w:pPr>
+              <w:spacing w:line="240" w:lineRule="auto" w:after="0" w:before="0"/>
+              <w:jc w:val="left"/>
+            </w:pPr>
+            <w:r>
+              <w:rPr>
+                <w:rFonts w:ascii="Times New Roman" w:hAnsi="Times New Roman" w:eastAsia="Times New Roman"/>
+                <w:b w:val="0"/>
+                <w:sz w:val="24"/>
+              </w:rPr>
+              <w:t>1</w:t>
+            </w:r>
+          </w:p>
+        </w:tc>
+        <w:tc>
+          <w:tcPr>
+            <w:tcW w:type="dxa" w:w="3230"/>
+          </w:tcPr>
+          <w:p>
+            <w:pPr>
+              <w:spacing w:line="240" w:lineRule="auto" w:after="0" w:before="0"/>
+              <w:jc w:val="left"/>
+            </w:pPr>
+            <w:r>
+              <w:rPr>
+                <w:rFonts w:ascii="Times New Roman" w:hAnsi="Times New Roman" w:eastAsia="Times New Roman"/>
+                <w:b w:val="0"/>
+                <w:sz w:val="24"/>
+              </w:rPr>
+              <w:t>Po‘st/danak qayta ishlash</w:t>
+            </w:r>
+          </w:p>
+        </w:tc>
+      </w:tr>
+      <w:tr>
+        <w:tc>
+          <w:tcPr>
+            <w:tcW w:type="dxa" w:w="3230"/>
+          </w:tcPr>
+          <w:p>
+            <w:pPr>
+              <w:spacing w:line="240" w:lineRule="auto" w:after="0" w:before="0"/>
+              <w:jc w:val="left"/>
+            </w:pPr>
+            <w:r>
+              <w:rPr>
+                <w:rFonts w:ascii="Times New Roman" w:hAnsi="Times New Roman" w:eastAsia="Times New Roman"/>
+                <w:b w:val="0"/>
+                <w:sz w:val="24"/>
+              </w:rPr>
+              <w:t>Nasoslar va armatura</w:t>
+            </w:r>
+          </w:p>
+        </w:tc>
+        <w:tc>
+          <w:tcPr>
+            <w:tcW w:type="dxa" w:w="3230"/>
+          </w:tcPr>
+          <w:p>
+            <w:pPr>
+              <w:spacing w:line="240" w:lineRule="auto" w:after="0" w:before="0"/>
+              <w:jc w:val="left"/>
+            </w:pPr>
+            <w:r>
+              <w:rPr>
+                <w:rFonts w:ascii="Times New Roman" w:hAnsi="Times New Roman" w:eastAsia="Times New Roman"/>
+                <w:b w:val="0"/>
+                <w:sz w:val="24"/>
+              </w:rPr>
+              <w:t>to‘plam</w:t>
+            </w:r>
+          </w:p>
+        </w:tc>
+        <w:tc>
+          <w:tcPr>
+            <w:tcW w:type="dxa" w:w="3230"/>
+          </w:tcPr>
+          <w:p>
+            <w:pPr>
+              <w:spacing w:line="240" w:lineRule="auto" w:after="0" w:before="0"/>
+              <w:jc w:val="left"/>
+            </w:pPr>
+            <w:r>
+              <w:rPr>
+                <w:rFonts w:ascii="Times New Roman" w:hAnsi="Times New Roman" w:eastAsia="Times New Roman"/>
+                <w:b w:val="0"/>
+                <w:sz w:val="24"/>
+              </w:rPr>
+              <w:t>Korroziyabardosh</w:t>
             </w:r>
           </w:p>
         </w:tc>
@@ -9566,7 +10364,7 @@
           <w:i/>
           <w:sz w:val="28"/>
         </w:rPr>
-        <w:t>Mahsulot birligi tannarxi</w:t>
+        <w:t>Yordamchi tizimlar va ishlab chiqarish zonalari</w:t>
       </w:r>
     </w:p>
     <w:p>
@@ -9581,21 +10379,7 @@
           <w:b w:val="0"/>
           <w:sz w:val="28"/>
         </w:rPr>
-        <w:t>Tannarx (1 kg) = 15 000 000 000 / 2 250 000 = 6667 so‘m/kg Bir banka (0,5 kg) tannarxi ≈ 3333 so‘m.</w:t>
-      </w:r>
-    </w:p>
-    <w:p>
-      <w:pPr>
-        <w:spacing w:line="360" w:lineRule="auto" w:before="240" w:after="120"/>
-        <w:jc w:val="left"/>
-      </w:pPr>
-      <w:r>
-        <w:rPr>
-          <w:rFonts w:ascii="Times New Roman" w:hAnsi="Times New Roman" w:eastAsia="Times New Roman"/>
-          <w:b/>
-          <w:sz w:val="28"/>
-        </w:rPr>
-        <w:t>Sotuvdan tushadigan daromad</w:t>
+        <w:t>Korxona bug‘ ta’minoti (parogenerator, soatiga ≈250 kg bug‘), suv ta’minoti va tozalash tizimi, sovutish tizimi, elektr ta’minoti, CIP va siqilgan havo tizimlari bilan jihozlanadi. Maydon zonalarga bo‘linadi: xom ashyoni qabul qilish; dastlabki tayyorlov (“iflos” zona); issiqlik ishlovi; tayyor mahsulot (“toza” zona); yordamchi binolar. Texnologik oqim bir yo‘nalishda tashkil etiladi.</w:t>
       </w:r>
     </w:p>
     <w:p>
@@ -9610,21 +10394,23 @@
           <w:b w:val="0"/>
           <w:sz w:val="28"/>
         </w:rPr>
-        <w:t>Ekologik toza mahsulot premium narxda — 9000 so‘m/kg (bir banka ≈ 4500 so‘m) sotiladi: Daromad = 2 250 000 × 9000 = 20 250 000 000 so‘m = 20 250 mln so‘m</w:t>
-      </w:r>
-    </w:p>
-    <w:p>
-      <w:pPr>
-        <w:spacing w:line="360" w:lineRule="auto" w:before="240" w:after="120"/>
+        <w:t>Xulosa qilib aytganda, uskunalar hisoblari shuni ko‘rsatadiki, kuniga 9 tonna quvvatdagi korxona uchun asosan bittadan dastlabki tayyorlov va qadoqlash uskunasi hamda sterilizatsiya uchun 2 ta avtoklav yetarli bo‘ladi. Bu o‘rta quvvatli korxona uchun iqtisodiy jihatdan maqbul va texnik jihatdan asoslangan yechimdir.</w:t>
+      </w:r>
+    </w:p>
+    <w:p>
+      <w:pPr>
+        <w:spacing w:line="360" w:lineRule="auto" w:before="120" w:after="40"/>
+        <w:ind w:firstLine="709"/>
         <w:jc w:val="left"/>
       </w:pPr>
       <w:r>
         <w:rPr>
           <w:rFonts w:ascii="Times New Roman" w:hAnsi="Times New Roman" w:eastAsia="Times New Roman"/>
           <w:b/>
-          <w:sz w:val="28"/>
-        </w:rPr>
-        <w:t>Foyda va rentabellik</w:t>
+          <w:i/>
+          <w:sz w:val="28"/>
+        </w:rPr>
+        <w:t>Asosiy uskunalarning batafsil tavsifi</w:t>
       </w:r>
     </w:p>
     <w:p>
@@ -9639,7 +10425,134 @@
           <w:b w:val="0"/>
           <w:sz w:val="28"/>
         </w:rPr>
-        <w:t>Yalpi foyda = 20 250 − 15 000 = 5250 mln so‘m Foyda solig‘i (15 %) = 787,5 mln so‘m Sof foyda = 5250 − 787,5 = 4462,5 mln so‘m Rentabellik = (5250 / 15 000) × 100 % = 35 % Qoplanish muddati: T = 9500 / 4462,5 ≈ 2,13 yil</w:t>
+        <w:t>Yuvish mashinasi — bo‘ktirgich vanna va purkagichli qismdan iborat; xom ashyoni tuproq va qoldiqlardan tozalaydi, suvni qayta ishlatish tizimi bilan jihozlanadi. Saralash va inspeksiya transportyori — yaxshi yoritilgan lentali transportyor, nuqsonli mahsulotni ajratish uchun. Tozalash mashinalari — mahsulot turiga qarab po‘st archuvchi, danak chiqaruvchi va boshqa mashinalar. Maydalash mashinasi — almashtiriladigan disklar bilan turli kesim shakllarini beradi. Blanshirovka qurilmasi — uzluksiz lentali yoki shnekli, harorat va vaqt sozlanadigan, issiqlik regeneratsiyali. Quyma qozoni — isitish ko‘ylagi va aralashtirgichli zanglamaydigan po‘lat qozon. To‘ldirish mashinasi — mahsulot va quymani avtomatik dozalaydi. Eksgauster kamerasi — havoni issiqlik bilan chiqaradi. Zakatka mashinasi — idishlarni germetik berkitadi, shov sifati nazorat qilinadi. Avtoklav — bosim ostida sterilizatsiya, manometr, termometr va avtomatik boshqaruv bilan. Etiketkalash mashinasi — idishlarga etiketka yopishtiradi. Chiqindilarni qayta ishlash bloki — po‘st, danak va boshqa organik chiqindilarni pektin, moy yoki ozuqaga qayta ishlaydi.</w:t>
+      </w:r>
+    </w:p>
+    <w:p>
+      <w:pPr>
+        <w:spacing w:line="360" w:lineRule="auto" w:before="120" w:after="40"/>
+        <w:ind w:firstLine="709"/>
+        <w:jc w:val="left"/>
+      </w:pPr>
+      <w:r>
+        <w:rPr>
+          <w:rFonts w:ascii="Times New Roman" w:hAnsi="Times New Roman" w:eastAsia="Times New Roman"/>
+          <w:b/>
+          <w:i/>
+          <w:sz w:val="28"/>
+        </w:rPr>
+        <w:t>Yordamchi tizimlar</w:t>
+      </w:r>
+    </w:p>
+    <w:p>
+      <w:pPr>
+        <w:spacing w:line="360" w:lineRule="auto" w:before="0" w:after="0"/>
+        <w:ind w:firstLine="709"/>
+        <w:jc w:val="both"/>
+      </w:pPr>
+      <w:r>
+        <w:rPr>
+          <w:rFonts w:ascii="Times New Roman" w:hAnsi="Times New Roman" w:eastAsia="Times New Roman"/>
+          <w:b w:val="0"/>
+          <w:sz w:val="28"/>
+        </w:rPr>
+        <w:t>Korxona quyidagi yordamchi tizimlarni talab qiladi: bug‘ ta’minoti (parogenerator, soatiga ≈300 kg bug‘, yuqori FIK li); suv ta’minoti va ko‘p bosqichli tozalash tizimi; sovitish tizimi (sovuq suv); elektr ta’minoti (zaxira manba bilan); CIP yuvish stansiyasi; siqilgan havo (kompressor); chiqindilarni qayta ishlash va issiqlik regeneratsiyasi (rekuperator) tizimlari. Ekologik toza korxonada suv tozalash, issiqlik regeneratsiyasi va chiqindi qayta ishlash tizimlari alohida ahamiyatga ega.</w:t>
+      </w:r>
+    </w:p>
+    <w:p>
+      <w:pPr>
+        <w:spacing w:line="360" w:lineRule="auto" w:before="120" w:after="40"/>
+        <w:ind w:firstLine="709"/>
+        <w:jc w:val="left"/>
+      </w:pPr>
+      <w:r>
+        <w:rPr>
+          <w:rFonts w:ascii="Times New Roman" w:hAnsi="Times New Roman" w:eastAsia="Times New Roman"/>
+          <w:b/>
+          <w:i/>
+          <w:sz w:val="28"/>
+        </w:rPr>
+        <w:t>Ishlab chiqarish maydoni va zonalar</w:t>
+      </w:r>
+    </w:p>
+    <w:p>
+      <w:pPr>
+        <w:spacing w:line="360" w:lineRule="auto" w:before="0" w:after="0"/>
+        <w:ind w:firstLine="709"/>
+        <w:jc w:val="both"/>
+      </w:pPr>
+      <w:r>
+        <w:rPr>
+          <w:rFonts w:ascii="Times New Roman" w:hAnsi="Times New Roman" w:eastAsia="Times New Roman"/>
+          <w:b w:val="0"/>
+          <w:sz w:val="28"/>
+        </w:rPr>
+        <w:t>Korxona maydoni zonalarga bo‘linadi: xom ashyoni qabul qilish va saqlash; dastlabki tayyorlov (“iflos” zona); issiqlik ishlovi (blanshirovka, quyma, sterilizatsiya); tayyor mahsulot (“toza” zona — etiketkalash, qadoqlash, ombor); chiqindilarni qayta ishlash bloki; yordamchi binolar (bug‘ qozoni, suv tozalash, laboratoriya, ma’muriy va sanitariya-maishiy xonalar). Texnologik oqim bir yo‘nalishda (xom ashyodan tayyor mahsulotga) tashkil etiladi, “toza” va “iflos” zonalar ajratiladi. Bu sanitariya xavfsizligini va mahsulot tozaligini ta’minlaydi.</w:t>
+      </w:r>
+    </w:p>
+    <w:p>
+      <w:pPr>
+        <w:spacing w:line="360" w:lineRule="auto" w:before="120" w:after="40"/>
+        <w:ind w:firstLine="709"/>
+        <w:jc w:val="left"/>
+      </w:pPr>
+      <w:r>
+        <w:rPr>
+          <w:rFonts w:ascii="Times New Roman" w:hAnsi="Times New Roman" w:eastAsia="Times New Roman"/>
+          <w:b/>
+          <w:i/>
+          <w:sz w:val="28"/>
+        </w:rPr>
+        <w:t>Uskunalardan samarali foydalanish</w:t>
+      </w:r>
+    </w:p>
+    <w:p>
+      <w:pPr>
+        <w:spacing w:line="360" w:lineRule="auto" w:before="0" w:after="0"/>
+        <w:ind w:firstLine="709"/>
+        <w:jc w:val="both"/>
+      </w:pPr>
+      <w:r>
+        <w:rPr>
+          <w:rFonts w:ascii="Times New Roman" w:hAnsi="Times New Roman" w:eastAsia="Times New Roman"/>
+          <w:b w:val="0"/>
+          <w:sz w:val="28"/>
+        </w:rPr>
+        <w:t>Uskunalardan samarali foydalanish uchun ularning unumdorligi o‘zaro muvofiqlashtiriladi, profilaktik texnik xizmat o‘z vaqtida bajariladi va xodimlar to‘g‘ri ekspluatatsiyaga o‘rgatiladi. Uskunalarning yuklanish koeffitsiyenti nazorat qilinadi. Energiya va suv tejovchi uskunalardan foydalanish ekologik toza ishlab chiqarishning muhim talabidir va mahsulot tannarxini ham kamaytiradi.</w:t>
+      </w:r>
+    </w:p>
+    <w:p>
+      <w:r>
+        <w:br w:type="page"/>
+      </w:r>
+    </w:p>
+    <w:p>
+      <w:pPr>
+        <w:spacing w:line="360" w:lineRule="auto" w:before="0" w:after="240"/>
+        <w:jc w:val="center"/>
+      </w:pPr>
+      <w:r>
+        <w:rPr>
+          <w:rFonts w:ascii="Times New Roman" w:hAnsi="Times New Roman" w:eastAsia="Times New Roman"/>
+          <w:b/>
+          <w:sz w:val="28"/>
+        </w:rPr>
+        <w:t>III-BOB. MEHNAT MUHOFAZASI</w:t>
+      </w:r>
+    </w:p>
+    <w:p>
+      <w:pPr>
+        <w:spacing w:line="360" w:lineRule="auto" w:before="0" w:after="0"/>
+        <w:ind w:firstLine="709"/>
+        <w:jc w:val="both"/>
+      </w:pPr>
+      <w:r>
+        <w:rPr>
+          <w:rFonts w:ascii="Times New Roman" w:hAnsi="Times New Roman" w:eastAsia="Times New Roman"/>
+          <w:b w:val="0"/>
+          <w:sz w:val="28"/>
+        </w:rPr>
+        <w:t>Mehnat muhofazasi — ishlab chiqarish jarayonida xodimlarning hayoti, sog‘lig‘i va mehnat qobiliyatini saqlashga qaratilgan huquqiy, ijtimoiy-iqtisodiy, tashkiliy-texnik, sanitariya-gigiyena va davolash-profilaktika tadbirlari tizimidir. Konservalash korxonasida xodimlar o‘tkir kesuvchi uskunalar, issiqlik manbalari, bug‘, bosim ostidagi avtoklavlar va elektr jihozlar bilan ishlagani uchun mehnat muhofazasiga alohida e’tibor qaratiladi.</w:t>
       </w:r>
     </w:p>
     <w:p>
@@ -9653,7 +10566,775 @@
           <w:b/>
           <w:sz w:val="28"/>
         </w:rPr>
-        <w:t>Iqtisodiy ko‘rsatkichlarning umumiy jadvali</w:t>
+        <w:t>Mehnat muhofazasining huquqiy asoslari</w:t>
+      </w:r>
+    </w:p>
+    <w:p>
+      <w:pPr>
+        <w:spacing w:line="360" w:lineRule="auto" w:before="0" w:after="0"/>
+        <w:ind w:firstLine="709"/>
+        <w:jc w:val="both"/>
+      </w:pPr>
+      <w:r>
+        <w:rPr>
+          <w:rFonts w:ascii="Times New Roman" w:hAnsi="Times New Roman" w:eastAsia="Times New Roman"/>
+          <w:b w:val="0"/>
+          <w:sz w:val="28"/>
+        </w:rPr>
+        <w:t>Mehnat muhofazasi O‘zbekiston Respublikasining Mehnat kodeksi, “Mehnatni muhofaza qilish to‘g‘risida”gi qonun hamda tegishli me’yoriy hujjatlar bilan tartibga solinadi. Ish beruvchi xavfsiz mehnat sharoitlarini yaratish, shaxsiy himoya vositalari bilan ta’minlash, xavfsizlik bo‘yicha o‘qitish majburiyatini oladi.</w:t>
+      </w:r>
+    </w:p>
+    <w:p>
+      <w:pPr>
+        <w:spacing w:line="360" w:lineRule="auto" w:before="240" w:after="120"/>
+        <w:jc w:val="left"/>
+      </w:pPr>
+      <w:r>
+        <w:rPr>
+          <w:rFonts w:ascii="Times New Roman" w:hAnsi="Times New Roman" w:eastAsia="Times New Roman"/>
+          <w:b/>
+          <w:sz w:val="28"/>
+        </w:rPr>
+        <w:t>Ishlab chiqarishdagi xavfli va zararli omillar</w:t>
+      </w:r>
+    </w:p>
+    <w:p>
+      <w:pPr>
+        <w:spacing w:line="360" w:lineRule="auto" w:before="0" w:after="0"/>
+        <w:ind w:firstLine="709"/>
+        <w:jc w:val="both"/>
+      </w:pPr>
+      <w:r>
+        <w:rPr>
+          <w:rFonts w:ascii="Times New Roman" w:hAnsi="Times New Roman" w:eastAsia="Times New Roman"/>
+          <w:b w:val="0"/>
+          <w:sz w:val="28"/>
+        </w:rPr>
+        <w:t>Mexanik xavflar. Kesish, tozalash mashinalari, transportyorlar va zakatka mashinalari o‘tkir va harakatlanuvchi qismlarga ega. Ular himoya to‘siqlari va avariya to‘xtatish tugmalari bilan jihozlanadi.</w:t>
+      </w:r>
+    </w:p>
+    <w:p>
+      <w:pPr>
+        <w:spacing w:line="360" w:lineRule="auto" w:before="0" w:after="0"/>
+        <w:ind w:firstLine="709"/>
+        <w:jc w:val="both"/>
+      </w:pPr>
+      <w:r>
+        <w:rPr>
+          <w:rFonts w:ascii="Times New Roman" w:hAnsi="Times New Roman" w:eastAsia="Times New Roman"/>
+          <w:b w:val="0"/>
+          <w:sz w:val="28"/>
+        </w:rPr>
+        <w:t>Issiqlik va bug‘ xavflari. Blanshirovka, quyma qozoni va sterilizatsiyada yuqori harorat, bug‘ va issiq suv kuyish xavfini tug‘diradi. Issiq sirtlar izolyatsiyalanadi, xodimlar himoya kiyimidan foydalanadi.</w:t>
+      </w:r>
+    </w:p>
+    <w:p>
+      <w:pPr>
+        <w:spacing w:line="360" w:lineRule="auto" w:before="0" w:after="0"/>
+        <w:ind w:firstLine="709"/>
+        <w:jc w:val="both"/>
+      </w:pPr>
+      <w:r>
+        <w:rPr>
+          <w:rFonts w:ascii="Times New Roman" w:hAnsi="Times New Roman" w:eastAsia="Times New Roman"/>
+          <w:b w:val="0"/>
+          <w:sz w:val="28"/>
+        </w:rPr>
+        <w:t>Bosim ostidagi idishlar (avtoklavlar) xavfi. Avtoklavlar manometr, predoxranitel klapan bilan jihozlanadi, davriy ko‘rikdan o‘tkaziladi va ulardan faqat o‘qitilgan xodimlar foydalanadi. Bosim ostida qopqoq ochish man etiladi.</w:t>
+      </w:r>
+    </w:p>
+    <w:p>
+      <w:pPr>
+        <w:spacing w:line="360" w:lineRule="auto" w:before="0" w:after="0"/>
+        <w:ind w:firstLine="709"/>
+        <w:jc w:val="both"/>
+      </w:pPr>
+      <w:r>
+        <w:rPr>
+          <w:rFonts w:ascii="Times New Roman" w:hAnsi="Times New Roman" w:eastAsia="Times New Roman"/>
+          <w:b w:val="0"/>
+          <w:sz w:val="28"/>
+        </w:rPr>
+        <w:t>Elektr xavfi. Ho‘l muhitda elektr jihozlari yerga ulanadi va himoya o‘chirgichlar bilan jihozlanadi.</w:t>
+      </w:r>
+    </w:p>
+    <w:p>
+      <w:pPr>
+        <w:spacing w:line="360" w:lineRule="auto" w:before="0" w:after="0"/>
+        <w:ind w:firstLine="709"/>
+        <w:jc w:val="both"/>
+      </w:pPr>
+      <w:r>
+        <w:rPr>
+          <w:rFonts w:ascii="Times New Roman" w:hAnsi="Times New Roman" w:eastAsia="Times New Roman"/>
+          <w:b w:val="0"/>
+          <w:sz w:val="28"/>
+        </w:rPr>
+        <w:t>Namlik, mikroiqlim va shovqin. Ho‘l pollar sirpanmaydigan qoplama va drenaj bilan ta’minlanadi; mikroiqlim va shovqin nazorat qilinadi.</w:t>
+      </w:r>
+    </w:p>
+    <w:p>
+      <w:pPr>
+        <w:spacing w:line="360" w:lineRule="auto" w:before="240" w:after="120"/>
+        <w:jc w:val="left"/>
+      </w:pPr>
+      <w:r>
+        <w:rPr>
+          <w:rFonts w:ascii="Times New Roman" w:hAnsi="Times New Roman" w:eastAsia="Times New Roman"/>
+          <w:b/>
+          <w:sz w:val="28"/>
+        </w:rPr>
+        <w:t>Texnika xavfsizligi va sanitariya-gigiyena tadbirlari</w:t>
+      </w:r>
+    </w:p>
+    <w:p>
+      <w:pPr>
+        <w:spacing w:line="360" w:lineRule="auto" w:before="0" w:after="0"/>
+        <w:ind w:firstLine="709"/>
+        <w:jc w:val="both"/>
+      </w:pPr>
+      <w:r>
+        <w:rPr>
+          <w:rFonts w:ascii="Times New Roman" w:hAnsi="Times New Roman" w:eastAsia="Times New Roman"/>
+          <w:b w:val="0"/>
+          <w:sz w:val="28"/>
+        </w:rPr>
+        <w:t>Uskunalar texnik pasportga muvofiq ekspluatatsiya qilinadi; harakatlanuvchi va issiq qismlar himoyalanadi; avtoklavlar xavfsizlik moslamalari bilan jihozlanadi; xodimlar xavfsizlik yo‘riqnomasidan o‘tkaziladi va tibbiy ko‘rikdan o‘tadi; toza maxsus kiyim, bosh kiyim va poyabzaldan foydalaniladi; xonalar muntazam yuviladi va dezinfeksiya qilinadi; yetarli yoritish va shamollatish ta’minlanadi.</w:t>
+      </w:r>
+    </w:p>
+    <w:p>
+      <w:pPr>
+        <w:spacing w:line="360" w:lineRule="auto" w:before="240" w:after="120"/>
+        <w:jc w:val="left"/>
+      </w:pPr>
+      <w:r>
+        <w:rPr>
+          <w:rFonts w:ascii="Times New Roman" w:hAnsi="Times New Roman" w:eastAsia="Times New Roman"/>
+          <w:b/>
+          <w:sz w:val="28"/>
+        </w:rPr>
+        <w:t>Yong‘in xavfsizligi va birinchi yordam</w:t>
+      </w:r>
+    </w:p>
+    <w:p>
+      <w:pPr>
+        <w:spacing w:line="360" w:lineRule="auto" w:before="0" w:after="0"/>
+        <w:ind w:firstLine="709"/>
+        <w:jc w:val="both"/>
+      </w:pPr>
+      <w:r>
+        <w:rPr>
+          <w:rFonts w:ascii="Times New Roman" w:hAnsi="Times New Roman" w:eastAsia="Times New Roman"/>
+          <w:b w:val="0"/>
+          <w:sz w:val="28"/>
+        </w:rPr>
+        <w:t>Korxonada yong‘inga qarshi vositalar o‘rnatiladi, evakuatsiya yo‘llari belgilanadi, elektr jihozlari tekshiriladi. Ish joylarida birinchi tibbiy yordam vositalari (aptechka) bo‘ladi, xodimlar birinchi yordam ko‘rsatishga o‘rgatiladi. Baxtsiz hodisalar qayd etiladi, tergov qilinadi va oldini olish chora-tadbirlari ishlab chiqiladi.</w:t>
+      </w:r>
+    </w:p>
+    <w:p>
+      <w:pPr>
+        <w:spacing w:line="360" w:lineRule="auto" w:before="240" w:after="120"/>
+        <w:jc w:val="left"/>
+      </w:pPr>
+      <w:r>
+        <w:rPr>
+          <w:rFonts w:ascii="Times New Roman" w:hAnsi="Times New Roman" w:eastAsia="Times New Roman"/>
+          <w:b/>
+          <w:sz w:val="28"/>
+        </w:rPr>
+        <w:t>Shaxsiy himoya vositalari</w:t>
+      </w:r>
+    </w:p>
+    <w:p>
+      <w:pPr>
+        <w:spacing w:line="360" w:lineRule="auto" w:before="0" w:after="0"/>
+        <w:ind w:firstLine="709"/>
+        <w:jc w:val="both"/>
+      </w:pPr>
+      <w:r>
+        <w:rPr>
+          <w:rFonts w:ascii="Times New Roman" w:hAnsi="Times New Roman" w:eastAsia="Times New Roman"/>
+          <w:b w:val="0"/>
+          <w:sz w:val="28"/>
+        </w:rPr>
+        <w:t>Xodimlar maxsus kiyim, bosh kiyim, sirpanmaydigan poyabzal, himoya qo‘lqoplari (kesilishdan va issiqlikdan), ko‘zoynak va issiqlikdan himoya vositalari bilan ta’minlanadi.</w:t>
+      </w:r>
+    </w:p>
+    <w:p>
+      <w:pPr>
+        <w:spacing w:line="360" w:lineRule="auto" w:before="0" w:after="0"/>
+        <w:ind w:firstLine="709"/>
+        <w:jc w:val="both"/>
+      </w:pPr>
+      <w:r>
+        <w:rPr>
+          <w:rFonts w:ascii="Times New Roman" w:hAnsi="Times New Roman" w:eastAsia="Times New Roman"/>
+          <w:b w:val="0"/>
+          <w:sz w:val="28"/>
+        </w:rPr>
+        <w:t>Xulosa qilib aytganda, konservalash korxonasida mehnat muhofazasi xodimlar hayoti va sog‘lig‘ini hamda mahsulot xavfsizligini ta’minlashga qaratilgan kompleks tadbirlardan iborat. Ayniqsa avtoklavlar va issiqlik manbalari bilan ishlashda ehtiyotkorlik talab etiladi.</w:t>
+      </w:r>
+    </w:p>
+    <w:p>
+      <w:pPr>
+        <w:spacing w:line="360" w:lineRule="auto" w:before="240" w:after="120"/>
+        <w:jc w:val="left"/>
+      </w:pPr>
+      <w:r>
+        <w:rPr>
+          <w:rFonts w:ascii="Times New Roman" w:hAnsi="Times New Roman" w:eastAsia="Times New Roman"/>
+          <w:b/>
+          <w:sz w:val="28"/>
+        </w:rPr>
+        <w:t>Ishlab chiqarish sanitariyasi va mikroiqlim normalari</w:t>
+      </w:r>
+    </w:p>
+    <w:p>
+      <w:pPr>
+        <w:spacing w:line="360" w:lineRule="auto" w:before="0" w:after="0"/>
+        <w:ind w:firstLine="709"/>
+        <w:jc w:val="both"/>
+      </w:pPr>
+      <w:r>
+        <w:rPr>
+          <w:rFonts w:ascii="Times New Roman" w:hAnsi="Times New Roman" w:eastAsia="Times New Roman"/>
+          <w:b w:val="0"/>
+          <w:sz w:val="28"/>
+        </w:rPr>
+        <w:t>Oziq-ovqat korxonasida sanitariya ham xodimlar salomatligi, ham mahsulot xavfsizligi uchun muhim. Ish xonalarining mikroiqlimi (harorat, namlik, havo harakati) sanitariya normalariga mos bo‘lishi kerak. Issiqlik ishlovi zonalarida (blanshirovka, sterilizatsiya, quyma qozoni) harorat va namlik yuqori bo‘lishi mumkin, shuning uchun samarali ventilyatsiya va havoni tortib chiqarish tizimlari o‘rnatiladi. Ish joylari yetarli yoritiladi, ayniqsa saralash va inspeksiya joylarida. Shovqin darajasi ruxsat etilgan chegaradan oshmasligi lozim.</w:t>
+      </w:r>
+    </w:p>
+    <w:p>
+      <w:pPr>
+        <w:spacing w:line="360" w:lineRule="auto" w:before="240" w:after="120"/>
+        <w:jc w:val="left"/>
+      </w:pPr>
+      <w:r>
+        <w:rPr>
+          <w:rFonts w:ascii="Times New Roman" w:hAnsi="Times New Roman" w:eastAsia="Times New Roman"/>
+          <w:b/>
+          <w:sz w:val="28"/>
+        </w:rPr>
+        <w:t>Elektr xavfsizligi tadbirlari</w:t>
+      </w:r>
+    </w:p>
+    <w:p>
+      <w:pPr>
+        <w:spacing w:line="360" w:lineRule="auto" w:before="0" w:after="0"/>
+        <w:ind w:firstLine="709"/>
+        <w:jc w:val="both"/>
+      </w:pPr>
+      <w:r>
+        <w:rPr>
+          <w:rFonts w:ascii="Times New Roman" w:hAnsi="Times New Roman" w:eastAsia="Times New Roman"/>
+          <w:b w:val="0"/>
+          <w:sz w:val="28"/>
+        </w:rPr>
+        <w:t>Ho‘l muhitda elektr xavfi yuqori bo‘lgani uchun: barcha elektr jihozlari yerga ulanadi; himoya o‘chirish moslamalari (UZO) o‘rnatiladi; izolyatsiya muntazam tekshiriladi; ho‘l zonalarda past kuchlanishli yoritish qo‘llaniladi; elektr shchitlari namlikdan himoyalangan bajarilishda bo‘ladi. Elektr jihozlarini ta’mirlash faqat tokdan uzilgan holda bajariladi.</w:t>
+      </w:r>
+    </w:p>
+    <w:p>
+      <w:pPr>
+        <w:spacing w:line="360" w:lineRule="auto" w:before="240" w:after="120"/>
+        <w:jc w:val="left"/>
+      </w:pPr>
+      <w:r>
+        <w:rPr>
+          <w:rFonts w:ascii="Times New Roman" w:hAnsi="Times New Roman" w:eastAsia="Times New Roman"/>
+          <w:b/>
+          <w:sz w:val="28"/>
+        </w:rPr>
+        <w:t>Avtoklavlar bilan ishlash xavfsizligi</w:t>
+      </w:r>
+    </w:p>
+    <w:p>
+      <w:pPr>
+        <w:spacing w:line="360" w:lineRule="auto" w:before="0" w:after="0"/>
+        <w:ind w:firstLine="709"/>
+        <w:jc w:val="both"/>
+      </w:pPr>
+      <w:r>
+        <w:rPr>
+          <w:rFonts w:ascii="Times New Roman" w:hAnsi="Times New Roman" w:eastAsia="Times New Roman"/>
+          <w:b w:val="0"/>
+          <w:sz w:val="28"/>
+        </w:rPr>
+        <w:t>Avtoklavlar bosim ostida ishlaydigan idishlar bo‘lib, yuqori xavf manbai hisoblanadi. Ular bilan ishlashda: avtoklavlar ro‘yxatdan o‘tkaziladi va davriy texnik ko‘rik hamda sinovdan o‘tkaziladi; manometr, termometr va predoxranitel klapanlar soz holatda bo‘lishi tekshiriladi; qopqoq to‘g‘ri yopilmaguncha bosim berilmaydi; bosim ostida qopqoq ochish qat’iyan man etiladi; ish bosimi va harorat me’yordan oshirilmaydi; operatorlar maxsus o‘qitiladi va attestatsiyadan o‘tadi.</w:t>
+      </w:r>
+    </w:p>
+    <w:p>
+      <w:pPr>
+        <w:spacing w:line="360" w:lineRule="auto" w:before="240" w:after="120"/>
+        <w:jc w:val="left"/>
+      </w:pPr>
+      <w:r>
+        <w:rPr>
+          <w:rFonts w:ascii="Times New Roman" w:hAnsi="Times New Roman" w:eastAsia="Times New Roman"/>
+          <w:b/>
+          <w:sz w:val="28"/>
+        </w:rPr>
+        <w:t>Birinchi tibbiy yordam va profilaktika</w:t>
+      </w:r>
+    </w:p>
+    <w:p>
+      <w:pPr>
+        <w:spacing w:line="360" w:lineRule="auto" w:before="0" w:after="0"/>
+        <w:ind w:firstLine="709"/>
+        <w:jc w:val="both"/>
+      </w:pPr>
+      <w:r>
+        <w:rPr>
+          <w:rFonts w:ascii="Times New Roman" w:hAnsi="Times New Roman" w:eastAsia="Times New Roman"/>
+          <w:b w:val="0"/>
+          <w:sz w:val="28"/>
+        </w:rPr>
+        <w:t>Korxonada birinchi tibbiy yordam shkaflari (aptechka) o‘rnatiladi, xodimlar birinchi yordam ko‘rsatishga o‘rgatiladi, kuyish va kesilish uchun zarur vositalar bo‘ladi. Xodimlar davriy tibbiy ko‘rikdan o‘tkaziladi. Ish va dam olish rejimi to‘g‘ri tashkil etiladi, og‘ir ishlar mexanizatsiyalashtiriladi.</w:t>
+      </w:r>
+    </w:p>
+    <w:p>
+      <w:pPr>
+        <w:spacing w:line="360" w:lineRule="auto" w:before="240" w:after="120"/>
+        <w:jc w:val="left"/>
+      </w:pPr>
+      <w:r>
+        <w:rPr>
+          <w:rFonts w:ascii="Times New Roman" w:hAnsi="Times New Roman" w:eastAsia="Times New Roman"/>
+          <w:b/>
+          <w:sz w:val="28"/>
+        </w:rPr>
+        <w:t>Baxtsiz hodisalarni hisobga olish va tahlil qilish</w:t>
+      </w:r>
+    </w:p>
+    <w:p>
+      <w:pPr>
+        <w:spacing w:line="360" w:lineRule="auto" w:before="0" w:after="0"/>
+        <w:ind w:firstLine="709"/>
+        <w:jc w:val="both"/>
+      </w:pPr>
+      <w:r>
+        <w:rPr>
+          <w:rFonts w:ascii="Times New Roman" w:hAnsi="Times New Roman" w:eastAsia="Times New Roman"/>
+          <w:b w:val="0"/>
+          <w:sz w:val="28"/>
+        </w:rPr>
+        <w:t>Baxtsiz hodisalar belgilangan tartibda qayd etiladi, tergov qilinadi va tahlil qilinadi. Tahlil natijasida sabablar aniqlanadi va takrorlanishning oldini olish chora-tadbirlari ishlab chiqiladi. Bu mehnat sharoitlarini doimiy yaxshilashga xizmat qiladi.</w:t>
+      </w:r>
+    </w:p>
+    <w:p>
+      <w:r>
+        <w:br w:type="page"/>
+      </w:r>
+    </w:p>
+    <w:p>
+      <w:pPr>
+        <w:spacing w:line="360" w:lineRule="auto" w:before="0" w:after="240"/>
+        <w:jc w:val="center"/>
+      </w:pPr>
+      <w:r>
+        <w:rPr>
+          <w:rFonts w:ascii="Times New Roman" w:hAnsi="Times New Roman" w:eastAsia="Times New Roman"/>
+          <w:b/>
+          <w:sz w:val="28"/>
+        </w:rPr>
+        <w:t>IV-BOB. ATROF-MUHIT MUHOFAZASI</w:t>
+      </w:r>
+    </w:p>
+    <w:p>
+      <w:pPr>
+        <w:spacing w:line="360" w:lineRule="auto" w:before="0" w:after="0"/>
+        <w:ind w:firstLine="709"/>
+        <w:jc w:val="both"/>
+      </w:pPr>
+      <w:r>
+        <w:rPr>
+          <w:rFonts w:ascii="Times New Roman" w:hAnsi="Times New Roman" w:eastAsia="Times New Roman"/>
+          <w:b w:val="0"/>
+          <w:sz w:val="28"/>
+        </w:rPr>
+        <w:t>Atrof-muhit muhofazasi ekologik toza mahsulot ishlab chiqaradigan korxona uchun ayniqsa muhim, chunki “ekologik tozalik” faqat mahsulot tarkibiga emas, balki butun ishlab chiqarish jarayoniga ham taalluqlidir. Korxona atrof-muhitga qattiq organik chiqindilar, oqava suvlar va energiya sarfi orqali ta’sir ko‘rsatadi.</w:t>
+      </w:r>
+    </w:p>
+    <w:p>
+      <w:pPr>
+        <w:spacing w:line="360" w:lineRule="auto" w:before="240" w:after="120"/>
+        <w:jc w:val="left"/>
+      </w:pPr>
+      <w:r>
+        <w:rPr>
+          <w:rFonts w:ascii="Times New Roman" w:hAnsi="Times New Roman" w:eastAsia="Times New Roman"/>
+          <w:b/>
+          <w:sz w:val="28"/>
+        </w:rPr>
+        <w:t>Ekologik muhofazaning huquqiy asoslari</w:t>
+      </w:r>
+    </w:p>
+    <w:p>
+      <w:pPr>
+        <w:spacing w:line="360" w:lineRule="auto" w:before="0" w:after="0"/>
+        <w:ind w:firstLine="709"/>
+        <w:jc w:val="both"/>
+      </w:pPr>
+      <w:r>
+        <w:rPr>
+          <w:rFonts w:ascii="Times New Roman" w:hAnsi="Times New Roman" w:eastAsia="Times New Roman"/>
+          <w:b w:val="0"/>
+          <w:sz w:val="28"/>
+        </w:rPr>
+        <w:t>Atrof-muhit muhofazasi O‘zbekiston Respublikasining “Tabiatni muhofaza qilish to‘g‘risida”gi, “Suv va suvdan foydalanish to‘g‘risida”gi hamda “Chiqindilar to‘g‘risida”gi qonunlari va boshqa me’yoriy hujjatlar bilan tartibga solinadi.</w:t>
+      </w:r>
+    </w:p>
+    <w:p>
+      <w:pPr>
+        <w:spacing w:line="360" w:lineRule="auto" w:before="240" w:after="120"/>
+        <w:jc w:val="left"/>
+      </w:pPr>
+      <w:r>
+        <w:rPr>
+          <w:rFonts w:ascii="Times New Roman" w:hAnsi="Times New Roman" w:eastAsia="Times New Roman"/>
+          <w:b/>
+          <w:sz w:val="28"/>
+        </w:rPr>
+        <w:t>Korxonaning atrof-muhitga ta’siri va uni kamaytirish</w:t>
+      </w:r>
+    </w:p>
+    <w:p>
+      <w:pPr>
+        <w:spacing w:line="360" w:lineRule="auto" w:before="0" w:after="0"/>
+        <w:ind w:firstLine="709"/>
+        <w:jc w:val="both"/>
+      </w:pPr>
+      <w:r>
+        <w:rPr>
+          <w:rFonts w:ascii="Times New Roman" w:hAnsi="Times New Roman" w:eastAsia="Times New Roman"/>
+          <w:b w:val="0"/>
+          <w:sz w:val="28"/>
+        </w:rPr>
+        <w:t>Qattiq organik chiqindilar. Yiliga ≈238 tonna organik chiqindi (po‘st, danak, o‘zak) hosil bo‘ladi. Bu chiqindilar pektin, danak moyi, chorva ozuqasi, kompost yoki biogazga qayta ishlanadi. Ekologik toza korxona chiqindisiz texnologiyaga intiladi.</w:t>
+      </w:r>
+    </w:p>
+    <w:p>
+      <w:pPr>
+        <w:spacing w:line="360" w:lineRule="auto" w:before="0" w:after="0"/>
+        <w:ind w:firstLine="709"/>
+        <w:jc w:val="both"/>
+      </w:pPr>
+      <w:r>
+        <w:rPr>
+          <w:rFonts w:ascii="Times New Roman" w:hAnsi="Times New Roman" w:eastAsia="Times New Roman"/>
+          <w:b w:val="0"/>
+          <w:sz w:val="28"/>
+        </w:rPr>
+        <w:t>Oqava suvlar. Yuvish, blanshirovka, sovitish va CIP suvlari mexanik, biologik va kimyoviy usullarda tozalanadi va qayta ishlatiladi. Tozalangan suv me’yorlardan past darajada bo‘lishiga erishiladi.</w:t>
+      </w:r>
+    </w:p>
+    <w:p>
+      <w:pPr>
+        <w:spacing w:line="360" w:lineRule="auto" w:before="0" w:after="0"/>
+        <w:ind w:firstLine="709"/>
+        <w:jc w:val="both"/>
+      </w:pPr>
+      <w:r>
+        <w:rPr>
+          <w:rFonts w:ascii="Times New Roman" w:hAnsi="Times New Roman" w:eastAsia="Times New Roman"/>
+          <w:b w:val="0"/>
+          <w:sz w:val="28"/>
+        </w:rPr>
+        <w:t>Energiya va emissiyalar. Sterilizatsiya va blanshirovka issiqligi regeneratsiya qilinadi, energiya tejamkor uskunalar ishlatiladi, mumkin bo‘lganda muqobil energiya manbalaridan foydalaniladi. Bu emissiyalarni kamaytiradi.</w:t>
+      </w:r>
+    </w:p>
+    <w:p>
+      <w:pPr>
+        <w:spacing w:line="360" w:lineRule="auto" w:before="240" w:after="120"/>
+        <w:jc w:val="left"/>
+      </w:pPr>
+      <w:r>
+        <w:rPr>
+          <w:rFonts w:ascii="Times New Roman" w:hAnsi="Times New Roman" w:eastAsia="Times New Roman"/>
+          <w:b/>
+          <w:sz w:val="28"/>
+        </w:rPr>
+        <w:t>Mahalliy resurslarga tayanishning ekologik afzalligi</w:t>
+      </w:r>
+    </w:p>
+    <w:p>
+      <w:pPr>
+        <w:spacing w:line="360" w:lineRule="auto" w:before="0" w:after="0"/>
+        <w:ind w:firstLine="709"/>
+        <w:jc w:val="both"/>
+      </w:pPr>
+      <w:r>
+        <w:rPr>
+          <w:rFonts w:ascii="Times New Roman" w:hAnsi="Times New Roman" w:eastAsia="Times New Roman"/>
+          <w:b w:val="0"/>
+          <w:sz w:val="28"/>
+        </w:rPr>
+        <w:t>Mahalliy xom ashyoga tayanish ekologik nuqtai nazardan muhim afzalliklarga ega: xom ashyoni uzoq masofaga tashish zarurati yo‘qoladi, bu transport bilan bog‘liq yoqilg‘i sarfi va karbonat angidrid (CO2) emissiyalarini sezilarli kamaytiradi; xom ashyo yangi va tez qayta ishlanadi, bu sifat yo‘qotilishini va isrofni kamaytiradi; mahalliy iqtisodiyot va qishloq xo‘jaligi rivojlanadi. Shu tariqa mahalliy resurslarga tayanish mahsulotning umumiy ekologik izini (carbon footprint) kamaytiradi.</w:t>
+      </w:r>
+    </w:p>
+    <w:p>
+      <w:pPr>
+        <w:spacing w:line="360" w:lineRule="auto" w:before="240" w:after="120"/>
+        <w:jc w:val="left"/>
+      </w:pPr>
+      <w:r>
+        <w:rPr>
+          <w:rFonts w:ascii="Times New Roman" w:hAnsi="Times New Roman" w:eastAsia="Times New Roman"/>
+          <w:b/>
+          <w:sz w:val="28"/>
+        </w:rPr>
+        <w:t>Aylanma iqtisodiyot va resurslarni tejash</w:t>
+      </w:r>
+    </w:p>
+    <w:p>
+      <w:pPr>
+        <w:spacing w:line="360" w:lineRule="auto" w:before="0" w:after="0"/>
+        <w:ind w:firstLine="709"/>
+        <w:jc w:val="both"/>
+      </w:pPr>
+      <w:r>
+        <w:rPr>
+          <w:rFonts w:ascii="Times New Roman" w:hAnsi="Times New Roman" w:eastAsia="Times New Roman"/>
+          <w:b w:val="0"/>
+          <w:sz w:val="28"/>
+        </w:rPr>
+        <w:t>Korxona aylanma (resurs tejovchi) iqtisodiyot prinsipiga amal qiladi: organik chiqindilar qayta ishlanadi va qo‘shimcha mahsulotga aylantiriladi; suv tozalanib qayta ishlatiladi; issiqlik regeneratsiya qilinadi; qadoqlash chiqindilari (shisha, metall) ikkilamchi xom ashyoga topshiriladi; ekologik qadoqlash materiallaridan foydalaniladi. Bu ekologik yukni kamaytiradi va iqtisodiy samara beradi.</w:t>
+      </w:r>
+    </w:p>
+    <w:p>
+      <w:pPr>
+        <w:spacing w:line="360" w:lineRule="auto" w:before="240" w:after="120"/>
+        <w:jc w:val="left"/>
+      </w:pPr>
+      <w:r>
+        <w:rPr>
+          <w:rFonts w:ascii="Times New Roman" w:hAnsi="Times New Roman" w:eastAsia="Times New Roman"/>
+          <w:b/>
+          <w:sz w:val="28"/>
+        </w:rPr>
+        <w:t>Ekologik monitoring va sertifikatlash</w:t>
+      </w:r>
+    </w:p>
+    <w:p>
+      <w:pPr>
+        <w:spacing w:line="360" w:lineRule="auto" w:before="0" w:after="0"/>
+        <w:ind w:firstLine="709"/>
+        <w:jc w:val="both"/>
+      </w:pPr>
+      <w:r>
+        <w:rPr>
+          <w:rFonts w:ascii="Times New Roman" w:hAnsi="Times New Roman" w:eastAsia="Times New Roman"/>
+          <w:b w:val="0"/>
+          <w:sz w:val="28"/>
+        </w:rPr>
+        <w:t>Korxonada ekologik monitoring tizimi yo‘lga qo‘yiladi: oqava suv sifati, chiqindilar miqdori, suv va energiya sarfi muntazam nazorat qilinadi. Mahsulotning ekologik tozaligini va ishlab chiqarishning ekologik talablarga muvofiqligini tasdiqlash uchun tegishli sertifikatlar olinishi mumkin. Bu mahsulotning bozordagi ishonchini va eksport salohiyatini oshiradi.</w:t>
+      </w:r>
+    </w:p>
+    <w:p>
+      <w:pPr>
+        <w:spacing w:line="360" w:lineRule="auto" w:before="0" w:after="0"/>
+        <w:ind w:firstLine="709"/>
+        <w:jc w:val="both"/>
+      </w:pPr>
+      <w:r>
+        <w:rPr>
+          <w:rFonts w:ascii="Times New Roman" w:hAnsi="Times New Roman" w:eastAsia="Times New Roman"/>
+          <w:b w:val="0"/>
+          <w:sz w:val="28"/>
+        </w:rPr>
+        <w:t>Xulosa qilib aytganda, ekologik toza mahsulot ishlab chiqaradigan korxona atrof-muhitni muhofaza qilishga alohida e’tibor qaratadi. Mahalliy resurslarga tayanish, chiqindilarni to‘liq qayta ishlash, oqava suvlarni tozalash va resurslarni tejash orqali korxona atrof-muhitga minimal ta’sir ko‘rsatadi va barqaror rivojlanish tamoyillariga amal qiladi.</w:t>
+      </w:r>
+    </w:p>
+    <w:p>
+      <w:pPr>
+        <w:spacing w:line="360" w:lineRule="auto" w:before="240" w:after="120"/>
+        <w:jc w:val="left"/>
+      </w:pPr>
+      <w:r>
+        <w:rPr>
+          <w:rFonts w:ascii="Times New Roman" w:hAnsi="Times New Roman" w:eastAsia="Times New Roman"/>
+          <w:b/>
+          <w:sz w:val="28"/>
+        </w:rPr>
+        <w:t>Mahsulotning ekologik izi (carbon footprint)</w:t>
+      </w:r>
+    </w:p>
+    <w:p>
+      <w:pPr>
+        <w:spacing w:line="360" w:lineRule="auto" w:before="0" w:after="0"/>
+        <w:ind w:firstLine="709"/>
+        <w:jc w:val="both"/>
+      </w:pPr>
+      <w:r>
+        <w:rPr>
+          <w:rFonts w:ascii="Times New Roman" w:hAnsi="Times New Roman" w:eastAsia="Times New Roman"/>
+          <w:b w:val="0"/>
+          <w:sz w:val="28"/>
+        </w:rPr>
+        <w:t>Ekologik toza mahsulotning muhim ko‘rsatkichlaridan biri uning ekologik izi — ishlab chiqarish jarayonida atmosferaga chiqariladigan parnik gazlari (asosan CO2) miqdoridir. Mahalliy resurslarga tayanish mahsulotning ekologik izini sezilarli kamaytiradi, chunki xom ashyoni uzoq masofaga tashish zarurati yo‘qoladi va transport bilan bog‘liq yoqilg‘i sarfi hamda emissiyalar minimallashadi. Bundan tashqari, issiqlik regeneratsiyasi, energiya tejash va chiqindilardan biogaz olish ham ekologik izni kamaytiradi. Past ekologik iz mahsulotni xalqaro bozorda, ayniqsa ekologik talablar qattiq bo‘lgan davlatlarda raqobatbardosh qiladi.</w:t>
+      </w:r>
+    </w:p>
+    <w:p>
+      <w:pPr>
+        <w:spacing w:line="360" w:lineRule="auto" w:before="240" w:after="120"/>
+        <w:jc w:val="left"/>
+      </w:pPr>
+      <w:r>
+        <w:rPr>
+          <w:rFonts w:ascii="Times New Roman" w:hAnsi="Times New Roman" w:eastAsia="Times New Roman"/>
+          <w:b/>
+          <w:sz w:val="28"/>
+        </w:rPr>
+        <w:t>Oqava suvlarni tozalashning batafsil tizimi</w:t>
+      </w:r>
+    </w:p>
+    <w:p>
+      <w:pPr>
+        <w:spacing w:line="360" w:lineRule="auto" w:before="0" w:after="0"/>
+        <w:ind w:firstLine="709"/>
+        <w:jc w:val="both"/>
+      </w:pPr>
+      <w:r>
+        <w:rPr>
+          <w:rFonts w:ascii="Times New Roman" w:hAnsi="Times New Roman" w:eastAsia="Times New Roman"/>
+          <w:b w:val="0"/>
+          <w:sz w:val="28"/>
+        </w:rPr>
+        <w:t>Oqava suvlar ko‘p bosqichli tozalanadi: birlamchi (mexanik) — panjara, elak, tindirgich, yog‘ tutgich orqali qattiq va osilgan moddalarni ajratish; ikkilamchi (biologik) — aerotank yoki anaerob reaktorda mikroorganizmlar yordamida eruvchan organik moddalarni parchalash (BPK va XPK ni kamaytirish); uchlamchi (yakuniy) — pH me’yorlash, dezinfeksiya va qo‘shimcha filtrlash. Anaerob tozalashda hosil bo‘ladigan biogaz energiya manbai sifatida ishlatiladi. Tozalangan suv me’yorlarga javob berib, texnik ehtiyojlar uchun qayta ishlatiladi yoki xavfsiz chiqariladi.</w:t>
+      </w:r>
+    </w:p>
+    <w:p>
+      <w:pPr>
+        <w:spacing w:line="360" w:lineRule="auto" w:before="240" w:after="120"/>
+        <w:jc w:val="left"/>
+      </w:pPr>
+      <w:r>
+        <w:rPr>
+          <w:rFonts w:ascii="Times New Roman" w:hAnsi="Times New Roman" w:eastAsia="Times New Roman"/>
+          <w:b/>
+          <w:sz w:val="28"/>
+        </w:rPr>
+        <w:t>Aylanma iqtisodiyot va resurslarni tejash</w:t>
+      </w:r>
+    </w:p>
+    <w:p>
+      <w:pPr>
+        <w:spacing w:line="360" w:lineRule="auto" w:before="0" w:after="0"/>
+        <w:ind w:firstLine="709"/>
+        <w:jc w:val="both"/>
+      </w:pPr>
+      <w:r>
+        <w:rPr>
+          <w:rFonts w:ascii="Times New Roman" w:hAnsi="Times New Roman" w:eastAsia="Times New Roman"/>
+          <w:b w:val="0"/>
+          <w:sz w:val="28"/>
+        </w:rPr>
+        <w:t>Korxona aylanma iqtisodiyot prinsipiga to‘liq amal qiladi: organik chiqindilar pektin, danak moyi, ozuqa va biogazga qayta ishlanadi; suv tozalanib qayta ishlatiladi; issiqlik regeneratsiya qilinadi; qadoqlash chiqindilari ikkilamchi xom ashyoga topshiriladi; biogaz energiya sifatida ishlatiladi. Bu yondashuvda chiqindi tushunchasi minimallashadi — deyarli barcha oqimlar resursga aylanadi. Aylanma iqtisodiyot ekologik yukni kamaytiradi va qo‘shimcha iqtisodiy samara beradi.</w:t>
+      </w:r>
+    </w:p>
+    <w:p>
+      <w:pPr>
+        <w:spacing w:line="360" w:lineRule="auto" w:before="240" w:after="120"/>
+        <w:jc w:val="left"/>
+      </w:pPr>
+      <w:r>
+        <w:rPr>
+          <w:rFonts w:ascii="Times New Roman" w:hAnsi="Times New Roman" w:eastAsia="Times New Roman"/>
+          <w:b/>
+          <w:sz w:val="28"/>
+        </w:rPr>
+        <w:t>Energiyani tejash va energiya auditi</w:t>
+      </w:r>
+    </w:p>
+    <w:p>
+      <w:pPr>
+        <w:spacing w:line="360" w:lineRule="auto" w:before="0" w:after="0"/>
+        <w:ind w:firstLine="709"/>
+        <w:jc w:val="both"/>
+      </w:pPr>
+      <w:r>
+        <w:rPr>
+          <w:rFonts w:ascii="Times New Roman" w:hAnsi="Times New Roman" w:eastAsia="Times New Roman"/>
+          <w:b w:val="0"/>
+          <w:sz w:val="28"/>
+        </w:rPr>
+        <w:t>Sterilizatsiya issiqlik energiyasining asosiy iste’molchisi bo‘lgani uchun energiya tejash ekologik va iqtisodiy jihatdan muhim. Tadbirlar: sterilizatsiya va blanshirovka issiqligini regeneratsiya qilish; bug‘ quvurlari va uskunalarni izolyatsiyalash; sterilizatsiya rejimini optimallashtirish; bug‘ qozoni FIK ni oshirish va kondensatni qaytarish; biogaz va mumkin bo‘lganda quyosh energiyasidan foydalanish; energiya auditi o‘tkazish. Energiya auditi sarf manbalarini tahlil qilib, isrofni aniqlash va tejash imkoniyatlarini belgilash imkonini beradi.</w:t>
+      </w:r>
+    </w:p>
+    <w:p>
+      <w:pPr>
+        <w:spacing w:line="360" w:lineRule="auto" w:before="240" w:after="120"/>
+        <w:jc w:val="left"/>
+      </w:pPr>
+      <w:r>
+        <w:rPr>
+          <w:rFonts w:ascii="Times New Roman" w:hAnsi="Times New Roman" w:eastAsia="Times New Roman"/>
+          <w:b/>
+          <w:sz w:val="28"/>
+        </w:rPr>
+        <w:t>Ekologik monitoring va sertifikatlash</w:t>
+      </w:r>
+    </w:p>
+    <w:p>
+      <w:pPr>
+        <w:spacing w:line="360" w:lineRule="auto" w:before="0" w:after="0"/>
+        <w:ind w:firstLine="709"/>
+        <w:jc w:val="both"/>
+      </w:pPr>
+      <w:r>
+        <w:rPr>
+          <w:rFonts w:ascii="Times New Roman" w:hAnsi="Times New Roman" w:eastAsia="Times New Roman"/>
+          <w:b w:val="0"/>
+          <w:sz w:val="28"/>
+        </w:rPr>
+        <w:t>Korxonada ekologik monitoring tizimi yo‘lga qo‘yiladi: oqava suv sifati (BPK, XPK, pH), chiqindilar miqdori, suv va energiya sarfi muntazam nazorat qilinadi. Mahsulotning va ishlab chiqarishning ekologik talablarga muvofiqligini tasdiqlash uchun tegishli sertifikatlar (organik, ISO 14001, HACCP) olinishi mumkin. Ekologik monitoring va sertifikatlash mahsulotning bozordagi ishonchini, brendini va eksport salohiyatini sezilarli oshiradi.</w:t>
+      </w:r>
+    </w:p>
+    <w:p>
+      <w:r>
+        <w:br w:type="page"/>
+      </w:r>
+    </w:p>
+    <w:p>
+      <w:pPr>
+        <w:spacing w:line="360" w:lineRule="auto" w:before="0" w:after="240"/>
+        <w:jc w:val="center"/>
+      </w:pPr>
+      <w:r>
+        <w:rPr>
+          <w:rFonts w:ascii="Times New Roman" w:hAnsi="Times New Roman" w:eastAsia="Times New Roman"/>
+          <w:b/>
+          <w:sz w:val="28"/>
+        </w:rPr>
+        <w:t>V-BOB. IQTISODIY QISM</w:t>
+      </w:r>
+    </w:p>
+    <w:p>
+      <w:pPr>
+        <w:spacing w:line="360" w:lineRule="auto" w:before="0" w:after="0"/>
+        <w:ind w:firstLine="709"/>
+        <w:jc w:val="both"/>
+      </w:pPr>
+      <w:r>
+        <w:rPr>
+          <w:rFonts w:ascii="Times New Roman" w:hAnsi="Times New Roman" w:eastAsia="Times New Roman"/>
+          <w:b w:val="0"/>
+          <w:sz w:val="28"/>
+        </w:rPr>
+        <w:t>Loyihaning iqtisodiy qismida mahalliy resurslardan foydalanib kunlik 9 tonna ekologik toza konservalangan mahsulotlar ishlab chiqarish korxonasini tashkil etishning iqtisodiy maqsadga muvofiqligi baholanadi. Keltirilgan hisoblar muhandislik-iqtisodiy baholash xususiyatiga ega bo‘lib, taxminiy (shartli) narxlar asosida bajarilgan.</w:t>
+      </w:r>
+    </w:p>
+    <w:p>
+      <w:pPr>
+        <w:spacing w:line="360" w:lineRule="auto" w:before="240" w:after="120"/>
+        <w:jc w:val="left"/>
+      </w:pPr>
+      <w:r>
+        <w:rPr>
+          <w:rFonts w:ascii="Times New Roman" w:hAnsi="Times New Roman" w:eastAsia="Times New Roman"/>
+          <w:b/>
+          <w:sz w:val="28"/>
+        </w:rPr>
+        <w:t>Dastlabki iqtisodiy ko‘rsatkichlar</w:t>
       </w:r>
     </w:p>
     <w:tbl>
@@ -9723,7 +11404,7 @@
                 <w:b w:val="0"/>
                 <w:sz w:val="24"/>
               </w:rPr>
-              <w:t>Yillik mahsulot hajmi</w:t>
+              <w:t>Kunlik quvvat</w:t>
             </w:r>
           </w:p>
         </w:tc>
@@ -9742,7 +11423,7 @@
                 <w:b w:val="0"/>
                 <w:sz w:val="24"/>
               </w:rPr>
-              <w:t>2 250 000 kg</w:t>
+              <w:t>9000 kg (18 000 shartli banka)</w:t>
             </w:r>
           </w:p>
         </w:tc>
@@ -9763,7 +11444,7 @@
                 <w:b w:val="0"/>
                 <w:sz w:val="24"/>
               </w:rPr>
-              <w:t>Kapital qo‘yilmalar</w:t>
+              <w:t>Yiliga ish kunlari</w:t>
             </w:r>
           </w:p>
         </w:tc>
@@ -9782,7 +11463,7 @@
                 <w:b w:val="0"/>
                 <w:sz w:val="24"/>
               </w:rPr>
-              <w:t>9500 mln so‘m</w:t>
+              <w:t>250 kun</w:t>
             </w:r>
           </w:p>
         </w:tc>
@@ -9803,7 +11484,7 @@
                 <w:b w:val="0"/>
                 <w:sz w:val="24"/>
               </w:rPr>
-              <w:t>Yillik tannarx</w:t>
+              <w:t>Yillik mahsulot hajmi</w:t>
             </w:r>
           </w:p>
         </w:tc>
@@ -9822,7 +11503,7 @@
                 <w:b w:val="0"/>
                 <w:sz w:val="24"/>
               </w:rPr>
-              <w:t>15 000 mln so‘m</w:t>
+              <w:t>2 250 000 kg (2250 t)</w:t>
             </w:r>
           </w:p>
         </w:tc>
@@ -9843,7 +11524,7 @@
                 <w:b w:val="0"/>
                 <w:sz w:val="24"/>
               </w:rPr>
-              <w:t>Mahsulot birligi tannarxi</w:t>
+              <w:t>Yillik shartli bankalar</w:t>
             </w:r>
           </w:p>
         </w:tc>
@@ -9862,7 +11543,7 @@
                 <w:b w:val="0"/>
                 <w:sz w:val="24"/>
               </w:rPr>
-              <w:t>6667 so‘m/kg</w:t>
+              <w:t>4 500 000 dona</w:t>
             </w:r>
           </w:p>
         </w:tc>
@@ -9883,7 +11564,7 @@
                 <w:b w:val="0"/>
                 <w:sz w:val="24"/>
               </w:rPr>
-              <w:t>Sotuv narxi</w:t>
+              <w:t>Mahalliy xom ashyo sarfi (yillik)</w:t>
             </w:r>
           </w:p>
         </w:tc>
@@ -9902,7 +11583,86 @@
                 <w:b w:val="0"/>
                 <w:sz w:val="24"/>
               </w:rPr>
-              <w:t>9000 so‘m/kg</w:t>
+              <w:t>1588 t</w:t>
+            </w:r>
+          </w:p>
+        </w:tc>
+      </w:tr>
+    </w:tbl>
+    <w:p>
+      <w:pPr>
+        <w:spacing w:line="360" w:lineRule="auto" w:before="0" w:after="80"/>
+        <w:jc w:val="both"/>
+      </w:pPr>
+      <w:r>
+        <w:rPr>
+          <w:rFonts w:ascii="Times New Roman" w:hAnsi="Times New Roman" w:eastAsia="Times New Roman"/>
+          <w:b w:val="0"/>
+          <w:sz w:val="28"/>
+        </w:rPr>
+      </w:r>
+    </w:p>
+    <w:p>
+      <w:pPr>
+        <w:spacing w:line="360" w:lineRule="auto" w:before="240" w:after="120"/>
+        <w:jc w:val="left"/>
+      </w:pPr>
+      <w:r>
+        <w:rPr>
+          <w:rFonts w:ascii="Times New Roman" w:hAnsi="Times New Roman" w:eastAsia="Times New Roman"/>
+          <w:b/>
+          <w:sz w:val="28"/>
+        </w:rPr>
+        <w:t>Kapital qo‘yilmalar</w:t>
+      </w:r>
+    </w:p>
+    <w:tbl>
+      <w:tblPr>
+        <w:tblStyle w:val="TableGrid"/>
+        <w:tblW w:type="auto" w:w="0"/>
+        <w:jc w:val="center"/>
+        <w:tblLook w:firstColumn="1" w:firstRow="1" w:lastColumn="0" w:lastRow="0" w:noHBand="0" w:noVBand="1" w:val="04A0"/>
+      </w:tblPr>
+      <w:tblGrid>
+        <w:gridCol w:w="4844"/>
+        <w:gridCol w:w="4844"/>
+      </w:tblGrid>
+      <w:tr>
+        <w:tc>
+          <w:tcPr>
+            <w:tcW w:type="dxa" w:w="4844"/>
+          </w:tcPr>
+          <w:p>
+            <w:pPr>
+              <w:spacing w:line="240" w:lineRule="auto" w:after="0" w:before="0"/>
+              <w:jc w:val="center"/>
+            </w:pPr>
+            <w:r>
+              <w:rPr>
+                <w:rFonts w:ascii="Times New Roman" w:hAnsi="Times New Roman" w:eastAsia="Times New Roman"/>
+                <w:b/>
+                <w:sz w:val="24"/>
+              </w:rPr>
+              <w:t>Kapital qo‘yilma elementi</w:t>
+            </w:r>
+          </w:p>
+        </w:tc>
+        <w:tc>
+          <w:tcPr>
+            <w:tcW w:type="dxa" w:w="4844"/>
+          </w:tcPr>
+          <w:p>
+            <w:pPr>
+              <w:spacing w:line="240" w:lineRule="auto" w:after="0" w:before="0"/>
+              <w:jc w:val="center"/>
+            </w:pPr>
+            <w:r>
+              <w:rPr>
+                <w:rFonts w:ascii="Times New Roman" w:hAnsi="Times New Roman" w:eastAsia="Times New Roman"/>
+                <w:b/>
+                <w:sz w:val="24"/>
+              </w:rPr>
+              <w:t>Summasi, mln so‘m</w:t>
             </w:r>
           </w:p>
         </w:tc>
@@ -9923,7 +11683,7 @@
                 <w:b w:val="0"/>
                 <w:sz w:val="24"/>
               </w:rPr>
-              <w:t>Yillik daromad</w:t>
+              <w:t>Texnologik uskunalar</w:t>
             </w:r>
           </w:p>
         </w:tc>
@@ -9942,7 +11702,7 @@
                 <w:b w:val="0"/>
                 <w:sz w:val="24"/>
               </w:rPr>
-              <w:t>20 250 mln so‘m</w:t>
+              <w:t>4800</w:t>
             </w:r>
           </w:p>
         </w:tc>
@@ -9963,7 +11723,7 @@
                 <w:b w:val="0"/>
                 <w:sz w:val="24"/>
               </w:rPr>
-              <w:t>Yalpi foyda</w:t>
+              <w:t>Bino va inshootlar</w:t>
             </w:r>
           </w:p>
         </w:tc>
@@ -9982,7 +11742,7 @@
                 <w:b w:val="0"/>
                 <w:sz w:val="24"/>
               </w:rPr>
-              <w:t>5250 mln so‘m</w:t>
+              <w:t>2900</w:t>
             </w:r>
           </w:p>
         </w:tc>
@@ -10003,7 +11763,7 @@
                 <w:b w:val="0"/>
                 <w:sz w:val="24"/>
               </w:rPr>
-              <w:t>Sof foyda</w:t>
+              <w:t>Montaj va ishga tushirish</w:t>
             </w:r>
           </w:p>
         </w:tc>
@@ -10022,7 +11782,7 @@
                 <w:b w:val="0"/>
                 <w:sz w:val="24"/>
               </w:rPr>
-              <w:t>4462,5 mln so‘m</w:t>
+              <w:t>900</w:t>
             </w:r>
           </w:p>
         </w:tc>
@@ -10043,7 +11803,7 @@
                 <w:b w:val="0"/>
                 <w:sz w:val="24"/>
               </w:rPr>
-              <w:t>Rentabellik</w:t>
+              <w:t>Boshqa (loyiha, sertifikatlash, zaxira)</w:t>
             </w:r>
           </w:p>
         </w:tc>
@@ -10062,7 +11822,7 @@
                 <w:b w:val="0"/>
                 <w:sz w:val="24"/>
               </w:rPr>
-              <w:t>35 %</w:t>
+              <w:t>900</w:t>
             </w:r>
           </w:p>
         </w:tc>
@@ -10083,7 +11843,7 @@
                 <w:b w:val="0"/>
                 <w:sz w:val="24"/>
               </w:rPr>
-              <w:t>Qoplanish muddati</w:t>
+              <w:t>JAMI</w:t>
             </w:r>
           </w:p>
         </w:tc>
@@ -10102,7 +11862,7 @@
                 <w:b w:val="0"/>
                 <w:sz w:val="24"/>
               </w:rPr>
-              <w:t>≈2,13 yil</w:t>
+              <w:t>9500</w:t>
             </w:r>
           </w:p>
         </w:tc>
@@ -10119,20 +11879,6 @@
           <w:b w:val="0"/>
           <w:sz w:val="28"/>
         </w:rPr>
-      </w:r>
-    </w:p>
-    <w:p>
-      <w:pPr>
-        <w:spacing w:line="360" w:lineRule="auto" w:before="240" w:after="120"/>
-        <w:jc w:val="left"/>
-      </w:pPr>
-      <w:r>
-        <w:rPr>
-          <w:rFonts w:ascii="Times New Roman" w:hAnsi="Times New Roman" w:eastAsia="Times New Roman"/>
-          <w:b/>
-          <w:sz w:val="28"/>
-        </w:rPr>
-        <w:t>Iqtisodiy samaradorlik xulosasi</w:t>
       </w:r>
     </w:p>
     <w:p>
@@ -10147,7 +11893,1605 @@
           <w:b w:val="0"/>
           <w:sz w:val="28"/>
         </w:rPr>
+        <w:t>Loyiha uchun taxminan 9,5 milliard so‘m kapital qo‘yilma talab etiladi.</w:t>
+      </w:r>
+    </w:p>
+    <w:p>
+      <w:pPr>
+        <w:spacing w:line="360" w:lineRule="auto" w:before="240" w:after="120"/>
+        <w:jc w:val="left"/>
+      </w:pPr>
+      <w:r>
+        <w:rPr>
+          <w:rFonts w:ascii="Times New Roman" w:hAnsi="Times New Roman" w:eastAsia="Times New Roman"/>
+          <w:b/>
+          <w:sz w:val="28"/>
+        </w:rPr>
+        <w:t>Yillik ishlab chiqarish xarajatlari (tannarx)</w:t>
+      </w:r>
+    </w:p>
+    <w:tbl>
+      <w:tblPr>
+        <w:tblStyle w:val="TableGrid"/>
+        <w:tblW w:type="auto" w:w="0"/>
+        <w:jc w:val="center"/>
+        <w:tblLook w:firstColumn="1" w:firstRow="1" w:lastColumn="0" w:lastRow="0" w:noHBand="0" w:noVBand="1" w:val="04A0"/>
+      </w:tblPr>
+      <w:tblGrid>
+        <w:gridCol w:w="3230"/>
+        <w:gridCol w:w="3230"/>
+        <w:gridCol w:w="3230"/>
+      </w:tblGrid>
+      <w:tr>
+        <w:tc>
+          <w:tcPr>
+            <w:tcW w:type="dxa" w:w="3230"/>
+          </w:tcPr>
+          <w:p>
+            <w:pPr>
+              <w:spacing w:line="240" w:lineRule="auto" w:after="0" w:before="0"/>
+              <w:jc w:val="center"/>
+            </w:pPr>
+            <w:r>
+              <w:rPr>
+                <w:rFonts w:ascii="Times New Roman" w:hAnsi="Times New Roman" w:eastAsia="Times New Roman"/>
+                <w:b/>
+                <w:sz w:val="24"/>
+              </w:rPr>
+              <w:t>Xarajat elementi</w:t>
+            </w:r>
+          </w:p>
+        </w:tc>
+        <w:tc>
+          <w:tcPr>
+            <w:tcW w:type="dxa" w:w="3230"/>
+          </w:tcPr>
+          <w:p>
+            <w:pPr>
+              <w:spacing w:line="240" w:lineRule="auto" w:after="0" w:before="0"/>
+              <w:jc w:val="center"/>
+            </w:pPr>
+            <w:r>
+              <w:rPr>
+                <w:rFonts w:ascii="Times New Roman" w:hAnsi="Times New Roman" w:eastAsia="Times New Roman"/>
+                <w:b/>
+                <w:sz w:val="24"/>
+              </w:rPr>
+              <w:t>Summasi, mln so‘m</w:t>
+            </w:r>
+          </w:p>
+        </w:tc>
+        <w:tc>
+          <w:tcPr>
+            <w:tcW w:type="dxa" w:w="3230"/>
+          </w:tcPr>
+          <w:p>
+            <w:pPr>
+              <w:spacing w:line="240" w:lineRule="auto" w:after="0" w:before="0"/>
+              <w:jc w:val="center"/>
+            </w:pPr>
+            <w:r>
+              <w:rPr>
+                <w:rFonts w:ascii="Times New Roman" w:hAnsi="Times New Roman" w:eastAsia="Times New Roman"/>
+                <w:b/>
+                <w:sz w:val="24"/>
+              </w:rPr>
+              <w:t>Ulushi, %</w:t>
+            </w:r>
+          </w:p>
+        </w:tc>
+      </w:tr>
+      <w:tr>
+        <w:tc>
+          <w:tcPr>
+            <w:tcW w:type="dxa" w:w="3230"/>
+          </w:tcPr>
+          <w:p>
+            <w:pPr>
+              <w:spacing w:line="240" w:lineRule="auto" w:after="0" w:before="0"/>
+              <w:jc w:val="left"/>
+            </w:pPr>
+            <w:r>
+              <w:rPr>
+                <w:rFonts w:ascii="Times New Roman" w:hAnsi="Times New Roman" w:eastAsia="Times New Roman"/>
+                <w:b w:val="0"/>
+                <w:sz w:val="24"/>
+              </w:rPr>
+              <w:t>Mahalliy xom ashyo (1588 t × ~3000 so‘m)</w:t>
+            </w:r>
+          </w:p>
+        </w:tc>
+        <w:tc>
+          <w:tcPr>
+            <w:tcW w:type="dxa" w:w="3230"/>
+          </w:tcPr>
+          <w:p>
+            <w:pPr>
+              <w:spacing w:line="240" w:lineRule="auto" w:after="0" w:before="0"/>
+              <w:jc w:val="left"/>
+            </w:pPr>
+            <w:r>
+              <w:rPr>
+                <w:rFonts w:ascii="Times New Roman" w:hAnsi="Times New Roman" w:eastAsia="Times New Roman"/>
+                <w:b w:val="0"/>
+                <w:sz w:val="24"/>
+              </w:rPr>
+              <w:t>4764</w:t>
+            </w:r>
+          </w:p>
+        </w:tc>
+        <w:tc>
+          <w:tcPr>
+            <w:tcW w:type="dxa" w:w="3230"/>
+          </w:tcPr>
+          <w:p>
+            <w:pPr>
+              <w:spacing w:line="240" w:lineRule="auto" w:after="0" w:before="0"/>
+              <w:jc w:val="left"/>
+            </w:pPr>
+            <w:r>
+              <w:rPr>
+                <w:rFonts w:ascii="Times New Roman" w:hAnsi="Times New Roman" w:eastAsia="Times New Roman"/>
+                <w:b w:val="0"/>
+                <w:sz w:val="24"/>
+              </w:rPr>
+              <w:t>31,8</w:t>
+            </w:r>
+          </w:p>
+        </w:tc>
+      </w:tr>
+      <w:tr>
+        <w:tc>
+          <w:tcPr>
+            <w:tcW w:type="dxa" w:w="3230"/>
+          </w:tcPr>
+          <w:p>
+            <w:pPr>
+              <w:spacing w:line="240" w:lineRule="auto" w:after="0" w:before="0"/>
+              <w:jc w:val="left"/>
+            </w:pPr>
+            <w:r>
+              <w:rPr>
+                <w:rFonts w:ascii="Times New Roman" w:hAnsi="Times New Roman" w:eastAsia="Times New Roman"/>
+                <w:b w:val="0"/>
+                <w:sz w:val="24"/>
+              </w:rPr>
+              <w:t>Tuz va yordamchi materiallar</w:t>
+            </w:r>
+          </w:p>
+        </w:tc>
+        <w:tc>
+          <w:tcPr>
+            <w:tcW w:type="dxa" w:w="3230"/>
+          </w:tcPr>
+          <w:p>
+            <w:pPr>
+              <w:spacing w:line="240" w:lineRule="auto" w:after="0" w:before="0"/>
+              <w:jc w:val="left"/>
+            </w:pPr>
+            <w:r>
+              <w:rPr>
+                <w:rFonts w:ascii="Times New Roman" w:hAnsi="Times New Roman" w:eastAsia="Times New Roman"/>
+                <w:b w:val="0"/>
+                <w:sz w:val="24"/>
+              </w:rPr>
+              <w:t>50</w:t>
+            </w:r>
+          </w:p>
+        </w:tc>
+        <w:tc>
+          <w:tcPr>
+            <w:tcW w:type="dxa" w:w="3230"/>
+          </w:tcPr>
+          <w:p>
+            <w:pPr>
+              <w:spacing w:line="240" w:lineRule="auto" w:after="0" w:before="0"/>
+              <w:jc w:val="left"/>
+            </w:pPr>
+            <w:r>
+              <w:rPr>
+                <w:rFonts w:ascii="Times New Roman" w:hAnsi="Times New Roman" w:eastAsia="Times New Roman"/>
+                <w:b w:val="0"/>
+                <w:sz w:val="24"/>
+              </w:rPr>
+              <w:t>0,3</w:t>
+            </w:r>
+          </w:p>
+        </w:tc>
+      </w:tr>
+      <w:tr>
+        <w:tc>
+          <w:tcPr>
+            <w:tcW w:type="dxa" w:w="3230"/>
+          </w:tcPr>
+          <w:p>
+            <w:pPr>
+              <w:spacing w:line="240" w:lineRule="auto" w:after="0" w:before="0"/>
+              <w:jc w:val="left"/>
+            </w:pPr>
+            <w:r>
+              <w:rPr>
+                <w:rFonts w:ascii="Times New Roman" w:hAnsi="Times New Roman" w:eastAsia="Times New Roman"/>
+                <w:b w:val="0"/>
+                <w:sz w:val="24"/>
+              </w:rPr>
+              <w:t>Qadoqlash materiallari (4,5 mln banka × 1300)</w:t>
+            </w:r>
+          </w:p>
+        </w:tc>
+        <w:tc>
+          <w:tcPr>
+            <w:tcW w:type="dxa" w:w="3230"/>
+          </w:tcPr>
+          <w:p>
+            <w:pPr>
+              <w:spacing w:line="240" w:lineRule="auto" w:after="0" w:before="0"/>
+              <w:jc w:val="left"/>
+            </w:pPr>
+            <w:r>
+              <w:rPr>
+                <w:rFonts w:ascii="Times New Roman" w:hAnsi="Times New Roman" w:eastAsia="Times New Roman"/>
+                <w:b w:val="0"/>
+                <w:sz w:val="24"/>
+              </w:rPr>
+              <w:t>5850</w:t>
+            </w:r>
+          </w:p>
+        </w:tc>
+        <w:tc>
+          <w:tcPr>
+            <w:tcW w:type="dxa" w:w="3230"/>
+          </w:tcPr>
+          <w:p>
+            <w:pPr>
+              <w:spacing w:line="240" w:lineRule="auto" w:after="0" w:before="0"/>
+              <w:jc w:val="left"/>
+            </w:pPr>
+            <w:r>
+              <w:rPr>
+                <w:rFonts w:ascii="Times New Roman" w:hAnsi="Times New Roman" w:eastAsia="Times New Roman"/>
+                <w:b w:val="0"/>
+                <w:sz w:val="24"/>
+              </w:rPr>
+              <w:t>39,0</w:t>
+            </w:r>
+          </w:p>
+        </w:tc>
+      </w:tr>
+      <w:tr>
+        <w:tc>
+          <w:tcPr>
+            <w:tcW w:type="dxa" w:w="3230"/>
+          </w:tcPr>
+          <w:p>
+            <w:pPr>
+              <w:spacing w:line="240" w:lineRule="auto" w:after="0" w:before="0"/>
+              <w:jc w:val="left"/>
+            </w:pPr>
+            <w:r>
+              <w:rPr>
+                <w:rFonts w:ascii="Times New Roman" w:hAnsi="Times New Roman" w:eastAsia="Times New Roman"/>
+                <w:b w:val="0"/>
+                <w:sz w:val="24"/>
+              </w:rPr>
+              <w:t>Energiya va suv</w:t>
+            </w:r>
+          </w:p>
+        </w:tc>
+        <w:tc>
+          <w:tcPr>
+            <w:tcW w:type="dxa" w:w="3230"/>
+          </w:tcPr>
+          <w:p>
+            <w:pPr>
+              <w:spacing w:line="240" w:lineRule="auto" w:after="0" w:before="0"/>
+              <w:jc w:val="left"/>
+            </w:pPr>
+            <w:r>
+              <w:rPr>
+                <w:rFonts w:ascii="Times New Roman" w:hAnsi="Times New Roman" w:eastAsia="Times New Roman"/>
+                <w:b w:val="0"/>
+                <w:sz w:val="24"/>
+              </w:rPr>
+              <w:t>750</w:t>
+            </w:r>
+          </w:p>
+        </w:tc>
+        <w:tc>
+          <w:tcPr>
+            <w:tcW w:type="dxa" w:w="3230"/>
+          </w:tcPr>
+          <w:p>
+            <w:pPr>
+              <w:spacing w:line="240" w:lineRule="auto" w:after="0" w:before="0"/>
+              <w:jc w:val="left"/>
+            </w:pPr>
+            <w:r>
+              <w:rPr>
+                <w:rFonts w:ascii="Times New Roman" w:hAnsi="Times New Roman" w:eastAsia="Times New Roman"/>
+                <w:b w:val="0"/>
+                <w:sz w:val="24"/>
+              </w:rPr>
+              <w:t>5,0</w:t>
+            </w:r>
+          </w:p>
+        </w:tc>
+      </w:tr>
+      <w:tr>
+        <w:tc>
+          <w:tcPr>
+            <w:tcW w:type="dxa" w:w="3230"/>
+          </w:tcPr>
+          <w:p>
+            <w:pPr>
+              <w:spacing w:line="240" w:lineRule="auto" w:after="0" w:before="0"/>
+              <w:jc w:val="left"/>
+            </w:pPr>
+            <w:r>
+              <w:rPr>
+                <w:rFonts w:ascii="Times New Roman" w:hAnsi="Times New Roman" w:eastAsia="Times New Roman"/>
+                <w:b w:val="0"/>
+                <w:sz w:val="24"/>
+              </w:rPr>
+              <w:t>Ish haqi va ijtimoiy to‘lovlar (~35 xodim)</w:t>
+            </w:r>
+          </w:p>
+        </w:tc>
+        <w:tc>
+          <w:tcPr>
+            <w:tcW w:type="dxa" w:w="3230"/>
+          </w:tcPr>
+          <w:p>
+            <w:pPr>
+              <w:spacing w:line="240" w:lineRule="auto" w:after="0" w:before="0"/>
+              <w:jc w:val="left"/>
+            </w:pPr>
+            <w:r>
+              <w:rPr>
+                <w:rFonts w:ascii="Times New Roman" w:hAnsi="Times New Roman" w:eastAsia="Times New Roman"/>
+                <w:b w:val="0"/>
+                <w:sz w:val="24"/>
+              </w:rPr>
+              <w:t>1700</w:t>
+            </w:r>
+          </w:p>
+        </w:tc>
+        <w:tc>
+          <w:tcPr>
+            <w:tcW w:type="dxa" w:w="3230"/>
+          </w:tcPr>
+          <w:p>
+            <w:pPr>
+              <w:spacing w:line="240" w:lineRule="auto" w:after="0" w:before="0"/>
+              <w:jc w:val="left"/>
+            </w:pPr>
+            <w:r>
+              <w:rPr>
+                <w:rFonts w:ascii="Times New Roman" w:hAnsi="Times New Roman" w:eastAsia="Times New Roman"/>
+                <w:b w:val="0"/>
+                <w:sz w:val="24"/>
+              </w:rPr>
+              <w:t>11,3</w:t>
+            </w:r>
+          </w:p>
+        </w:tc>
+      </w:tr>
+      <w:tr>
+        <w:tc>
+          <w:tcPr>
+            <w:tcW w:type="dxa" w:w="3230"/>
+          </w:tcPr>
+          <w:p>
+            <w:pPr>
+              <w:spacing w:line="240" w:lineRule="auto" w:after="0" w:before="0"/>
+              <w:jc w:val="left"/>
+            </w:pPr>
+            <w:r>
+              <w:rPr>
+                <w:rFonts w:ascii="Times New Roman" w:hAnsi="Times New Roman" w:eastAsia="Times New Roman"/>
+                <w:b w:val="0"/>
+                <w:sz w:val="24"/>
+              </w:rPr>
+              <w:t>Amortizatsiya (10 %)</w:t>
+            </w:r>
+          </w:p>
+        </w:tc>
+        <w:tc>
+          <w:tcPr>
+            <w:tcW w:type="dxa" w:w="3230"/>
+          </w:tcPr>
+          <w:p>
+            <w:pPr>
+              <w:spacing w:line="240" w:lineRule="auto" w:after="0" w:before="0"/>
+              <w:jc w:val="left"/>
+            </w:pPr>
+            <w:r>
+              <w:rPr>
+                <w:rFonts w:ascii="Times New Roman" w:hAnsi="Times New Roman" w:eastAsia="Times New Roman"/>
+                <w:b w:val="0"/>
+                <w:sz w:val="24"/>
+              </w:rPr>
+              <w:t>950</w:t>
+            </w:r>
+          </w:p>
+        </w:tc>
+        <w:tc>
+          <w:tcPr>
+            <w:tcW w:type="dxa" w:w="3230"/>
+          </w:tcPr>
+          <w:p>
+            <w:pPr>
+              <w:spacing w:line="240" w:lineRule="auto" w:after="0" w:before="0"/>
+              <w:jc w:val="left"/>
+            </w:pPr>
+            <w:r>
+              <w:rPr>
+                <w:rFonts w:ascii="Times New Roman" w:hAnsi="Times New Roman" w:eastAsia="Times New Roman"/>
+                <w:b w:val="0"/>
+                <w:sz w:val="24"/>
+              </w:rPr>
+              <w:t>6,3</w:t>
+            </w:r>
+          </w:p>
+        </w:tc>
+      </w:tr>
+      <w:tr>
+        <w:tc>
+          <w:tcPr>
+            <w:tcW w:type="dxa" w:w="3230"/>
+          </w:tcPr>
+          <w:p>
+            <w:pPr>
+              <w:spacing w:line="240" w:lineRule="auto" w:after="0" w:before="0"/>
+              <w:jc w:val="left"/>
+            </w:pPr>
+            <w:r>
+              <w:rPr>
+                <w:rFonts w:ascii="Times New Roman" w:hAnsi="Times New Roman" w:eastAsia="Times New Roman"/>
+                <w:b w:val="0"/>
+                <w:sz w:val="24"/>
+              </w:rPr>
+              <w:t>Boshqa xarajatlar</w:t>
+            </w:r>
+          </w:p>
+        </w:tc>
+        <w:tc>
+          <w:tcPr>
+            <w:tcW w:type="dxa" w:w="3230"/>
+          </w:tcPr>
+          <w:p>
+            <w:pPr>
+              <w:spacing w:line="240" w:lineRule="auto" w:after="0" w:before="0"/>
+              <w:jc w:val="left"/>
+            </w:pPr>
+            <w:r>
+              <w:rPr>
+                <w:rFonts w:ascii="Times New Roman" w:hAnsi="Times New Roman" w:eastAsia="Times New Roman"/>
+                <w:b w:val="0"/>
+                <w:sz w:val="24"/>
+              </w:rPr>
+              <w:t>936</w:t>
+            </w:r>
+          </w:p>
+        </w:tc>
+        <w:tc>
+          <w:tcPr>
+            <w:tcW w:type="dxa" w:w="3230"/>
+          </w:tcPr>
+          <w:p>
+            <w:pPr>
+              <w:spacing w:line="240" w:lineRule="auto" w:after="0" w:before="0"/>
+              <w:jc w:val="left"/>
+            </w:pPr>
+            <w:r>
+              <w:rPr>
+                <w:rFonts w:ascii="Times New Roman" w:hAnsi="Times New Roman" w:eastAsia="Times New Roman"/>
+                <w:b w:val="0"/>
+                <w:sz w:val="24"/>
+              </w:rPr>
+              <w:t>6,2</w:t>
+            </w:r>
+          </w:p>
+        </w:tc>
+      </w:tr>
+      <w:tr>
+        <w:tc>
+          <w:tcPr>
+            <w:tcW w:type="dxa" w:w="3230"/>
+          </w:tcPr>
+          <w:p>
+            <w:pPr>
+              <w:spacing w:line="240" w:lineRule="auto" w:after="0" w:before="0"/>
+              <w:jc w:val="left"/>
+            </w:pPr>
+            <w:r>
+              <w:rPr>
+                <w:rFonts w:ascii="Times New Roman" w:hAnsi="Times New Roman" w:eastAsia="Times New Roman"/>
+                <w:b w:val="0"/>
+                <w:sz w:val="24"/>
+              </w:rPr>
+              <w:t>JAMI YILLIK TANNARX</w:t>
+            </w:r>
+          </w:p>
+        </w:tc>
+        <w:tc>
+          <w:tcPr>
+            <w:tcW w:type="dxa" w:w="3230"/>
+          </w:tcPr>
+          <w:p>
+            <w:pPr>
+              <w:spacing w:line="240" w:lineRule="auto" w:after="0" w:before="0"/>
+              <w:jc w:val="left"/>
+            </w:pPr>
+            <w:r>
+              <w:rPr>
+                <w:rFonts w:ascii="Times New Roman" w:hAnsi="Times New Roman" w:eastAsia="Times New Roman"/>
+                <w:b w:val="0"/>
+                <w:sz w:val="24"/>
+              </w:rPr>
+              <w:t>15 000</w:t>
+            </w:r>
+          </w:p>
+        </w:tc>
+        <w:tc>
+          <w:tcPr>
+            <w:tcW w:type="dxa" w:w="3230"/>
+          </w:tcPr>
+          <w:p>
+            <w:pPr>
+              <w:spacing w:line="240" w:lineRule="auto" w:after="0" w:before="0"/>
+              <w:jc w:val="left"/>
+            </w:pPr>
+            <w:r>
+              <w:rPr>
+                <w:rFonts w:ascii="Times New Roman" w:hAnsi="Times New Roman" w:eastAsia="Times New Roman"/>
+                <w:b w:val="0"/>
+                <w:sz w:val="24"/>
+              </w:rPr>
+              <w:t>100</w:t>
+            </w:r>
+          </w:p>
+        </w:tc>
+      </w:tr>
+    </w:tbl>
+    <w:p>
+      <w:pPr>
+        <w:spacing w:line="360" w:lineRule="auto" w:before="0" w:after="80"/>
+        <w:jc w:val="both"/>
+      </w:pPr>
+      <w:r>
+        <w:rPr>
+          <w:rFonts w:ascii="Times New Roman" w:hAnsi="Times New Roman" w:eastAsia="Times New Roman"/>
+          <w:b w:val="0"/>
+          <w:sz w:val="28"/>
+        </w:rPr>
+      </w:r>
+    </w:p>
+    <w:p>
+      <w:pPr>
+        <w:spacing w:line="360" w:lineRule="auto" w:before="120" w:after="40"/>
+        <w:ind w:firstLine="709"/>
+        <w:jc w:val="left"/>
+      </w:pPr>
+      <w:r>
+        <w:rPr>
+          <w:rFonts w:ascii="Times New Roman" w:hAnsi="Times New Roman" w:eastAsia="Times New Roman"/>
+          <w:b/>
+          <w:i/>
+          <w:sz w:val="28"/>
+        </w:rPr>
+        <w:t>Mahsulot birligi tannarxi</w:t>
+      </w:r>
+    </w:p>
+    <w:p>
+      <w:pPr>
+        <w:spacing w:line="360" w:lineRule="auto" w:before="0" w:after="0"/>
+        <w:ind w:firstLine="709"/>
+        <w:jc w:val="both"/>
+      </w:pPr>
+      <w:r>
+        <w:rPr>
+          <w:rFonts w:ascii="Times New Roman" w:hAnsi="Times New Roman" w:eastAsia="Times New Roman"/>
+          <w:b w:val="0"/>
+          <w:sz w:val="28"/>
+        </w:rPr>
+        <w:t>Tannarx (1 kg) = 15 000 000 000 / 2 250 000 = 6667 so‘m/kg Bir banka (0,5 kg) tannarxi ≈ 3333 so‘m.</w:t>
+      </w:r>
+    </w:p>
+    <w:p>
+      <w:pPr>
+        <w:spacing w:line="360" w:lineRule="auto" w:before="240" w:after="120"/>
+        <w:jc w:val="left"/>
+      </w:pPr>
+      <w:r>
+        <w:rPr>
+          <w:rFonts w:ascii="Times New Roman" w:hAnsi="Times New Roman" w:eastAsia="Times New Roman"/>
+          <w:b/>
+          <w:sz w:val="28"/>
+        </w:rPr>
+        <w:t>Sotuvdan tushadigan daromad</w:t>
+      </w:r>
+    </w:p>
+    <w:p>
+      <w:pPr>
+        <w:spacing w:line="360" w:lineRule="auto" w:before="0" w:after="0"/>
+        <w:ind w:firstLine="709"/>
+        <w:jc w:val="both"/>
+      </w:pPr>
+      <w:r>
+        <w:rPr>
+          <w:rFonts w:ascii="Times New Roman" w:hAnsi="Times New Roman" w:eastAsia="Times New Roman"/>
+          <w:b w:val="0"/>
+          <w:sz w:val="28"/>
+        </w:rPr>
+        <w:t>Ekologik toza mahsulot premium narxda — 9000 so‘m/kg (bir banka ≈ 4500 so‘m) sotiladi: Daromad = 2 250 000 × 9000 = 20 250 000 000 so‘m = 20 250 mln so‘m</w:t>
+      </w:r>
+    </w:p>
+    <w:p>
+      <w:pPr>
+        <w:spacing w:line="360" w:lineRule="auto" w:before="240" w:after="120"/>
+        <w:jc w:val="left"/>
+      </w:pPr>
+      <w:r>
+        <w:rPr>
+          <w:rFonts w:ascii="Times New Roman" w:hAnsi="Times New Roman" w:eastAsia="Times New Roman"/>
+          <w:b/>
+          <w:sz w:val="28"/>
+        </w:rPr>
+        <w:t>Foyda va rentabellik</w:t>
+      </w:r>
+    </w:p>
+    <w:p>
+      <w:pPr>
+        <w:spacing w:line="360" w:lineRule="auto" w:before="0" w:after="0"/>
+        <w:ind w:firstLine="709"/>
+        <w:jc w:val="both"/>
+      </w:pPr>
+      <w:r>
+        <w:rPr>
+          <w:rFonts w:ascii="Times New Roman" w:hAnsi="Times New Roman" w:eastAsia="Times New Roman"/>
+          <w:b w:val="0"/>
+          <w:sz w:val="28"/>
+        </w:rPr>
+        <w:t>Yalpi foyda = 20 250 − 15 000 = 5250 mln so‘m Foyda solig‘i (15 %) = 787,5 mln so‘m Sof foyda = 5250 − 787,5 = 4462,5 mln so‘m Rentabellik = (5250 / 15 000) × 100 % = 35 % Qoplanish muddati: T = 9500 / 4462,5 ≈ 2,13 yil</w:t>
+      </w:r>
+    </w:p>
+    <w:p>
+      <w:pPr>
+        <w:spacing w:line="360" w:lineRule="auto" w:before="240" w:after="120"/>
+        <w:jc w:val="left"/>
+      </w:pPr>
+      <w:r>
+        <w:rPr>
+          <w:rFonts w:ascii="Times New Roman" w:hAnsi="Times New Roman" w:eastAsia="Times New Roman"/>
+          <w:b/>
+          <w:sz w:val="28"/>
+        </w:rPr>
+        <w:t>Iqtisodiy ko‘rsatkichlarning umumiy jadvali</w:t>
+      </w:r>
+    </w:p>
+    <w:tbl>
+      <w:tblPr>
+        <w:tblStyle w:val="TableGrid"/>
+        <w:tblW w:type="auto" w:w="0"/>
+        <w:jc w:val="center"/>
+        <w:tblLook w:firstColumn="1" w:firstRow="1" w:lastColumn="0" w:lastRow="0" w:noHBand="0" w:noVBand="1" w:val="04A0"/>
+      </w:tblPr>
+      <w:tblGrid>
+        <w:gridCol w:w="4844"/>
+        <w:gridCol w:w="4844"/>
+      </w:tblGrid>
+      <w:tr>
+        <w:tc>
+          <w:tcPr>
+            <w:tcW w:type="dxa" w:w="4844"/>
+          </w:tcPr>
+          <w:p>
+            <w:pPr>
+              <w:spacing w:line="240" w:lineRule="auto" w:after="0" w:before="0"/>
+              <w:jc w:val="center"/>
+            </w:pPr>
+            <w:r>
+              <w:rPr>
+                <w:rFonts w:ascii="Times New Roman" w:hAnsi="Times New Roman" w:eastAsia="Times New Roman"/>
+                <w:b/>
+                <w:sz w:val="24"/>
+              </w:rPr>
+              <w:t>Ko‘rsatkich</w:t>
+            </w:r>
+          </w:p>
+        </w:tc>
+        <w:tc>
+          <w:tcPr>
+            <w:tcW w:type="dxa" w:w="4844"/>
+          </w:tcPr>
+          <w:p>
+            <w:pPr>
+              <w:spacing w:line="240" w:lineRule="auto" w:after="0" w:before="0"/>
+              <w:jc w:val="center"/>
+            </w:pPr>
+            <w:r>
+              <w:rPr>
+                <w:rFonts w:ascii="Times New Roman" w:hAnsi="Times New Roman" w:eastAsia="Times New Roman"/>
+                <w:b/>
+                <w:sz w:val="24"/>
+              </w:rPr>
+              <w:t>Qiymati</w:t>
+            </w:r>
+          </w:p>
+        </w:tc>
+      </w:tr>
+      <w:tr>
+        <w:tc>
+          <w:tcPr>
+            <w:tcW w:type="dxa" w:w="4844"/>
+          </w:tcPr>
+          <w:p>
+            <w:pPr>
+              <w:spacing w:line="240" w:lineRule="auto" w:after="0" w:before="0"/>
+              <w:jc w:val="left"/>
+            </w:pPr>
+            <w:r>
+              <w:rPr>
+                <w:rFonts w:ascii="Times New Roman" w:hAnsi="Times New Roman" w:eastAsia="Times New Roman"/>
+                <w:b w:val="0"/>
+                <w:sz w:val="24"/>
+              </w:rPr>
+              <w:t>Yillik mahsulot hajmi</w:t>
+            </w:r>
+          </w:p>
+        </w:tc>
+        <w:tc>
+          <w:tcPr>
+            <w:tcW w:type="dxa" w:w="4844"/>
+          </w:tcPr>
+          <w:p>
+            <w:pPr>
+              <w:spacing w:line="240" w:lineRule="auto" w:after="0" w:before="0"/>
+              <w:jc w:val="left"/>
+            </w:pPr>
+            <w:r>
+              <w:rPr>
+                <w:rFonts w:ascii="Times New Roman" w:hAnsi="Times New Roman" w:eastAsia="Times New Roman"/>
+                <w:b w:val="0"/>
+                <w:sz w:val="24"/>
+              </w:rPr>
+              <w:t>2 250 000 kg</w:t>
+            </w:r>
+          </w:p>
+        </w:tc>
+      </w:tr>
+      <w:tr>
+        <w:tc>
+          <w:tcPr>
+            <w:tcW w:type="dxa" w:w="4844"/>
+          </w:tcPr>
+          <w:p>
+            <w:pPr>
+              <w:spacing w:line="240" w:lineRule="auto" w:after="0" w:before="0"/>
+              <w:jc w:val="left"/>
+            </w:pPr>
+            <w:r>
+              <w:rPr>
+                <w:rFonts w:ascii="Times New Roman" w:hAnsi="Times New Roman" w:eastAsia="Times New Roman"/>
+                <w:b w:val="0"/>
+                <w:sz w:val="24"/>
+              </w:rPr>
+              <w:t>Kapital qo‘yilmalar</w:t>
+            </w:r>
+          </w:p>
+        </w:tc>
+        <w:tc>
+          <w:tcPr>
+            <w:tcW w:type="dxa" w:w="4844"/>
+          </w:tcPr>
+          <w:p>
+            <w:pPr>
+              <w:spacing w:line="240" w:lineRule="auto" w:after="0" w:before="0"/>
+              <w:jc w:val="left"/>
+            </w:pPr>
+            <w:r>
+              <w:rPr>
+                <w:rFonts w:ascii="Times New Roman" w:hAnsi="Times New Roman" w:eastAsia="Times New Roman"/>
+                <w:b w:val="0"/>
+                <w:sz w:val="24"/>
+              </w:rPr>
+              <w:t>9500 mln so‘m</w:t>
+            </w:r>
+          </w:p>
+        </w:tc>
+      </w:tr>
+      <w:tr>
+        <w:tc>
+          <w:tcPr>
+            <w:tcW w:type="dxa" w:w="4844"/>
+          </w:tcPr>
+          <w:p>
+            <w:pPr>
+              <w:spacing w:line="240" w:lineRule="auto" w:after="0" w:before="0"/>
+              <w:jc w:val="left"/>
+            </w:pPr>
+            <w:r>
+              <w:rPr>
+                <w:rFonts w:ascii="Times New Roman" w:hAnsi="Times New Roman" w:eastAsia="Times New Roman"/>
+                <w:b w:val="0"/>
+                <w:sz w:val="24"/>
+              </w:rPr>
+              <w:t>Yillik tannarx</w:t>
+            </w:r>
+          </w:p>
+        </w:tc>
+        <w:tc>
+          <w:tcPr>
+            <w:tcW w:type="dxa" w:w="4844"/>
+          </w:tcPr>
+          <w:p>
+            <w:pPr>
+              <w:spacing w:line="240" w:lineRule="auto" w:after="0" w:before="0"/>
+              <w:jc w:val="left"/>
+            </w:pPr>
+            <w:r>
+              <w:rPr>
+                <w:rFonts w:ascii="Times New Roman" w:hAnsi="Times New Roman" w:eastAsia="Times New Roman"/>
+                <w:b w:val="0"/>
+                <w:sz w:val="24"/>
+              </w:rPr>
+              <w:t>15 000 mln so‘m</w:t>
+            </w:r>
+          </w:p>
+        </w:tc>
+      </w:tr>
+      <w:tr>
+        <w:tc>
+          <w:tcPr>
+            <w:tcW w:type="dxa" w:w="4844"/>
+          </w:tcPr>
+          <w:p>
+            <w:pPr>
+              <w:spacing w:line="240" w:lineRule="auto" w:after="0" w:before="0"/>
+              <w:jc w:val="left"/>
+            </w:pPr>
+            <w:r>
+              <w:rPr>
+                <w:rFonts w:ascii="Times New Roman" w:hAnsi="Times New Roman" w:eastAsia="Times New Roman"/>
+                <w:b w:val="0"/>
+                <w:sz w:val="24"/>
+              </w:rPr>
+              <w:t>Mahsulot birligi tannarxi</w:t>
+            </w:r>
+          </w:p>
+        </w:tc>
+        <w:tc>
+          <w:tcPr>
+            <w:tcW w:type="dxa" w:w="4844"/>
+          </w:tcPr>
+          <w:p>
+            <w:pPr>
+              <w:spacing w:line="240" w:lineRule="auto" w:after="0" w:before="0"/>
+              <w:jc w:val="left"/>
+            </w:pPr>
+            <w:r>
+              <w:rPr>
+                <w:rFonts w:ascii="Times New Roman" w:hAnsi="Times New Roman" w:eastAsia="Times New Roman"/>
+                <w:b w:val="0"/>
+                <w:sz w:val="24"/>
+              </w:rPr>
+              <w:t>6667 so‘m/kg</w:t>
+            </w:r>
+          </w:p>
+        </w:tc>
+      </w:tr>
+      <w:tr>
+        <w:tc>
+          <w:tcPr>
+            <w:tcW w:type="dxa" w:w="4844"/>
+          </w:tcPr>
+          <w:p>
+            <w:pPr>
+              <w:spacing w:line="240" w:lineRule="auto" w:after="0" w:before="0"/>
+              <w:jc w:val="left"/>
+            </w:pPr>
+            <w:r>
+              <w:rPr>
+                <w:rFonts w:ascii="Times New Roman" w:hAnsi="Times New Roman" w:eastAsia="Times New Roman"/>
+                <w:b w:val="0"/>
+                <w:sz w:val="24"/>
+              </w:rPr>
+              <w:t>Sotuv narxi</w:t>
+            </w:r>
+          </w:p>
+        </w:tc>
+        <w:tc>
+          <w:tcPr>
+            <w:tcW w:type="dxa" w:w="4844"/>
+          </w:tcPr>
+          <w:p>
+            <w:pPr>
+              <w:spacing w:line="240" w:lineRule="auto" w:after="0" w:before="0"/>
+              <w:jc w:val="left"/>
+            </w:pPr>
+            <w:r>
+              <w:rPr>
+                <w:rFonts w:ascii="Times New Roman" w:hAnsi="Times New Roman" w:eastAsia="Times New Roman"/>
+                <w:b w:val="0"/>
+                <w:sz w:val="24"/>
+              </w:rPr>
+              <w:t>9000 so‘m/kg</w:t>
+            </w:r>
+          </w:p>
+        </w:tc>
+      </w:tr>
+      <w:tr>
+        <w:tc>
+          <w:tcPr>
+            <w:tcW w:type="dxa" w:w="4844"/>
+          </w:tcPr>
+          <w:p>
+            <w:pPr>
+              <w:spacing w:line="240" w:lineRule="auto" w:after="0" w:before="0"/>
+              <w:jc w:val="left"/>
+            </w:pPr>
+            <w:r>
+              <w:rPr>
+                <w:rFonts w:ascii="Times New Roman" w:hAnsi="Times New Roman" w:eastAsia="Times New Roman"/>
+                <w:b w:val="0"/>
+                <w:sz w:val="24"/>
+              </w:rPr>
+              <w:t>Yillik daromad</w:t>
+            </w:r>
+          </w:p>
+        </w:tc>
+        <w:tc>
+          <w:tcPr>
+            <w:tcW w:type="dxa" w:w="4844"/>
+          </w:tcPr>
+          <w:p>
+            <w:pPr>
+              <w:spacing w:line="240" w:lineRule="auto" w:after="0" w:before="0"/>
+              <w:jc w:val="left"/>
+            </w:pPr>
+            <w:r>
+              <w:rPr>
+                <w:rFonts w:ascii="Times New Roman" w:hAnsi="Times New Roman" w:eastAsia="Times New Roman"/>
+                <w:b w:val="0"/>
+                <w:sz w:val="24"/>
+              </w:rPr>
+              <w:t>20 250 mln so‘m</w:t>
+            </w:r>
+          </w:p>
+        </w:tc>
+      </w:tr>
+      <w:tr>
+        <w:tc>
+          <w:tcPr>
+            <w:tcW w:type="dxa" w:w="4844"/>
+          </w:tcPr>
+          <w:p>
+            <w:pPr>
+              <w:spacing w:line="240" w:lineRule="auto" w:after="0" w:before="0"/>
+              <w:jc w:val="left"/>
+            </w:pPr>
+            <w:r>
+              <w:rPr>
+                <w:rFonts w:ascii="Times New Roman" w:hAnsi="Times New Roman" w:eastAsia="Times New Roman"/>
+                <w:b w:val="0"/>
+                <w:sz w:val="24"/>
+              </w:rPr>
+              <w:t>Yalpi foyda</w:t>
+            </w:r>
+          </w:p>
+        </w:tc>
+        <w:tc>
+          <w:tcPr>
+            <w:tcW w:type="dxa" w:w="4844"/>
+          </w:tcPr>
+          <w:p>
+            <w:pPr>
+              <w:spacing w:line="240" w:lineRule="auto" w:after="0" w:before="0"/>
+              <w:jc w:val="left"/>
+            </w:pPr>
+            <w:r>
+              <w:rPr>
+                <w:rFonts w:ascii="Times New Roman" w:hAnsi="Times New Roman" w:eastAsia="Times New Roman"/>
+                <w:b w:val="0"/>
+                <w:sz w:val="24"/>
+              </w:rPr>
+              <w:t>5250 mln so‘m</w:t>
+            </w:r>
+          </w:p>
+        </w:tc>
+      </w:tr>
+      <w:tr>
+        <w:tc>
+          <w:tcPr>
+            <w:tcW w:type="dxa" w:w="4844"/>
+          </w:tcPr>
+          <w:p>
+            <w:pPr>
+              <w:spacing w:line="240" w:lineRule="auto" w:after="0" w:before="0"/>
+              <w:jc w:val="left"/>
+            </w:pPr>
+            <w:r>
+              <w:rPr>
+                <w:rFonts w:ascii="Times New Roman" w:hAnsi="Times New Roman" w:eastAsia="Times New Roman"/>
+                <w:b w:val="0"/>
+                <w:sz w:val="24"/>
+              </w:rPr>
+              <w:t>Sof foyda</w:t>
+            </w:r>
+          </w:p>
+        </w:tc>
+        <w:tc>
+          <w:tcPr>
+            <w:tcW w:type="dxa" w:w="4844"/>
+          </w:tcPr>
+          <w:p>
+            <w:pPr>
+              <w:spacing w:line="240" w:lineRule="auto" w:after="0" w:before="0"/>
+              <w:jc w:val="left"/>
+            </w:pPr>
+            <w:r>
+              <w:rPr>
+                <w:rFonts w:ascii="Times New Roman" w:hAnsi="Times New Roman" w:eastAsia="Times New Roman"/>
+                <w:b w:val="0"/>
+                <w:sz w:val="24"/>
+              </w:rPr>
+              <w:t>4462,5 mln so‘m</w:t>
+            </w:r>
+          </w:p>
+        </w:tc>
+      </w:tr>
+      <w:tr>
+        <w:tc>
+          <w:tcPr>
+            <w:tcW w:type="dxa" w:w="4844"/>
+          </w:tcPr>
+          <w:p>
+            <w:pPr>
+              <w:spacing w:line="240" w:lineRule="auto" w:after="0" w:before="0"/>
+              <w:jc w:val="left"/>
+            </w:pPr>
+            <w:r>
+              <w:rPr>
+                <w:rFonts w:ascii="Times New Roman" w:hAnsi="Times New Roman" w:eastAsia="Times New Roman"/>
+                <w:b w:val="0"/>
+                <w:sz w:val="24"/>
+              </w:rPr>
+              <w:t>Rentabellik</w:t>
+            </w:r>
+          </w:p>
+        </w:tc>
+        <w:tc>
+          <w:tcPr>
+            <w:tcW w:type="dxa" w:w="4844"/>
+          </w:tcPr>
+          <w:p>
+            <w:pPr>
+              <w:spacing w:line="240" w:lineRule="auto" w:after="0" w:before="0"/>
+              <w:jc w:val="left"/>
+            </w:pPr>
+            <w:r>
+              <w:rPr>
+                <w:rFonts w:ascii="Times New Roman" w:hAnsi="Times New Roman" w:eastAsia="Times New Roman"/>
+                <w:b w:val="0"/>
+                <w:sz w:val="24"/>
+              </w:rPr>
+              <w:t>35 %</w:t>
+            </w:r>
+          </w:p>
+        </w:tc>
+      </w:tr>
+      <w:tr>
+        <w:tc>
+          <w:tcPr>
+            <w:tcW w:type="dxa" w:w="4844"/>
+          </w:tcPr>
+          <w:p>
+            <w:pPr>
+              <w:spacing w:line="240" w:lineRule="auto" w:after="0" w:before="0"/>
+              <w:jc w:val="left"/>
+            </w:pPr>
+            <w:r>
+              <w:rPr>
+                <w:rFonts w:ascii="Times New Roman" w:hAnsi="Times New Roman" w:eastAsia="Times New Roman"/>
+                <w:b w:val="0"/>
+                <w:sz w:val="24"/>
+              </w:rPr>
+              <w:t>Qoplanish muddati</w:t>
+            </w:r>
+          </w:p>
+        </w:tc>
+        <w:tc>
+          <w:tcPr>
+            <w:tcW w:type="dxa" w:w="4844"/>
+          </w:tcPr>
+          <w:p>
+            <w:pPr>
+              <w:spacing w:line="240" w:lineRule="auto" w:after="0" w:before="0"/>
+              <w:jc w:val="left"/>
+            </w:pPr>
+            <w:r>
+              <w:rPr>
+                <w:rFonts w:ascii="Times New Roman" w:hAnsi="Times New Roman" w:eastAsia="Times New Roman"/>
+                <w:b w:val="0"/>
+                <w:sz w:val="24"/>
+              </w:rPr>
+              <w:t>≈2,13 yil</w:t>
+            </w:r>
+          </w:p>
+        </w:tc>
+      </w:tr>
+    </w:tbl>
+    <w:p>
+      <w:pPr>
+        <w:spacing w:line="360" w:lineRule="auto" w:before="0" w:after="80"/>
+        <w:jc w:val="both"/>
+      </w:pPr>
+      <w:r>
+        <w:rPr>
+          <w:rFonts w:ascii="Times New Roman" w:hAnsi="Times New Roman" w:eastAsia="Times New Roman"/>
+          <w:b w:val="0"/>
+          <w:sz w:val="28"/>
+        </w:rPr>
+      </w:r>
+    </w:p>
+    <w:p>
+      <w:pPr>
+        <w:spacing w:line="360" w:lineRule="auto" w:before="240" w:after="120"/>
+        <w:jc w:val="left"/>
+      </w:pPr>
+      <w:r>
+        <w:rPr>
+          <w:rFonts w:ascii="Times New Roman" w:hAnsi="Times New Roman" w:eastAsia="Times New Roman"/>
+          <w:b/>
+          <w:sz w:val="28"/>
+        </w:rPr>
+        <w:t>Iqtisodiy samaradorlik xulosasi</w:t>
+      </w:r>
+    </w:p>
+    <w:p>
+      <w:pPr>
+        <w:spacing w:line="360" w:lineRule="auto" w:before="0" w:after="0"/>
+        <w:ind w:firstLine="709"/>
+        <w:jc w:val="both"/>
+      </w:pPr>
+      <w:r>
+        <w:rPr>
+          <w:rFonts w:ascii="Times New Roman" w:hAnsi="Times New Roman" w:eastAsia="Times New Roman"/>
+          <w:b w:val="0"/>
+          <w:sz w:val="28"/>
+        </w:rPr>
         <w:t>Keltirilgan hisoblar shuni ko‘rsatadiki, mahalliy resurslardan foydalanib kunlik 9 tonna ekologik toza konservalangan mahsulotlar ishlab chiqarish korxonasini tashkil etish iqtisodiy jihatdan maqsadga muvofiqdir. Loyihaning rentabelligi 35 %, qoplanish muddati ≈2,1 yilni tashkil etadi. Ekologik toza mahsulotning premium narxda sotilishi rentabellikni oshiradi. Iqtisodiy samaradorlikni yanada oshirish uchun: mahalliy xom ashyoni mavsumda arzon narxda zaxiralash; chiqindilardan (pektin, danak moyi) qo‘shimcha daromad olish; energiya va suvni tejash; ekologik sertifikat olib eksportga chiqish; mahsulot assortimentini kengaytirish tavsiya etiladi.</w:t>
+      </w:r>
+    </w:p>
+    <w:p>
+      <w:pPr>
+        <w:spacing w:line="360" w:lineRule="auto" w:before="240" w:after="120"/>
+        <w:jc w:val="left"/>
+      </w:pPr>
+      <w:r>
+        <w:rPr>
+          <w:rFonts w:ascii="Times New Roman" w:hAnsi="Times New Roman" w:eastAsia="Times New Roman"/>
+          <w:b/>
+          <w:sz w:val="28"/>
+        </w:rPr>
+        <w:t>Mahsulot birligi (banka) bo‘yicha iqtisodiy ko‘rsatkichlar</w:t>
+      </w:r>
+    </w:p>
+    <w:p>
+      <w:pPr>
+        <w:spacing w:line="360" w:lineRule="auto" w:before="0" w:after="0"/>
+        <w:ind w:firstLine="709"/>
+        <w:jc w:val="both"/>
+      </w:pPr>
+      <w:r>
+        <w:rPr>
+          <w:rFonts w:ascii="Times New Roman" w:hAnsi="Times New Roman" w:eastAsia="Times New Roman"/>
+          <w:b w:val="0"/>
+          <w:sz w:val="28"/>
+        </w:rPr>
+        <w:t>Bir shartli banka (0,5 kg) uchun iqtisodiy ko‘rsatkichlar:</w:t>
+      </w:r>
+    </w:p>
+    <w:tbl>
+      <w:tblPr>
+        <w:tblStyle w:val="TableGrid"/>
+        <w:tblW w:type="auto" w:w="0"/>
+        <w:jc w:val="center"/>
+        <w:tblLook w:firstColumn="1" w:firstRow="1" w:lastColumn="0" w:lastRow="0" w:noHBand="0" w:noVBand="1" w:val="04A0"/>
+      </w:tblPr>
+      <w:tblGrid>
+        <w:gridCol w:w="4844"/>
+        <w:gridCol w:w="4844"/>
+      </w:tblGrid>
+      <w:tr>
+        <w:tc>
+          <w:tcPr>
+            <w:tcW w:type="dxa" w:w="4844"/>
+          </w:tcPr>
+          <w:p>
+            <w:pPr>
+              <w:spacing w:line="240" w:lineRule="auto" w:after="0" w:before="0"/>
+              <w:jc w:val="center"/>
+            </w:pPr>
+            <w:r>
+              <w:rPr>
+                <w:rFonts w:ascii="Times New Roman" w:hAnsi="Times New Roman" w:eastAsia="Times New Roman"/>
+                <w:b/>
+                <w:sz w:val="24"/>
+              </w:rPr>
+              <w:t>Ko‘rsatkich</w:t>
+            </w:r>
+          </w:p>
+        </w:tc>
+        <w:tc>
+          <w:tcPr>
+            <w:tcW w:type="dxa" w:w="4844"/>
+          </w:tcPr>
+          <w:p>
+            <w:pPr>
+              <w:spacing w:line="240" w:lineRule="auto" w:after="0" w:before="0"/>
+              <w:jc w:val="center"/>
+            </w:pPr>
+            <w:r>
+              <w:rPr>
+                <w:rFonts w:ascii="Times New Roman" w:hAnsi="Times New Roman" w:eastAsia="Times New Roman"/>
+                <w:b/>
+                <w:sz w:val="24"/>
+              </w:rPr>
+              <w:t>Qiymati (1 banka)</w:t>
+            </w:r>
+          </w:p>
+        </w:tc>
+      </w:tr>
+      <w:tr>
+        <w:tc>
+          <w:tcPr>
+            <w:tcW w:type="dxa" w:w="4844"/>
+          </w:tcPr>
+          <w:p>
+            <w:pPr>
+              <w:spacing w:line="240" w:lineRule="auto" w:after="0" w:before="0"/>
+              <w:jc w:val="left"/>
+            </w:pPr>
+            <w:r>
+              <w:rPr>
+                <w:rFonts w:ascii="Times New Roman" w:hAnsi="Times New Roman" w:eastAsia="Times New Roman"/>
+                <w:b w:val="0"/>
+                <w:sz w:val="24"/>
+              </w:rPr>
+              <w:t>Tannarx</w:t>
+            </w:r>
+          </w:p>
+        </w:tc>
+        <w:tc>
+          <w:tcPr>
+            <w:tcW w:type="dxa" w:w="4844"/>
+          </w:tcPr>
+          <w:p>
+            <w:pPr>
+              <w:spacing w:line="240" w:lineRule="auto" w:after="0" w:before="0"/>
+              <w:jc w:val="left"/>
+            </w:pPr>
+            <w:r>
+              <w:rPr>
+                <w:rFonts w:ascii="Times New Roman" w:hAnsi="Times New Roman" w:eastAsia="Times New Roman"/>
+                <w:b w:val="0"/>
+                <w:sz w:val="24"/>
+              </w:rPr>
+              <w:t>3333 so‘m</w:t>
+            </w:r>
+          </w:p>
+        </w:tc>
+      </w:tr>
+      <w:tr>
+        <w:tc>
+          <w:tcPr>
+            <w:tcW w:type="dxa" w:w="4844"/>
+          </w:tcPr>
+          <w:p>
+            <w:pPr>
+              <w:spacing w:line="240" w:lineRule="auto" w:after="0" w:before="0"/>
+              <w:jc w:val="left"/>
+            </w:pPr>
+            <w:r>
+              <w:rPr>
+                <w:rFonts w:ascii="Times New Roman" w:hAnsi="Times New Roman" w:eastAsia="Times New Roman"/>
+                <w:b w:val="0"/>
+                <w:sz w:val="24"/>
+              </w:rPr>
+              <w:t>Sotuv narxi (ulgurji)</w:t>
+            </w:r>
+          </w:p>
+        </w:tc>
+        <w:tc>
+          <w:tcPr>
+            <w:tcW w:type="dxa" w:w="4844"/>
+          </w:tcPr>
+          <w:p>
+            <w:pPr>
+              <w:spacing w:line="240" w:lineRule="auto" w:after="0" w:before="0"/>
+              <w:jc w:val="left"/>
+            </w:pPr>
+            <w:r>
+              <w:rPr>
+                <w:rFonts w:ascii="Times New Roman" w:hAnsi="Times New Roman" w:eastAsia="Times New Roman"/>
+                <w:b w:val="0"/>
+                <w:sz w:val="24"/>
+              </w:rPr>
+              <w:t>4500 so‘m</w:t>
+            </w:r>
+          </w:p>
+        </w:tc>
+      </w:tr>
+      <w:tr>
+        <w:tc>
+          <w:tcPr>
+            <w:tcW w:type="dxa" w:w="4844"/>
+          </w:tcPr>
+          <w:p>
+            <w:pPr>
+              <w:spacing w:line="240" w:lineRule="auto" w:after="0" w:before="0"/>
+              <w:jc w:val="left"/>
+            </w:pPr>
+            <w:r>
+              <w:rPr>
+                <w:rFonts w:ascii="Times New Roman" w:hAnsi="Times New Roman" w:eastAsia="Times New Roman"/>
+                <w:b w:val="0"/>
+                <w:sz w:val="24"/>
+              </w:rPr>
+              <w:t>Yalpi foyda</w:t>
+            </w:r>
+          </w:p>
+        </w:tc>
+        <w:tc>
+          <w:tcPr>
+            <w:tcW w:type="dxa" w:w="4844"/>
+          </w:tcPr>
+          <w:p>
+            <w:pPr>
+              <w:spacing w:line="240" w:lineRule="auto" w:after="0" w:before="0"/>
+              <w:jc w:val="left"/>
+            </w:pPr>
+            <w:r>
+              <w:rPr>
+                <w:rFonts w:ascii="Times New Roman" w:hAnsi="Times New Roman" w:eastAsia="Times New Roman"/>
+                <w:b w:val="0"/>
+                <w:sz w:val="24"/>
+              </w:rPr>
+              <w:t>1167 so‘m</w:t>
+            </w:r>
+          </w:p>
+        </w:tc>
+      </w:tr>
+      <w:tr>
+        <w:tc>
+          <w:tcPr>
+            <w:tcW w:type="dxa" w:w="4844"/>
+          </w:tcPr>
+          <w:p>
+            <w:pPr>
+              <w:spacing w:line="240" w:lineRule="auto" w:after="0" w:before="0"/>
+              <w:jc w:val="left"/>
+            </w:pPr>
+            <w:r>
+              <w:rPr>
+                <w:rFonts w:ascii="Times New Roman" w:hAnsi="Times New Roman" w:eastAsia="Times New Roman"/>
+                <w:b w:val="0"/>
+                <w:sz w:val="24"/>
+              </w:rPr>
+              <w:t>Rentabellik</w:t>
+            </w:r>
+          </w:p>
+        </w:tc>
+        <w:tc>
+          <w:tcPr>
+            <w:tcW w:type="dxa" w:w="4844"/>
+          </w:tcPr>
+          <w:p>
+            <w:pPr>
+              <w:spacing w:line="240" w:lineRule="auto" w:after="0" w:before="0"/>
+              <w:jc w:val="left"/>
+            </w:pPr>
+            <w:r>
+              <w:rPr>
+                <w:rFonts w:ascii="Times New Roman" w:hAnsi="Times New Roman" w:eastAsia="Times New Roman"/>
+                <w:b w:val="0"/>
+                <w:sz w:val="24"/>
+              </w:rPr>
+              <w:t>35 %</w:t>
+            </w:r>
+          </w:p>
+        </w:tc>
+      </w:tr>
+    </w:tbl>
+    <w:p>
+      <w:pPr>
+        <w:spacing w:line="360" w:lineRule="auto" w:before="0" w:after="80"/>
+        <w:jc w:val="both"/>
+      </w:pPr>
+      <w:r>
+        <w:rPr>
+          <w:rFonts w:ascii="Times New Roman" w:hAnsi="Times New Roman" w:eastAsia="Times New Roman"/>
+          <w:b w:val="0"/>
+          <w:sz w:val="28"/>
+        </w:rPr>
+      </w:r>
+    </w:p>
+    <w:p>
+      <w:pPr>
+        <w:spacing w:line="360" w:lineRule="auto" w:before="0" w:after="0"/>
+        <w:ind w:firstLine="709"/>
+        <w:jc w:val="both"/>
+      </w:pPr>
+      <w:r>
+        <w:rPr>
+          <w:rFonts w:ascii="Times New Roman" w:hAnsi="Times New Roman" w:eastAsia="Times New Roman"/>
+          <w:b w:val="0"/>
+          <w:sz w:val="28"/>
+        </w:rPr>
+        <w:t>Bir banka mahsulotdan ≈1167 so‘m yalpi foyda olinadi. Yiliga 4,5 mln banka ishlab chiqarilganda umumiy yalpi foyda 5250 mln so‘mni tashkil etadi.</w:t>
+      </w:r>
+    </w:p>
+    <w:p>
+      <w:pPr>
+        <w:spacing w:line="360" w:lineRule="auto" w:before="240" w:after="120"/>
+        <w:jc w:val="left"/>
+      </w:pPr>
+      <w:r>
+        <w:rPr>
+          <w:rFonts w:ascii="Times New Roman" w:hAnsi="Times New Roman" w:eastAsia="Times New Roman"/>
+          <w:b/>
+          <w:sz w:val="28"/>
+        </w:rPr>
+        <w:t>Zararsizlik nuqtasi (break-even) tahlili</w:t>
+      </w:r>
+    </w:p>
+    <w:p>
+      <w:pPr>
+        <w:spacing w:line="360" w:lineRule="auto" w:before="0" w:after="0"/>
+        <w:ind w:firstLine="709"/>
+        <w:jc w:val="both"/>
+      </w:pPr>
+      <w:r>
+        <w:rPr>
+          <w:rFonts w:ascii="Times New Roman" w:hAnsi="Times New Roman" w:eastAsia="Times New Roman"/>
+          <w:b w:val="0"/>
+          <w:sz w:val="28"/>
+        </w:rPr>
+        <w:t>Zararsizlik nuqtasi — daromad jami xarajatlarga teng bo‘ladigan ishlab chiqarish hajmidir. Xarajatlar doimiy (amortizatsiya, ma’muriy ish haqi) va o‘zgaruvchan (xom ashyo, qadoqlash, energiya, ishlab chiqarish ish haqi) qismlarga ajratiladi. Taxminiy hisobda yillik doimiy xarajatlar ≈2400 mln so‘m, o‘zgaruvchan xarajatlar ≈12 600 mln so‘m (1 kg ga ≈5600 so‘m). Bir kg dan marjinal daromad:</w:t>
+      </w:r>
+    </w:p>
+    <w:p>
+      <w:pPr>
+        <w:spacing w:line="360" w:lineRule="auto" w:before="0" w:after="0"/>
+        <w:ind w:firstLine="709"/>
+        <w:jc w:val="both"/>
+      </w:pPr>
+      <w:r>
+        <w:rPr>
+          <w:rFonts w:ascii="Times New Roman" w:hAnsi="Times New Roman" w:eastAsia="Times New Roman"/>
+          <w:b w:val="0"/>
+          <w:sz w:val="28"/>
+        </w:rPr>
+        <w:t>Marjinal daromad = 9000 − 5600 = 3400 so‘m/kg</w:t>
+      </w:r>
+    </w:p>
+    <w:p>
+      <w:pPr>
+        <w:spacing w:line="360" w:lineRule="auto" w:before="0" w:after="0"/>
+        <w:ind w:firstLine="709"/>
+        <w:jc w:val="both"/>
+      </w:pPr>
+      <w:r>
+        <w:rPr>
+          <w:rFonts w:ascii="Times New Roman" w:hAnsi="Times New Roman" w:eastAsia="Times New Roman"/>
+          <w:b w:val="0"/>
+          <w:sz w:val="28"/>
+        </w:rPr>
+        <w:t>Zararsizlik nuqtasi = 2 400 000 000 / 3400 ≈ 705 882 kg ≈ 706 tonna</w:t>
+      </w:r>
+    </w:p>
+    <w:p>
+      <w:pPr>
+        <w:spacing w:line="360" w:lineRule="auto" w:before="0" w:after="0"/>
+        <w:ind w:firstLine="709"/>
+        <w:jc w:val="both"/>
+      </w:pPr>
+      <w:r>
+        <w:rPr>
+          <w:rFonts w:ascii="Times New Roman" w:hAnsi="Times New Roman" w:eastAsia="Times New Roman"/>
+          <w:b w:val="0"/>
+          <w:sz w:val="28"/>
+        </w:rPr>
+        <w:t>Demak, korxona yiliga taxminan 706 tonna (loyiha quvvatining ≈31 %) mahsulot sotganda zararsizlik nuqtasiga yetadi. Bu loyiha quvvatidan ancha past bo‘lib, loyihaning iqtisodiy barqarorligini va xavf-xatarga chidamliligini ko‘rsatadi.</w:t>
+      </w:r>
+    </w:p>
+    <w:p>
+      <w:pPr>
+        <w:spacing w:line="360" w:lineRule="auto" w:before="240" w:after="120"/>
+        <w:jc w:val="left"/>
+      </w:pPr>
+      <w:r>
+        <w:rPr>
+          <w:rFonts w:ascii="Times New Roman" w:hAnsi="Times New Roman" w:eastAsia="Times New Roman"/>
+          <w:b/>
+          <w:sz w:val="28"/>
+        </w:rPr>
+        <w:t>Sezgirlik (sensitivlik) tahlili</w:t>
+      </w:r>
+    </w:p>
+    <w:p>
+      <w:pPr>
+        <w:spacing w:line="360" w:lineRule="auto" w:before="0" w:after="0"/>
+        <w:ind w:firstLine="709"/>
+        <w:jc w:val="both"/>
+      </w:pPr>
+      <w:r>
+        <w:rPr>
+          <w:rFonts w:ascii="Times New Roman" w:hAnsi="Times New Roman" w:eastAsia="Times New Roman"/>
+          <w:b w:val="0"/>
+          <w:sz w:val="28"/>
+        </w:rPr>
+        <w:t>Loyiha ko‘rsatkichlarining bozor o‘zgarishlariga sezgirligi baholanadi. Asosiy o‘zgaruvchilar — xom ashyo narxi, sotuv narxi va quvvatdan foydalanish darajasi. Agar xom ashyo narxi 10 % oshsa, tannarx ≈476 mln so‘mga oshadi va foyda shu miqdorda kamayadi. Agar sotuv narxi 10 % oshsa (9000 → 9900 so‘m/kg), daromad 2025 mln so‘mga oshib, foyda sezilarli ko‘payadi. Agar mavsumiy xom ashyo cheklovi tufayli quvvatdan foydalanish 80 % ga tushsa, ishlab chiqarish va foyda mutanosib kamayadi, ammo zararsizlik nuqtasi pastligi tufayli korxona foydada qoladi. Ekologik toza mahsulotning premium narxi sezgirlikni kamaytiruvchi ijobiy omildir.</w:t>
+      </w:r>
+    </w:p>
+    <w:p>
+      <w:pPr>
+        <w:spacing w:line="360" w:lineRule="auto" w:before="240" w:after="120"/>
+        <w:jc w:val="left"/>
+      </w:pPr>
+      <w:r>
+        <w:rPr>
+          <w:rFonts w:ascii="Times New Roman" w:hAnsi="Times New Roman" w:eastAsia="Times New Roman"/>
+          <w:b/>
+          <w:sz w:val="28"/>
+        </w:rPr>
+        <w:t>Investitsiya samaradorligining qo‘shimcha ko‘rsatkichlari</w:t>
+      </w:r>
+    </w:p>
+    <w:p>
+      <w:pPr>
+        <w:spacing w:line="360" w:lineRule="auto" w:before="0" w:after="0"/>
+        <w:ind w:firstLine="709"/>
+        <w:jc w:val="both"/>
+      </w:pPr>
+      <w:r>
+        <w:rPr>
+          <w:rFonts w:ascii="Times New Roman" w:hAnsi="Times New Roman" w:eastAsia="Times New Roman"/>
+          <w:b w:val="0"/>
+          <w:sz w:val="28"/>
+        </w:rPr>
+        <w:t>Loyiha samaradorligini to‘liqroq baholash uchun: investitsiya rentabelligi (ROI) — yillik sof foydaning kapital qo‘yilmalarga nisbati, bu loyihada ≈47 % (4462,5/9500); diskontlangan ko‘rsatkichlar (NPV, IRR) uzoq muddatli baholashda qo‘llaniladi. Qoplanish muddati qisqa (≈2,1 yil), ROI yuqori bo‘lgani uchun loyiha investitsiya jihatdan jozibador. Ekologik toza mahsulotning yuqori va o‘suvchi talabi loyihaning uzoq muddatli istiqbolini ham mustahkamlaydi.</w:t>
+      </w:r>
+    </w:p>
+    <w:p>
+      <w:pPr>
+        <w:spacing w:line="360" w:lineRule="auto" w:before="240" w:after="120"/>
+        <w:jc w:val="left"/>
+      </w:pPr>
+      <w:r>
+        <w:rPr>
+          <w:rFonts w:ascii="Times New Roman" w:hAnsi="Times New Roman" w:eastAsia="Times New Roman"/>
+          <w:b/>
+          <w:sz w:val="28"/>
+        </w:rPr>
+        <w:t>Iqtisodiy samaradorlikni oshirish yo‘nalishlari</w:t>
+      </w:r>
+    </w:p>
+    <w:p>
+      <w:pPr>
+        <w:spacing w:line="360" w:lineRule="auto" w:before="0" w:after="0"/>
+        <w:ind w:firstLine="709"/>
+        <w:jc w:val="both"/>
+      </w:pPr>
+      <w:r>
+        <w:rPr>
+          <w:rFonts w:ascii="Times New Roman" w:hAnsi="Times New Roman" w:eastAsia="Times New Roman"/>
+          <w:b w:val="0"/>
+          <w:sz w:val="28"/>
+        </w:rPr>
+        <w:t>Iqtisodiy samaradorlikni oshirish uchun: mahalliy xom ashyoni mavsumda arzon narxda zaxiralash va to‘g‘ridan-to‘g‘ri fermerlardan sotib olish; qadoqlash xarajatlarini optimallashtirish; chiqindilardan (pektin, danak moyi, biogaz) qo‘shimcha daromad olish; energiya va suvni tejash (issiqlik regeneratsiyasi); ekologik/organik sertifikat olib eksportga chiqish va premium narxda sotish; mahsulot assortimentini kengaytirish va brend yaratish tavsiya etiladi. Bu chora-tadbirlar tannarxni pasaytirib, foyda va rentabellikni oshiradi.</w:t>
       </w:r>
     </w:p>
     <w:p>
